--- a/docs/WEEK3_Report.docx
+++ b/docs/WEEK3_Report.docx
@@ -1,6 +1,6 @@
 
 <file path=word/document.xml><?xml version="1.0" encoding="utf-8"?>
-<w:document xmlns:wpc="http://schemas.microsoft.com/office/word/2010/wordprocessingCanvas" xmlns:mc="http://schemas.openxmlformats.org/markup-compatibility/2006" xmlns:o="urn:schemas-microsoft-com:office:office" xmlns:r="http://schemas.openxmlformats.org/officeDocument/2006/relationships" xmlns:m="http://schemas.openxmlformats.org/officeDocument/2006/math" xmlns:v="urn:schemas-microsoft-com:vml" xmlns:wp14="http://schemas.microsoft.com/office/word/2010/wordprocessingDrawing" xmlns:wp="http://schemas.openxmlformats.org/drawingml/2006/wordprocessingDrawing" xmlns:w10="urn:schemas-microsoft-com:office:word" xmlns:w="http://schemas.openxmlformats.org/wordprocessingml/2006/main" xmlns:w14="http://schemas.microsoft.com/office/word/2010/wordml" xmlns:w15="http://schemas.microsoft.com/office/word/2012/wordml" xmlns:wpg="http://schemas.microsoft.com/office/word/2010/wordprocessingGroup" xmlns:wpi="http://schemas.microsoft.com/office/word/2010/wordprocessingInk" xmlns:wne="http://schemas.microsoft.com/office/word/2006/wordml" xmlns:wps="http://schemas.microsoft.com/office/word/2010/wordprocessingShape" xmlns:cx="http://schemas.microsoft.com/office/drawing/2014/chartex" xmlns:cx1="http://schemas.microsoft.com/office/drawing/2015/9/8/chartex" xmlns:cx2="http://schemas.microsoft.com/office/drawing/2015/10/21/chartex" xmlns:cx3="http://schemas.microsoft.com/office/drawing/2016/5/9/chartex" xmlns:cx4="http://schemas.microsoft.com/office/drawing/2016/5/10/chartex" xmlns:cx5="http://schemas.microsoft.com/office/drawing/2016/5/11/chartex" xmlns:cx6="http://schemas.microsoft.com/office/drawing/2016/5/12/chartex" xmlns:cx7="http://schemas.microsoft.com/office/drawing/2016/5/13/chartex" xmlns:cx8="http://schemas.microsoft.com/office/drawing/2016/5/14/chartex" xmlns:aink="http://schemas.microsoft.com/office/drawing/2016/ink" xmlns:am3d="http://schemas.microsoft.com/office/drawing/2017/model3d" xmlns:w16cex="http://schemas.microsoft.com/office/word/2018/wordml/cex" xmlns:w16cid="http://schemas.microsoft.com/office/word/2016/wordml/cid" xmlns:w16="http://schemas.microsoft.com/office/word/2018/wordml" xmlns:w16sdtdh="http://schemas.microsoft.com/office/word/2020/wordml/sdtdatahash" xmlns:w16se="http://schemas.microsoft.com/office/word/2015/wordml/symex" mc:Ignorable="w14 w15 wp14">
+<w:document xmlns:wpc="http://schemas.microsoft.com/office/word/2010/wordprocessingCanvas" xmlns:cx="http://schemas.microsoft.com/office/drawing/2014/chartex" xmlns:cx1="http://schemas.microsoft.com/office/drawing/2015/9/8/chartex" xmlns:cx2="http://schemas.microsoft.com/office/drawing/2015/10/21/chartex" xmlns:cx3="http://schemas.microsoft.com/office/drawing/2016/5/9/chartex" xmlns:cx4="http://schemas.microsoft.com/office/drawing/2016/5/10/chartex" xmlns:cx5="http://schemas.microsoft.com/office/drawing/2016/5/11/chartex" xmlns:cx6="http://schemas.microsoft.com/office/drawing/2016/5/12/chartex" xmlns:cx7="http://schemas.microsoft.com/office/drawing/2016/5/13/chartex" xmlns:cx8="http://schemas.microsoft.com/office/drawing/2016/5/14/chartex" xmlns:mc="http://schemas.openxmlformats.org/markup-compatibility/2006" xmlns:aink="http://schemas.microsoft.com/office/drawing/2016/ink" xmlns:am3d="http://schemas.microsoft.com/office/drawing/2017/model3d" xmlns:o="urn:schemas-microsoft-com:office:office" xmlns:oel="http://schemas.microsoft.com/office/2019/extlst" xmlns:r="http://schemas.openxmlformats.org/officeDocument/2006/relationships" xmlns:m="http://schemas.openxmlformats.org/officeDocument/2006/math" xmlns:v="urn:schemas-microsoft-com:vml" xmlns:wp14="http://schemas.microsoft.com/office/word/2010/wordprocessingDrawing" xmlns:wp="http://schemas.openxmlformats.org/drawingml/2006/wordprocessingDrawing" xmlns:w10="urn:schemas-microsoft-com:office:word" xmlns:w="http://schemas.openxmlformats.org/wordprocessingml/2006/main" xmlns:w14="http://schemas.microsoft.com/office/word/2010/wordml" xmlns:w15="http://schemas.microsoft.com/office/word/2012/wordml" xmlns:w16cex="http://schemas.microsoft.com/office/word/2018/wordml/cex" xmlns:w16cid="http://schemas.microsoft.com/office/word/2016/wordml/cid" xmlns:w16="http://schemas.microsoft.com/office/word/2018/wordml" xmlns:w16du="http://schemas.microsoft.com/office/word/2023/wordml/word16du" xmlns:w16sdtdh="http://schemas.microsoft.com/office/word/2020/wordml/sdtdatahash" xmlns:w16sdtfl="http://schemas.microsoft.com/office/word/2024/wordml/sdtformatlock" xmlns:w16se="http://schemas.microsoft.com/office/word/2015/wordml/symex" xmlns:wpg="http://schemas.microsoft.com/office/word/2010/wordprocessingGroup" xmlns:wpi="http://schemas.microsoft.com/office/word/2010/wordprocessingInk" xmlns:wne="http://schemas.microsoft.com/office/word/2006/wordml" xmlns:wps="http://schemas.microsoft.com/office/word/2010/wordprocessingShape" mc:Ignorable="w14 w15 w16se w16cid w16 w16cex w16sdtdh w16sdtfl w16du wp14">
   <w:body>
     <w:p>
       <w:pPr>
@@ -9,74 +9,83 @@
       </w:pPr>
       <w:r>
         <w:rPr>
-          <w:rFonts w:ascii="Arial" w:cs="Arial" w:eastAsia="Arial" w:hAnsi="Arial"/>
           <w:b/>
           <w:bCs/>
           <w:color w:val="1F3864"/>
           <w:sz w:val="40"/>
           <w:szCs w:val="40"/>
         </w:rPr>
-        <w:t xml:space="preserve">BÁO CÁO TUẦN 3</w:t>
-      </w:r>
-    </w:p>
-    <w:p>
-      <w:pPr>
-        <w:spacing w:after="60"/>
-        <w:jc w:val="center"/>
-      </w:pPr>
-      <w:r>
-        <w:rPr>
-          <w:rFonts w:ascii="Arial" w:cs="Arial" w:eastAsia="Arial" w:hAnsi="Arial"/>
-          <w:color w:val="2E5597"/>
-          <w:sz w:val="30"/>
-          <w:szCs w:val="30"/>
-        </w:rPr>
-        <w:t xml:space="preserve">Schema Change &amp; Migration</w:t>
-      </w:r>
-    </w:p>
-    <w:p>
-      <w:pPr>
-        <w:spacing w:after="240"/>
-        <w:jc w:val="center"/>
-      </w:pPr>
-      <w:r>
-        <w:rPr>
-          <w:rFonts w:ascii="Arial" w:cs="Arial" w:eastAsia="Arial" w:hAnsi="Arial"/>
-          <w:color w:val="595959"/>
-          <w:sz w:val="20"/>
-          <w:szCs w:val="20"/>
-        </w:rPr>
-        <w:t xml:space="preserve">12-Week Fullstack Internship  |  React + FastAPI + PostgreSQL + Alembic</w:t>
+        <w:t>BÁO CÁO TU</w:t>
+      </w:r>
+      <w:r>
+        <w:rPr>
+          <w:b/>
+          <w:bCs/>
+          <w:color w:val="1F3864"/>
+          <w:sz w:val="40"/>
+          <w:szCs w:val="40"/>
+        </w:rPr>
+        <w:t>Ầ</w:t>
+      </w:r>
+      <w:r>
+        <w:rPr>
+          <w:b/>
+          <w:bCs/>
+          <w:color w:val="1F3864"/>
+          <w:sz w:val="40"/>
+          <w:szCs w:val="40"/>
+        </w:rPr>
+        <w:t>N 3</w:t>
       </w:r>
     </w:p>
     <w:p>
       <w:pPr>
         <w:pStyle w:val="Heading1"/>
-        <w:spacing w:after="140" w:before="320"/>
+        <w:spacing w:before="320" w:after="140"/>
       </w:pPr>
       <w:r>
         <w:rPr>
-          <w:rFonts w:ascii="Arial" w:cs="Arial" w:eastAsia="Arial" w:hAnsi="Arial"/>
           <w:b/>
           <w:bCs/>
           <w:color w:val="1F3864"/>
           <w:sz w:val="30"/>
           <w:szCs w:val="30"/>
         </w:rPr>
-        <w:t xml:space="preserve">1. Tổng quan</w:t>
+        <w:t>1. T</w:t>
+      </w:r>
+      <w:r>
+        <w:rPr>
+          <w:b/>
+          <w:bCs/>
+          <w:color w:val="1F3864"/>
+          <w:sz w:val="30"/>
+          <w:szCs w:val="30"/>
+        </w:rPr>
+        <w:t>ổ</w:t>
+      </w:r>
+      <w:r>
+        <w:rPr>
+          <w:b/>
+          <w:bCs/>
+          <w:color w:val="1F3864"/>
+          <w:sz w:val="30"/>
+          <w:szCs w:val="30"/>
+        </w:rPr>
+        <w:t>ng quan</w:t>
       </w:r>
     </w:p>
     <w:tbl>
       <w:tblPr>
-        <w:tblW w:type="dxa" w:w="9026"/>
+        <w:tblW w:w="9026" w:type="dxa"/>
         <w:tblBorders>
-          <w:top w:val="single" w:color="auto" w:sz="4"/>
-          <w:left w:val="single" w:color="auto" w:sz="4"/>
-          <w:bottom w:val="single" w:color="auto" w:sz="4"/>
-          <w:right w:val="single" w:color="auto" w:sz="4"/>
-          <w:insideH w:val="single" w:color="auto" w:sz="4"/>
-          <w:insideV w:val="single" w:color="auto" w:sz="4"/>
+          <w:top w:val="single" w:sz="4" w:space="0" w:color="auto"/>
+          <w:left w:val="single" w:sz="4" w:space="0" w:color="auto"/>
+          <w:bottom w:val="single" w:sz="4" w:space="0" w:color="auto"/>
+          <w:right w:val="single" w:sz="4" w:space="0" w:color="auto"/>
+          <w:insideH w:val="single" w:sz="4" w:space="0" w:color="auto"/>
+          <w:insideV w:val="single" w:sz="4" w:space="0" w:color="auto"/>
         </w:tblBorders>
+        <w:tblLook w:val="04A0" w:firstRow="1" w:lastRow="0" w:firstColumn="1" w:lastColumn="0" w:noHBand="0" w:noVBand="1"/>
       </w:tblPr>
       <w:tblGrid>
         <w:gridCol w:w="2400"/>
@@ -88,63 +97,101 @@
         </w:trPr>
         <w:tc>
           <w:tcPr>
-            <w:tcW w:type="dxa" w:w="2400"/>
+            <w:tcW w:w="2400" w:type="dxa"/>
             <w:tcBorders>
-              <w:top w:val="single" w:color="BFBFBF" w:sz="4"/>
-              <w:left w:val="single" w:color="BFBFBF" w:sz="4"/>
-              <w:bottom w:val="single" w:color="BFBFBF" w:sz="4"/>
-              <w:right w:val="single" w:color="BFBFBF" w:sz="4"/>
+              <w:top w:val="single" w:sz="4" w:space="0" w:color="BFBFBF"/>
+              <w:left w:val="single" w:sz="4" w:space="0" w:color="BFBFBF"/>
+              <w:bottom w:val="single" w:sz="4" w:space="0" w:color="BFBFBF"/>
+              <w:right w:val="single" w:sz="4" w:space="0" w:color="BFBFBF"/>
             </w:tcBorders>
-            <w:shd w:fill="1F3864" w:val="clear"/>
+            <w:shd w:val="clear" w:color="auto" w:fill="1F3864"/>
             <w:tcMar>
-              <w:top w:type="dxa" w:w="70"/>
-              <w:left w:type="dxa" w:w="100"/>
-              <w:bottom w:type="dxa" w:w="70"/>
-              <w:right w:type="dxa" w:w="100"/>
+              <w:top w:w="70" w:type="dxa"/>
+              <w:left w:w="100" w:type="dxa"/>
+              <w:bottom w:w="70" w:type="dxa"/>
+              <w:right w:w="100" w:type="dxa"/>
             </w:tcMar>
           </w:tcPr>
           <w:p>
             <w:r>
               <w:rPr>
-                <w:rFonts w:ascii="Arial" w:cs="Arial" w:eastAsia="Arial" w:hAnsi="Arial"/>
                 <w:b/>
                 <w:bCs/>
                 <w:color w:val="FFFFFF"/>
                 <w:sz w:val="20"/>
                 <w:szCs w:val="20"/>
               </w:rPr>
-              <w:t xml:space="preserve">Mục</w:t>
+              <w:t>M</w:t>
+            </w:r>
+            <w:r>
+              <w:rPr>
+                <w:b/>
+                <w:bCs/>
+                <w:color w:val="FFFFFF"/>
+                <w:sz w:val="20"/>
+                <w:szCs w:val="20"/>
+              </w:rPr>
+              <w:t>ụ</w:t>
+            </w:r>
+            <w:r>
+              <w:rPr>
+                <w:b/>
+                <w:bCs/>
+                <w:color w:val="FFFFFF"/>
+                <w:sz w:val="20"/>
+                <w:szCs w:val="20"/>
+              </w:rPr>
+              <w:t>c</w:t>
             </w:r>
           </w:p>
         </w:tc>
         <w:tc>
           <w:tcPr>
-            <w:tcW w:type="dxa" w:w="6626"/>
+            <w:tcW w:w="6626" w:type="dxa"/>
             <w:tcBorders>
-              <w:top w:val="single" w:color="BFBFBF" w:sz="4"/>
-              <w:left w:val="single" w:color="BFBFBF" w:sz="4"/>
-              <w:bottom w:val="single" w:color="BFBFBF" w:sz="4"/>
-              <w:right w:val="single" w:color="BFBFBF" w:sz="4"/>
+              <w:top w:val="single" w:sz="4" w:space="0" w:color="BFBFBF"/>
+              <w:left w:val="single" w:sz="4" w:space="0" w:color="BFBFBF"/>
+              <w:bottom w:val="single" w:sz="4" w:space="0" w:color="BFBFBF"/>
+              <w:right w:val="single" w:sz="4" w:space="0" w:color="BFBFBF"/>
             </w:tcBorders>
-            <w:shd w:fill="1F3864" w:val="clear"/>
+            <w:shd w:val="clear" w:color="auto" w:fill="1F3864"/>
             <w:tcMar>
-              <w:top w:type="dxa" w:w="70"/>
-              <w:left w:type="dxa" w:w="100"/>
-              <w:bottom w:type="dxa" w:w="70"/>
-              <w:right w:type="dxa" w:w="100"/>
+              <w:top w:w="70" w:type="dxa"/>
+              <w:left w:w="100" w:type="dxa"/>
+              <w:bottom w:w="70" w:type="dxa"/>
+              <w:right w:w="100" w:type="dxa"/>
             </w:tcMar>
           </w:tcPr>
           <w:p>
             <w:r>
               <w:rPr>
-                <w:rFonts w:ascii="Arial" w:cs="Arial" w:eastAsia="Arial" w:hAnsi="Arial"/>
                 <w:b/>
                 <w:bCs/>
                 <w:color w:val="FFFFFF"/>
                 <w:sz w:val="20"/>
                 <w:szCs w:val="20"/>
               </w:rPr>
-              <w:t xml:space="preserve">Nội dung</w:t>
+              <w:t>N</w:t>
+            </w:r>
+            <w:r>
+              <w:rPr>
+                <w:b/>
+                <w:bCs/>
+                <w:color w:val="FFFFFF"/>
+                <w:sz w:val="20"/>
+                <w:szCs w:val="20"/>
+              </w:rPr>
+              <w:t>ộ</w:t>
+            </w:r>
+            <w:r>
+              <w:rPr>
+                <w:b/>
+                <w:bCs/>
+                <w:color w:val="FFFFFF"/>
+                <w:sz w:val="20"/>
+                <w:szCs w:val="20"/>
+              </w:rPr>
+              <w:t>i dung</w:t>
             </w:r>
           </w:p>
         </w:tc>
@@ -152,61 +199,151 @@
       <w:tr>
         <w:tc>
           <w:tcPr>
-            <w:tcW w:type="dxa" w:w="2400"/>
+            <w:tcW w:w="2400" w:type="dxa"/>
             <w:tcBorders>
-              <w:top w:val="single" w:color="BFBFBF" w:sz="4"/>
-              <w:left w:val="single" w:color="BFBFBF" w:sz="4"/>
-              <w:bottom w:val="single" w:color="BFBFBF" w:sz="4"/>
-              <w:right w:val="single" w:color="BFBFBF" w:sz="4"/>
+              <w:top w:val="single" w:sz="4" w:space="0" w:color="BFBFBF"/>
+              <w:left w:val="single" w:sz="4" w:space="0" w:color="BFBFBF"/>
+              <w:bottom w:val="single" w:sz="4" w:space="0" w:color="BFBFBF"/>
+              <w:right w:val="single" w:sz="4" w:space="0" w:color="BFBFBF"/>
             </w:tcBorders>
             <w:tcMar>
-              <w:top w:type="dxa" w:w="70"/>
-              <w:left w:type="dxa" w:w="100"/>
-              <w:bottom w:type="dxa" w:w="70"/>
-              <w:right w:type="dxa" w:w="100"/>
+              <w:top w:w="70" w:type="dxa"/>
+              <w:left w:w="100" w:type="dxa"/>
+              <w:bottom w:w="70" w:type="dxa"/>
+              <w:right w:w="100" w:type="dxa"/>
             </w:tcMar>
           </w:tcPr>
           <w:p>
             <w:r>
               <w:rPr>
-                <w:rFonts w:ascii="Arial" w:cs="Arial" w:eastAsia="Arial" w:hAnsi="Arial"/>
-                <w:b w:val="false"/>
-                <w:bCs w:val="false"/>
-                <w:color w:val="000000"/>
-                <w:sz w:val="20"/>
-                <w:szCs w:val="20"/>
-              </w:rPr>
-              <w:t xml:space="preserve">Mục tiêu</w:t>
+                <w:color w:val="000000"/>
+                <w:sz w:val="20"/>
+                <w:szCs w:val="20"/>
+              </w:rPr>
+              <w:t>M</w:t>
+            </w:r>
+            <w:r>
+              <w:rPr>
+                <w:color w:val="000000"/>
+                <w:sz w:val="20"/>
+                <w:szCs w:val="20"/>
+              </w:rPr>
+              <w:t>ụ</w:t>
+            </w:r>
+            <w:r>
+              <w:rPr>
+                <w:color w:val="000000"/>
+                <w:sz w:val="20"/>
+                <w:szCs w:val="20"/>
+              </w:rPr>
+              <w:t>c tiêu</w:t>
             </w:r>
           </w:p>
         </w:tc>
         <w:tc>
           <w:tcPr>
-            <w:tcW w:type="dxa" w:w="6626"/>
+            <w:tcW w:w="6626" w:type="dxa"/>
             <w:tcBorders>
-              <w:top w:val="single" w:color="BFBFBF" w:sz="4"/>
-              <w:left w:val="single" w:color="BFBFBF" w:sz="4"/>
-              <w:bottom w:val="single" w:color="BFBFBF" w:sz="4"/>
-              <w:right w:val="single" w:color="BFBFBF" w:sz="4"/>
+              <w:top w:val="single" w:sz="4" w:space="0" w:color="BFBFBF"/>
+              <w:left w:val="single" w:sz="4" w:space="0" w:color="BFBFBF"/>
+              <w:bottom w:val="single" w:sz="4" w:space="0" w:color="BFBFBF"/>
+              <w:right w:val="single" w:sz="4" w:space="0" w:color="BFBFBF"/>
             </w:tcBorders>
             <w:tcMar>
-              <w:top w:type="dxa" w:w="70"/>
-              <w:left w:type="dxa" w:w="100"/>
-              <w:bottom w:type="dxa" w:w="70"/>
-              <w:right w:type="dxa" w:w="100"/>
+              <w:top w:w="70" w:type="dxa"/>
+              <w:left w:w="100" w:type="dxa"/>
+              <w:bottom w:w="70" w:type="dxa"/>
+              <w:right w:w="100" w:type="dxa"/>
             </w:tcMar>
           </w:tcPr>
           <w:p>
             <w:r>
               <w:rPr>
-                <w:rFonts w:ascii="Arial" w:cs="Arial" w:eastAsia="Arial" w:hAnsi="Arial"/>
-                <w:b w:val="false"/>
-                <w:bCs w:val="false"/>
-                <w:color w:val="000000"/>
-                <w:sz w:val="20"/>
-                <w:szCs w:val="20"/>
-              </w:rPr>
-              <w:t xml:space="preserve">Thay đổi schema mà không mất dữ liệu hiện có.</w:t>
+                <w:color w:val="000000"/>
+                <w:sz w:val="20"/>
+                <w:szCs w:val="20"/>
+              </w:rPr>
+              <w:t>Thay đ</w:t>
+            </w:r>
+            <w:r>
+              <w:rPr>
+                <w:color w:val="000000"/>
+                <w:sz w:val="20"/>
+                <w:szCs w:val="20"/>
+              </w:rPr>
+              <w:t>ổ</w:t>
+            </w:r>
+            <w:r>
+              <w:rPr>
+                <w:color w:val="000000"/>
+                <w:sz w:val="20"/>
+                <w:szCs w:val="20"/>
+              </w:rPr>
+              <w:t>i schema mà không m</w:t>
+            </w:r>
+            <w:r>
+              <w:rPr>
+                <w:color w:val="000000"/>
+                <w:sz w:val="20"/>
+                <w:szCs w:val="20"/>
+              </w:rPr>
+              <w:t>ấ</w:t>
+            </w:r>
+            <w:r>
+              <w:rPr>
+                <w:color w:val="000000"/>
+                <w:sz w:val="20"/>
+                <w:szCs w:val="20"/>
+              </w:rPr>
+              <w:t>t d</w:t>
+            </w:r>
+            <w:r>
+              <w:rPr>
+                <w:color w:val="000000"/>
+                <w:sz w:val="20"/>
+                <w:szCs w:val="20"/>
+              </w:rPr>
+              <w:t>ữ</w:t>
+            </w:r>
+            <w:r>
+              <w:rPr>
+                <w:color w:val="000000"/>
+                <w:sz w:val="20"/>
+                <w:szCs w:val="20"/>
+              </w:rPr>
+              <w:t xml:space="preserve"> li</w:t>
+            </w:r>
+            <w:r>
+              <w:rPr>
+                <w:color w:val="000000"/>
+                <w:sz w:val="20"/>
+                <w:szCs w:val="20"/>
+              </w:rPr>
+              <w:t>ệ</w:t>
+            </w:r>
+            <w:r>
+              <w:rPr>
+                <w:color w:val="000000"/>
+                <w:sz w:val="20"/>
+                <w:szCs w:val="20"/>
+              </w:rPr>
+              <w:t>u hi</w:t>
+            </w:r>
+            <w:r>
+              <w:rPr>
+                <w:color w:val="000000"/>
+                <w:sz w:val="20"/>
+                <w:szCs w:val="20"/>
+              </w:rPr>
+              <w:t>ệ</w:t>
+            </w:r>
+            <w:r>
+              <w:rPr>
+                <w:color w:val="000000"/>
+                <w:sz w:val="20"/>
+                <w:szCs w:val="20"/>
+              </w:rPr>
+              <w:t>n có.</w:t>
             </w:r>
           </w:p>
         </w:tc>
@@ -214,61 +351,63 @@
       <w:tr>
         <w:tc>
           <w:tcPr>
-            <w:tcW w:type="dxa" w:w="2400"/>
+            <w:tcW w:w="2400" w:type="dxa"/>
             <w:tcBorders>
-              <w:top w:val="single" w:color="BFBFBF" w:sz="4"/>
-              <w:left w:val="single" w:color="BFBFBF" w:sz="4"/>
-              <w:bottom w:val="single" w:color="BFBFBF" w:sz="4"/>
-              <w:right w:val="single" w:color="BFBFBF" w:sz="4"/>
+              <w:top w:val="single" w:sz="4" w:space="0" w:color="BFBFBF"/>
+              <w:left w:val="single" w:sz="4" w:space="0" w:color="BFBFBF"/>
+              <w:bottom w:val="single" w:sz="4" w:space="0" w:color="BFBFBF"/>
+              <w:right w:val="single" w:sz="4" w:space="0" w:color="BFBFBF"/>
             </w:tcBorders>
             <w:tcMar>
-              <w:top w:type="dxa" w:w="70"/>
-              <w:left w:type="dxa" w:w="100"/>
-              <w:bottom w:type="dxa" w:w="70"/>
-              <w:right w:type="dxa" w:w="100"/>
+              <w:top w:w="70" w:type="dxa"/>
+              <w:left w:w="100" w:type="dxa"/>
+              <w:bottom w:w="70" w:type="dxa"/>
+              <w:right w:w="100" w:type="dxa"/>
             </w:tcMar>
           </w:tcPr>
           <w:p>
             <w:r>
               <w:rPr>
-                <w:rFonts w:ascii="Arial" w:cs="Arial" w:eastAsia="Arial" w:hAnsi="Arial"/>
-                <w:b w:val="false"/>
-                <w:bCs w:val="false"/>
-                <w:color w:val="000000"/>
-                <w:sz w:val="20"/>
-                <w:szCs w:val="20"/>
-              </w:rPr>
-              <w:t xml:space="preserve">Công cụ</w:t>
+                <w:color w:val="000000"/>
+                <w:sz w:val="20"/>
+                <w:szCs w:val="20"/>
+              </w:rPr>
+              <w:t>Công c</w:t>
+            </w:r>
+            <w:r>
+              <w:rPr>
+                <w:color w:val="000000"/>
+                <w:sz w:val="20"/>
+                <w:szCs w:val="20"/>
+              </w:rPr>
+              <w:t>ụ</w:t>
             </w:r>
           </w:p>
         </w:tc>
         <w:tc>
           <w:tcPr>
-            <w:tcW w:type="dxa" w:w="6626"/>
+            <w:tcW w:w="6626" w:type="dxa"/>
             <w:tcBorders>
-              <w:top w:val="single" w:color="BFBFBF" w:sz="4"/>
-              <w:left w:val="single" w:color="BFBFBF" w:sz="4"/>
-              <w:bottom w:val="single" w:color="BFBFBF" w:sz="4"/>
-              <w:right w:val="single" w:color="BFBFBF" w:sz="4"/>
+              <w:top w:val="single" w:sz="4" w:space="0" w:color="BFBFBF"/>
+              <w:left w:val="single" w:sz="4" w:space="0" w:color="BFBFBF"/>
+              <w:bottom w:val="single" w:sz="4" w:space="0" w:color="BFBFBF"/>
+              <w:right w:val="single" w:sz="4" w:space="0" w:color="BFBFBF"/>
             </w:tcBorders>
             <w:tcMar>
-              <w:top w:type="dxa" w:w="70"/>
-              <w:left w:type="dxa" w:w="100"/>
-              <w:bottom w:type="dxa" w:w="70"/>
-              <w:right w:type="dxa" w:w="100"/>
+              <w:top w:w="70" w:type="dxa"/>
+              <w:left w:w="100" w:type="dxa"/>
+              <w:bottom w:w="70" w:type="dxa"/>
+              <w:right w:w="100" w:type="dxa"/>
             </w:tcMar>
           </w:tcPr>
           <w:p>
             <w:r>
               <w:rPr>
-                <w:rFonts w:ascii="Arial" w:cs="Arial" w:eastAsia="Arial" w:hAnsi="Arial"/>
-                <w:b w:val="false"/>
-                <w:bCs w:val="false"/>
-                <w:color w:val="000000"/>
-                <w:sz w:val="20"/>
-                <w:szCs w:val="20"/>
-              </w:rPr>
-              <w:t xml:space="preserve">Alembic, PostgreSQL, FastAPI, React</w:t>
+                <w:color w:val="000000"/>
+                <w:sz w:val="20"/>
+                <w:szCs w:val="20"/>
+              </w:rPr>
+              <w:t>Alembic, PostgreSQL, FastAPI, React</w:t>
             </w:r>
           </w:p>
         </w:tc>
@@ -276,61 +415,55 @@
       <w:tr>
         <w:tc>
           <w:tcPr>
-            <w:tcW w:type="dxa" w:w="2400"/>
+            <w:tcW w:w="2400" w:type="dxa"/>
             <w:tcBorders>
-              <w:top w:val="single" w:color="BFBFBF" w:sz="4"/>
-              <w:left w:val="single" w:color="BFBFBF" w:sz="4"/>
-              <w:bottom w:val="single" w:color="BFBFBF" w:sz="4"/>
-              <w:right w:val="single" w:color="BFBFBF" w:sz="4"/>
+              <w:top w:val="single" w:sz="4" w:space="0" w:color="BFBFBF"/>
+              <w:left w:val="single" w:sz="4" w:space="0" w:color="BFBFBF"/>
+              <w:bottom w:val="single" w:sz="4" w:space="0" w:color="BFBFBF"/>
+              <w:right w:val="single" w:sz="4" w:space="0" w:color="BFBFBF"/>
             </w:tcBorders>
             <w:tcMar>
-              <w:top w:type="dxa" w:w="70"/>
-              <w:left w:type="dxa" w:w="100"/>
-              <w:bottom w:type="dxa" w:w="70"/>
-              <w:right w:type="dxa" w:w="100"/>
+              <w:top w:w="70" w:type="dxa"/>
+              <w:left w:w="100" w:type="dxa"/>
+              <w:bottom w:w="70" w:type="dxa"/>
+              <w:right w:w="100" w:type="dxa"/>
             </w:tcMar>
           </w:tcPr>
           <w:p>
             <w:r>
               <w:rPr>
-                <w:rFonts w:ascii="Arial" w:cs="Arial" w:eastAsia="Arial" w:hAnsi="Arial"/>
-                <w:b w:val="false"/>
-                <w:bCs w:val="false"/>
-                <w:color w:val="000000"/>
-                <w:sz w:val="20"/>
-                <w:szCs w:val="20"/>
-              </w:rPr>
-              <w:t xml:space="preserve">Migration</w:t>
+                <w:color w:val="000000"/>
+                <w:sz w:val="20"/>
+                <w:szCs w:val="20"/>
+              </w:rPr>
+              <w:t>Migration</w:t>
             </w:r>
           </w:p>
         </w:tc>
         <w:tc>
           <w:tcPr>
-            <w:tcW w:type="dxa" w:w="6626"/>
+            <w:tcW w:w="6626" w:type="dxa"/>
             <w:tcBorders>
-              <w:top w:val="single" w:color="BFBFBF" w:sz="4"/>
-              <w:left w:val="single" w:color="BFBFBF" w:sz="4"/>
-              <w:bottom w:val="single" w:color="BFBFBF" w:sz="4"/>
-              <w:right w:val="single" w:color="BFBFBF" w:sz="4"/>
+              <w:top w:val="single" w:sz="4" w:space="0" w:color="BFBFBF"/>
+              <w:left w:val="single" w:sz="4" w:space="0" w:color="BFBFBF"/>
+              <w:bottom w:val="single" w:sz="4" w:space="0" w:color="BFBFBF"/>
+              <w:right w:val="single" w:sz="4" w:space="0" w:color="BFBFBF"/>
             </w:tcBorders>
             <w:tcMar>
-              <w:top w:type="dxa" w:w="70"/>
-              <w:left w:type="dxa" w:w="100"/>
-              <w:bottom w:type="dxa" w:w="70"/>
-              <w:right w:type="dxa" w:w="100"/>
+              <w:top w:w="70" w:type="dxa"/>
+              <w:left w:w="100" w:type="dxa"/>
+              <w:bottom w:w="70" w:type="dxa"/>
+              <w:right w:w="100" w:type="dxa"/>
             </w:tcMar>
           </w:tcPr>
           <w:p>
             <w:r>
               <w:rPr>
-                <w:rFonts w:ascii="Arial" w:cs="Arial" w:eastAsia="Arial" w:hAnsi="Arial"/>
-                <w:b w:val="false"/>
-                <w:bCs w:val="false"/>
-                <w:color w:val="000000"/>
-                <w:sz w:val="20"/>
-                <w:szCs w:val="20"/>
-              </w:rPr>
-              <w:t xml:space="preserve">ce8efeadb8fe: add priority, due_date, assignee_id to tasks (down_revision 5bf6a0ec10c8)</w:t>
+                <w:color w:val="000000"/>
+                <w:sz w:val="20"/>
+                <w:szCs w:val="20"/>
+              </w:rPr>
+              <w:t>ce8efeadb8fe: add priority, due_date, assignee_id to tasks (down_revision 5bf6a0ec10c8)</w:t>
             </w:r>
           </w:p>
         </w:tc>
@@ -338,61 +471,119 @@
       <w:tr>
         <w:tc>
           <w:tcPr>
-            <w:tcW w:type="dxa" w:w="2400"/>
+            <w:tcW w:w="2400" w:type="dxa"/>
             <w:tcBorders>
-              <w:top w:val="single" w:color="BFBFBF" w:sz="4"/>
-              <w:left w:val="single" w:color="BFBFBF" w:sz="4"/>
-              <w:bottom w:val="single" w:color="BFBFBF" w:sz="4"/>
-              <w:right w:val="single" w:color="BFBFBF" w:sz="4"/>
+              <w:top w:val="single" w:sz="4" w:space="0" w:color="BFBFBF"/>
+              <w:left w:val="single" w:sz="4" w:space="0" w:color="BFBFBF"/>
+              <w:bottom w:val="single" w:sz="4" w:space="0" w:color="BFBFBF"/>
+              <w:right w:val="single" w:sz="4" w:space="0" w:color="BFBFBF"/>
             </w:tcBorders>
             <w:tcMar>
-              <w:top w:type="dxa" w:w="70"/>
-              <w:left w:type="dxa" w:w="100"/>
-              <w:bottom w:type="dxa" w:w="70"/>
-              <w:right w:type="dxa" w:w="100"/>
+              <w:top w:w="70" w:type="dxa"/>
+              <w:left w:w="100" w:type="dxa"/>
+              <w:bottom w:w="70" w:type="dxa"/>
+              <w:right w:w="100" w:type="dxa"/>
             </w:tcMar>
           </w:tcPr>
           <w:p>
             <w:r>
               <w:rPr>
-                <w:rFonts w:ascii="Arial" w:cs="Arial" w:eastAsia="Arial" w:hAnsi="Arial"/>
-                <w:b w:val="false"/>
-                <w:bCs w:val="false"/>
-                <w:color w:val="000000"/>
-                <w:sz w:val="20"/>
-                <w:szCs w:val="20"/>
-              </w:rPr>
-              <w:t xml:space="preserve">Bảng ảnh hưởng</w:t>
+                <w:color w:val="000000"/>
+                <w:sz w:val="20"/>
+                <w:szCs w:val="20"/>
+              </w:rPr>
+              <w:t>B</w:t>
+            </w:r>
+            <w:r>
+              <w:rPr>
+                <w:color w:val="000000"/>
+                <w:sz w:val="20"/>
+                <w:szCs w:val="20"/>
+              </w:rPr>
+              <w:t>ả</w:t>
+            </w:r>
+            <w:r>
+              <w:rPr>
+                <w:color w:val="000000"/>
+                <w:sz w:val="20"/>
+                <w:szCs w:val="20"/>
+              </w:rPr>
+              <w:t xml:space="preserve">ng </w:t>
+            </w:r>
+            <w:r>
+              <w:rPr>
+                <w:color w:val="000000"/>
+                <w:sz w:val="20"/>
+                <w:szCs w:val="20"/>
+              </w:rPr>
+              <w:t>ả</w:t>
+            </w:r>
+            <w:r>
+              <w:rPr>
+                <w:color w:val="000000"/>
+                <w:sz w:val="20"/>
+                <w:szCs w:val="20"/>
+              </w:rPr>
+              <w:t>nh hư</w:t>
+            </w:r>
+            <w:r>
+              <w:rPr>
+                <w:color w:val="000000"/>
+                <w:sz w:val="20"/>
+                <w:szCs w:val="20"/>
+              </w:rPr>
+              <w:t>ở</w:t>
+            </w:r>
+            <w:r>
+              <w:rPr>
+                <w:color w:val="000000"/>
+                <w:sz w:val="20"/>
+                <w:szCs w:val="20"/>
+              </w:rPr>
+              <w:t>ng</w:t>
             </w:r>
           </w:p>
         </w:tc>
         <w:tc>
           <w:tcPr>
-            <w:tcW w:type="dxa" w:w="6626"/>
+            <w:tcW w:w="6626" w:type="dxa"/>
             <w:tcBorders>
-              <w:top w:val="single" w:color="BFBFBF" w:sz="4"/>
-              <w:left w:val="single" w:color="BFBFBF" w:sz="4"/>
-              <w:bottom w:val="single" w:color="BFBFBF" w:sz="4"/>
-              <w:right w:val="single" w:color="BFBFBF" w:sz="4"/>
+              <w:top w:val="single" w:sz="4" w:space="0" w:color="BFBFBF"/>
+              <w:left w:val="single" w:sz="4" w:space="0" w:color="BFBFBF"/>
+              <w:bottom w:val="single" w:sz="4" w:space="0" w:color="BFBFBF"/>
+              <w:right w:val="single" w:sz="4" w:space="0" w:color="BFBFBF"/>
             </w:tcBorders>
             <w:tcMar>
-              <w:top w:type="dxa" w:w="70"/>
-              <w:left w:type="dxa" w:w="100"/>
-              <w:bottom w:type="dxa" w:w="70"/>
-              <w:right w:type="dxa" w:w="100"/>
+              <w:top w:w="70" w:type="dxa"/>
+              <w:left w:w="100" w:type="dxa"/>
+              <w:bottom w:w="70" w:type="dxa"/>
+              <w:right w:w="100" w:type="dxa"/>
             </w:tcMar>
           </w:tcPr>
           <w:p>
             <w:r>
               <w:rPr>
-                <w:rFonts w:ascii="Arial" w:cs="Arial" w:eastAsia="Arial" w:hAnsi="Arial"/>
-                <w:b w:val="false"/>
-                <w:bCs w:val="false"/>
-                <w:color w:val="000000"/>
-                <w:sz w:val="20"/>
-                <w:szCs w:val="20"/>
-              </w:rPr>
-              <w:t xml:space="preserve">tasks (tham chiếu users)</w:t>
+                <w:color w:val="000000"/>
+                <w:sz w:val="20"/>
+                <w:szCs w:val="20"/>
+              </w:rPr>
+              <w:t>tasks (tham chi</w:t>
+            </w:r>
+            <w:r>
+              <w:rPr>
+                <w:color w:val="000000"/>
+                <w:sz w:val="20"/>
+                <w:szCs w:val="20"/>
+              </w:rPr>
+              <w:t>ế</w:t>
+            </w:r>
+            <w:r>
+              <w:rPr>
+                <w:color w:val="000000"/>
+                <w:sz w:val="20"/>
+                <w:szCs w:val="20"/>
+              </w:rPr>
+              <w:t>u users)</w:t>
             </w:r>
           </w:p>
         </w:tc>
@@ -400,61 +591,135 @@
       <w:tr>
         <w:tc>
           <w:tcPr>
-            <w:tcW w:type="dxa" w:w="2400"/>
+            <w:tcW w:w="2400" w:type="dxa"/>
             <w:tcBorders>
-              <w:top w:val="single" w:color="BFBFBF" w:sz="4"/>
-              <w:left w:val="single" w:color="BFBFBF" w:sz="4"/>
-              <w:bottom w:val="single" w:color="BFBFBF" w:sz="4"/>
-              <w:right w:val="single" w:color="BFBFBF" w:sz="4"/>
+              <w:top w:val="single" w:sz="4" w:space="0" w:color="BFBFBF"/>
+              <w:left w:val="single" w:sz="4" w:space="0" w:color="BFBFBF"/>
+              <w:bottom w:val="single" w:sz="4" w:space="0" w:color="BFBFBF"/>
+              <w:right w:val="single" w:sz="4" w:space="0" w:color="BFBFBF"/>
             </w:tcBorders>
             <w:tcMar>
-              <w:top w:type="dxa" w:w="70"/>
-              <w:left w:type="dxa" w:w="100"/>
-              <w:bottom w:type="dxa" w:w="70"/>
-              <w:right w:type="dxa" w:w="100"/>
+              <w:top w:w="70" w:type="dxa"/>
+              <w:left w:w="100" w:type="dxa"/>
+              <w:bottom w:w="70" w:type="dxa"/>
+              <w:right w:w="100" w:type="dxa"/>
             </w:tcMar>
           </w:tcPr>
           <w:p>
             <w:r>
               <w:rPr>
-                <w:rFonts w:ascii="Arial" w:cs="Arial" w:eastAsia="Arial" w:hAnsi="Arial"/>
-                <w:b w:val="false"/>
-                <w:bCs w:val="false"/>
-                <w:color w:val="000000"/>
-                <w:sz w:val="20"/>
-                <w:szCs w:val="20"/>
-              </w:rPr>
-              <w:t xml:space="preserve">Decision</w:t>
+                <w:color w:val="000000"/>
+                <w:sz w:val="20"/>
+                <w:szCs w:val="20"/>
+              </w:rPr>
+              <w:t>Decision</w:t>
             </w:r>
           </w:p>
         </w:tc>
         <w:tc>
           <w:tcPr>
-            <w:tcW w:type="dxa" w:w="6626"/>
+            <w:tcW w:w="6626" w:type="dxa"/>
             <w:tcBorders>
-              <w:top w:val="single" w:color="BFBFBF" w:sz="4"/>
-              <w:left w:val="single" w:color="BFBFBF" w:sz="4"/>
-              <w:bottom w:val="single" w:color="BFBFBF" w:sz="4"/>
-              <w:right w:val="single" w:color="BFBFBF" w:sz="4"/>
+              <w:top w:val="single" w:sz="4" w:space="0" w:color="BFBFBF"/>
+              <w:left w:val="single" w:sz="4" w:space="0" w:color="BFBFBF"/>
+              <w:bottom w:val="single" w:sz="4" w:space="0" w:color="BFBFBF"/>
+              <w:right w:val="single" w:sz="4" w:space="0" w:color="BFBFBF"/>
             </w:tcBorders>
             <w:tcMar>
-              <w:top w:type="dxa" w:w="70"/>
-              <w:left w:type="dxa" w:w="100"/>
-              <w:bottom w:type="dxa" w:w="70"/>
-              <w:right w:type="dxa" w:w="100"/>
+              <w:top w:w="70" w:type="dxa"/>
+              <w:left w:w="100" w:type="dxa"/>
+              <w:bottom w:w="70" w:type="dxa"/>
+              <w:right w:w="100" w:type="dxa"/>
             </w:tcMar>
           </w:tcPr>
           <w:p>
             <w:r>
               <w:rPr>
-                <w:rFonts w:ascii="Arial" w:cs="Arial" w:eastAsia="Arial" w:hAnsi="Arial"/>
-                <w:b w:val="false"/>
-                <w:bCs w:val="false"/>
-                <w:color w:val="000000"/>
-                <w:sz w:val="20"/>
-                <w:szCs w:val="20"/>
-              </w:rPr>
-              <w:t xml:space="preserve">Vì sao migration dùng thứ tự này và điều gì có thể sai (xem mục 3 và 4).</w:t>
+                <w:color w:val="000000"/>
+                <w:sz w:val="20"/>
+                <w:szCs w:val="20"/>
+              </w:rPr>
+              <w:t>Vì sao migration dùng th</w:t>
+            </w:r>
+            <w:r>
+              <w:rPr>
+                <w:color w:val="000000"/>
+                <w:sz w:val="20"/>
+                <w:szCs w:val="20"/>
+              </w:rPr>
+              <w:t>ứ</w:t>
+            </w:r>
+            <w:r>
+              <w:rPr>
+                <w:color w:val="000000"/>
+                <w:sz w:val="20"/>
+                <w:szCs w:val="20"/>
+              </w:rPr>
+              <w:t xml:space="preserve"> t</w:t>
+            </w:r>
+            <w:r>
+              <w:rPr>
+                <w:color w:val="000000"/>
+                <w:sz w:val="20"/>
+                <w:szCs w:val="20"/>
+              </w:rPr>
+              <w:t>ự</w:t>
+            </w:r>
+            <w:r>
+              <w:rPr>
+                <w:color w:val="000000"/>
+                <w:sz w:val="20"/>
+                <w:szCs w:val="20"/>
+              </w:rPr>
+              <w:t xml:space="preserve"> này và đi</w:t>
+            </w:r>
+            <w:r>
+              <w:rPr>
+                <w:color w:val="000000"/>
+                <w:sz w:val="20"/>
+                <w:szCs w:val="20"/>
+              </w:rPr>
+              <w:t>ề</w:t>
+            </w:r>
+            <w:r>
+              <w:rPr>
+                <w:color w:val="000000"/>
+                <w:sz w:val="20"/>
+                <w:szCs w:val="20"/>
+              </w:rPr>
+              <w:t>u gì có th</w:t>
+            </w:r>
+            <w:r>
+              <w:rPr>
+                <w:color w:val="000000"/>
+                <w:sz w:val="20"/>
+                <w:szCs w:val="20"/>
+              </w:rPr>
+              <w:t>ể</w:t>
+            </w:r>
+            <w:r>
+              <w:rPr>
+                <w:color w:val="000000"/>
+                <w:sz w:val="20"/>
+                <w:szCs w:val="20"/>
+              </w:rPr>
+              <w:t xml:space="preserve"> sai (xem m</w:t>
+            </w:r>
+            <w:r>
+              <w:rPr>
+                <w:color w:val="000000"/>
+                <w:sz w:val="20"/>
+                <w:szCs w:val="20"/>
+              </w:rPr>
+              <w:t>ụ</w:t>
+            </w:r>
+            <w:r>
+              <w:rPr>
+                <w:color w:val="000000"/>
+                <w:sz w:val="20"/>
+                <w:szCs w:val="20"/>
+              </w:rPr>
+              <w:t>c 3 và 4).</w:t>
             </w:r>
           </w:p>
         </w:tc>
@@ -463,31 +728,51 @@
     <w:p>
       <w:pPr>
         <w:pStyle w:val="Heading1"/>
-        <w:spacing w:after="140" w:before="320"/>
+        <w:spacing w:before="320" w:after="140"/>
       </w:pPr>
       <w:r>
         <w:rPr>
-          <w:rFonts w:ascii="Arial" w:cs="Arial" w:eastAsia="Arial" w:hAnsi="Arial"/>
           <w:b/>
           <w:bCs/>
           <w:color w:val="1F3864"/>
           <w:sz w:val="30"/>
           <w:szCs w:val="30"/>
         </w:rPr>
-        <w:t xml:space="preserve">2. Thay đổi schema</w:t>
+        <w:t>2. Thay đ</w:t>
+      </w:r>
+      <w:r>
+        <w:rPr>
+          <w:b/>
+          <w:bCs/>
+          <w:color w:val="1F3864"/>
+          <w:sz w:val="30"/>
+          <w:szCs w:val="30"/>
+        </w:rPr>
+        <w:t>ổ</w:t>
+      </w:r>
+      <w:r>
+        <w:rPr>
+          <w:b/>
+          <w:bCs/>
+          <w:color w:val="1F3864"/>
+          <w:sz w:val="30"/>
+          <w:szCs w:val="30"/>
+        </w:rPr>
+        <w:t>i schema</w:t>
       </w:r>
     </w:p>
     <w:tbl>
       <w:tblPr>
-        <w:tblW w:type="dxa" w:w="9026"/>
+        <w:tblW w:w="9026" w:type="dxa"/>
         <w:tblBorders>
-          <w:top w:val="single" w:color="auto" w:sz="4"/>
-          <w:left w:val="single" w:color="auto" w:sz="4"/>
-          <w:bottom w:val="single" w:color="auto" w:sz="4"/>
-          <w:right w:val="single" w:color="auto" w:sz="4"/>
-          <w:insideH w:val="single" w:color="auto" w:sz="4"/>
-          <w:insideV w:val="single" w:color="auto" w:sz="4"/>
+          <w:top w:val="single" w:sz="4" w:space="0" w:color="auto"/>
+          <w:left w:val="single" w:sz="4" w:space="0" w:color="auto"/>
+          <w:bottom w:val="single" w:sz="4" w:space="0" w:color="auto"/>
+          <w:right w:val="single" w:sz="4" w:space="0" w:color="auto"/>
+          <w:insideH w:val="single" w:sz="4" w:space="0" w:color="auto"/>
+          <w:insideV w:val="single" w:sz="4" w:space="0" w:color="auto"/>
         </w:tblBorders>
+        <w:tblLook w:val="04A0" w:firstRow="1" w:lastRow="0" w:firstColumn="1" w:lastColumn="0" w:noHBand="0" w:noVBand="1"/>
       </w:tblPr>
       <w:tblGrid>
         <w:gridCol w:w="1500"/>
@@ -502,156 +787,171 @@
         </w:trPr>
         <w:tc>
           <w:tcPr>
-            <w:tcW w:type="dxa" w:w="1500"/>
+            <w:tcW w:w="1500" w:type="dxa"/>
             <w:tcBorders>
-              <w:top w:val="single" w:color="BFBFBF" w:sz="4"/>
-              <w:left w:val="single" w:color="BFBFBF" w:sz="4"/>
-              <w:bottom w:val="single" w:color="BFBFBF" w:sz="4"/>
-              <w:right w:val="single" w:color="BFBFBF" w:sz="4"/>
+              <w:top w:val="single" w:sz="4" w:space="0" w:color="BFBFBF"/>
+              <w:left w:val="single" w:sz="4" w:space="0" w:color="BFBFBF"/>
+              <w:bottom w:val="single" w:sz="4" w:space="0" w:color="BFBFBF"/>
+              <w:right w:val="single" w:sz="4" w:space="0" w:color="BFBFBF"/>
             </w:tcBorders>
-            <w:shd w:fill="1F3864" w:val="clear"/>
+            <w:shd w:val="clear" w:color="auto" w:fill="1F3864"/>
             <w:tcMar>
-              <w:top w:type="dxa" w:w="70"/>
-              <w:left w:type="dxa" w:w="100"/>
-              <w:bottom w:type="dxa" w:w="70"/>
-              <w:right w:type="dxa" w:w="100"/>
+              <w:top w:w="70" w:type="dxa"/>
+              <w:left w:w="100" w:type="dxa"/>
+              <w:bottom w:w="70" w:type="dxa"/>
+              <w:right w:w="100" w:type="dxa"/>
             </w:tcMar>
           </w:tcPr>
           <w:p>
             <w:r>
               <w:rPr>
-                <w:rFonts w:ascii="Arial" w:cs="Arial" w:eastAsia="Arial" w:hAnsi="Arial"/>
                 <w:b/>
                 <w:bCs/>
                 <w:color w:val="FFFFFF"/>
                 <w:sz w:val="20"/>
                 <w:szCs w:val="20"/>
               </w:rPr>
-              <w:t xml:space="preserve">Field</w:t>
+              <w:t>Field</w:t>
             </w:r>
           </w:p>
         </w:tc>
         <w:tc>
           <w:tcPr>
-            <w:tcW w:type="dxa" w:w="2300"/>
+            <w:tcW w:w="2300" w:type="dxa"/>
             <w:tcBorders>
-              <w:top w:val="single" w:color="BFBFBF" w:sz="4"/>
-              <w:left w:val="single" w:color="BFBFBF" w:sz="4"/>
-              <w:bottom w:val="single" w:color="BFBFBF" w:sz="4"/>
-              <w:right w:val="single" w:color="BFBFBF" w:sz="4"/>
+              <w:top w:val="single" w:sz="4" w:space="0" w:color="BFBFBF"/>
+              <w:left w:val="single" w:sz="4" w:space="0" w:color="BFBFBF"/>
+              <w:bottom w:val="single" w:sz="4" w:space="0" w:color="BFBFBF"/>
+              <w:right w:val="single" w:sz="4" w:space="0" w:color="BFBFBF"/>
             </w:tcBorders>
-            <w:shd w:fill="1F3864" w:val="clear"/>
+            <w:shd w:val="clear" w:color="auto" w:fill="1F3864"/>
             <w:tcMar>
-              <w:top w:type="dxa" w:w="70"/>
-              <w:left w:type="dxa" w:w="100"/>
-              <w:bottom w:type="dxa" w:w="70"/>
-              <w:right w:type="dxa" w:w="100"/>
+              <w:top w:w="70" w:type="dxa"/>
+              <w:left w:w="100" w:type="dxa"/>
+              <w:bottom w:w="70" w:type="dxa"/>
+              <w:right w:w="100" w:type="dxa"/>
             </w:tcMar>
           </w:tcPr>
           <w:p>
             <w:r>
               <w:rPr>
-                <w:rFonts w:ascii="Arial" w:cs="Arial" w:eastAsia="Arial" w:hAnsi="Arial"/>
                 <w:b/>
                 <w:bCs/>
                 <w:color w:val="FFFFFF"/>
                 <w:sz w:val="20"/>
                 <w:szCs w:val="20"/>
               </w:rPr>
-              <w:t xml:space="preserve">Kiểu</w:t>
+              <w:t>Ki</w:t>
+            </w:r>
+            <w:r>
+              <w:rPr>
+                <w:b/>
+                <w:bCs/>
+                <w:color w:val="FFFFFF"/>
+                <w:sz w:val="20"/>
+                <w:szCs w:val="20"/>
+              </w:rPr>
+              <w:t>ể</w:t>
+            </w:r>
+            <w:r>
+              <w:rPr>
+                <w:b/>
+                <w:bCs/>
+                <w:color w:val="FFFFFF"/>
+                <w:sz w:val="20"/>
+                <w:szCs w:val="20"/>
+              </w:rPr>
+              <w:t>u</w:t>
             </w:r>
           </w:p>
         </w:tc>
         <w:tc>
           <w:tcPr>
-            <w:tcW w:type="dxa" w:w="900"/>
+            <w:tcW w:w="900" w:type="dxa"/>
             <w:tcBorders>
-              <w:top w:val="single" w:color="BFBFBF" w:sz="4"/>
-              <w:left w:val="single" w:color="BFBFBF" w:sz="4"/>
-              <w:bottom w:val="single" w:color="BFBFBF" w:sz="4"/>
-              <w:right w:val="single" w:color="BFBFBF" w:sz="4"/>
+              <w:top w:val="single" w:sz="4" w:space="0" w:color="BFBFBF"/>
+              <w:left w:val="single" w:sz="4" w:space="0" w:color="BFBFBF"/>
+              <w:bottom w:val="single" w:sz="4" w:space="0" w:color="BFBFBF"/>
+              <w:right w:val="single" w:sz="4" w:space="0" w:color="BFBFBF"/>
             </w:tcBorders>
-            <w:shd w:fill="1F3864" w:val="clear"/>
+            <w:shd w:val="clear" w:color="auto" w:fill="1F3864"/>
             <w:tcMar>
-              <w:top w:type="dxa" w:w="70"/>
-              <w:left w:type="dxa" w:w="100"/>
-              <w:bottom w:type="dxa" w:w="70"/>
-              <w:right w:type="dxa" w:w="100"/>
+              <w:top w:w="70" w:type="dxa"/>
+              <w:left w:w="100" w:type="dxa"/>
+              <w:bottom w:w="70" w:type="dxa"/>
+              <w:right w:w="100" w:type="dxa"/>
             </w:tcMar>
           </w:tcPr>
           <w:p>
             <w:r>
               <w:rPr>
-                <w:rFonts w:ascii="Arial" w:cs="Arial" w:eastAsia="Arial" w:hAnsi="Arial"/>
                 <w:b/>
                 <w:bCs/>
                 <w:color w:val="FFFFFF"/>
                 <w:sz w:val="20"/>
                 <w:szCs w:val="20"/>
               </w:rPr>
-              <w:t xml:space="preserve">Null</w:t>
+              <w:t>Null</w:t>
             </w:r>
           </w:p>
         </w:tc>
         <w:tc>
           <w:tcPr>
-            <w:tcW w:type="dxa" w:w="2000"/>
+            <w:tcW w:w="2000" w:type="dxa"/>
             <w:tcBorders>
-              <w:top w:val="single" w:color="BFBFBF" w:sz="4"/>
-              <w:left w:val="single" w:color="BFBFBF" w:sz="4"/>
-              <w:bottom w:val="single" w:color="BFBFBF" w:sz="4"/>
-              <w:right w:val="single" w:color="BFBFBF" w:sz="4"/>
+              <w:top w:val="single" w:sz="4" w:space="0" w:color="BFBFBF"/>
+              <w:left w:val="single" w:sz="4" w:space="0" w:color="BFBFBF"/>
+              <w:bottom w:val="single" w:sz="4" w:space="0" w:color="BFBFBF"/>
+              <w:right w:val="single" w:sz="4" w:space="0" w:color="BFBFBF"/>
             </w:tcBorders>
-            <w:shd w:fill="1F3864" w:val="clear"/>
+            <w:shd w:val="clear" w:color="auto" w:fill="1F3864"/>
             <w:tcMar>
-              <w:top w:type="dxa" w:w="70"/>
-              <w:left w:type="dxa" w:w="100"/>
-              <w:bottom w:type="dxa" w:w="70"/>
-              <w:right w:type="dxa" w:w="100"/>
+              <w:top w:w="70" w:type="dxa"/>
+              <w:left w:w="100" w:type="dxa"/>
+              <w:bottom w:w="70" w:type="dxa"/>
+              <w:right w:w="100" w:type="dxa"/>
             </w:tcMar>
           </w:tcPr>
           <w:p>
             <w:r>
               <w:rPr>
-                <w:rFonts w:ascii="Arial" w:cs="Arial" w:eastAsia="Arial" w:hAnsi="Arial"/>
                 <w:b/>
                 <w:bCs/>
                 <w:color w:val="FFFFFF"/>
                 <w:sz w:val="20"/>
                 <w:szCs w:val="20"/>
               </w:rPr>
-              <w:t xml:space="preserve">Default / Backfill</w:t>
+              <w:t>Default / Backfill</w:t>
             </w:r>
           </w:p>
         </w:tc>
         <w:tc>
           <w:tcPr>
-            <w:tcW w:type="dxa" w:w="2326"/>
+            <w:tcW w:w="2326" w:type="dxa"/>
             <w:tcBorders>
-              <w:top w:val="single" w:color="BFBFBF" w:sz="4"/>
-              <w:left w:val="single" w:color="BFBFBF" w:sz="4"/>
-              <w:bottom w:val="single" w:color="BFBFBF" w:sz="4"/>
-              <w:right w:val="single" w:color="BFBFBF" w:sz="4"/>
+              <w:top w:val="single" w:sz="4" w:space="0" w:color="BFBFBF"/>
+              <w:left w:val="single" w:sz="4" w:space="0" w:color="BFBFBF"/>
+              <w:bottom w:val="single" w:sz="4" w:space="0" w:color="BFBFBF"/>
+              <w:right w:val="single" w:sz="4" w:space="0" w:color="BFBFBF"/>
             </w:tcBorders>
-            <w:shd w:fill="1F3864" w:val="clear"/>
+            <w:shd w:val="clear" w:color="auto" w:fill="1F3864"/>
             <w:tcMar>
-              <w:top w:type="dxa" w:w="70"/>
-              <w:left w:type="dxa" w:w="100"/>
-              <w:bottom w:type="dxa" w:w="70"/>
-              <w:right w:type="dxa" w:w="100"/>
+              <w:top w:w="70" w:type="dxa"/>
+              <w:left w:w="100" w:type="dxa"/>
+              <w:bottom w:w="70" w:type="dxa"/>
+              <w:right w:w="100" w:type="dxa"/>
             </w:tcMar>
           </w:tcPr>
           <w:p>
             <w:r>
               <w:rPr>
-                <w:rFonts w:ascii="Arial" w:cs="Arial" w:eastAsia="Arial" w:hAnsi="Arial"/>
                 <w:b/>
                 <w:bCs/>
                 <w:color w:val="FFFFFF"/>
                 <w:sz w:val="20"/>
                 <w:szCs w:val="20"/>
               </w:rPr>
-              <w:t xml:space="preserve">Lý do</w:t>
+              <w:t>Lý do</w:t>
             </w:r>
           </w:p>
         </w:tc>
@@ -659,151 +959,200 @@
       <w:tr>
         <w:tc>
           <w:tcPr>
-            <w:tcW w:type="dxa" w:w="1500"/>
+            <w:tcW w:w="1500" w:type="dxa"/>
             <w:tcBorders>
-              <w:top w:val="single" w:color="BFBFBF" w:sz="4"/>
-              <w:left w:val="single" w:color="BFBFBF" w:sz="4"/>
-              <w:bottom w:val="single" w:color="BFBFBF" w:sz="4"/>
-              <w:right w:val="single" w:color="BFBFBF" w:sz="4"/>
+              <w:top w:val="single" w:sz="4" w:space="0" w:color="BFBFBF"/>
+              <w:left w:val="single" w:sz="4" w:space="0" w:color="BFBFBF"/>
+              <w:bottom w:val="single" w:sz="4" w:space="0" w:color="BFBFBF"/>
+              <w:right w:val="single" w:sz="4" w:space="0" w:color="BFBFBF"/>
             </w:tcBorders>
             <w:tcMar>
-              <w:top w:type="dxa" w:w="70"/>
-              <w:left w:type="dxa" w:w="100"/>
-              <w:bottom w:type="dxa" w:w="70"/>
-              <w:right w:type="dxa" w:w="100"/>
+              <w:top w:w="70" w:type="dxa"/>
+              <w:left w:w="100" w:type="dxa"/>
+              <w:bottom w:w="70" w:type="dxa"/>
+              <w:right w:w="100" w:type="dxa"/>
             </w:tcMar>
           </w:tcPr>
           <w:p>
             <w:r>
               <w:rPr>
-                <w:rFonts w:ascii="Arial" w:cs="Arial" w:eastAsia="Arial" w:hAnsi="Arial"/>
-                <w:b w:val="false"/>
-                <w:bCs w:val="false"/>
-                <w:color w:val="000000"/>
-                <w:sz w:val="20"/>
-                <w:szCs w:val="20"/>
-              </w:rPr>
-              <w:t xml:space="preserve">priority</w:t>
+                <w:color w:val="000000"/>
+                <w:sz w:val="20"/>
+                <w:szCs w:val="20"/>
+              </w:rPr>
+              <w:t>priority</w:t>
             </w:r>
           </w:p>
         </w:tc>
         <w:tc>
           <w:tcPr>
-            <w:tcW w:type="dxa" w:w="2300"/>
+            <w:tcW w:w="2300" w:type="dxa"/>
             <w:tcBorders>
-              <w:top w:val="single" w:color="BFBFBF" w:sz="4"/>
-              <w:left w:val="single" w:color="BFBFBF" w:sz="4"/>
-              <w:bottom w:val="single" w:color="BFBFBF" w:sz="4"/>
-              <w:right w:val="single" w:color="BFBFBF" w:sz="4"/>
+              <w:top w:val="single" w:sz="4" w:space="0" w:color="BFBFBF"/>
+              <w:left w:val="single" w:sz="4" w:space="0" w:color="BFBFBF"/>
+              <w:bottom w:val="single" w:sz="4" w:space="0" w:color="BFBFBF"/>
+              <w:right w:val="single" w:sz="4" w:space="0" w:color="BFBFBF"/>
             </w:tcBorders>
             <w:tcMar>
-              <w:top w:type="dxa" w:w="70"/>
-              <w:left w:type="dxa" w:w="100"/>
-              <w:bottom w:type="dxa" w:w="70"/>
-              <w:right w:type="dxa" w:w="100"/>
+              <w:top w:w="70" w:type="dxa"/>
+              <w:left w:w="100" w:type="dxa"/>
+              <w:bottom w:w="70" w:type="dxa"/>
+              <w:right w:w="100" w:type="dxa"/>
             </w:tcMar>
           </w:tcPr>
           <w:p>
             <w:r>
               <w:rPr>
-                <w:rFonts w:ascii="Arial" w:cs="Arial" w:eastAsia="Arial" w:hAnsi="Arial"/>
-                <w:b w:val="false"/>
-                <w:bCs w:val="false"/>
-                <w:color w:val="000000"/>
-                <w:sz w:val="20"/>
-                <w:szCs w:val="20"/>
-              </w:rPr>
-              <w:t xml:space="preserve">enum priority_enum (Low, Medium, High)</w:t>
+                <w:color w:val="000000"/>
+                <w:sz w:val="20"/>
+                <w:szCs w:val="20"/>
+              </w:rPr>
+              <w:t>enum priority_enum (Low, Medium, High)</w:t>
             </w:r>
           </w:p>
         </w:tc>
         <w:tc>
           <w:tcPr>
-            <w:tcW w:type="dxa" w:w="900"/>
+            <w:tcW w:w="900" w:type="dxa"/>
             <w:tcBorders>
-              <w:top w:val="single" w:color="BFBFBF" w:sz="4"/>
-              <w:left w:val="single" w:color="BFBFBF" w:sz="4"/>
-              <w:bottom w:val="single" w:color="BFBFBF" w:sz="4"/>
-              <w:right w:val="single" w:color="BFBFBF" w:sz="4"/>
+              <w:top w:val="single" w:sz="4" w:space="0" w:color="BFBFBF"/>
+              <w:left w:val="single" w:sz="4" w:space="0" w:color="BFBFBF"/>
+              <w:bottom w:val="single" w:sz="4" w:space="0" w:color="BFBFBF"/>
+              <w:right w:val="single" w:sz="4" w:space="0" w:color="BFBFBF"/>
             </w:tcBorders>
             <w:tcMar>
-              <w:top w:type="dxa" w:w="70"/>
-              <w:left w:type="dxa" w:w="100"/>
-              <w:bottom w:type="dxa" w:w="70"/>
-              <w:right w:type="dxa" w:w="100"/>
+              <w:top w:w="70" w:type="dxa"/>
+              <w:left w:w="100" w:type="dxa"/>
+              <w:bottom w:w="70" w:type="dxa"/>
+              <w:right w:w="100" w:type="dxa"/>
             </w:tcMar>
           </w:tcPr>
           <w:p>
             <w:r>
               <w:rPr>
-                <w:rFonts w:ascii="Arial" w:cs="Arial" w:eastAsia="Arial" w:hAnsi="Arial"/>
-                <w:b w:val="false"/>
-                <w:bCs w:val="false"/>
-                <w:color w:val="000000"/>
-                <w:sz w:val="20"/>
-                <w:szCs w:val="20"/>
-              </w:rPr>
-              <w:t xml:space="preserve">NOT NULL</w:t>
+                <w:color w:val="000000"/>
+                <w:sz w:val="20"/>
+                <w:szCs w:val="20"/>
+              </w:rPr>
+              <w:t>NOT NULL</w:t>
             </w:r>
           </w:p>
         </w:tc>
         <w:tc>
           <w:tcPr>
-            <w:tcW w:type="dxa" w:w="2000"/>
+            <w:tcW w:w="2000" w:type="dxa"/>
             <w:tcBorders>
-              <w:top w:val="single" w:color="BFBFBF" w:sz="4"/>
-              <w:left w:val="single" w:color="BFBFBF" w:sz="4"/>
-              <w:bottom w:val="single" w:color="BFBFBF" w:sz="4"/>
-              <w:right w:val="single" w:color="BFBFBF" w:sz="4"/>
+              <w:top w:val="single" w:sz="4" w:space="0" w:color="BFBFBF"/>
+              <w:left w:val="single" w:sz="4" w:space="0" w:color="BFBFBF"/>
+              <w:bottom w:val="single" w:sz="4" w:space="0" w:color="BFBFBF"/>
+              <w:right w:val="single" w:sz="4" w:space="0" w:color="BFBFBF"/>
             </w:tcBorders>
             <w:tcMar>
-              <w:top w:type="dxa" w:w="70"/>
-              <w:left w:type="dxa" w:w="100"/>
-              <w:bottom w:type="dxa" w:w="70"/>
-              <w:right w:type="dxa" w:w="100"/>
+              <w:top w:w="70" w:type="dxa"/>
+              <w:left w:w="100" w:type="dxa"/>
+              <w:bottom w:w="70" w:type="dxa"/>
+              <w:right w:w="100" w:type="dxa"/>
             </w:tcMar>
           </w:tcPr>
           <w:p>
             <w:r>
               <w:rPr>
-                <w:rFonts w:ascii="Arial" w:cs="Arial" w:eastAsia="Arial" w:hAnsi="Arial"/>
-                <w:b w:val="false"/>
-                <w:bCs w:val="false"/>
-                <w:color w:val="000000"/>
-                <w:sz w:val="20"/>
-                <w:szCs w:val="20"/>
-              </w:rPr>
-              <w:t xml:space="preserve">server_default 'Medium'. Postgres tự điền cho dòng cũ.</w:t>
+                <w:color w:val="000000"/>
+                <w:sz w:val="20"/>
+                <w:szCs w:val="20"/>
+              </w:rPr>
+              <w:t>server_default 'Medium'. Postgres t</w:t>
+            </w:r>
+            <w:r>
+              <w:rPr>
+                <w:color w:val="000000"/>
+                <w:sz w:val="20"/>
+                <w:szCs w:val="20"/>
+              </w:rPr>
+              <w:t>ự</w:t>
+            </w:r>
+            <w:r>
+              <w:rPr>
+                <w:color w:val="000000"/>
+                <w:sz w:val="20"/>
+                <w:szCs w:val="20"/>
+              </w:rPr>
+              <w:t xml:space="preserve"> đi</w:t>
+            </w:r>
+            <w:r>
+              <w:rPr>
+                <w:color w:val="000000"/>
+                <w:sz w:val="20"/>
+                <w:szCs w:val="20"/>
+              </w:rPr>
+              <w:t>ề</w:t>
+            </w:r>
+            <w:r>
+              <w:rPr>
+                <w:color w:val="000000"/>
+                <w:sz w:val="20"/>
+                <w:szCs w:val="20"/>
+              </w:rPr>
+              <w:t>n cho dòng cũ.</w:t>
             </w:r>
           </w:p>
         </w:tc>
         <w:tc>
           <w:tcPr>
-            <w:tcW w:type="dxa" w:w="2326"/>
+            <w:tcW w:w="2326" w:type="dxa"/>
             <w:tcBorders>
-              <w:top w:val="single" w:color="BFBFBF" w:sz="4"/>
-              <w:left w:val="single" w:color="BFBFBF" w:sz="4"/>
-              <w:bottom w:val="single" w:color="BFBFBF" w:sz="4"/>
-              <w:right w:val="single" w:color="BFBFBF" w:sz="4"/>
+              <w:top w:val="single" w:sz="4" w:space="0" w:color="BFBFBF"/>
+              <w:left w:val="single" w:sz="4" w:space="0" w:color="BFBFBF"/>
+              <w:bottom w:val="single" w:sz="4" w:space="0" w:color="BFBFBF"/>
+              <w:right w:val="single" w:sz="4" w:space="0" w:color="BFBFBF"/>
             </w:tcBorders>
             <w:tcMar>
-              <w:top w:type="dxa" w:w="70"/>
-              <w:left w:type="dxa" w:w="100"/>
-              <w:bottom w:type="dxa" w:w="70"/>
-              <w:right w:type="dxa" w:w="100"/>
+              <w:top w:w="70" w:type="dxa"/>
+              <w:left w:w="100" w:type="dxa"/>
+              <w:bottom w:w="70" w:type="dxa"/>
+              <w:right w:w="100" w:type="dxa"/>
             </w:tcMar>
           </w:tcPr>
           <w:p>
             <w:r>
               <w:rPr>
-                <w:rFonts w:ascii="Arial" w:cs="Arial" w:eastAsia="Arial" w:hAnsi="Arial"/>
-                <w:b w:val="false"/>
-                <w:bCs w:val="false"/>
-                <w:color w:val="000000"/>
-                <w:sz w:val="20"/>
-                <w:szCs w:val="20"/>
-              </w:rPr>
-              <w:t xml:space="preserve">Task nào cũng có mức ưu tiên; Medium là giá trị trung tính.</w:t>
+                <w:color w:val="000000"/>
+                <w:sz w:val="20"/>
+                <w:szCs w:val="20"/>
+              </w:rPr>
+              <w:t>Task nào cũng có m</w:t>
+            </w:r>
+            <w:r>
+              <w:rPr>
+                <w:color w:val="000000"/>
+                <w:sz w:val="20"/>
+                <w:szCs w:val="20"/>
+              </w:rPr>
+              <w:t>ứ</w:t>
+            </w:r>
+            <w:r>
+              <w:rPr>
+                <w:color w:val="000000"/>
+                <w:sz w:val="20"/>
+                <w:szCs w:val="20"/>
+              </w:rPr>
+              <w:t>c ưu tiên; Medium là giá tr</w:t>
+            </w:r>
+            <w:r>
+              <w:rPr>
+                <w:color w:val="000000"/>
+                <w:sz w:val="20"/>
+                <w:szCs w:val="20"/>
+              </w:rPr>
+              <w:t>ị</w:t>
+            </w:r>
+            <w:r>
+              <w:rPr>
+                <w:color w:val="000000"/>
+                <w:sz w:val="20"/>
+                <w:szCs w:val="20"/>
+              </w:rPr>
+              <w:t xml:space="preserve"> trung tính.</w:t>
             </w:r>
           </w:p>
         </w:tc>
@@ -811,151 +1160,168 @@
       <w:tr>
         <w:tc>
           <w:tcPr>
-            <w:tcW w:type="dxa" w:w="1500"/>
+            <w:tcW w:w="1500" w:type="dxa"/>
             <w:tcBorders>
-              <w:top w:val="single" w:color="BFBFBF" w:sz="4"/>
-              <w:left w:val="single" w:color="BFBFBF" w:sz="4"/>
-              <w:bottom w:val="single" w:color="BFBFBF" w:sz="4"/>
-              <w:right w:val="single" w:color="BFBFBF" w:sz="4"/>
+              <w:top w:val="single" w:sz="4" w:space="0" w:color="BFBFBF"/>
+              <w:left w:val="single" w:sz="4" w:space="0" w:color="BFBFBF"/>
+              <w:bottom w:val="single" w:sz="4" w:space="0" w:color="BFBFBF"/>
+              <w:right w:val="single" w:sz="4" w:space="0" w:color="BFBFBF"/>
             </w:tcBorders>
             <w:tcMar>
-              <w:top w:type="dxa" w:w="70"/>
-              <w:left w:type="dxa" w:w="100"/>
-              <w:bottom w:type="dxa" w:w="70"/>
-              <w:right w:type="dxa" w:w="100"/>
+              <w:top w:w="70" w:type="dxa"/>
+              <w:left w:w="100" w:type="dxa"/>
+              <w:bottom w:w="70" w:type="dxa"/>
+              <w:right w:w="100" w:type="dxa"/>
             </w:tcMar>
           </w:tcPr>
           <w:p>
             <w:r>
               <w:rPr>
-                <w:rFonts w:ascii="Arial" w:cs="Arial" w:eastAsia="Arial" w:hAnsi="Arial"/>
-                <w:b w:val="false"/>
-                <w:bCs w:val="false"/>
-                <w:color w:val="000000"/>
-                <w:sz w:val="20"/>
-                <w:szCs w:val="20"/>
-              </w:rPr>
-              <w:t xml:space="preserve">due_date</w:t>
+                <w:color w:val="000000"/>
+                <w:sz w:val="20"/>
+                <w:szCs w:val="20"/>
+              </w:rPr>
+              <w:t>due_date</w:t>
             </w:r>
           </w:p>
         </w:tc>
         <w:tc>
           <w:tcPr>
-            <w:tcW w:type="dxa" w:w="2300"/>
+            <w:tcW w:w="2300" w:type="dxa"/>
             <w:tcBorders>
-              <w:top w:val="single" w:color="BFBFBF" w:sz="4"/>
-              <w:left w:val="single" w:color="BFBFBF" w:sz="4"/>
-              <w:bottom w:val="single" w:color="BFBFBF" w:sz="4"/>
-              <w:right w:val="single" w:color="BFBFBF" w:sz="4"/>
+              <w:top w:val="single" w:sz="4" w:space="0" w:color="BFBFBF"/>
+              <w:left w:val="single" w:sz="4" w:space="0" w:color="BFBFBF"/>
+              <w:bottom w:val="single" w:sz="4" w:space="0" w:color="BFBFBF"/>
+              <w:right w:val="single" w:sz="4" w:space="0" w:color="BFBFBF"/>
             </w:tcBorders>
             <w:tcMar>
-              <w:top w:type="dxa" w:w="70"/>
-              <w:left w:type="dxa" w:w="100"/>
-              <w:bottom w:type="dxa" w:w="70"/>
-              <w:right w:type="dxa" w:w="100"/>
+              <w:top w:w="70" w:type="dxa"/>
+              <w:left w:w="100" w:type="dxa"/>
+              <w:bottom w:w="70" w:type="dxa"/>
+              <w:right w:w="100" w:type="dxa"/>
             </w:tcMar>
           </w:tcPr>
           <w:p>
             <w:r>
               <w:rPr>
-                <w:rFonts w:ascii="Arial" w:cs="Arial" w:eastAsia="Arial" w:hAnsi="Arial"/>
-                <w:b w:val="false"/>
-                <w:bCs w:val="false"/>
-                <w:color w:val="000000"/>
-                <w:sz w:val="20"/>
-                <w:szCs w:val="20"/>
-              </w:rPr>
-              <w:t xml:space="preserve">Date</w:t>
+                <w:color w:val="000000"/>
+                <w:sz w:val="20"/>
+                <w:szCs w:val="20"/>
+              </w:rPr>
+              <w:t>Date</w:t>
             </w:r>
           </w:p>
         </w:tc>
         <w:tc>
           <w:tcPr>
-            <w:tcW w:type="dxa" w:w="900"/>
+            <w:tcW w:w="900" w:type="dxa"/>
             <w:tcBorders>
-              <w:top w:val="single" w:color="BFBFBF" w:sz="4"/>
-              <w:left w:val="single" w:color="BFBFBF" w:sz="4"/>
-              <w:bottom w:val="single" w:color="BFBFBF" w:sz="4"/>
-              <w:right w:val="single" w:color="BFBFBF" w:sz="4"/>
+              <w:top w:val="single" w:sz="4" w:space="0" w:color="BFBFBF"/>
+              <w:left w:val="single" w:sz="4" w:space="0" w:color="BFBFBF"/>
+              <w:bottom w:val="single" w:sz="4" w:space="0" w:color="BFBFBF"/>
+              <w:right w:val="single" w:sz="4" w:space="0" w:color="BFBFBF"/>
             </w:tcBorders>
             <w:tcMar>
-              <w:top w:type="dxa" w:w="70"/>
-              <w:left w:type="dxa" w:w="100"/>
-              <w:bottom w:type="dxa" w:w="70"/>
-              <w:right w:type="dxa" w:w="100"/>
+              <w:top w:w="70" w:type="dxa"/>
+              <w:left w:w="100" w:type="dxa"/>
+              <w:bottom w:w="70" w:type="dxa"/>
+              <w:right w:w="100" w:type="dxa"/>
             </w:tcMar>
           </w:tcPr>
           <w:p>
             <w:r>
               <w:rPr>
-                <w:rFonts w:ascii="Arial" w:cs="Arial" w:eastAsia="Arial" w:hAnsi="Arial"/>
-                <w:b w:val="false"/>
-                <w:bCs w:val="false"/>
-                <w:color w:val="000000"/>
-                <w:sz w:val="20"/>
-                <w:szCs w:val="20"/>
-              </w:rPr>
-              <w:t xml:space="preserve">NULL</w:t>
+                <w:color w:val="000000"/>
+                <w:sz w:val="20"/>
+                <w:szCs w:val="20"/>
+              </w:rPr>
+              <w:t>NULL</w:t>
             </w:r>
           </w:p>
         </w:tc>
         <w:tc>
           <w:tcPr>
-            <w:tcW w:type="dxa" w:w="2000"/>
+            <w:tcW w:w="2000" w:type="dxa"/>
             <w:tcBorders>
-              <w:top w:val="single" w:color="BFBFBF" w:sz="4"/>
-              <w:left w:val="single" w:color="BFBFBF" w:sz="4"/>
-              <w:bottom w:val="single" w:color="BFBFBF" w:sz="4"/>
-              <w:right w:val="single" w:color="BFBFBF" w:sz="4"/>
+              <w:top w:val="single" w:sz="4" w:space="0" w:color="BFBFBF"/>
+              <w:left w:val="single" w:sz="4" w:space="0" w:color="BFBFBF"/>
+              <w:bottom w:val="single" w:sz="4" w:space="0" w:color="BFBFBF"/>
+              <w:right w:val="single" w:sz="4" w:space="0" w:color="BFBFBF"/>
             </w:tcBorders>
             <w:tcMar>
-              <w:top w:type="dxa" w:w="70"/>
-              <w:left w:type="dxa" w:w="100"/>
-              <w:bottom w:type="dxa" w:w="70"/>
-              <w:right w:type="dxa" w:w="100"/>
+              <w:top w:w="70" w:type="dxa"/>
+              <w:left w:w="100" w:type="dxa"/>
+              <w:bottom w:w="70" w:type="dxa"/>
+              <w:right w:w="100" w:type="dxa"/>
             </w:tcMar>
           </w:tcPr>
           <w:p>
             <w:r>
               <w:rPr>
-                <w:rFonts w:ascii="Arial" w:cs="Arial" w:eastAsia="Arial" w:hAnsi="Arial"/>
-                <w:b w:val="false"/>
-                <w:bCs w:val="false"/>
-                <w:color w:val="000000"/>
-                <w:sz w:val="20"/>
-                <w:szCs w:val="20"/>
-              </w:rPr>
-              <w:t xml:space="preserve">Không backfill</w:t>
+                <w:color w:val="000000"/>
+                <w:sz w:val="20"/>
+                <w:szCs w:val="20"/>
+              </w:rPr>
+              <w:t>Không backfill</w:t>
             </w:r>
           </w:p>
         </w:tc>
         <w:tc>
           <w:tcPr>
-            <w:tcW w:type="dxa" w:w="2326"/>
+            <w:tcW w:w="2326" w:type="dxa"/>
             <w:tcBorders>
-              <w:top w:val="single" w:color="BFBFBF" w:sz="4"/>
-              <w:left w:val="single" w:color="BFBFBF" w:sz="4"/>
-              <w:bottom w:val="single" w:color="BFBFBF" w:sz="4"/>
-              <w:right w:val="single" w:color="BFBFBF" w:sz="4"/>
+              <w:top w:val="single" w:sz="4" w:space="0" w:color="BFBFBF"/>
+              <w:left w:val="single" w:sz="4" w:space="0" w:color="BFBFBF"/>
+              <w:bottom w:val="single" w:sz="4" w:space="0" w:color="BFBFBF"/>
+              <w:right w:val="single" w:sz="4" w:space="0" w:color="BFBFBF"/>
             </w:tcBorders>
             <w:tcMar>
-              <w:top w:type="dxa" w:w="70"/>
-              <w:left w:type="dxa" w:w="100"/>
-              <w:bottom w:type="dxa" w:w="70"/>
-              <w:right w:type="dxa" w:w="100"/>
+              <w:top w:w="70" w:type="dxa"/>
+              <w:left w:w="100" w:type="dxa"/>
+              <w:bottom w:w="70" w:type="dxa"/>
+              <w:right w:w="100" w:type="dxa"/>
             </w:tcMar>
           </w:tcPr>
           <w:p>
             <w:r>
               <w:rPr>
-                <w:rFonts w:ascii="Arial" w:cs="Arial" w:eastAsia="Arial" w:hAnsi="Arial"/>
-                <w:b w:val="false"/>
-                <w:bCs w:val="false"/>
-                <w:color w:val="000000"/>
-                <w:sz w:val="20"/>
-                <w:szCs w:val="20"/>
-              </w:rPr>
-              <w:t xml:space="preserve">Task cũ chưa có hạn. NULL = không có deadline, không bịa ngày.</w:t>
+                <w:color w:val="000000"/>
+                <w:sz w:val="20"/>
+                <w:szCs w:val="20"/>
+              </w:rPr>
+              <w:t>Task cũ chưa có h</w:t>
+            </w:r>
+            <w:r>
+              <w:rPr>
+                <w:color w:val="000000"/>
+                <w:sz w:val="20"/>
+                <w:szCs w:val="20"/>
+              </w:rPr>
+              <w:t>ạ</w:t>
+            </w:r>
+            <w:r>
+              <w:rPr>
+                <w:color w:val="000000"/>
+                <w:sz w:val="20"/>
+                <w:szCs w:val="20"/>
+              </w:rPr>
+              <w:t>n. NULL = không có deadline, không b</w:t>
+            </w:r>
+            <w:r>
+              <w:rPr>
+                <w:color w:val="000000"/>
+                <w:sz w:val="20"/>
+                <w:szCs w:val="20"/>
+              </w:rPr>
+              <w:t>ị</w:t>
+            </w:r>
+            <w:r>
+              <w:rPr>
+                <w:color w:val="000000"/>
+                <w:sz w:val="20"/>
+                <w:szCs w:val="20"/>
+              </w:rPr>
+              <w:t>a ngày.</w:t>
             </w:r>
           </w:p>
         </w:tc>
@@ -963,151 +1329,184 @@
       <w:tr>
         <w:tc>
           <w:tcPr>
-            <w:tcW w:type="dxa" w:w="1500"/>
+            <w:tcW w:w="1500" w:type="dxa"/>
             <w:tcBorders>
-              <w:top w:val="single" w:color="BFBFBF" w:sz="4"/>
-              <w:left w:val="single" w:color="BFBFBF" w:sz="4"/>
-              <w:bottom w:val="single" w:color="BFBFBF" w:sz="4"/>
-              <w:right w:val="single" w:color="BFBFBF" w:sz="4"/>
+              <w:top w:val="single" w:sz="4" w:space="0" w:color="BFBFBF"/>
+              <w:left w:val="single" w:sz="4" w:space="0" w:color="BFBFBF"/>
+              <w:bottom w:val="single" w:sz="4" w:space="0" w:color="BFBFBF"/>
+              <w:right w:val="single" w:sz="4" w:space="0" w:color="BFBFBF"/>
             </w:tcBorders>
             <w:tcMar>
-              <w:top w:type="dxa" w:w="70"/>
-              <w:left w:type="dxa" w:w="100"/>
-              <w:bottom w:type="dxa" w:w="70"/>
-              <w:right w:type="dxa" w:w="100"/>
+              <w:top w:w="70" w:type="dxa"/>
+              <w:left w:w="100" w:type="dxa"/>
+              <w:bottom w:w="70" w:type="dxa"/>
+              <w:right w:w="100" w:type="dxa"/>
             </w:tcMar>
           </w:tcPr>
           <w:p>
             <w:r>
               <w:rPr>
-                <w:rFonts w:ascii="Arial" w:cs="Arial" w:eastAsia="Arial" w:hAnsi="Arial"/>
-                <w:b w:val="false"/>
-                <w:bCs w:val="false"/>
-                <w:color w:val="000000"/>
-                <w:sz w:val="20"/>
-                <w:szCs w:val="20"/>
-              </w:rPr>
-              <w:t xml:space="preserve">assignee_id</w:t>
+                <w:color w:val="000000"/>
+                <w:sz w:val="20"/>
+                <w:szCs w:val="20"/>
+              </w:rPr>
+              <w:t>assignee_id</w:t>
             </w:r>
           </w:p>
         </w:tc>
         <w:tc>
           <w:tcPr>
-            <w:tcW w:type="dxa" w:w="2300"/>
+            <w:tcW w:w="2300" w:type="dxa"/>
             <w:tcBorders>
-              <w:top w:val="single" w:color="BFBFBF" w:sz="4"/>
-              <w:left w:val="single" w:color="BFBFBF" w:sz="4"/>
-              <w:bottom w:val="single" w:color="BFBFBF" w:sz="4"/>
-              <w:right w:val="single" w:color="BFBFBF" w:sz="4"/>
+              <w:top w:val="single" w:sz="4" w:space="0" w:color="BFBFBF"/>
+              <w:left w:val="single" w:sz="4" w:space="0" w:color="BFBFBF"/>
+              <w:bottom w:val="single" w:sz="4" w:space="0" w:color="BFBFBF"/>
+              <w:right w:val="single" w:sz="4" w:space="0" w:color="BFBFBF"/>
             </w:tcBorders>
             <w:tcMar>
-              <w:top w:type="dxa" w:w="70"/>
-              <w:left w:type="dxa" w:w="100"/>
-              <w:bottom w:type="dxa" w:w="70"/>
-              <w:right w:type="dxa" w:w="100"/>
+              <w:top w:w="70" w:type="dxa"/>
+              <w:left w:w="100" w:type="dxa"/>
+              <w:bottom w:w="70" w:type="dxa"/>
+              <w:right w:w="100" w:type="dxa"/>
             </w:tcMar>
           </w:tcPr>
           <w:p>
             <w:r>
               <w:rPr>
-                <w:rFonts w:ascii="Arial" w:cs="Arial" w:eastAsia="Arial" w:hAnsi="Arial"/>
-                <w:b w:val="false"/>
-                <w:bCs w:val="false"/>
-                <w:color w:val="000000"/>
-                <w:sz w:val="20"/>
-                <w:szCs w:val="20"/>
-              </w:rPr>
-              <w:t xml:space="preserve">UUID, FK users.id, ON DELETE SET NULL, có index</w:t>
+                <w:color w:val="000000"/>
+                <w:sz w:val="20"/>
+                <w:szCs w:val="20"/>
+              </w:rPr>
+              <w:t>UUID, FK users.id, ON DELETE SET NULL, có index</w:t>
             </w:r>
           </w:p>
         </w:tc>
         <w:tc>
           <w:tcPr>
-            <w:tcW w:type="dxa" w:w="900"/>
+            <w:tcW w:w="900" w:type="dxa"/>
             <w:tcBorders>
-              <w:top w:val="single" w:color="BFBFBF" w:sz="4"/>
-              <w:left w:val="single" w:color="BFBFBF" w:sz="4"/>
-              <w:bottom w:val="single" w:color="BFBFBF" w:sz="4"/>
-              <w:right w:val="single" w:color="BFBFBF" w:sz="4"/>
+              <w:top w:val="single" w:sz="4" w:space="0" w:color="BFBFBF"/>
+              <w:left w:val="single" w:sz="4" w:space="0" w:color="BFBFBF"/>
+              <w:bottom w:val="single" w:sz="4" w:space="0" w:color="BFBFBF"/>
+              <w:right w:val="single" w:sz="4" w:space="0" w:color="BFBFBF"/>
             </w:tcBorders>
             <w:tcMar>
-              <w:top w:type="dxa" w:w="70"/>
-              <w:left w:type="dxa" w:w="100"/>
-              <w:bottom w:type="dxa" w:w="70"/>
-              <w:right w:type="dxa" w:w="100"/>
+              <w:top w:w="70" w:type="dxa"/>
+              <w:left w:w="100" w:type="dxa"/>
+              <w:bottom w:w="70" w:type="dxa"/>
+              <w:right w:w="100" w:type="dxa"/>
             </w:tcMar>
           </w:tcPr>
           <w:p>
             <w:r>
               <w:rPr>
-                <w:rFonts w:ascii="Arial" w:cs="Arial" w:eastAsia="Arial" w:hAnsi="Arial"/>
-                <w:b w:val="false"/>
-                <w:bCs w:val="false"/>
-                <w:color w:val="000000"/>
-                <w:sz w:val="20"/>
-                <w:szCs w:val="20"/>
-              </w:rPr>
-              <w:t xml:space="preserve">NULL</w:t>
+                <w:color w:val="000000"/>
+                <w:sz w:val="20"/>
+                <w:szCs w:val="20"/>
+              </w:rPr>
+              <w:t>NULL</w:t>
             </w:r>
           </w:p>
         </w:tc>
         <w:tc>
           <w:tcPr>
-            <w:tcW w:type="dxa" w:w="2000"/>
+            <w:tcW w:w="2000" w:type="dxa"/>
             <w:tcBorders>
-              <w:top w:val="single" w:color="BFBFBF" w:sz="4"/>
-              <w:left w:val="single" w:color="BFBFBF" w:sz="4"/>
-              <w:bottom w:val="single" w:color="BFBFBF" w:sz="4"/>
-              <w:right w:val="single" w:color="BFBFBF" w:sz="4"/>
+              <w:top w:val="single" w:sz="4" w:space="0" w:color="BFBFBF"/>
+              <w:left w:val="single" w:sz="4" w:space="0" w:color="BFBFBF"/>
+              <w:bottom w:val="single" w:sz="4" w:space="0" w:color="BFBFBF"/>
+              <w:right w:val="single" w:sz="4" w:space="0" w:color="BFBFBF"/>
             </w:tcBorders>
             <w:tcMar>
-              <w:top w:type="dxa" w:w="70"/>
-              <w:left w:type="dxa" w:w="100"/>
-              <w:bottom w:type="dxa" w:w="70"/>
-              <w:right w:type="dxa" w:w="100"/>
+              <w:top w:w="70" w:type="dxa"/>
+              <w:left w:w="100" w:type="dxa"/>
+              <w:bottom w:w="70" w:type="dxa"/>
+              <w:right w:w="100" w:type="dxa"/>
             </w:tcMar>
           </w:tcPr>
           <w:p>
             <w:r>
               <w:rPr>
-                <w:rFonts w:ascii="Arial" w:cs="Arial" w:eastAsia="Arial" w:hAnsi="Arial"/>
-                <w:b w:val="false"/>
-                <w:bCs w:val="false"/>
-                <w:color w:val="000000"/>
-                <w:sz w:val="20"/>
-                <w:szCs w:val="20"/>
-              </w:rPr>
-              <w:t xml:space="preserve">Không backfill</w:t>
+                <w:color w:val="000000"/>
+                <w:sz w:val="20"/>
+                <w:szCs w:val="20"/>
+              </w:rPr>
+              <w:t>Không backfill</w:t>
             </w:r>
           </w:p>
         </w:tc>
         <w:tc>
           <w:tcPr>
-            <w:tcW w:type="dxa" w:w="2326"/>
+            <w:tcW w:w="2326" w:type="dxa"/>
             <w:tcBorders>
-              <w:top w:val="single" w:color="BFBFBF" w:sz="4"/>
-              <w:left w:val="single" w:color="BFBFBF" w:sz="4"/>
-              <w:bottom w:val="single" w:color="BFBFBF" w:sz="4"/>
-              <w:right w:val="single" w:color="BFBFBF" w:sz="4"/>
+              <w:top w:val="single" w:sz="4" w:space="0" w:color="BFBFBF"/>
+              <w:left w:val="single" w:sz="4" w:space="0" w:color="BFBFBF"/>
+              <w:bottom w:val="single" w:sz="4" w:space="0" w:color="BFBFBF"/>
+              <w:right w:val="single" w:sz="4" w:space="0" w:color="BFBFBF"/>
             </w:tcBorders>
             <w:tcMar>
-              <w:top w:type="dxa" w:w="70"/>
-              <w:left w:type="dxa" w:w="100"/>
-              <w:bottom w:type="dxa" w:w="70"/>
-              <w:right w:type="dxa" w:w="100"/>
+              <w:top w:w="70" w:type="dxa"/>
+              <w:left w:w="100" w:type="dxa"/>
+              <w:bottom w:w="70" w:type="dxa"/>
+              <w:right w:w="100" w:type="dxa"/>
             </w:tcMar>
           </w:tcPr>
           <w:p>
             <w:r>
               <w:rPr>
-                <w:rFonts w:ascii="Arial" w:cs="Arial" w:eastAsia="Arial" w:hAnsi="Arial"/>
-                <w:b w:val="false"/>
-                <w:bCs w:val="false"/>
-                <w:color w:val="000000"/>
-                <w:sz w:val="20"/>
-                <w:szCs w:val="20"/>
-              </w:rPr>
-              <w:t xml:space="preserve">Task cũ chưa có người nhận. Xóa user thì task thành unassigned, không bị xóa theo.</w:t>
+                <w:color w:val="000000"/>
+                <w:sz w:val="20"/>
+                <w:szCs w:val="20"/>
+              </w:rPr>
+              <w:t>Task cũ chưa có ngư</w:t>
+            </w:r>
+            <w:r>
+              <w:rPr>
+                <w:color w:val="000000"/>
+                <w:sz w:val="20"/>
+                <w:szCs w:val="20"/>
+              </w:rPr>
+              <w:t>ờ</w:t>
+            </w:r>
+            <w:r>
+              <w:rPr>
+                <w:color w:val="000000"/>
+                <w:sz w:val="20"/>
+                <w:szCs w:val="20"/>
+              </w:rPr>
+              <w:t>i nh</w:t>
+            </w:r>
+            <w:r>
+              <w:rPr>
+                <w:color w:val="000000"/>
+                <w:sz w:val="20"/>
+                <w:szCs w:val="20"/>
+              </w:rPr>
+              <w:t>ậ</w:t>
+            </w:r>
+            <w:r>
+              <w:rPr>
+                <w:color w:val="000000"/>
+                <w:sz w:val="20"/>
+                <w:szCs w:val="20"/>
+              </w:rPr>
+              <w:t>n. Xóa user thì task thành unassigned, không b</w:t>
+            </w:r>
+            <w:r>
+              <w:rPr>
+                <w:color w:val="000000"/>
+                <w:sz w:val="20"/>
+                <w:szCs w:val="20"/>
+              </w:rPr>
+              <w:t>ị</w:t>
+            </w:r>
+            <w:r>
+              <w:rPr>
+                <w:color w:val="000000"/>
+                <w:sz w:val="20"/>
+                <w:szCs w:val="20"/>
+              </w:rPr>
+              <w:t xml:space="preserve"> xóa theo.</w:t>
             </w:r>
           </w:p>
         </w:tc>
@@ -1124,73 +1523,224 @@
       </w:pPr>
       <w:r>
         <w:rPr>
-          <w:rFonts w:ascii="Arial" w:cs="Arial" w:eastAsia="Arial" w:hAnsi="Arial"/>
           <w:b/>
           <w:bCs/>
-          <w:sz w:val="22"/>
-          <w:szCs w:val="22"/>
-        </w:rPr>
-        <w:t xml:space="preserve">Nguyên tắc backfill: </w:t>
-      </w:r>
-      <w:r>
-        <w:rPr>
-          <w:rFonts w:ascii="Arial" w:cs="Arial" w:eastAsia="Arial" w:hAnsi="Arial"/>
-          <w:sz w:val="22"/>
-          <w:szCs w:val="22"/>
-        </w:rPr>
-        <w:t xml:space="preserve">chỉ điền giá trị khi có giá trị đúng. Nếu không có giá trị đúng thì để NULL và để UI xử lý trạng thái "chưa đặt".</w:t>
+        </w:rPr>
+        <w:t>Nguyên t</w:t>
+      </w:r>
+      <w:r>
+        <w:rPr>
+          <w:b/>
+          <w:bCs/>
+        </w:rPr>
+        <w:t>ắ</w:t>
+      </w:r>
+      <w:r>
+        <w:rPr>
+          <w:b/>
+          <w:bCs/>
+        </w:rPr>
+        <w:t xml:space="preserve">c backfill: </w:t>
+      </w:r>
+      <w:r>
+        <w:t>ch</w:t>
+      </w:r>
+      <w:r>
+        <w:t>ỉ</w:t>
+      </w:r>
+      <w:r>
+        <w:t xml:space="preserve"> đi</w:t>
+      </w:r>
+      <w:r>
+        <w:t>ề</w:t>
+      </w:r>
+      <w:r>
+        <w:t>n giá tr</w:t>
+      </w:r>
+      <w:r>
+        <w:t>ị</w:t>
+      </w:r>
+      <w:r>
+        <w:t xml:space="preserve"> khi có giá tr</w:t>
+      </w:r>
+      <w:r>
+        <w:t>ị</w:t>
+      </w:r>
+      <w:r>
+        <w:t xml:space="preserve"> đúng. N</w:t>
+      </w:r>
+      <w:r>
+        <w:t>ế</w:t>
+      </w:r>
+      <w:r>
+        <w:t>u không có giá tr</w:t>
+      </w:r>
+      <w:r>
+        <w:t>ị</w:t>
+      </w:r>
+      <w:r>
+        <w:t xml:space="preserve"> đúng thì đ</w:t>
+      </w:r>
+      <w:r>
+        <w:t>ể</w:t>
+      </w:r>
+      <w:r>
+        <w:t xml:space="preserve"> NULL và đ</w:t>
+      </w:r>
+      <w:r>
+        <w:t>ể</w:t>
+      </w:r>
+      <w:r>
+        <w:t xml:space="preserve"> UI x</w:t>
+      </w:r>
+      <w:r>
+        <w:t>ử</w:t>
+      </w:r>
+      <w:r>
+        <w:t xml:space="preserve"> lý tr</w:t>
+      </w:r>
+      <w:r>
+        <w:t>ạ</w:t>
+      </w:r>
+      <w:r>
+        <w:t>ng thái "chưa đ</w:t>
+      </w:r>
+      <w:r>
+        <w:t>ặ</w:t>
+      </w:r>
+      <w:r>
+        <w:t>t".</w:t>
       </w:r>
     </w:p>
     <w:p>
       <w:pPr>
         <w:pStyle w:val="Heading1"/>
-        <w:spacing w:after="140" w:before="320"/>
+        <w:spacing w:before="320" w:after="140"/>
       </w:pPr>
       <w:r>
         <w:rPr>
-          <w:rFonts w:ascii="Arial" w:cs="Arial" w:eastAsia="Arial" w:hAnsi="Arial"/>
           <w:b/>
           <w:bCs/>
           <w:color w:val="1F3864"/>
           <w:sz w:val="30"/>
           <w:szCs w:val="30"/>
         </w:rPr>
-        <w:t xml:space="preserve">3. Migration Plan</w:t>
+        <w:t>3. Migration Plan</w:t>
       </w:r>
     </w:p>
     <w:p>
       <w:pPr>
         <w:pStyle w:val="Heading2"/>
-        <w:spacing w:after="100" w:before="200"/>
+        <w:spacing w:before="200" w:after="100"/>
       </w:pPr>
       <w:r>
         <w:rPr>
-          <w:rFonts w:ascii="Arial" w:cs="Arial" w:eastAsia="Arial" w:hAnsi="Arial"/>
           <w:b/>
           <w:bCs/>
           <w:color w:val="2E5597"/>
           <w:sz w:val="25"/>
           <w:szCs w:val="25"/>
         </w:rPr>
-        <w:t xml:space="preserve">3.1 Thứ tự thực hiện và lý do</w:t>
+        <w:t>3.1 Th</w:t>
+      </w:r>
+      <w:r>
+        <w:rPr>
+          <w:b/>
+          <w:bCs/>
+          <w:color w:val="2E5597"/>
+          <w:sz w:val="25"/>
+          <w:szCs w:val="25"/>
+        </w:rPr>
+        <w:t>ứ</w:t>
+      </w:r>
+      <w:r>
+        <w:rPr>
+          <w:b/>
+          <w:bCs/>
+          <w:color w:val="2E5597"/>
+          <w:sz w:val="25"/>
+          <w:szCs w:val="25"/>
+        </w:rPr>
+        <w:t xml:space="preserve"> t</w:t>
+      </w:r>
+      <w:r>
+        <w:rPr>
+          <w:b/>
+          <w:bCs/>
+          <w:color w:val="2E5597"/>
+          <w:sz w:val="25"/>
+          <w:szCs w:val="25"/>
+        </w:rPr>
+        <w:t>ự</w:t>
+      </w:r>
+      <w:r>
+        <w:rPr>
+          <w:b/>
+          <w:bCs/>
+          <w:color w:val="2E5597"/>
+          <w:sz w:val="25"/>
+          <w:szCs w:val="25"/>
+        </w:rPr>
+        <w:t xml:space="preserve"> th</w:t>
+      </w:r>
+      <w:r>
+        <w:rPr>
+          <w:b/>
+          <w:bCs/>
+          <w:color w:val="2E5597"/>
+          <w:sz w:val="25"/>
+          <w:szCs w:val="25"/>
+        </w:rPr>
+        <w:t>ự</w:t>
+      </w:r>
+      <w:r>
+        <w:rPr>
+          <w:b/>
+          <w:bCs/>
+          <w:color w:val="2E5597"/>
+          <w:sz w:val="25"/>
+          <w:szCs w:val="25"/>
+        </w:rPr>
+        <w:t>c hi</w:t>
+      </w:r>
+      <w:r>
+        <w:rPr>
+          <w:b/>
+          <w:bCs/>
+          <w:color w:val="2E5597"/>
+          <w:sz w:val="25"/>
+          <w:szCs w:val="25"/>
+        </w:rPr>
+        <w:t>ệ</w:t>
+      </w:r>
+      <w:r>
+        <w:rPr>
+          <w:b/>
+          <w:bCs/>
+          <w:color w:val="2E5597"/>
+          <w:sz w:val="25"/>
+          <w:szCs w:val="25"/>
+        </w:rPr>
+        <w:t>n và lý do</w:t>
       </w:r>
     </w:p>
     <w:tbl>
       <w:tblPr>
-        <w:tblW w:type="dxa" w:w="9026"/>
+        <w:tblW w:w="9026" w:type="dxa"/>
         <w:tblBorders>
-          <w:top w:val="single" w:color="auto" w:sz="4"/>
-          <w:left w:val="single" w:color="auto" w:sz="4"/>
-          <w:bottom w:val="single" w:color="auto" w:sz="4"/>
-          <w:right w:val="single" w:color="auto" w:sz="4"/>
-          <w:insideH w:val="single" w:color="auto" w:sz="4"/>
-          <w:insideV w:val="single" w:color="auto" w:sz="4"/>
+          <w:top w:val="single" w:sz="4" w:space="0" w:color="auto"/>
+          <w:left w:val="single" w:sz="4" w:space="0" w:color="auto"/>
+          <w:bottom w:val="single" w:sz="4" w:space="0" w:color="auto"/>
+          <w:right w:val="single" w:sz="4" w:space="0" w:color="auto"/>
+          <w:insideH w:val="single" w:sz="4" w:space="0" w:color="auto"/>
+          <w:insideV w:val="single" w:sz="4" w:space="0" w:color="auto"/>
         </w:tblBorders>
+        <w:tblLook w:val="04A0" w:firstRow="1" w:lastRow="0" w:firstColumn="1" w:lastColumn="0" w:noHBand="0" w:noVBand="1"/>
       </w:tblPr>
       <w:tblGrid>
-        <w:gridCol w:w="700"/>
-        <w:gridCol w:w="4000"/>
-        <w:gridCol w:w="4326"/>
+        <w:gridCol w:w="743"/>
+        <w:gridCol w:w="3986"/>
+        <w:gridCol w:w="4297"/>
       </w:tblGrid>
       <w:tr>
         <w:trPr>
@@ -1198,94 +1748,131 @@
         </w:trPr>
         <w:tc>
           <w:tcPr>
-            <w:tcW w:type="dxa" w:w="700"/>
+            <w:tcW w:w="700" w:type="dxa"/>
             <w:tcBorders>
-              <w:top w:val="single" w:color="BFBFBF" w:sz="4"/>
-              <w:left w:val="single" w:color="BFBFBF" w:sz="4"/>
-              <w:bottom w:val="single" w:color="BFBFBF" w:sz="4"/>
-              <w:right w:val="single" w:color="BFBFBF" w:sz="4"/>
+              <w:top w:val="single" w:sz="4" w:space="0" w:color="BFBFBF"/>
+              <w:left w:val="single" w:sz="4" w:space="0" w:color="BFBFBF"/>
+              <w:bottom w:val="single" w:sz="4" w:space="0" w:color="BFBFBF"/>
+              <w:right w:val="single" w:sz="4" w:space="0" w:color="BFBFBF"/>
             </w:tcBorders>
-            <w:shd w:fill="1F3864" w:val="clear"/>
+            <w:shd w:val="clear" w:color="auto" w:fill="1F3864"/>
             <w:tcMar>
-              <w:top w:type="dxa" w:w="70"/>
-              <w:left w:type="dxa" w:w="100"/>
-              <w:bottom w:type="dxa" w:w="70"/>
-              <w:right w:type="dxa" w:w="100"/>
+              <w:top w:w="70" w:type="dxa"/>
+              <w:left w:w="100" w:type="dxa"/>
+              <w:bottom w:w="70" w:type="dxa"/>
+              <w:right w:w="100" w:type="dxa"/>
             </w:tcMar>
           </w:tcPr>
           <w:p>
             <w:r>
               <w:rPr>
-                <w:rFonts w:ascii="Arial" w:cs="Arial" w:eastAsia="Arial" w:hAnsi="Arial"/>
                 <w:b/>
                 <w:bCs/>
                 <w:color w:val="FFFFFF"/>
                 <w:sz w:val="20"/>
                 <w:szCs w:val="20"/>
               </w:rPr>
-              <w:t xml:space="preserve">Bước</w:t>
+              <w:t>Bư</w:t>
+            </w:r>
+            <w:r>
+              <w:rPr>
+                <w:b/>
+                <w:bCs/>
+                <w:color w:val="FFFFFF"/>
+                <w:sz w:val="20"/>
+                <w:szCs w:val="20"/>
+              </w:rPr>
+              <w:t>ớ</w:t>
+            </w:r>
+            <w:r>
+              <w:rPr>
+                <w:b/>
+                <w:bCs/>
+                <w:color w:val="FFFFFF"/>
+                <w:sz w:val="20"/>
+                <w:szCs w:val="20"/>
+              </w:rPr>
+              <w:t>c</w:t>
             </w:r>
           </w:p>
         </w:tc>
         <w:tc>
           <w:tcPr>
-            <w:tcW w:type="dxa" w:w="4000"/>
+            <w:tcW w:w="4000" w:type="dxa"/>
             <w:tcBorders>
-              <w:top w:val="single" w:color="BFBFBF" w:sz="4"/>
-              <w:left w:val="single" w:color="BFBFBF" w:sz="4"/>
-              <w:bottom w:val="single" w:color="BFBFBF" w:sz="4"/>
-              <w:right w:val="single" w:color="BFBFBF" w:sz="4"/>
+              <w:top w:val="single" w:sz="4" w:space="0" w:color="BFBFBF"/>
+              <w:left w:val="single" w:sz="4" w:space="0" w:color="BFBFBF"/>
+              <w:bottom w:val="single" w:sz="4" w:space="0" w:color="BFBFBF"/>
+              <w:right w:val="single" w:sz="4" w:space="0" w:color="BFBFBF"/>
             </w:tcBorders>
-            <w:shd w:fill="1F3864" w:val="clear"/>
+            <w:shd w:val="clear" w:color="auto" w:fill="1F3864"/>
             <w:tcMar>
-              <w:top w:type="dxa" w:w="70"/>
-              <w:left w:type="dxa" w:w="100"/>
-              <w:bottom w:type="dxa" w:w="70"/>
-              <w:right w:type="dxa" w:w="100"/>
+              <w:top w:w="70" w:type="dxa"/>
+              <w:left w:w="100" w:type="dxa"/>
+              <w:bottom w:w="70" w:type="dxa"/>
+              <w:right w:w="100" w:type="dxa"/>
             </w:tcMar>
           </w:tcPr>
           <w:p>
             <w:r>
               <w:rPr>
-                <w:rFonts w:ascii="Arial" w:cs="Arial" w:eastAsia="Arial" w:hAnsi="Arial"/>
                 <w:b/>
                 <w:bCs/>
                 <w:color w:val="FFFFFF"/>
                 <w:sz w:val="20"/>
                 <w:szCs w:val="20"/>
               </w:rPr>
-              <w:t xml:space="preserve">Hành động</w:t>
+              <w:t>Hành đ</w:t>
+            </w:r>
+            <w:r>
+              <w:rPr>
+                <w:b/>
+                <w:bCs/>
+                <w:color w:val="FFFFFF"/>
+                <w:sz w:val="20"/>
+                <w:szCs w:val="20"/>
+              </w:rPr>
+              <w:t>ộ</w:t>
+            </w:r>
+            <w:r>
+              <w:rPr>
+                <w:b/>
+                <w:bCs/>
+                <w:color w:val="FFFFFF"/>
+                <w:sz w:val="20"/>
+                <w:szCs w:val="20"/>
+              </w:rPr>
+              <w:t>ng</w:t>
             </w:r>
           </w:p>
         </w:tc>
         <w:tc>
           <w:tcPr>
-            <w:tcW w:type="dxa" w:w="4326"/>
+            <w:tcW w:w="4326" w:type="dxa"/>
             <w:tcBorders>
-              <w:top w:val="single" w:color="BFBFBF" w:sz="4"/>
-              <w:left w:val="single" w:color="BFBFBF" w:sz="4"/>
-              <w:bottom w:val="single" w:color="BFBFBF" w:sz="4"/>
-              <w:right w:val="single" w:color="BFBFBF" w:sz="4"/>
+              <w:top w:val="single" w:sz="4" w:space="0" w:color="BFBFBF"/>
+              <w:left w:val="single" w:sz="4" w:space="0" w:color="BFBFBF"/>
+              <w:bottom w:val="single" w:sz="4" w:space="0" w:color="BFBFBF"/>
+              <w:right w:val="single" w:sz="4" w:space="0" w:color="BFBFBF"/>
             </w:tcBorders>
-            <w:shd w:fill="1F3864" w:val="clear"/>
+            <w:shd w:val="clear" w:color="auto" w:fill="1F3864"/>
             <w:tcMar>
-              <w:top w:type="dxa" w:w="70"/>
-              <w:left w:type="dxa" w:w="100"/>
-              <w:bottom w:type="dxa" w:w="70"/>
-              <w:right w:type="dxa" w:w="100"/>
+              <w:top w:w="70" w:type="dxa"/>
+              <w:left w:w="100" w:type="dxa"/>
+              <w:bottom w:w="70" w:type="dxa"/>
+              <w:right w:w="100" w:type="dxa"/>
             </w:tcMar>
           </w:tcPr>
           <w:p>
             <w:r>
               <w:rPr>
-                <w:rFonts w:ascii="Arial" w:cs="Arial" w:eastAsia="Arial" w:hAnsi="Arial"/>
                 <w:b/>
                 <w:bCs/>
                 <w:color w:val="FFFFFF"/>
                 <w:sz w:val="20"/>
                 <w:szCs w:val="20"/>
               </w:rPr>
-              <w:t xml:space="preserve">Lý do</w:t>
+              <w:t>Lý do</w:t>
             </w:r>
           </w:p>
         </w:tc>
@@ -1293,91 +1880,178 @@
       <w:tr>
         <w:tc>
           <w:tcPr>
-            <w:tcW w:type="dxa" w:w="700"/>
+            <w:tcW w:w="700" w:type="dxa"/>
             <w:tcBorders>
-              <w:top w:val="single" w:color="BFBFBF" w:sz="4"/>
-              <w:left w:val="single" w:color="BFBFBF" w:sz="4"/>
-              <w:bottom w:val="single" w:color="BFBFBF" w:sz="4"/>
-              <w:right w:val="single" w:color="BFBFBF" w:sz="4"/>
+              <w:top w:val="single" w:sz="4" w:space="0" w:color="BFBFBF"/>
+              <w:left w:val="single" w:sz="4" w:space="0" w:color="BFBFBF"/>
+              <w:bottom w:val="single" w:sz="4" w:space="0" w:color="BFBFBF"/>
+              <w:right w:val="single" w:sz="4" w:space="0" w:color="BFBFBF"/>
             </w:tcBorders>
             <w:tcMar>
-              <w:top w:type="dxa" w:w="70"/>
-              <w:left w:type="dxa" w:w="100"/>
-              <w:bottom w:type="dxa" w:w="70"/>
-              <w:right w:type="dxa" w:w="100"/>
+              <w:top w:w="70" w:type="dxa"/>
+              <w:left w:w="100" w:type="dxa"/>
+              <w:bottom w:w="70" w:type="dxa"/>
+              <w:right w:w="100" w:type="dxa"/>
             </w:tcMar>
           </w:tcPr>
           <w:p>
             <w:r>
               <w:rPr>
-                <w:rFonts w:ascii="Arial" w:cs="Arial" w:eastAsia="Arial" w:hAnsi="Arial"/>
-                <w:b w:val="false"/>
-                <w:bCs w:val="false"/>
-                <w:color w:val="000000"/>
-                <w:sz w:val="20"/>
-                <w:szCs w:val="20"/>
-              </w:rPr>
-              <w:t xml:space="preserve">1</w:t>
+                <w:color w:val="000000"/>
+                <w:sz w:val="20"/>
+                <w:szCs w:val="20"/>
+              </w:rPr>
+              <w:t>1</w:t>
             </w:r>
           </w:p>
         </w:tc>
         <w:tc>
           <w:tcPr>
-            <w:tcW w:type="dxa" w:w="4000"/>
+            <w:tcW w:w="4000" w:type="dxa"/>
             <w:tcBorders>
-              <w:top w:val="single" w:color="BFBFBF" w:sz="4"/>
-              <w:left w:val="single" w:color="BFBFBF" w:sz="4"/>
-              <w:bottom w:val="single" w:color="BFBFBF" w:sz="4"/>
-              <w:right w:val="single" w:color="BFBFBF" w:sz="4"/>
+              <w:top w:val="single" w:sz="4" w:space="0" w:color="BFBFBF"/>
+              <w:left w:val="single" w:sz="4" w:space="0" w:color="BFBFBF"/>
+              <w:bottom w:val="single" w:sz="4" w:space="0" w:color="BFBFBF"/>
+              <w:right w:val="single" w:sz="4" w:space="0" w:color="BFBFBF"/>
             </w:tcBorders>
             <w:tcMar>
-              <w:top w:type="dxa" w:w="70"/>
-              <w:left w:type="dxa" w:w="100"/>
-              <w:bottom w:type="dxa" w:w="70"/>
-              <w:right w:type="dxa" w:w="100"/>
+              <w:top w:w="70" w:type="dxa"/>
+              <w:left w:w="100" w:type="dxa"/>
+              <w:bottom w:w="70" w:type="dxa"/>
+              <w:right w:w="100" w:type="dxa"/>
             </w:tcMar>
           </w:tcPr>
           <w:p>
             <w:r>
               <w:rPr>
-                <w:rFonts w:ascii="Arial" w:cs="Arial" w:eastAsia="Arial" w:hAnsi="Arial"/>
-                <w:b w:val="false"/>
-                <w:bCs w:val="false"/>
-                <w:color w:val="000000"/>
-                <w:sz w:val="20"/>
-                <w:szCs w:val="20"/>
-              </w:rPr>
-              <w:t xml:space="preserve">Tạo enum type priority_enum (checkfirst=True)</w:t>
+                <w:color w:val="000000"/>
+                <w:sz w:val="20"/>
+                <w:szCs w:val="20"/>
+              </w:rPr>
+              <w:t>T</w:t>
+            </w:r>
+            <w:r>
+              <w:rPr>
+                <w:color w:val="000000"/>
+                <w:sz w:val="20"/>
+                <w:szCs w:val="20"/>
+              </w:rPr>
+              <w:t>ạ</w:t>
+            </w:r>
+            <w:r>
+              <w:rPr>
+                <w:color w:val="000000"/>
+                <w:sz w:val="20"/>
+                <w:szCs w:val="20"/>
+              </w:rPr>
+              <w:t>o enum type priority_enum (checkfirst=True)</w:t>
             </w:r>
           </w:p>
         </w:tc>
         <w:tc>
           <w:tcPr>
-            <w:tcW w:type="dxa" w:w="4326"/>
+            <w:tcW w:w="4326" w:type="dxa"/>
             <w:tcBorders>
-              <w:top w:val="single" w:color="BFBFBF" w:sz="4"/>
-              <w:left w:val="single" w:color="BFBFBF" w:sz="4"/>
-              <w:bottom w:val="single" w:color="BFBFBF" w:sz="4"/>
-              <w:right w:val="single" w:color="BFBFBF" w:sz="4"/>
+              <w:top w:val="single" w:sz="4" w:space="0" w:color="BFBFBF"/>
+              <w:left w:val="single" w:sz="4" w:space="0" w:color="BFBFBF"/>
+              <w:bottom w:val="single" w:sz="4" w:space="0" w:color="BFBFBF"/>
+              <w:right w:val="single" w:sz="4" w:space="0" w:color="BFBFBF"/>
             </w:tcBorders>
             <w:tcMar>
-              <w:top w:type="dxa" w:w="70"/>
-              <w:left w:type="dxa" w:w="100"/>
-              <w:bottom w:type="dxa" w:w="70"/>
-              <w:right w:type="dxa" w:w="100"/>
+              <w:top w:w="70" w:type="dxa"/>
+              <w:left w:w="100" w:type="dxa"/>
+              <w:bottom w:w="70" w:type="dxa"/>
+              <w:right w:w="100" w:type="dxa"/>
             </w:tcMar>
           </w:tcPr>
           <w:p>
             <w:r>
               <w:rPr>
-                <w:rFonts w:ascii="Arial" w:cs="Arial" w:eastAsia="Arial" w:hAnsi="Arial"/>
-                <w:b w:val="false"/>
-                <w:bCs w:val="false"/>
-                <w:color w:val="000000"/>
-                <w:sz w:val="20"/>
-                <w:szCs w:val="20"/>
-              </w:rPr>
-              <w:t xml:space="preserve">Cột priority cần type tồn tại trước.</w:t>
+                <w:color w:val="000000"/>
+                <w:sz w:val="20"/>
+                <w:szCs w:val="20"/>
+              </w:rPr>
+              <w:t>C</w:t>
+            </w:r>
+            <w:r>
+              <w:rPr>
+                <w:color w:val="000000"/>
+                <w:sz w:val="20"/>
+                <w:szCs w:val="20"/>
+              </w:rPr>
+              <w:t>ộ</w:t>
+            </w:r>
+            <w:r>
+              <w:rPr>
+                <w:color w:val="000000"/>
+                <w:sz w:val="20"/>
+                <w:szCs w:val="20"/>
+              </w:rPr>
+              <w:t>t priority c</w:t>
+            </w:r>
+            <w:r>
+              <w:rPr>
+                <w:color w:val="000000"/>
+                <w:sz w:val="20"/>
+                <w:szCs w:val="20"/>
+              </w:rPr>
+              <w:t>ầ</w:t>
+            </w:r>
+            <w:r>
+              <w:rPr>
+                <w:color w:val="000000"/>
+                <w:sz w:val="20"/>
+                <w:szCs w:val="20"/>
+              </w:rPr>
+              <w:t>n type t</w:t>
+            </w:r>
+            <w:r>
+              <w:rPr>
+                <w:color w:val="000000"/>
+                <w:sz w:val="20"/>
+                <w:szCs w:val="20"/>
+              </w:rPr>
+              <w:t>ồ</w:t>
+            </w:r>
+            <w:r>
+              <w:rPr>
+                <w:color w:val="000000"/>
+                <w:sz w:val="20"/>
+                <w:szCs w:val="20"/>
+              </w:rPr>
+              <w:t>n t</w:t>
+            </w:r>
+            <w:r>
+              <w:rPr>
+                <w:color w:val="000000"/>
+                <w:sz w:val="20"/>
+                <w:szCs w:val="20"/>
+              </w:rPr>
+              <w:t>ạ</w:t>
+            </w:r>
+            <w:r>
+              <w:rPr>
+                <w:color w:val="000000"/>
+                <w:sz w:val="20"/>
+                <w:szCs w:val="20"/>
+              </w:rPr>
+              <w:t>i trư</w:t>
+            </w:r>
+            <w:r>
+              <w:rPr>
+                <w:color w:val="000000"/>
+                <w:sz w:val="20"/>
+                <w:szCs w:val="20"/>
+              </w:rPr>
+              <w:t>ớ</w:t>
+            </w:r>
+            <w:r>
+              <w:rPr>
+                <w:color w:val="000000"/>
+                <w:sz w:val="20"/>
+                <w:szCs w:val="20"/>
+              </w:rPr>
+              <w:t>c.</w:t>
             </w:r>
           </w:p>
         </w:tc>
@@ -1385,91 +2059,162 @@
       <w:tr>
         <w:tc>
           <w:tcPr>
-            <w:tcW w:type="dxa" w:w="700"/>
+            <w:tcW w:w="700" w:type="dxa"/>
             <w:tcBorders>
-              <w:top w:val="single" w:color="BFBFBF" w:sz="4"/>
-              <w:left w:val="single" w:color="BFBFBF" w:sz="4"/>
-              <w:bottom w:val="single" w:color="BFBFBF" w:sz="4"/>
-              <w:right w:val="single" w:color="BFBFBF" w:sz="4"/>
+              <w:top w:val="single" w:sz="4" w:space="0" w:color="BFBFBF"/>
+              <w:left w:val="single" w:sz="4" w:space="0" w:color="BFBFBF"/>
+              <w:bottom w:val="single" w:sz="4" w:space="0" w:color="BFBFBF"/>
+              <w:right w:val="single" w:sz="4" w:space="0" w:color="BFBFBF"/>
             </w:tcBorders>
             <w:tcMar>
-              <w:top w:type="dxa" w:w="70"/>
-              <w:left w:type="dxa" w:w="100"/>
-              <w:bottom w:type="dxa" w:w="70"/>
-              <w:right w:type="dxa" w:w="100"/>
+              <w:top w:w="70" w:type="dxa"/>
+              <w:left w:w="100" w:type="dxa"/>
+              <w:bottom w:w="70" w:type="dxa"/>
+              <w:right w:w="100" w:type="dxa"/>
             </w:tcMar>
           </w:tcPr>
           <w:p>
             <w:r>
               <w:rPr>
-                <w:rFonts w:ascii="Arial" w:cs="Arial" w:eastAsia="Arial" w:hAnsi="Arial"/>
-                <w:b w:val="false"/>
-                <w:bCs w:val="false"/>
-                <w:color w:val="000000"/>
-                <w:sz w:val="20"/>
-                <w:szCs w:val="20"/>
-              </w:rPr>
-              <w:t xml:space="preserve">2</w:t>
+                <w:color w:val="000000"/>
+                <w:sz w:val="20"/>
+                <w:szCs w:val="20"/>
+              </w:rPr>
+              <w:t>2</w:t>
             </w:r>
           </w:p>
         </w:tc>
         <w:tc>
           <w:tcPr>
-            <w:tcW w:type="dxa" w:w="4000"/>
+            <w:tcW w:w="4000" w:type="dxa"/>
             <w:tcBorders>
-              <w:top w:val="single" w:color="BFBFBF" w:sz="4"/>
-              <w:left w:val="single" w:color="BFBFBF" w:sz="4"/>
-              <w:bottom w:val="single" w:color="BFBFBF" w:sz="4"/>
-              <w:right w:val="single" w:color="BFBFBF" w:sz="4"/>
+              <w:top w:val="single" w:sz="4" w:space="0" w:color="BFBFBF"/>
+              <w:left w:val="single" w:sz="4" w:space="0" w:color="BFBFBF"/>
+              <w:bottom w:val="single" w:sz="4" w:space="0" w:color="BFBFBF"/>
+              <w:right w:val="single" w:sz="4" w:space="0" w:color="BFBFBF"/>
             </w:tcBorders>
             <w:tcMar>
-              <w:top w:type="dxa" w:w="70"/>
-              <w:left w:type="dxa" w:w="100"/>
-              <w:bottom w:type="dxa" w:w="70"/>
-              <w:right w:type="dxa" w:w="100"/>
+              <w:top w:w="70" w:type="dxa"/>
+              <w:left w:w="100" w:type="dxa"/>
+              <w:bottom w:w="70" w:type="dxa"/>
+              <w:right w:w="100" w:type="dxa"/>
             </w:tcMar>
           </w:tcPr>
           <w:p>
             <w:r>
               <w:rPr>
-                <w:rFonts w:ascii="Arial" w:cs="Arial" w:eastAsia="Arial" w:hAnsi="Arial"/>
-                <w:b w:val="false"/>
-                <w:bCs w:val="false"/>
-                <w:color w:val="000000"/>
-                <w:sz w:val="20"/>
-                <w:szCs w:val="20"/>
-              </w:rPr>
-              <w:t xml:space="preserve">Add priority NOT NULL + server_default 'Medium'</w:t>
+                <w:color w:val="000000"/>
+                <w:sz w:val="20"/>
+                <w:szCs w:val="20"/>
+              </w:rPr>
+              <w:t>Add priority NOT NULL + server_default 'Medium'</w:t>
             </w:r>
           </w:p>
         </w:tc>
         <w:tc>
           <w:tcPr>
-            <w:tcW w:type="dxa" w:w="4326"/>
+            <w:tcW w:w="4326" w:type="dxa"/>
             <w:tcBorders>
-              <w:top w:val="single" w:color="BFBFBF" w:sz="4"/>
-              <w:left w:val="single" w:color="BFBFBF" w:sz="4"/>
-              <w:bottom w:val="single" w:color="BFBFBF" w:sz="4"/>
-              <w:right w:val="single" w:color="BFBFBF" w:sz="4"/>
+              <w:top w:val="single" w:sz="4" w:space="0" w:color="BFBFBF"/>
+              <w:left w:val="single" w:sz="4" w:space="0" w:color="BFBFBF"/>
+              <w:bottom w:val="single" w:sz="4" w:space="0" w:color="BFBFBF"/>
+              <w:right w:val="single" w:sz="4" w:space="0" w:color="BFBFBF"/>
             </w:tcBorders>
             <w:tcMar>
-              <w:top w:type="dxa" w:w="70"/>
-              <w:left w:type="dxa" w:w="100"/>
-              <w:bottom w:type="dxa" w:w="70"/>
-              <w:right w:type="dxa" w:w="100"/>
+              <w:top w:w="70" w:type="dxa"/>
+              <w:left w:w="100" w:type="dxa"/>
+              <w:bottom w:w="70" w:type="dxa"/>
+              <w:right w:w="100" w:type="dxa"/>
             </w:tcMar>
           </w:tcPr>
           <w:p>
             <w:r>
               <w:rPr>
-                <w:rFonts w:ascii="Arial" w:cs="Arial" w:eastAsia="Arial" w:hAnsi="Arial"/>
-                <w:b w:val="false"/>
-                <w:bCs w:val="false"/>
-                <w:color w:val="000000"/>
-                <w:sz w:val="20"/>
-                <w:szCs w:val="20"/>
-              </w:rPr>
-              <w:t xml:space="preserve">Dòng cũ nhận giá trị hợp lệ nên không vi phạm NOT NULL.</w:t>
+                <w:color w:val="000000"/>
+                <w:sz w:val="20"/>
+                <w:szCs w:val="20"/>
+              </w:rPr>
+              <w:t>Dòng cũ nh</w:t>
+            </w:r>
+            <w:r>
+              <w:rPr>
+                <w:color w:val="000000"/>
+                <w:sz w:val="20"/>
+                <w:szCs w:val="20"/>
+              </w:rPr>
+              <w:t>ậ</w:t>
+            </w:r>
+            <w:r>
+              <w:rPr>
+                <w:color w:val="000000"/>
+                <w:sz w:val="20"/>
+                <w:szCs w:val="20"/>
+              </w:rPr>
+              <w:t>n giá tr</w:t>
+            </w:r>
+            <w:r>
+              <w:rPr>
+                <w:color w:val="000000"/>
+                <w:sz w:val="20"/>
+                <w:szCs w:val="20"/>
+              </w:rPr>
+              <w:t>ị</w:t>
+            </w:r>
+            <w:r>
+              <w:rPr>
+                <w:color w:val="000000"/>
+                <w:sz w:val="20"/>
+                <w:szCs w:val="20"/>
+              </w:rPr>
+              <w:t xml:space="preserve"> h</w:t>
+            </w:r>
+            <w:r>
+              <w:rPr>
+                <w:color w:val="000000"/>
+                <w:sz w:val="20"/>
+                <w:szCs w:val="20"/>
+              </w:rPr>
+              <w:t>ợ</w:t>
+            </w:r>
+            <w:r>
+              <w:rPr>
+                <w:color w:val="000000"/>
+                <w:sz w:val="20"/>
+                <w:szCs w:val="20"/>
+              </w:rPr>
+              <w:t>p l</w:t>
+            </w:r>
+            <w:r>
+              <w:rPr>
+                <w:color w:val="000000"/>
+                <w:sz w:val="20"/>
+                <w:szCs w:val="20"/>
+              </w:rPr>
+              <w:t>ệ</w:t>
+            </w:r>
+            <w:r>
+              <w:rPr>
+                <w:color w:val="000000"/>
+                <w:sz w:val="20"/>
+                <w:szCs w:val="20"/>
+              </w:rPr>
+              <w:t xml:space="preserve"> nên không vi ph</w:t>
+            </w:r>
+            <w:r>
+              <w:rPr>
+                <w:color w:val="000000"/>
+                <w:sz w:val="20"/>
+                <w:szCs w:val="20"/>
+              </w:rPr>
+              <w:t>ạ</w:t>
+            </w:r>
+            <w:r>
+              <w:rPr>
+                <w:color w:val="000000"/>
+                <w:sz w:val="20"/>
+                <w:szCs w:val="20"/>
+              </w:rPr>
+              <w:t>m NOT NULL.</w:t>
             </w:r>
           </w:p>
         </w:tc>
@@ -1477,91 +2222,146 @@
       <w:tr>
         <w:tc>
           <w:tcPr>
-            <w:tcW w:type="dxa" w:w="700"/>
+            <w:tcW w:w="700" w:type="dxa"/>
             <w:tcBorders>
-              <w:top w:val="single" w:color="BFBFBF" w:sz="4"/>
-              <w:left w:val="single" w:color="BFBFBF" w:sz="4"/>
-              <w:bottom w:val="single" w:color="BFBFBF" w:sz="4"/>
-              <w:right w:val="single" w:color="BFBFBF" w:sz="4"/>
+              <w:top w:val="single" w:sz="4" w:space="0" w:color="BFBFBF"/>
+              <w:left w:val="single" w:sz="4" w:space="0" w:color="BFBFBF"/>
+              <w:bottom w:val="single" w:sz="4" w:space="0" w:color="BFBFBF"/>
+              <w:right w:val="single" w:sz="4" w:space="0" w:color="BFBFBF"/>
             </w:tcBorders>
             <w:tcMar>
-              <w:top w:type="dxa" w:w="70"/>
-              <w:left w:type="dxa" w:w="100"/>
-              <w:bottom w:type="dxa" w:w="70"/>
-              <w:right w:type="dxa" w:w="100"/>
+              <w:top w:w="70" w:type="dxa"/>
+              <w:left w:w="100" w:type="dxa"/>
+              <w:bottom w:w="70" w:type="dxa"/>
+              <w:right w:w="100" w:type="dxa"/>
             </w:tcMar>
           </w:tcPr>
           <w:p>
             <w:r>
               <w:rPr>
-                <w:rFonts w:ascii="Arial" w:cs="Arial" w:eastAsia="Arial" w:hAnsi="Arial"/>
-                <w:b w:val="false"/>
-                <w:bCs w:val="false"/>
-                <w:color w:val="000000"/>
-                <w:sz w:val="20"/>
-                <w:szCs w:val="20"/>
-              </w:rPr>
-              <w:t xml:space="preserve">3</w:t>
+                <w:color w:val="000000"/>
+                <w:sz w:val="20"/>
+                <w:szCs w:val="20"/>
+              </w:rPr>
+              <w:t>3</w:t>
             </w:r>
           </w:p>
         </w:tc>
         <w:tc>
           <w:tcPr>
-            <w:tcW w:type="dxa" w:w="4000"/>
+            <w:tcW w:w="4000" w:type="dxa"/>
             <w:tcBorders>
-              <w:top w:val="single" w:color="BFBFBF" w:sz="4"/>
-              <w:left w:val="single" w:color="BFBFBF" w:sz="4"/>
-              <w:bottom w:val="single" w:color="BFBFBF" w:sz="4"/>
-              <w:right w:val="single" w:color="BFBFBF" w:sz="4"/>
+              <w:top w:val="single" w:sz="4" w:space="0" w:color="BFBFBF"/>
+              <w:left w:val="single" w:sz="4" w:space="0" w:color="BFBFBF"/>
+              <w:bottom w:val="single" w:sz="4" w:space="0" w:color="BFBFBF"/>
+              <w:right w:val="single" w:sz="4" w:space="0" w:color="BFBFBF"/>
             </w:tcBorders>
             <w:tcMar>
-              <w:top w:type="dxa" w:w="70"/>
-              <w:left w:type="dxa" w:w="100"/>
-              <w:bottom w:type="dxa" w:w="70"/>
-              <w:right w:type="dxa" w:w="100"/>
+              <w:top w:w="70" w:type="dxa"/>
+              <w:left w:w="100" w:type="dxa"/>
+              <w:bottom w:w="70" w:type="dxa"/>
+              <w:right w:w="100" w:type="dxa"/>
             </w:tcMar>
           </w:tcPr>
           <w:p>
             <w:r>
               <w:rPr>
-                <w:rFonts w:ascii="Arial" w:cs="Arial" w:eastAsia="Arial" w:hAnsi="Arial"/>
-                <w:b w:val="false"/>
-                <w:bCs w:val="false"/>
-                <w:color w:val="000000"/>
-                <w:sz w:val="20"/>
-                <w:szCs w:val="20"/>
-              </w:rPr>
-              <w:t xml:space="preserve">Add due_date, assignee_id (nullable)</w:t>
+                <w:color w:val="000000"/>
+                <w:sz w:val="20"/>
+                <w:szCs w:val="20"/>
+              </w:rPr>
+              <w:t>Add due_date, assignee_id (nullable)</w:t>
             </w:r>
           </w:p>
         </w:tc>
         <w:tc>
           <w:tcPr>
-            <w:tcW w:type="dxa" w:w="4326"/>
+            <w:tcW w:w="4326" w:type="dxa"/>
             <w:tcBorders>
-              <w:top w:val="single" w:color="BFBFBF" w:sz="4"/>
-              <w:left w:val="single" w:color="BFBFBF" w:sz="4"/>
-              <w:bottom w:val="single" w:color="BFBFBF" w:sz="4"/>
-              <w:right w:val="single" w:color="BFBFBF" w:sz="4"/>
+              <w:top w:val="single" w:sz="4" w:space="0" w:color="BFBFBF"/>
+              <w:left w:val="single" w:sz="4" w:space="0" w:color="BFBFBF"/>
+              <w:bottom w:val="single" w:sz="4" w:space="0" w:color="BFBFBF"/>
+              <w:right w:val="single" w:sz="4" w:space="0" w:color="BFBFBF"/>
             </w:tcBorders>
             <w:tcMar>
-              <w:top w:type="dxa" w:w="70"/>
-              <w:left w:type="dxa" w:w="100"/>
-              <w:bottom w:type="dxa" w:w="70"/>
-              <w:right w:type="dxa" w:w="100"/>
+              <w:top w:w="70" w:type="dxa"/>
+              <w:left w:w="100" w:type="dxa"/>
+              <w:bottom w:w="70" w:type="dxa"/>
+              <w:right w:w="100" w:type="dxa"/>
             </w:tcMar>
           </w:tcPr>
           <w:p>
             <w:r>
               <w:rPr>
-                <w:rFonts w:ascii="Arial" w:cs="Arial" w:eastAsia="Arial" w:hAnsi="Arial"/>
-                <w:b w:val="false"/>
-                <w:bCs w:val="false"/>
-                <w:color w:val="000000"/>
-                <w:sz w:val="20"/>
-                <w:szCs w:val="20"/>
-              </w:rPr>
-              <w:t xml:space="preserve">Không có giá trị đúng cho dữ liệu cũ nên không bịa.</w:t>
+                <w:color w:val="000000"/>
+                <w:sz w:val="20"/>
+                <w:szCs w:val="20"/>
+              </w:rPr>
+              <w:t>Không có giá tr</w:t>
+            </w:r>
+            <w:r>
+              <w:rPr>
+                <w:color w:val="000000"/>
+                <w:sz w:val="20"/>
+                <w:szCs w:val="20"/>
+              </w:rPr>
+              <w:t>ị</w:t>
+            </w:r>
+            <w:r>
+              <w:rPr>
+                <w:color w:val="000000"/>
+                <w:sz w:val="20"/>
+                <w:szCs w:val="20"/>
+              </w:rPr>
+              <w:t xml:space="preserve"> đúng cho d</w:t>
+            </w:r>
+            <w:r>
+              <w:rPr>
+                <w:color w:val="000000"/>
+                <w:sz w:val="20"/>
+                <w:szCs w:val="20"/>
+              </w:rPr>
+              <w:t>ữ</w:t>
+            </w:r>
+            <w:r>
+              <w:rPr>
+                <w:color w:val="000000"/>
+                <w:sz w:val="20"/>
+                <w:szCs w:val="20"/>
+              </w:rPr>
+              <w:t xml:space="preserve"> li</w:t>
+            </w:r>
+            <w:r>
+              <w:rPr>
+                <w:color w:val="000000"/>
+                <w:sz w:val="20"/>
+                <w:szCs w:val="20"/>
+              </w:rPr>
+              <w:t>ệ</w:t>
+            </w:r>
+            <w:r>
+              <w:rPr>
+                <w:color w:val="000000"/>
+                <w:sz w:val="20"/>
+                <w:szCs w:val="20"/>
+              </w:rPr>
+              <w:t>u cũ nên không b</w:t>
+            </w:r>
+            <w:r>
+              <w:rPr>
+                <w:color w:val="000000"/>
+                <w:sz w:val="20"/>
+                <w:szCs w:val="20"/>
+              </w:rPr>
+              <w:t>ị</w:t>
+            </w:r>
+            <w:r>
+              <w:rPr>
+                <w:color w:val="000000"/>
+                <w:sz w:val="20"/>
+                <w:szCs w:val="20"/>
+              </w:rPr>
+              <w:t>a.</w:t>
             </w:r>
           </w:p>
         </w:tc>
@@ -1569,91 +2369,210 @@
       <w:tr>
         <w:tc>
           <w:tcPr>
-            <w:tcW w:type="dxa" w:w="700"/>
+            <w:tcW w:w="700" w:type="dxa"/>
             <w:tcBorders>
-              <w:top w:val="single" w:color="BFBFBF" w:sz="4"/>
-              <w:left w:val="single" w:color="BFBFBF" w:sz="4"/>
-              <w:bottom w:val="single" w:color="BFBFBF" w:sz="4"/>
-              <w:right w:val="single" w:color="BFBFBF" w:sz="4"/>
+              <w:top w:val="single" w:sz="4" w:space="0" w:color="BFBFBF"/>
+              <w:left w:val="single" w:sz="4" w:space="0" w:color="BFBFBF"/>
+              <w:bottom w:val="single" w:sz="4" w:space="0" w:color="BFBFBF"/>
+              <w:right w:val="single" w:sz="4" w:space="0" w:color="BFBFBF"/>
             </w:tcBorders>
             <w:tcMar>
-              <w:top w:type="dxa" w:w="70"/>
-              <w:left w:type="dxa" w:w="100"/>
-              <w:bottom w:type="dxa" w:w="70"/>
-              <w:right w:type="dxa" w:w="100"/>
+              <w:top w:w="70" w:type="dxa"/>
+              <w:left w:w="100" w:type="dxa"/>
+              <w:bottom w:w="70" w:type="dxa"/>
+              <w:right w:w="100" w:type="dxa"/>
             </w:tcMar>
           </w:tcPr>
           <w:p>
             <w:r>
               <w:rPr>
-                <w:rFonts w:ascii="Arial" w:cs="Arial" w:eastAsia="Arial" w:hAnsi="Arial"/>
-                <w:b w:val="false"/>
-                <w:bCs w:val="false"/>
-                <w:color w:val="000000"/>
-                <w:sz w:val="20"/>
-                <w:szCs w:val="20"/>
-              </w:rPr>
-              <w:t xml:space="preserve">4</w:t>
+                <w:color w:val="000000"/>
+                <w:sz w:val="20"/>
+                <w:szCs w:val="20"/>
+              </w:rPr>
+              <w:t>4</w:t>
             </w:r>
           </w:p>
         </w:tc>
         <w:tc>
           <w:tcPr>
-            <w:tcW w:type="dxa" w:w="4000"/>
+            <w:tcW w:w="4000" w:type="dxa"/>
             <w:tcBorders>
-              <w:top w:val="single" w:color="BFBFBF" w:sz="4"/>
-              <w:left w:val="single" w:color="BFBFBF" w:sz="4"/>
-              <w:bottom w:val="single" w:color="BFBFBF" w:sz="4"/>
-              <w:right w:val="single" w:color="BFBFBF" w:sz="4"/>
+              <w:top w:val="single" w:sz="4" w:space="0" w:color="BFBFBF"/>
+              <w:left w:val="single" w:sz="4" w:space="0" w:color="BFBFBF"/>
+              <w:bottom w:val="single" w:sz="4" w:space="0" w:color="BFBFBF"/>
+              <w:right w:val="single" w:sz="4" w:space="0" w:color="BFBFBF"/>
             </w:tcBorders>
             <w:tcMar>
-              <w:top w:type="dxa" w:w="70"/>
-              <w:left w:type="dxa" w:w="100"/>
-              <w:bottom w:type="dxa" w:w="70"/>
-              <w:right w:type="dxa" w:w="100"/>
+              <w:top w:w="70" w:type="dxa"/>
+              <w:left w:w="100" w:type="dxa"/>
+              <w:bottom w:w="70" w:type="dxa"/>
+              <w:right w:w="100" w:type="dxa"/>
             </w:tcMar>
           </w:tcPr>
           <w:p>
             <w:r>
               <w:rPr>
-                <w:rFonts w:ascii="Arial" w:cs="Arial" w:eastAsia="Arial" w:hAnsi="Arial"/>
-                <w:b w:val="false"/>
-                <w:bCs w:val="false"/>
-                <w:color w:val="000000"/>
-                <w:sz w:val="20"/>
-                <w:szCs w:val="20"/>
-              </w:rPr>
-              <w:t xml:space="preserve">Tạo FK tasks_assignee_id_fkey và index ix_tasks_assignee_id</w:t>
+                <w:color w:val="000000"/>
+                <w:sz w:val="20"/>
+                <w:szCs w:val="20"/>
+              </w:rPr>
+              <w:t>T</w:t>
+            </w:r>
+            <w:r>
+              <w:rPr>
+                <w:color w:val="000000"/>
+                <w:sz w:val="20"/>
+                <w:szCs w:val="20"/>
+              </w:rPr>
+              <w:t>ạ</w:t>
+            </w:r>
+            <w:r>
+              <w:rPr>
+                <w:color w:val="000000"/>
+                <w:sz w:val="20"/>
+                <w:szCs w:val="20"/>
+              </w:rPr>
+              <w:t>o FK tasks_assignee_id_fkey và index ix_tasks_assignee_id</w:t>
             </w:r>
           </w:p>
         </w:tc>
         <w:tc>
           <w:tcPr>
-            <w:tcW w:type="dxa" w:w="4326"/>
+            <w:tcW w:w="4326" w:type="dxa"/>
             <w:tcBorders>
-              <w:top w:val="single" w:color="BFBFBF" w:sz="4"/>
-              <w:left w:val="single" w:color="BFBFBF" w:sz="4"/>
-              <w:bottom w:val="single" w:color="BFBFBF" w:sz="4"/>
-              <w:right w:val="single" w:color="BFBFBF" w:sz="4"/>
+              <w:top w:val="single" w:sz="4" w:space="0" w:color="BFBFBF"/>
+              <w:left w:val="single" w:sz="4" w:space="0" w:color="BFBFBF"/>
+              <w:bottom w:val="single" w:sz="4" w:space="0" w:color="BFBFBF"/>
+              <w:right w:val="single" w:sz="4" w:space="0" w:color="BFBFBF"/>
             </w:tcBorders>
             <w:tcMar>
-              <w:top w:type="dxa" w:w="70"/>
-              <w:left w:type="dxa" w:w="100"/>
-              <w:bottom w:type="dxa" w:w="70"/>
-              <w:right w:type="dxa" w:w="100"/>
+              <w:top w:w="70" w:type="dxa"/>
+              <w:left w:w="100" w:type="dxa"/>
+              <w:bottom w:w="70" w:type="dxa"/>
+              <w:right w:w="100" w:type="dxa"/>
             </w:tcMar>
           </w:tcPr>
           <w:p>
             <w:r>
               <w:rPr>
-                <w:rFonts w:ascii="Arial" w:cs="Arial" w:eastAsia="Arial" w:hAnsi="Arial"/>
-                <w:b w:val="false"/>
-                <w:bCs w:val="false"/>
-                <w:color w:val="000000"/>
-                <w:sz w:val="20"/>
-                <w:szCs w:val="20"/>
-              </w:rPr>
-              <w:t xml:space="preserve">Cột phải tồn tại trước khi gắn ràng buộc.</w:t>
+                <w:color w:val="000000"/>
+                <w:sz w:val="20"/>
+                <w:szCs w:val="20"/>
+              </w:rPr>
+              <w:t>C</w:t>
+            </w:r>
+            <w:r>
+              <w:rPr>
+                <w:color w:val="000000"/>
+                <w:sz w:val="20"/>
+                <w:szCs w:val="20"/>
+              </w:rPr>
+              <w:t>ộ</w:t>
+            </w:r>
+            <w:r>
+              <w:rPr>
+                <w:color w:val="000000"/>
+                <w:sz w:val="20"/>
+                <w:szCs w:val="20"/>
+              </w:rPr>
+              <w:t>t ph</w:t>
+            </w:r>
+            <w:r>
+              <w:rPr>
+                <w:color w:val="000000"/>
+                <w:sz w:val="20"/>
+                <w:szCs w:val="20"/>
+              </w:rPr>
+              <w:t>ả</w:t>
+            </w:r>
+            <w:r>
+              <w:rPr>
+                <w:color w:val="000000"/>
+                <w:sz w:val="20"/>
+                <w:szCs w:val="20"/>
+              </w:rPr>
+              <w:t>i t</w:t>
+            </w:r>
+            <w:r>
+              <w:rPr>
+                <w:color w:val="000000"/>
+                <w:sz w:val="20"/>
+                <w:szCs w:val="20"/>
+              </w:rPr>
+              <w:t>ồ</w:t>
+            </w:r>
+            <w:r>
+              <w:rPr>
+                <w:color w:val="000000"/>
+                <w:sz w:val="20"/>
+                <w:szCs w:val="20"/>
+              </w:rPr>
+              <w:t>n t</w:t>
+            </w:r>
+            <w:r>
+              <w:rPr>
+                <w:color w:val="000000"/>
+                <w:sz w:val="20"/>
+                <w:szCs w:val="20"/>
+              </w:rPr>
+              <w:t>ạ</w:t>
+            </w:r>
+            <w:r>
+              <w:rPr>
+                <w:color w:val="000000"/>
+                <w:sz w:val="20"/>
+                <w:szCs w:val="20"/>
+              </w:rPr>
+              <w:t>i trư</w:t>
+            </w:r>
+            <w:r>
+              <w:rPr>
+                <w:color w:val="000000"/>
+                <w:sz w:val="20"/>
+                <w:szCs w:val="20"/>
+              </w:rPr>
+              <w:t>ớ</w:t>
+            </w:r>
+            <w:r>
+              <w:rPr>
+                <w:color w:val="000000"/>
+                <w:sz w:val="20"/>
+                <w:szCs w:val="20"/>
+              </w:rPr>
+              <w:t>c khi g</w:t>
+            </w:r>
+            <w:r>
+              <w:rPr>
+                <w:color w:val="000000"/>
+                <w:sz w:val="20"/>
+                <w:szCs w:val="20"/>
+              </w:rPr>
+              <w:t>ắ</w:t>
+            </w:r>
+            <w:r>
+              <w:rPr>
+                <w:color w:val="000000"/>
+                <w:sz w:val="20"/>
+                <w:szCs w:val="20"/>
+              </w:rPr>
+              <w:t>n ràng bu</w:t>
+            </w:r>
+            <w:r>
+              <w:rPr>
+                <w:color w:val="000000"/>
+                <w:sz w:val="20"/>
+                <w:szCs w:val="20"/>
+              </w:rPr>
+              <w:t>ộ</w:t>
+            </w:r>
+            <w:r>
+              <w:rPr>
+                <w:color w:val="000000"/>
+                <w:sz w:val="20"/>
+                <w:szCs w:val="20"/>
+              </w:rPr>
+              <w:t>c.</w:t>
             </w:r>
           </w:p>
         </w:tc>
@@ -1662,18 +2581,37 @@
     <w:p>
       <w:pPr>
         <w:pStyle w:val="Heading2"/>
-        <w:spacing w:after="100" w:before="200"/>
+        <w:spacing w:before="200" w:after="100"/>
       </w:pPr>
       <w:r>
         <w:rPr>
-          <w:rFonts w:ascii="Arial" w:cs="Arial" w:eastAsia="Arial" w:hAnsi="Arial"/>
           <w:b/>
           <w:bCs/>
           <w:color w:val="2E5597"/>
           <w:sz w:val="25"/>
           <w:szCs w:val="25"/>
         </w:rPr>
-        <w:t xml:space="preserve">3.2 Quy trình chạy</w:t>
+        <w:t>3.2 Quy trình ch</w:t>
+      </w:r>
+      <w:r>
+        <w:rPr>
+          <w:b/>
+          <w:bCs/>
+          <w:color w:val="2E5597"/>
+          <w:sz w:val="25"/>
+          <w:szCs w:val="25"/>
+        </w:rPr>
+        <w:t>ạ</w:t>
+      </w:r>
+      <w:r>
+        <w:rPr>
+          <w:b/>
+          <w:bCs/>
+          <w:color w:val="2E5597"/>
+          <w:sz w:val="25"/>
+          <w:szCs w:val="25"/>
+        </w:rPr>
+        <w:t>y</w:t>
       </w:r>
     </w:p>
     <w:p>
@@ -1686,12 +2624,37 @@
         <w:spacing w:after="60"/>
       </w:pPr>
       <w:r>
-        <w:rPr>
-          <w:rFonts w:ascii="Arial" w:cs="Arial" w:eastAsia="Arial" w:hAnsi="Arial"/>
-          <w:sz w:val="22"/>
-          <w:szCs w:val="22"/>
-        </w:rPr>
-        <w:t xml:space="preserve">Backup bằng pg_dump (bắt buộc trên môi trường thật).</w:t>
+        <w:t>Backup b</w:t>
+      </w:r>
+      <w:r>
+        <w:t>ằ</w:t>
+      </w:r>
+      <w:r>
+        <w:t>ng pg_dump (b</w:t>
+      </w:r>
+      <w:r>
+        <w:t>ắ</w:t>
+      </w:r>
+      <w:r>
+        <w:t>t bu</w:t>
+      </w:r>
+      <w:r>
+        <w:t>ộ</w:t>
+      </w:r>
+      <w:r>
+        <w:t>c trên môi trư</w:t>
+      </w:r>
+      <w:r>
+        <w:t>ờ</w:t>
+      </w:r>
+      <w:r>
+        <w:t>ng th</w:t>
+      </w:r>
+      <w:r>
+        <w:t>ậ</w:t>
+      </w:r>
+      <w:r>
+        <w:t>t).</w:t>
       </w:r>
     </w:p>
     <w:p>
@@ -1704,28 +2667,49 @@
         <w:spacing w:after="60"/>
       </w:pPr>
       <w:r>
-        <w:rPr>
-          <w:rFonts w:ascii="Arial" w:cs="Arial" w:eastAsia="Arial" w:hAnsi="Arial"/>
-          <w:sz w:val="22"/>
-          <w:szCs w:val="22"/>
-        </w:rPr>
-        <w:t xml:space="preserve">Kiểm tra version hiện tại: </w:t>
-      </w:r>
-      <w:r>
-        <w:rPr>
-          <w:rFonts w:ascii="Courier New" w:cs="Courier New" w:eastAsia="Courier New" w:hAnsi="Courier New"/>
+        <w:lastRenderedPageBreak/>
+        <w:t>Ki</w:t>
+      </w:r>
+      <w:r>
+        <w:t>ể</w:t>
+      </w:r>
+      <w:r>
+        <w:t>m tra version hi</w:t>
+      </w:r>
+      <w:r>
+        <w:t>ệ</w:t>
+      </w:r>
+      <w:r>
+        <w:t>n t</w:t>
+      </w:r>
+      <w:r>
+        <w:t>ạ</w:t>
+      </w:r>
+      <w:r>
+        <w:t xml:space="preserve">i: </w:t>
+      </w:r>
+      <w:r>
+        <w:rPr>
+          <w:rFonts w:ascii="Courier New" w:eastAsia="Courier New" w:hAnsi="Courier New" w:cs="Courier New"/>
           <w:sz w:val="20"/>
           <w:szCs w:val="20"/>
         </w:rPr>
-        <w:t xml:space="preserve">alembic current</w:t>
-      </w:r>
-      <w:r>
-        <w:rPr>
-          <w:rFonts w:ascii="Arial" w:cs="Arial" w:eastAsia="Arial" w:hAnsi="Arial"/>
-          <w:sz w:val="22"/>
-          <w:szCs w:val="22"/>
-        </w:rPr>
-        <w:t xml:space="preserve"> (kỳ vọng 5bf6a0ec10c8).</w:t>
+        <w:t>alembic current</w:t>
+      </w:r>
+      <w:r>
+        <w:t xml:space="preserve"> (k</w:t>
+      </w:r>
+      <w:r>
+        <w:t>ỳ</w:t>
+      </w:r>
+      <w:r>
+        <w:t xml:space="preserve"> v</w:t>
+      </w:r>
+      <w:r>
+        <w:t>ọ</w:t>
+      </w:r>
+      <w:r>
+        <w:t>ng 5bf6a0ec10c8).</w:t>
       </w:r>
     </w:p>
     <w:p>
@@ -1738,28 +2722,24 @@
         <w:spacing w:after="60"/>
       </w:pPr>
       <w:r>
-        <w:rPr>
-          <w:rFonts w:ascii="Arial" w:cs="Arial" w:eastAsia="Arial" w:hAnsi="Arial"/>
-          <w:sz w:val="22"/>
-          <w:szCs w:val="22"/>
-        </w:rPr>
-        <w:t xml:space="preserve">Nâng cấp: </w:t>
-      </w:r>
-      <w:r>
-        <w:rPr>
-          <w:rFonts w:ascii="Courier New" w:cs="Courier New" w:eastAsia="Courier New" w:hAnsi="Courier New"/>
+        <w:t>Nâng c</w:t>
+      </w:r>
+      <w:r>
+        <w:t>ấ</w:t>
+      </w:r>
+      <w:r>
+        <w:t xml:space="preserve">p: </w:t>
+      </w:r>
+      <w:r>
+        <w:rPr>
+          <w:rFonts w:ascii="Courier New" w:eastAsia="Courier New" w:hAnsi="Courier New" w:cs="Courier New"/>
           <w:sz w:val="20"/>
           <w:szCs w:val="20"/>
         </w:rPr>
-        <w:t xml:space="preserve">alembic upgrade head</w:t>
-      </w:r>
-      <w:r>
-        <w:rPr>
-          <w:rFonts w:ascii="Arial" w:cs="Arial" w:eastAsia="Arial" w:hAnsi="Arial"/>
-          <w:sz w:val="22"/>
-          <w:szCs w:val="22"/>
-        </w:rPr>
-        <w:t xml:space="preserve">.</w:t>
+        <w:t>alembic upgrade head</w:t>
+      </w:r>
+      <w:r>
+        <w:t>.</w:t>
       </w:r>
     </w:p>
     <w:p>
@@ -1772,12 +2752,25 @@
         <w:spacing w:after="60"/>
       </w:pPr>
       <w:r>
-        <w:rPr>
-          <w:rFonts w:ascii="Arial" w:cs="Arial" w:eastAsia="Arial" w:hAnsi="Arial"/>
-          <w:sz w:val="22"/>
-          <w:szCs w:val="22"/>
-        </w:rPr>
-        <w:t xml:space="preserve">Xác minh: version là ce8efeadb8fe (head); số dòng tasks không đổi; dòng cũ có priority = Medium, due_date và assignee_id rỗng.</w:t>
+        <w:t>Xác minh: version là ce8efeadb8fe (head); s</w:t>
+      </w:r>
+      <w:r>
+        <w:t>ố</w:t>
+      </w:r>
+      <w:r>
+        <w:t xml:space="preserve"> dòng tasks không đ</w:t>
+      </w:r>
+      <w:r>
+        <w:t>ổ</w:t>
+      </w:r>
+      <w:r>
+        <w:t>i; dòng cũ có priority = Medium, due_date và assignee_id r</w:t>
+      </w:r>
+      <w:r>
+        <w:t>ỗ</w:t>
+      </w:r>
+      <w:r>
+        <w:t>ng.</w:t>
       </w:r>
     </w:p>
     <w:p>
@@ -1790,29 +2783,47 @@
         <w:spacing w:after="60"/>
       </w:pPr>
       <w:r>
-        <w:rPr>
-          <w:rFonts w:ascii="Arial" w:cs="Arial" w:eastAsia="Arial" w:hAnsi="Arial"/>
-          <w:sz w:val="22"/>
-          <w:szCs w:val="22"/>
-        </w:rPr>
-        <w:t xml:space="preserve">Deploy theo thứ tự: DB migration, backend mới, frontend mới.</w:t>
+        <w:t>Deploy theo th</w:t>
+      </w:r>
+      <w:r>
+        <w:t>ứ</w:t>
+      </w:r>
+      <w:r>
+        <w:t xml:space="preserve"> t</w:t>
+      </w:r>
+      <w:r>
+        <w:t>ự</w:t>
+      </w:r>
+      <w:r>
+        <w:t>: DB migration, backend m</w:t>
+      </w:r>
+      <w:r>
+        <w:t>ớ</w:t>
+      </w:r>
+      <w:r>
+        <w:t>i, frontend m</w:t>
+      </w:r>
+      <w:r>
+        <w:t>ớ</w:t>
+      </w:r>
+      <w:r>
+        <w:t>i.</w:t>
       </w:r>
     </w:p>
     <w:p>
       <w:pPr>
         <w:pStyle w:val="Heading2"/>
-        <w:spacing w:after="100" w:before="200"/>
+        <w:spacing w:before="200" w:after="100"/>
       </w:pPr>
       <w:r>
         <w:rPr>
-          <w:rFonts w:ascii="Arial" w:cs="Arial" w:eastAsia="Arial" w:hAnsi="Arial"/>
           <w:b/>
           <w:bCs/>
           <w:color w:val="2E5597"/>
           <w:sz w:val="25"/>
           <w:szCs w:val="25"/>
         </w:rPr>
-        <w:t xml:space="preserve">3.3 Backward compatibility (expand, migrate, contract)</w:t>
+        <w:t>3.3 Backward compatibility (expand, migrate, contract)</w:t>
       </w:r>
     </w:p>
     <w:p>
@@ -1825,12 +2836,55 @@
         <w:spacing w:after="60"/>
       </w:pPr>
       <w:r>
-        <w:rPr>
-          <w:rFonts w:ascii="Arial" w:cs="Arial" w:eastAsia="Arial" w:hAnsi="Arial"/>
-          <w:sz w:val="22"/>
-          <w:szCs w:val="22"/>
-        </w:rPr>
-        <w:t xml:space="preserve">Tuần này chỉ ở bước expand: thêm cột, không xóa hay đổi tên, nên code cũ vẫn chạy.</w:t>
+        <w:t>Tu</w:t>
+      </w:r>
+      <w:r>
+        <w:t>ầ</w:t>
+      </w:r>
+      <w:r>
+        <w:t>n này ch</w:t>
+      </w:r>
+      <w:r>
+        <w:t>ỉ</w:t>
+      </w:r>
+      <w:r>
+        <w:t xml:space="preserve"> </w:t>
+      </w:r>
+      <w:r>
+        <w:t>ở</w:t>
+      </w:r>
+      <w:r>
+        <w:t xml:space="preserve"> bư</w:t>
+      </w:r>
+      <w:r>
+        <w:t>ớ</w:t>
+      </w:r>
+      <w:r>
+        <w:t>c expand: thêm c</w:t>
+      </w:r>
+      <w:r>
+        <w:t>ộ</w:t>
+      </w:r>
+      <w:r>
+        <w:t>t, không xóa hay đ</w:t>
+      </w:r>
+      <w:r>
+        <w:t>ổ</w:t>
+      </w:r>
+      <w:r>
+        <w:t>i tên, nên code cũ v</w:t>
+      </w:r>
+      <w:r>
+        <w:t>ẫ</w:t>
+      </w:r>
+      <w:r>
+        <w:t>n ch</w:t>
+      </w:r>
+      <w:r>
+        <w:t>ạ</w:t>
+      </w:r>
+      <w:r>
+        <w:t>y.</w:t>
       </w:r>
     </w:p>
     <w:p>
@@ -1843,12 +2897,37 @@
         <w:spacing w:after="60"/>
       </w:pPr>
       <w:r>
-        <w:rPr>
-          <w:rFonts w:ascii="Arial" w:cs="Arial" w:eastAsia="Arial" w:hAnsi="Arial"/>
-          <w:sz w:val="22"/>
-          <w:szCs w:val="22"/>
-        </w:rPr>
-        <w:t xml:space="preserve">Client cũ không gửi priority thì nhận Medium. Schema Pydantic cần default Medium; due_date và assignee_id là optional để không trả 422.</w:t>
+        <w:t>Client cũ không g</w:t>
+      </w:r>
+      <w:r>
+        <w:t>ử</w:t>
+      </w:r>
+      <w:r>
+        <w:t>i priority thì nh</w:t>
+      </w:r>
+      <w:r>
+        <w:t>ậ</w:t>
+      </w:r>
+      <w:r>
+        <w:t>n Medium. Schema Pydantic c</w:t>
+      </w:r>
+      <w:r>
+        <w:t>ầ</w:t>
+      </w:r>
+      <w:r>
+        <w:t>n default Medium; due_date và assignee_id là optional đ</w:t>
+      </w:r>
+      <w:r>
+        <w:t>ể</w:t>
+      </w:r>
+      <w:r>
+        <w:t xml:space="preserve"> không tr</w:t>
+      </w:r>
+      <w:r>
+        <w:t>ả</w:t>
+      </w:r>
+      <w:r>
+        <w:t xml:space="preserve"> 422.</w:t>
       </w:r>
     </w:p>
     <w:p>
@@ -1861,12 +2940,19 @@
         <w:spacing w:after="60"/>
       </w:pPr>
       <w:r>
-        <w:rPr>
-          <w:rFonts w:ascii="Arial" w:cs="Arial" w:eastAsia="Arial" w:hAnsi="Arial"/>
-          <w:sz w:val="22"/>
-          <w:szCs w:val="22"/>
-        </w:rPr>
-        <w:t xml:space="preserve">Response có thêm field mới không làm hỏng client cũ.</w:t>
+        <w:t>Response có thêm field m</w:t>
+      </w:r>
+      <w:r>
+        <w:t>ớ</w:t>
+      </w:r>
+      <w:r>
+        <w:t>i không làm h</w:t>
+      </w:r>
+      <w:r>
+        <w:t>ỏ</w:t>
+      </w:r>
+      <w:r>
+        <w:t>ng client cũ.</w:t>
       </w:r>
     </w:p>
     <w:p>
@@ -1879,42 +2965,83 @@
         <w:spacing w:after="60"/>
       </w:pPr>
       <w:r>
-        <w:rPr>
-          <w:rFonts w:ascii="Arial" w:cs="Arial" w:eastAsia="Arial" w:hAnsi="Arial"/>
-          <w:sz w:val="22"/>
-          <w:szCs w:val="22"/>
-        </w:rPr>
-        <w:t xml:space="preserve">Chưa có bước contract (chưa drop gì).</w:t>
+        <w:t>Chưa có bư</w:t>
+      </w:r>
+      <w:r>
+        <w:t>ớ</w:t>
+      </w:r>
+      <w:r>
+        <w:t>c contract (chưa drop gì).</w:t>
       </w:r>
     </w:p>
     <w:p>
       <w:pPr>
         <w:pStyle w:val="Heading2"/>
-        <w:spacing w:after="100" w:before="200"/>
+        <w:spacing w:before="200" w:after="100"/>
       </w:pPr>
       <w:r>
         <w:rPr>
-          <w:rFonts w:ascii="Arial" w:cs="Arial" w:eastAsia="Arial" w:hAnsi="Arial"/>
           <w:b/>
           <w:bCs/>
           <w:color w:val="2E5597"/>
           <w:sz w:val="25"/>
           <w:szCs w:val="25"/>
         </w:rPr>
-        <w:t xml:space="preserve">3.4 Rủi ro và cách giảm</w:t>
+        <w:t>3.4 R</w:t>
+      </w:r>
+      <w:r>
+        <w:rPr>
+          <w:b/>
+          <w:bCs/>
+          <w:color w:val="2E5597"/>
+          <w:sz w:val="25"/>
+          <w:szCs w:val="25"/>
+        </w:rPr>
+        <w:t>ủ</w:t>
+      </w:r>
+      <w:r>
+        <w:rPr>
+          <w:b/>
+          <w:bCs/>
+          <w:color w:val="2E5597"/>
+          <w:sz w:val="25"/>
+          <w:szCs w:val="25"/>
+        </w:rPr>
+        <w:t>i ro và cách gi</w:t>
+      </w:r>
+      <w:r>
+        <w:rPr>
+          <w:b/>
+          <w:bCs/>
+          <w:color w:val="2E5597"/>
+          <w:sz w:val="25"/>
+          <w:szCs w:val="25"/>
+        </w:rPr>
+        <w:t>ả</w:t>
+      </w:r>
+      <w:r>
+        <w:rPr>
+          <w:b/>
+          <w:bCs/>
+          <w:color w:val="2E5597"/>
+          <w:sz w:val="25"/>
+          <w:szCs w:val="25"/>
+        </w:rPr>
+        <w:t>m</w:t>
       </w:r>
     </w:p>
     <w:tbl>
       <w:tblPr>
-        <w:tblW w:type="dxa" w:w="9026"/>
+        <w:tblW w:w="9026" w:type="dxa"/>
         <w:tblBorders>
-          <w:top w:val="single" w:color="auto" w:sz="4"/>
-          <w:left w:val="single" w:color="auto" w:sz="4"/>
-          <w:bottom w:val="single" w:color="auto" w:sz="4"/>
-          <w:right w:val="single" w:color="auto" w:sz="4"/>
-          <w:insideH w:val="single" w:color="auto" w:sz="4"/>
-          <w:insideV w:val="single" w:color="auto" w:sz="4"/>
+          <w:top w:val="single" w:sz="4" w:space="0" w:color="auto"/>
+          <w:left w:val="single" w:sz="4" w:space="0" w:color="auto"/>
+          <w:bottom w:val="single" w:sz="4" w:space="0" w:color="auto"/>
+          <w:right w:val="single" w:sz="4" w:space="0" w:color="auto"/>
+          <w:insideH w:val="single" w:sz="4" w:space="0" w:color="auto"/>
+          <w:insideV w:val="single" w:sz="4" w:space="0" w:color="auto"/>
         </w:tblBorders>
+        <w:tblLook w:val="04A0" w:firstRow="1" w:lastRow="0" w:firstColumn="1" w:lastColumn="0" w:noHBand="0" w:noVBand="1"/>
       </w:tblPr>
       <w:tblGrid>
         <w:gridCol w:w="3600"/>
@@ -1926,63 +3053,121 @@
         </w:trPr>
         <w:tc>
           <w:tcPr>
-            <w:tcW w:type="dxa" w:w="3600"/>
+            <w:tcW w:w="3600" w:type="dxa"/>
             <w:tcBorders>
-              <w:top w:val="single" w:color="BFBFBF" w:sz="4"/>
-              <w:left w:val="single" w:color="BFBFBF" w:sz="4"/>
-              <w:bottom w:val="single" w:color="BFBFBF" w:sz="4"/>
-              <w:right w:val="single" w:color="BFBFBF" w:sz="4"/>
+              <w:top w:val="single" w:sz="4" w:space="0" w:color="BFBFBF"/>
+              <w:left w:val="single" w:sz="4" w:space="0" w:color="BFBFBF"/>
+              <w:bottom w:val="single" w:sz="4" w:space="0" w:color="BFBFBF"/>
+              <w:right w:val="single" w:sz="4" w:space="0" w:color="BFBFBF"/>
             </w:tcBorders>
-            <w:shd w:fill="1F3864" w:val="clear"/>
+            <w:shd w:val="clear" w:color="auto" w:fill="1F3864"/>
             <w:tcMar>
-              <w:top w:type="dxa" w:w="70"/>
-              <w:left w:type="dxa" w:w="100"/>
-              <w:bottom w:type="dxa" w:w="70"/>
-              <w:right w:type="dxa" w:w="100"/>
+              <w:top w:w="70" w:type="dxa"/>
+              <w:left w:w="100" w:type="dxa"/>
+              <w:bottom w:w="70" w:type="dxa"/>
+              <w:right w:w="100" w:type="dxa"/>
             </w:tcMar>
           </w:tcPr>
           <w:p>
             <w:r>
               <w:rPr>
-                <w:rFonts w:ascii="Arial" w:cs="Arial" w:eastAsia="Arial" w:hAnsi="Arial"/>
                 <w:b/>
                 <w:bCs/>
                 <w:color w:val="FFFFFF"/>
                 <w:sz w:val="20"/>
                 <w:szCs w:val="20"/>
               </w:rPr>
-              <w:t xml:space="preserve">Rủi ro</w:t>
+              <w:t>R</w:t>
+            </w:r>
+            <w:r>
+              <w:rPr>
+                <w:b/>
+                <w:bCs/>
+                <w:color w:val="FFFFFF"/>
+                <w:sz w:val="20"/>
+                <w:szCs w:val="20"/>
+              </w:rPr>
+              <w:t>ủ</w:t>
+            </w:r>
+            <w:r>
+              <w:rPr>
+                <w:b/>
+                <w:bCs/>
+                <w:color w:val="FFFFFF"/>
+                <w:sz w:val="20"/>
+                <w:szCs w:val="20"/>
+              </w:rPr>
+              <w:t>i ro</w:t>
             </w:r>
           </w:p>
         </w:tc>
         <w:tc>
           <w:tcPr>
-            <w:tcW w:type="dxa" w:w="5426"/>
+            <w:tcW w:w="5426" w:type="dxa"/>
             <w:tcBorders>
-              <w:top w:val="single" w:color="BFBFBF" w:sz="4"/>
-              <w:left w:val="single" w:color="BFBFBF" w:sz="4"/>
-              <w:bottom w:val="single" w:color="BFBFBF" w:sz="4"/>
-              <w:right w:val="single" w:color="BFBFBF" w:sz="4"/>
+              <w:top w:val="single" w:sz="4" w:space="0" w:color="BFBFBF"/>
+              <w:left w:val="single" w:sz="4" w:space="0" w:color="BFBFBF"/>
+              <w:bottom w:val="single" w:sz="4" w:space="0" w:color="BFBFBF"/>
+              <w:right w:val="single" w:sz="4" w:space="0" w:color="BFBFBF"/>
             </w:tcBorders>
-            <w:shd w:fill="1F3864" w:val="clear"/>
+            <w:shd w:val="clear" w:color="auto" w:fill="1F3864"/>
             <w:tcMar>
-              <w:top w:type="dxa" w:w="70"/>
-              <w:left w:type="dxa" w:w="100"/>
-              <w:bottom w:type="dxa" w:w="70"/>
-              <w:right w:type="dxa" w:w="100"/>
+              <w:top w:w="70" w:type="dxa"/>
+              <w:left w:w="100" w:type="dxa"/>
+              <w:bottom w:w="70" w:type="dxa"/>
+              <w:right w:w="100" w:type="dxa"/>
             </w:tcMar>
           </w:tcPr>
           <w:p>
             <w:r>
               <w:rPr>
-                <w:rFonts w:ascii="Arial" w:cs="Arial" w:eastAsia="Arial" w:hAnsi="Arial"/>
                 <w:b/>
                 <w:bCs/>
                 <w:color w:val="FFFFFF"/>
                 <w:sz w:val="20"/>
                 <w:szCs w:val="20"/>
               </w:rPr>
-              <w:t xml:space="preserve">Giảm thiểu</w:t>
+              <w:t>Gi</w:t>
+            </w:r>
+            <w:r>
+              <w:rPr>
+                <w:b/>
+                <w:bCs/>
+                <w:color w:val="FFFFFF"/>
+                <w:sz w:val="20"/>
+                <w:szCs w:val="20"/>
+              </w:rPr>
+              <w:t>ả</w:t>
+            </w:r>
+            <w:r>
+              <w:rPr>
+                <w:b/>
+                <w:bCs/>
+                <w:color w:val="FFFFFF"/>
+                <w:sz w:val="20"/>
+                <w:szCs w:val="20"/>
+              </w:rPr>
+              <w:t>m thi</w:t>
+            </w:r>
+            <w:r>
+              <w:rPr>
+                <w:b/>
+                <w:bCs/>
+                <w:color w:val="FFFFFF"/>
+                <w:sz w:val="20"/>
+                <w:szCs w:val="20"/>
+              </w:rPr>
+              <w:t>ể</w:t>
+            </w:r>
+            <w:r>
+              <w:rPr>
+                <w:b/>
+                <w:bCs/>
+                <w:color w:val="FFFFFF"/>
+                <w:sz w:val="20"/>
+                <w:szCs w:val="20"/>
+              </w:rPr>
+              <w:t>u</w:t>
             </w:r>
           </w:p>
         </w:tc>
@@ -1990,61 +3175,135 @@
       <w:tr>
         <w:tc>
           <w:tcPr>
-            <w:tcW w:type="dxa" w:w="3600"/>
+            <w:tcW w:w="3600" w:type="dxa"/>
             <w:tcBorders>
-              <w:top w:val="single" w:color="BFBFBF" w:sz="4"/>
-              <w:left w:val="single" w:color="BFBFBF" w:sz="4"/>
-              <w:bottom w:val="single" w:color="BFBFBF" w:sz="4"/>
-              <w:right w:val="single" w:color="BFBFBF" w:sz="4"/>
+              <w:top w:val="single" w:sz="4" w:space="0" w:color="BFBFBF"/>
+              <w:left w:val="single" w:sz="4" w:space="0" w:color="BFBFBF"/>
+              <w:bottom w:val="single" w:sz="4" w:space="0" w:color="BFBFBF"/>
+              <w:right w:val="single" w:sz="4" w:space="0" w:color="BFBFBF"/>
             </w:tcBorders>
             <w:tcMar>
-              <w:top w:type="dxa" w:w="70"/>
-              <w:left w:type="dxa" w:w="100"/>
-              <w:bottom w:type="dxa" w:w="70"/>
-              <w:right w:type="dxa" w:w="100"/>
+              <w:top w:w="70" w:type="dxa"/>
+              <w:left w:w="100" w:type="dxa"/>
+              <w:bottom w:w="70" w:type="dxa"/>
+              <w:right w:w="100" w:type="dxa"/>
             </w:tcMar>
           </w:tcPr>
           <w:p>
             <w:r>
               <w:rPr>
-                <w:rFonts w:ascii="Arial" w:cs="Arial" w:eastAsia="Arial" w:hAnsi="Arial"/>
-                <w:b w:val="false"/>
-                <w:bCs w:val="false"/>
-                <w:color w:val="000000"/>
-                <w:sz w:val="20"/>
-                <w:szCs w:val="20"/>
-              </w:rPr>
-              <w:t xml:space="preserve">Add NOT NULL không default trên bảng có dữ liệu sẽ lỗi</w:t>
+                <w:color w:val="000000"/>
+                <w:sz w:val="20"/>
+                <w:szCs w:val="20"/>
+              </w:rPr>
+              <w:t>Add NOT NULL không default trên b</w:t>
+            </w:r>
+            <w:r>
+              <w:rPr>
+                <w:color w:val="000000"/>
+                <w:sz w:val="20"/>
+                <w:szCs w:val="20"/>
+              </w:rPr>
+              <w:t>ả</w:t>
+            </w:r>
+            <w:r>
+              <w:rPr>
+                <w:color w:val="000000"/>
+                <w:sz w:val="20"/>
+                <w:szCs w:val="20"/>
+              </w:rPr>
+              <w:t>ng có d</w:t>
+            </w:r>
+            <w:r>
+              <w:rPr>
+                <w:color w:val="000000"/>
+                <w:sz w:val="20"/>
+                <w:szCs w:val="20"/>
+              </w:rPr>
+              <w:t>ữ</w:t>
+            </w:r>
+            <w:r>
+              <w:rPr>
+                <w:color w:val="000000"/>
+                <w:sz w:val="20"/>
+                <w:szCs w:val="20"/>
+              </w:rPr>
+              <w:t xml:space="preserve"> li</w:t>
+            </w:r>
+            <w:r>
+              <w:rPr>
+                <w:color w:val="000000"/>
+                <w:sz w:val="20"/>
+                <w:szCs w:val="20"/>
+              </w:rPr>
+              <w:t>ệ</w:t>
+            </w:r>
+            <w:r>
+              <w:rPr>
+                <w:color w:val="000000"/>
+                <w:sz w:val="20"/>
+                <w:szCs w:val="20"/>
+              </w:rPr>
+              <w:t>u s</w:t>
+            </w:r>
+            <w:r>
+              <w:rPr>
+                <w:color w:val="000000"/>
+                <w:sz w:val="20"/>
+                <w:szCs w:val="20"/>
+              </w:rPr>
+              <w:t>ẽ</w:t>
+            </w:r>
+            <w:r>
+              <w:rPr>
+                <w:color w:val="000000"/>
+                <w:sz w:val="20"/>
+                <w:szCs w:val="20"/>
+              </w:rPr>
+              <w:t xml:space="preserve"> l</w:t>
+            </w:r>
+            <w:r>
+              <w:rPr>
+                <w:color w:val="000000"/>
+                <w:sz w:val="20"/>
+                <w:szCs w:val="20"/>
+              </w:rPr>
+              <w:t>ỗ</w:t>
+            </w:r>
+            <w:r>
+              <w:rPr>
+                <w:color w:val="000000"/>
+                <w:sz w:val="20"/>
+                <w:szCs w:val="20"/>
+              </w:rPr>
+              <w:t>i</w:t>
             </w:r>
           </w:p>
         </w:tc>
         <w:tc>
           <w:tcPr>
-            <w:tcW w:type="dxa" w:w="5426"/>
+            <w:tcW w:w="5426" w:type="dxa"/>
             <w:tcBorders>
-              <w:top w:val="single" w:color="BFBFBF" w:sz="4"/>
-              <w:left w:val="single" w:color="BFBFBF" w:sz="4"/>
-              <w:bottom w:val="single" w:color="BFBFBF" w:sz="4"/>
-              <w:right w:val="single" w:color="BFBFBF" w:sz="4"/>
+              <w:top w:val="single" w:sz="4" w:space="0" w:color="BFBFBF"/>
+              <w:left w:val="single" w:sz="4" w:space="0" w:color="BFBFBF"/>
+              <w:bottom w:val="single" w:sz="4" w:space="0" w:color="BFBFBF"/>
+              <w:right w:val="single" w:sz="4" w:space="0" w:color="BFBFBF"/>
             </w:tcBorders>
             <w:tcMar>
-              <w:top w:type="dxa" w:w="70"/>
-              <w:left w:type="dxa" w:w="100"/>
-              <w:bottom w:type="dxa" w:w="70"/>
-              <w:right w:type="dxa" w:w="100"/>
+              <w:top w:w="70" w:type="dxa"/>
+              <w:left w:w="100" w:type="dxa"/>
+              <w:bottom w:w="70" w:type="dxa"/>
+              <w:right w:w="100" w:type="dxa"/>
             </w:tcMar>
           </w:tcPr>
           <w:p>
             <w:r>
               <w:rPr>
-                <w:rFonts w:ascii="Arial" w:cs="Arial" w:eastAsia="Arial" w:hAnsi="Arial"/>
-                <w:b w:val="false"/>
-                <w:bCs w:val="false"/>
-                <w:color w:val="000000"/>
-                <w:sz w:val="20"/>
-                <w:szCs w:val="20"/>
-              </w:rPr>
-              <w:t xml:space="preserve">Dùng server_default.</w:t>
+                <w:color w:val="000000"/>
+                <w:sz w:val="20"/>
+                <w:szCs w:val="20"/>
+              </w:rPr>
+              <w:t>Dùng server_default.</w:t>
             </w:r>
           </w:p>
         </w:tc>
@@ -2052,61 +3311,151 @@
       <w:tr>
         <w:tc>
           <w:tcPr>
-            <w:tcW w:type="dxa" w:w="3600"/>
+            <w:tcW w:w="3600" w:type="dxa"/>
             <w:tcBorders>
-              <w:top w:val="single" w:color="BFBFBF" w:sz="4"/>
-              <w:left w:val="single" w:color="BFBFBF" w:sz="4"/>
-              <w:bottom w:val="single" w:color="BFBFBF" w:sz="4"/>
-              <w:right w:val="single" w:color="BFBFBF" w:sz="4"/>
+              <w:top w:val="single" w:sz="4" w:space="0" w:color="BFBFBF"/>
+              <w:left w:val="single" w:sz="4" w:space="0" w:color="BFBFBF"/>
+              <w:bottom w:val="single" w:sz="4" w:space="0" w:color="BFBFBF"/>
+              <w:right w:val="single" w:sz="4" w:space="0" w:color="BFBFBF"/>
             </w:tcBorders>
             <w:tcMar>
-              <w:top w:type="dxa" w:w="70"/>
-              <w:left w:type="dxa" w:w="100"/>
-              <w:bottom w:type="dxa" w:w="70"/>
-              <w:right w:type="dxa" w:w="100"/>
+              <w:top w:w="70" w:type="dxa"/>
+              <w:left w:w="100" w:type="dxa"/>
+              <w:bottom w:w="70" w:type="dxa"/>
+              <w:right w:w="100" w:type="dxa"/>
             </w:tcMar>
           </w:tcPr>
           <w:p>
             <w:r>
               <w:rPr>
-                <w:rFonts w:ascii="Arial" w:cs="Arial" w:eastAsia="Arial" w:hAnsi="Arial"/>
-                <w:b w:val="false"/>
-                <w:bCs w:val="false"/>
-                <w:color w:val="000000"/>
-                <w:sz w:val="20"/>
-                <w:szCs w:val="20"/>
-              </w:rPr>
-              <w:t xml:space="preserve">Quên tạo enum trước</w:t>
+                <w:color w:val="000000"/>
+                <w:sz w:val="20"/>
+                <w:szCs w:val="20"/>
+              </w:rPr>
+              <w:t>Quên t</w:t>
+            </w:r>
+            <w:r>
+              <w:rPr>
+                <w:color w:val="000000"/>
+                <w:sz w:val="20"/>
+                <w:szCs w:val="20"/>
+              </w:rPr>
+              <w:t>ạ</w:t>
+            </w:r>
+            <w:r>
+              <w:rPr>
+                <w:color w:val="000000"/>
+                <w:sz w:val="20"/>
+                <w:szCs w:val="20"/>
+              </w:rPr>
+              <w:t>o enum trư</w:t>
+            </w:r>
+            <w:r>
+              <w:rPr>
+                <w:color w:val="000000"/>
+                <w:sz w:val="20"/>
+                <w:szCs w:val="20"/>
+              </w:rPr>
+              <w:t>ớ</w:t>
+            </w:r>
+            <w:r>
+              <w:rPr>
+                <w:color w:val="000000"/>
+                <w:sz w:val="20"/>
+                <w:szCs w:val="20"/>
+              </w:rPr>
+              <w:t>c</w:t>
             </w:r>
           </w:p>
         </w:tc>
         <w:tc>
           <w:tcPr>
-            <w:tcW w:type="dxa" w:w="5426"/>
+            <w:tcW w:w="5426" w:type="dxa"/>
             <w:tcBorders>
-              <w:top w:val="single" w:color="BFBFBF" w:sz="4"/>
-              <w:left w:val="single" w:color="BFBFBF" w:sz="4"/>
-              <w:bottom w:val="single" w:color="BFBFBF" w:sz="4"/>
-              <w:right w:val="single" w:color="BFBFBF" w:sz="4"/>
+              <w:top w:val="single" w:sz="4" w:space="0" w:color="BFBFBF"/>
+              <w:left w:val="single" w:sz="4" w:space="0" w:color="BFBFBF"/>
+              <w:bottom w:val="single" w:sz="4" w:space="0" w:color="BFBFBF"/>
+              <w:right w:val="single" w:sz="4" w:space="0" w:color="BFBFBF"/>
             </w:tcBorders>
             <w:tcMar>
-              <w:top w:type="dxa" w:w="70"/>
-              <w:left w:type="dxa" w:w="100"/>
-              <w:bottom w:type="dxa" w:w="70"/>
-              <w:right w:type="dxa" w:w="100"/>
+              <w:top w:w="70" w:type="dxa"/>
+              <w:left w:w="100" w:type="dxa"/>
+              <w:bottom w:w="70" w:type="dxa"/>
+              <w:right w:w="100" w:type="dxa"/>
             </w:tcMar>
           </w:tcPr>
           <w:p>
             <w:r>
               <w:rPr>
-                <w:rFonts w:ascii="Arial" w:cs="Arial" w:eastAsia="Arial" w:hAnsi="Arial"/>
-                <w:b w:val="false"/>
-                <w:bCs w:val="false"/>
-                <w:color w:val="000000"/>
-                <w:sz w:val="20"/>
-                <w:szCs w:val="20"/>
-              </w:rPr>
-              <w:t xml:space="preserve">Tạo enum ở bước 1 với checkfirst=True.</w:t>
+                <w:color w:val="000000"/>
+                <w:sz w:val="20"/>
+                <w:szCs w:val="20"/>
+              </w:rPr>
+              <w:t>T</w:t>
+            </w:r>
+            <w:r>
+              <w:rPr>
+                <w:color w:val="000000"/>
+                <w:sz w:val="20"/>
+                <w:szCs w:val="20"/>
+              </w:rPr>
+              <w:t>ạ</w:t>
+            </w:r>
+            <w:r>
+              <w:rPr>
+                <w:color w:val="000000"/>
+                <w:sz w:val="20"/>
+                <w:szCs w:val="20"/>
+              </w:rPr>
+              <w:t xml:space="preserve">o enum </w:t>
+            </w:r>
+            <w:r>
+              <w:rPr>
+                <w:color w:val="000000"/>
+                <w:sz w:val="20"/>
+                <w:szCs w:val="20"/>
+              </w:rPr>
+              <w:t>ở</w:t>
+            </w:r>
+            <w:r>
+              <w:rPr>
+                <w:color w:val="000000"/>
+                <w:sz w:val="20"/>
+                <w:szCs w:val="20"/>
+              </w:rPr>
+              <w:t xml:space="preserve"> bư</w:t>
+            </w:r>
+            <w:r>
+              <w:rPr>
+                <w:color w:val="000000"/>
+                <w:sz w:val="20"/>
+                <w:szCs w:val="20"/>
+              </w:rPr>
+              <w:t>ớ</w:t>
+            </w:r>
+            <w:r>
+              <w:rPr>
+                <w:color w:val="000000"/>
+                <w:sz w:val="20"/>
+                <w:szCs w:val="20"/>
+              </w:rPr>
+              <w:t>c 1 v</w:t>
+            </w:r>
+            <w:r>
+              <w:rPr>
+                <w:color w:val="000000"/>
+                <w:sz w:val="20"/>
+                <w:szCs w:val="20"/>
+              </w:rPr>
+              <w:t>ớ</w:t>
+            </w:r>
+            <w:r>
+              <w:rPr>
+                <w:color w:val="000000"/>
+                <w:sz w:val="20"/>
+                <w:szCs w:val="20"/>
+              </w:rPr>
+              <w:t>i checkfirst=True.</w:t>
             </w:r>
           </w:p>
         </w:tc>
@@ -2114,61 +3463,135 @@
       <w:tr>
         <w:tc>
           <w:tcPr>
-            <w:tcW w:type="dxa" w:w="3600"/>
+            <w:tcW w:w="3600" w:type="dxa"/>
             <w:tcBorders>
-              <w:top w:val="single" w:color="BFBFBF" w:sz="4"/>
-              <w:left w:val="single" w:color="BFBFBF" w:sz="4"/>
-              <w:bottom w:val="single" w:color="BFBFBF" w:sz="4"/>
-              <w:right w:val="single" w:color="BFBFBF" w:sz="4"/>
+              <w:top w:val="single" w:sz="4" w:space="0" w:color="BFBFBF"/>
+              <w:left w:val="single" w:sz="4" w:space="0" w:color="BFBFBF"/>
+              <w:bottom w:val="single" w:sz="4" w:space="0" w:color="BFBFBF"/>
+              <w:right w:val="single" w:sz="4" w:space="0" w:color="BFBFBF"/>
             </w:tcBorders>
             <w:tcMar>
-              <w:top w:type="dxa" w:w="70"/>
-              <w:left w:type="dxa" w:w="100"/>
-              <w:bottom w:type="dxa" w:w="70"/>
-              <w:right w:type="dxa" w:w="100"/>
+              <w:top w:w="70" w:type="dxa"/>
+              <w:left w:w="100" w:type="dxa"/>
+              <w:bottom w:w="70" w:type="dxa"/>
+              <w:right w:w="100" w:type="dxa"/>
             </w:tcMar>
           </w:tcPr>
           <w:p>
             <w:r>
               <w:rPr>
-                <w:rFonts w:ascii="Arial" w:cs="Arial" w:eastAsia="Arial" w:hAnsi="Arial"/>
-                <w:b w:val="false"/>
-                <w:bCs w:val="false"/>
-                <w:color w:val="000000"/>
-                <w:sz w:val="20"/>
-                <w:szCs w:val="20"/>
-              </w:rPr>
-              <w:t xml:space="preserve">Gõ sai giá trị enum</w:t>
+                <w:color w:val="000000"/>
+                <w:sz w:val="20"/>
+                <w:szCs w:val="20"/>
+              </w:rPr>
+              <w:t>Gõ sai giá tr</w:t>
+            </w:r>
+            <w:r>
+              <w:rPr>
+                <w:color w:val="000000"/>
+                <w:sz w:val="20"/>
+                <w:szCs w:val="20"/>
+              </w:rPr>
+              <w:t>ị</w:t>
+            </w:r>
+            <w:r>
+              <w:rPr>
+                <w:color w:val="000000"/>
+                <w:sz w:val="20"/>
+                <w:szCs w:val="20"/>
+              </w:rPr>
+              <w:t xml:space="preserve"> enum</w:t>
             </w:r>
           </w:p>
         </w:tc>
         <w:tc>
           <w:tcPr>
-            <w:tcW w:type="dxa" w:w="5426"/>
+            <w:tcW w:w="5426" w:type="dxa"/>
             <w:tcBorders>
-              <w:top w:val="single" w:color="BFBFBF" w:sz="4"/>
-              <w:left w:val="single" w:color="BFBFBF" w:sz="4"/>
-              <w:bottom w:val="single" w:color="BFBFBF" w:sz="4"/>
-              <w:right w:val="single" w:color="BFBFBF" w:sz="4"/>
+              <w:top w:val="single" w:sz="4" w:space="0" w:color="BFBFBF"/>
+              <w:left w:val="single" w:sz="4" w:space="0" w:color="BFBFBF"/>
+              <w:bottom w:val="single" w:sz="4" w:space="0" w:color="BFBFBF"/>
+              <w:right w:val="single" w:sz="4" w:space="0" w:color="BFBFBF"/>
             </w:tcBorders>
             <w:tcMar>
-              <w:top w:type="dxa" w:w="70"/>
-              <w:left w:type="dxa" w:w="100"/>
-              <w:bottom w:type="dxa" w:w="70"/>
-              <w:right w:type="dxa" w:w="100"/>
+              <w:top w:w="70" w:type="dxa"/>
+              <w:left w:w="100" w:type="dxa"/>
+              <w:bottom w:w="70" w:type="dxa"/>
+              <w:right w:w="100" w:type="dxa"/>
             </w:tcMar>
           </w:tcPr>
           <w:p>
             <w:r>
               <w:rPr>
-                <w:rFonts w:ascii="Arial" w:cs="Arial" w:eastAsia="Arial" w:hAnsi="Arial"/>
-                <w:b w:val="false"/>
-                <w:bCs w:val="false"/>
-                <w:color w:val="000000"/>
-                <w:sz w:val="20"/>
-                <w:szCs w:val="20"/>
-              </w:rPr>
-              <w:t xml:space="preserve">Dùng đúng Low/Medium/High; enum từ chối giá trị lạ.</w:t>
+                <w:color w:val="000000"/>
+                <w:sz w:val="20"/>
+                <w:szCs w:val="20"/>
+              </w:rPr>
+              <w:t>Dùng đúng Low/Medium/High; enum t</w:t>
+            </w:r>
+            <w:r>
+              <w:rPr>
+                <w:color w:val="000000"/>
+                <w:sz w:val="20"/>
+                <w:szCs w:val="20"/>
+              </w:rPr>
+              <w:t>ừ</w:t>
+            </w:r>
+            <w:r>
+              <w:rPr>
+                <w:color w:val="000000"/>
+                <w:sz w:val="20"/>
+                <w:szCs w:val="20"/>
+              </w:rPr>
+              <w:t xml:space="preserve"> ch</w:t>
+            </w:r>
+            <w:r>
+              <w:rPr>
+                <w:color w:val="000000"/>
+                <w:sz w:val="20"/>
+                <w:szCs w:val="20"/>
+              </w:rPr>
+              <w:t>ố</w:t>
+            </w:r>
+            <w:r>
+              <w:rPr>
+                <w:color w:val="000000"/>
+                <w:sz w:val="20"/>
+                <w:szCs w:val="20"/>
+              </w:rPr>
+              <w:t>i giá tr</w:t>
+            </w:r>
+            <w:r>
+              <w:rPr>
+                <w:color w:val="000000"/>
+                <w:sz w:val="20"/>
+                <w:szCs w:val="20"/>
+              </w:rPr>
+              <w:t>ị</w:t>
+            </w:r>
+            <w:r>
+              <w:rPr>
+                <w:color w:val="000000"/>
+                <w:sz w:val="20"/>
+                <w:szCs w:val="20"/>
+              </w:rPr>
+              <w:t xml:space="preserve"> l</w:t>
+            </w:r>
+            <w:r>
+              <w:rPr>
+                <w:color w:val="000000"/>
+                <w:sz w:val="20"/>
+                <w:szCs w:val="20"/>
+              </w:rPr>
+              <w:t>ạ</w:t>
+            </w:r>
+            <w:r>
+              <w:rPr>
+                <w:color w:val="000000"/>
+                <w:sz w:val="20"/>
+                <w:szCs w:val="20"/>
+              </w:rPr>
+              <w:t>.</w:t>
             </w:r>
           </w:p>
         </w:tc>
@@ -2176,61 +3599,87 @@
       <w:tr>
         <w:tc>
           <w:tcPr>
-            <w:tcW w:type="dxa" w:w="3600"/>
+            <w:tcW w:w="3600" w:type="dxa"/>
             <w:tcBorders>
-              <w:top w:val="single" w:color="BFBFBF" w:sz="4"/>
-              <w:left w:val="single" w:color="BFBFBF" w:sz="4"/>
-              <w:bottom w:val="single" w:color="BFBFBF" w:sz="4"/>
-              <w:right w:val="single" w:color="BFBFBF" w:sz="4"/>
+              <w:top w:val="single" w:sz="4" w:space="0" w:color="BFBFBF"/>
+              <w:left w:val="single" w:sz="4" w:space="0" w:color="BFBFBF"/>
+              <w:bottom w:val="single" w:sz="4" w:space="0" w:color="BFBFBF"/>
+              <w:right w:val="single" w:sz="4" w:space="0" w:color="BFBFBF"/>
             </w:tcBorders>
             <w:tcMar>
-              <w:top w:type="dxa" w:w="70"/>
-              <w:left w:type="dxa" w:w="100"/>
-              <w:bottom w:type="dxa" w:w="70"/>
-              <w:right w:type="dxa" w:w="100"/>
+              <w:top w:w="70" w:type="dxa"/>
+              <w:left w:w="100" w:type="dxa"/>
+              <w:bottom w:w="70" w:type="dxa"/>
+              <w:right w:w="100" w:type="dxa"/>
             </w:tcMar>
           </w:tcPr>
           <w:p>
             <w:r>
               <w:rPr>
-                <w:rFonts w:ascii="Arial" w:cs="Arial" w:eastAsia="Arial" w:hAnsi="Arial"/>
-                <w:b w:val="false"/>
-                <w:bCs w:val="false"/>
-                <w:color w:val="000000"/>
-                <w:sz w:val="20"/>
-                <w:szCs w:val="20"/>
-              </w:rPr>
-              <w:t xml:space="preserve">User bị xóa khi còn task được giao</w:t>
+                <w:color w:val="000000"/>
+                <w:sz w:val="20"/>
+                <w:szCs w:val="20"/>
+              </w:rPr>
+              <w:t>User b</w:t>
+            </w:r>
+            <w:r>
+              <w:rPr>
+                <w:color w:val="000000"/>
+                <w:sz w:val="20"/>
+                <w:szCs w:val="20"/>
+              </w:rPr>
+              <w:t>ị</w:t>
+            </w:r>
+            <w:r>
+              <w:rPr>
+                <w:color w:val="000000"/>
+                <w:sz w:val="20"/>
+                <w:szCs w:val="20"/>
+              </w:rPr>
+              <w:t xml:space="preserve"> xóa khi còn task đư</w:t>
+            </w:r>
+            <w:r>
+              <w:rPr>
+                <w:color w:val="000000"/>
+                <w:sz w:val="20"/>
+                <w:szCs w:val="20"/>
+              </w:rPr>
+              <w:t>ợ</w:t>
+            </w:r>
+            <w:r>
+              <w:rPr>
+                <w:color w:val="000000"/>
+                <w:sz w:val="20"/>
+                <w:szCs w:val="20"/>
+              </w:rPr>
+              <w:t>c giao</w:t>
             </w:r>
           </w:p>
         </w:tc>
         <w:tc>
           <w:tcPr>
-            <w:tcW w:type="dxa" w:w="5426"/>
+            <w:tcW w:w="5426" w:type="dxa"/>
             <w:tcBorders>
-              <w:top w:val="single" w:color="BFBFBF" w:sz="4"/>
-              <w:left w:val="single" w:color="BFBFBF" w:sz="4"/>
-              <w:bottom w:val="single" w:color="BFBFBF" w:sz="4"/>
-              <w:right w:val="single" w:color="BFBFBF" w:sz="4"/>
+              <w:top w:val="single" w:sz="4" w:space="0" w:color="BFBFBF"/>
+              <w:left w:val="single" w:sz="4" w:space="0" w:color="BFBFBF"/>
+              <w:bottom w:val="single" w:sz="4" w:space="0" w:color="BFBFBF"/>
+              <w:right w:val="single" w:sz="4" w:space="0" w:color="BFBFBF"/>
             </w:tcBorders>
             <w:tcMar>
-              <w:top w:type="dxa" w:w="70"/>
-              <w:left w:type="dxa" w:w="100"/>
-              <w:bottom w:type="dxa" w:w="70"/>
-              <w:right w:type="dxa" w:w="100"/>
+              <w:top w:w="70" w:type="dxa"/>
+              <w:left w:w="100" w:type="dxa"/>
+              <w:bottom w:w="70" w:type="dxa"/>
+              <w:right w:w="100" w:type="dxa"/>
             </w:tcMar>
           </w:tcPr>
           <w:p>
             <w:r>
               <w:rPr>
-                <w:rFonts w:ascii="Arial" w:cs="Arial" w:eastAsia="Arial" w:hAnsi="Arial"/>
-                <w:b w:val="false"/>
-                <w:bCs w:val="false"/>
-                <w:color w:val="000000"/>
-                <w:sz w:val="20"/>
-                <w:szCs w:val="20"/>
-              </w:rPr>
-              <w:t xml:space="preserve">ON DELETE SET NULL, task thành unassigned.</w:t>
+                <w:color w:val="000000"/>
+                <w:sz w:val="20"/>
+                <w:szCs w:val="20"/>
+              </w:rPr>
+              <w:t>ON DELETE SET NULL, task thành unassigned.</w:t>
             </w:r>
           </w:p>
         </w:tc>
@@ -2238,61 +3687,151 @@
       <w:tr>
         <w:tc>
           <w:tcPr>
-            <w:tcW w:type="dxa" w:w="3600"/>
+            <w:tcW w:w="3600" w:type="dxa"/>
             <w:tcBorders>
-              <w:top w:val="single" w:color="BFBFBF" w:sz="4"/>
-              <w:left w:val="single" w:color="BFBFBF" w:sz="4"/>
-              <w:bottom w:val="single" w:color="BFBFBF" w:sz="4"/>
-              <w:right w:val="single" w:color="BFBFBF" w:sz="4"/>
+              <w:top w:val="single" w:sz="4" w:space="0" w:color="BFBFBF"/>
+              <w:left w:val="single" w:sz="4" w:space="0" w:color="BFBFBF"/>
+              <w:bottom w:val="single" w:sz="4" w:space="0" w:color="BFBFBF"/>
+              <w:right w:val="single" w:sz="4" w:space="0" w:color="BFBFBF"/>
             </w:tcBorders>
             <w:tcMar>
-              <w:top w:type="dxa" w:w="70"/>
-              <w:left w:type="dxa" w:w="100"/>
-              <w:bottom w:type="dxa" w:w="70"/>
-              <w:right w:type="dxa" w:w="100"/>
+              <w:top w:w="70" w:type="dxa"/>
+              <w:left w:w="100" w:type="dxa"/>
+              <w:bottom w:w="70" w:type="dxa"/>
+              <w:right w:w="100" w:type="dxa"/>
             </w:tcMar>
           </w:tcPr>
           <w:p>
             <w:r>
               <w:rPr>
-                <w:rFonts w:ascii="Arial" w:cs="Arial" w:eastAsia="Arial" w:hAnsi="Arial"/>
-                <w:b w:val="false"/>
-                <w:bCs w:val="false"/>
-                <w:color w:val="000000"/>
-                <w:sz w:val="20"/>
-                <w:szCs w:val="20"/>
-              </w:rPr>
-              <w:t xml:space="preserve">Autogenerate sinh drop_column hoặc thiếu backfill</w:t>
+                <w:color w:val="000000"/>
+                <w:sz w:val="20"/>
+                <w:szCs w:val="20"/>
+              </w:rPr>
+              <w:t>Autogenerate sinh drop_column ho</w:t>
+            </w:r>
+            <w:r>
+              <w:rPr>
+                <w:color w:val="000000"/>
+                <w:sz w:val="20"/>
+                <w:szCs w:val="20"/>
+              </w:rPr>
+              <w:t>ặ</w:t>
+            </w:r>
+            <w:r>
+              <w:rPr>
+                <w:color w:val="000000"/>
+                <w:sz w:val="20"/>
+                <w:szCs w:val="20"/>
+              </w:rPr>
+              <w:t>c thi</w:t>
+            </w:r>
+            <w:r>
+              <w:rPr>
+                <w:color w:val="000000"/>
+                <w:sz w:val="20"/>
+                <w:szCs w:val="20"/>
+              </w:rPr>
+              <w:t>ế</w:t>
+            </w:r>
+            <w:r>
+              <w:rPr>
+                <w:color w:val="000000"/>
+                <w:sz w:val="20"/>
+                <w:szCs w:val="20"/>
+              </w:rPr>
+              <w:t>u backfill</w:t>
             </w:r>
           </w:p>
         </w:tc>
         <w:tc>
           <w:tcPr>
-            <w:tcW w:type="dxa" w:w="5426"/>
+            <w:tcW w:w="5426" w:type="dxa"/>
             <w:tcBorders>
-              <w:top w:val="single" w:color="BFBFBF" w:sz="4"/>
-              <w:left w:val="single" w:color="BFBFBF" w:sz="4"/>
-              <w:bottom w:val="single" w:color="BFBFBF" w:sz="4"/>
-              <w:right w:val="single" w:color="BFBFBF" w:sz="4"/>
+              <w:top w:val="single" w:sz="4" w:space="0" w:color="BFBFBF"/>
+              <w:left w:val="single" w:sz="4" w:space="0" w:color="BFBFBF"/>
+              <w:bottom w:val="single" w:sz="4" w:space="0" w:color="BFBFBF"/>
+              <w:right w:val="single" w:sz="4" w:space="0" w:color="BFBFBF"/>
             </w:tcBorders>
             <w:tcMar>
-              <w:top w:type="dxa" w:w="70"/>
-              <w:left w:type="dxa" w:w="100"/>
-              <w:bottom w:type="dxa" w:w="70"/>
-              <w:right w:type="dxa" w:w="100"/>
+              <w:top w:w="70" w:type="dxa"/>
+              <w:left w:w="100" w:type="dxa"/>
+              <w:bottom w:w="70" w:type="dxa"/>
+              <w:right w:w="100" w:type="dxa"/>
             </w:tcMar>
           </w:tcPr>
           <w:p>
             <w:r>
               <w:rPr>
-                <w:rFonts w:ascii="Arial" w:cs="Arial" w:eastAsia="Arial" w:hAnsi="Arial"/>
-                <w:b w:val="false"/>
-                <w:bCs w:val="false"/>
-                <w:color w:val="000000"/>
-                <w:sz w:val="20"/>
-                <w:szCs w:val="20"/>
-              </w:rPr>
-              <w:t xml:space="preserve">Đọc và sửa file migration trước khi chạy.</w:t>
+                <w:color w:val="000000"/>
+                <w:sz w:val="20"/>
+                <w:szCs w:val="20"/>
+              </w:rPr>
+              <w:t>Đ</w:t>
+            </w:r>
+            <w:r>
+              <w:rPr>
+                <w:color w:val="000000"/>
+                <w:sz w:val="20"/>
+                <w:szCs w:val="20"/>
+              </w:rPr>
+              <w:t>ọ</w:t>
+            </w:r>
+            <w:r>
+              <w:rPr>
+                <w:color w:val="000000"/>
+                <w:sz w:val="20"/>
+                <w:szCs w:val="20"/>
+              </w:rPr>
+              <w:t>c và s</w:t>
+            </w:r>
+            <w:r>
+              <w:rPr>
+                <w:color w:val="000000"/>
+                <w:sz w:val="20"/>
+                <w:szCs w:val="20"/>
+              </w:rPr>
+              <w:t>ử</w:t>
+            </w:r>
+            <w:r>
+              <w:rPr>
+                <w:color w:val="000000"/>
+                <w:sz w:val="20"/>
+                <w:szCs w:val="20"/>
+              </w:rPr>
+              <w:t>a file migration trư</w:t>
+            </w:r>
+            <w:r>
+              <w:rPr>
+                <w:color w:val="000000"/>
+                <w:sz w:val="20"/>
+                <w:szCs w:val="20"/>
+              </w:rPr>
+              <w:t>ớ</w:t>
+            </w:r>
+            <w:r>
+              <w:rPr>
+                <w:color w:val="000000"/>
+                <w:sz w:val="20"/>
+                <w:szCs w:val="20"/>
+              </w:rPr>
+              <w:t>c khi ch</w:t>
+            </w:r>
+            <w:r>
+              <w:rPr>
+                <w:color w:val="000000"/>
+                <w:sz w:val="20"/>
+                <w:szCs w:val="20"/>
+              </w:rPr>
+              <w:t>ạ</w:t>
+            </w:r>
+            <w:r>
+              <w:rPr>
+                <w:color w:val="000000"/>
+                <w:sz w:val="20"/>
+                <w:szCs w:val="20"/>
+              </w:rPr>
+              <w:t>y.</w:t>
             </w:r>
           </w:p>
         </w:tc>
@@ -2300,61 +3839,263 @@
       <w:tr>
         <w:tc>
           <w:tcPr>
-            <w:tcW w:type="dxa" w:w="3600"/>
+            <w:tcW w:w="3600" w:type="dxa"/>
             <w:tcBorders>
-              <w:top w:val="single" w:color="BFBFBF" w:sz="4"/>
-              <w:left w:val="single" w:color="BFBFBF" w:sz="4"/>
-              <w:bottom w:val="single" w:color="BFBFBF" w:sz="4"/>
-              <w:right w:val="single" w:color="BFBFBF" w:sz="4"/>
+              <w:top w:val="single" w:sz="4" w:space="0" w:color="BFBFBF"/>
+              <w:left w:val="single" w:sz="4" w:space="0" w:color="BFBFBF"/>
+              <w:bottom w:val="single" w:sz="4" w:space="0" w:color="BFBFBF"/>
+              <w:right w:val="single" w:sz="4" w:space="0" w:color="BFBFBF"/>
             </w:tcBorders>
             <w:tcMar>
-              <w:top w:type="dxa" w:w="70"/>
-              <w:left w:type="dxa" w:w="100"/>
-              <w:bottom w:type="dxa" w:w="70"/>
-              <w:right w:type="dxa" w:w="100"/>
+              <w:top w:w="70" w:type="dxa"/>
+              <w:left w:w="100" w:type="dxa"/>
+              <w:bottom w:w="70" w:type="dxa"/>
+              <w:right w:w="100" w:type="dxa"/>
             </w:tcMar>
           </w:tcPr>
           <w:p>
             <w:r>
               <w:rPr>
-                <w:rFonts w:ascii="Arial" w:cs="Arial" w:eastAsia="Arial" w:hAnsi="Arial"/>
-                <w:b w:val="false"/>
-                <w:bCs w:val="false"/>
-                <w:color w:val="000000"/>
-                <w:sz w:val="20"/>
-                <w:szCs w:val="20"/>
-              </w:rPr>
-              <w:t xml:space="preserve">Bảng lớn: add column và index có thể giữ lock</w:t>
+                <w:color w:val="000000"/>
+                <w:sz w:val="20"/>
+                <w:szCs w:val="20"/>
+              </w:rPr>
+              <w:t>B</w:t>
+            </w:r>
+            <w:r>
+              <w:rPr>
+                <w:color w:val="000000"/>
+                <w:sz w:val="20"/>
+                <w:szCs w:val="20"/>
+              </w:rPr>
+              <w:t>ả</w:t>
+            </w:r>
+            <w:r>
+              <w:rPr>
+                <w:color w:val="000000"/>
+                <w:sz w:val="20"/>
+                <w:szCs w:val="20"/>
+              </w:rPr>
+              <w:t>ng l</w:t>
+            </w:r>
+            <w:r>
+              <w:rPr>
+                <w:color w:val="000000"/>
+                <w:sz w:val="20"/>
+                <w:szCs w:val="20"/>
+              </w:rPr>
+              <w:t>ớ</w:t>
+            </w:r>
+            <w:r>
+              <w:rPr>
+                <w:color w:val="000000"/>
+                <w:sz w:val="20"/>
+                <w:szCs w:val="20"/>
+              </w:rPr>
+              <w:t>n: add column và index có th</w:t>
+            </w:r>
+            <w:r>
+              <w:rPr>
+                <w:color w:val="000000"/>
+                <w:sz w:val="20"/>
+                <w:szCs w:val="20"/>
+              </w:rPr>
+              <w:t>ể</w:t>
+            </w:r>
+            <w:r>
+              <w:rPr>
+                <w:color w:val="000000"/>
+                <w:sz w:val="20"/>
+                <w:szCs w:val="20"/>
+              </w:rPr>
+              <w:t xml:space="preserve"> gi</w:t>
+            </w:r>
+            <w:r>
+              <w:rPr>
+                <w:color w:val="000000"/>
+                <w:sz w:val="20"/>
+                <w:szCs w:val="20"/>
+              </w:rPr>
+              <w:t>ữ</w:t>
+            </w:r>
+            <w:r>
+              <w:rPr>
+                <w:color w:val="000000"/>
+                <w:sz w:val="20"/>
+                <w:szCs w:val="20"/>
+              </w:rPr>
+              <w:t xml:space="preserve"> lock</w:t>
             </w:r>
           </w:p>
         </w:tc>
         <w:tc>
           <w:tcPr>
-            <w:tcW w:type="dxa" w:w="5426"/>
+            <w:tcW w:w="5426" w:type="dxa"/>
             <w:tcBorders>
-              <w:top w:val="single" w:color="BFBFBF" w:sz="4"/>
-              <w:left w:val="single" w:color="BFBFBF" w:sz="4"/>
-              <w:bottom w:val="single" w:color="BFBFBF" w:sz="4"/>
-              <w:right w:val="single" w:color="BFBFBF" w:sz="4"/>
+              <w:top w:val="single" w:sz="4" w:space="0" w:color="BFBFBF"/>
+              <w:left w:val="single" w:sz="4" w:space="0" w:color="BFBFBF"/>
+              <w:bottom w:val="single" w:sz="4" w:space="0" w:color="BFBFBF"/>
+              <w:right w:val="single" w:sz="4" w:space="0" w:color="BFBFBF"/>
             </w:tcBorders>
             <w:tcMar>
-              <w:top w:type="dxa" w:w="70"/>
-              <w:left w:type="dxa" w:w="100"/>
-              <w:bottom w:type="dxa" w:w="70"/>
-              <w:right w:type="dxa" w:w="100"/>
+              <w:top w:w="70" w:type="dxa"/>
+              <w:left w:w="100" w:type="dxa"/>
+              <w:bottom w:w="70" w:type="dxa"/>
+              <w:right w:w="100" w:type="dxa"/>
             </w:tcMar>
           </w:tcPr>
           <w:p>
             <w:r>
               <w:rPr>
-                <w:rFonts w:ascii="Arial" w:cs="Arial" w:eastAsia="Arial" w:hAnsi="Arial"/>
-                <w:b w:val="false"/>
-                <w:bCs w:val="false"/>
-                <w:color w:val="000000"/>
-                <w:sz w:val="20"/>
-                <w:szCs w:val="20"/>
-              </w:rPr>
-              <w:t xml:space="preserve">Đã test trên dữ liệu mẫu nhỏ. Với bảng lớn cần backfill theo batch và tạo index CONCURRENTLY.</w:t>
+                <w:color w:val="000000"/>
+                <w:sz w:val="20"/>
+                <w:szCs w:val="20"/>
+              </w:rPr>
+              <w:t>Đã test trên d</w:t>
+            </w:r>
+            <w:r>
+              <w:rPr>
+                <w:color w:val="000000"/>
+                <w:sz w:val="20"/>
+                <w:szCs w:val="20"/>
+              </w:rPr>
+              <w:t>ữ</w:t>
+            </w:r>
+            <w:r>
+              <w:rPr>
+                <w:color w:val="000000"/>
+                <w:sz w:val="20"/>
+                <w:szCs w:val="20"/>
+              </w:rPr>
+              <w:t xml:space="preserve"> li</w:t>
+            </w:r>
+            <w:r>
+              <w:rPr>
+                <w:color w:val="000000"/>
+                <w:sz w:val="20"/>
+                <w:szCs w:val="20"/>
+              </w:rPr>
+              <w:t>ệ</w:t>
+            </w:r>
+            <w:r>
+              <w:rPr>
+                <w:color w:val="000000"/>
+                <w:sz w:val="20"/>
+                <w:szCs w:val="20"/>
+              </w:rPr>
+              <w:t>u m</w:t>
+            </w:r>
+            <w:r>
+              <w:rPr>
+                <w:color w:val="000000"/>
+                <w:sz w:val="20"/>
+                <w:szCs w:val="20"/>
+              </w:rPr>
+              <w:t>ẫ</w:t>
+            </w:r>
+            <w:r>
+              <w:rPr>
+                <w:color w:val="000000"/>
+                <w:sz w:val="20"/>
+                <w:szCs w:val="20"/>
+              </w:rPr>
+              <w:t>u nh</w:t>
+            </w:r>
+            <w:r>
+              <w:rPr>
+                <w:color w:val="000000"/>
+                <w:sz w:val="20"/>
+                <w:szCs w:val="20"/>
+              </w:rPr>
+              <w:t>ỏ</w:t>
+            </w:r>
+            <w:r>
+              <w:rPr>
+                <w:color w:val="000000"/>
+                <w:sz w:val="20"/>
+                <w:szCs w:val="20"/>
+              </w:rPr>
+              <w:t>. V</w:t>
+            </w:r>
+            <w:r>
+              <w:rPr>
+                <w:color w:val="000000"/>
+                <w:sz w:val="20"/>
+                <w:szCs w:val="20"/>
+              </w:rPr>
+              <w:t>ớ</w:t>
+            </w:r>
+            <w:r>
+              <w:rPr>
+                <w:color w:val="000000"/>
+                <w:sz w:val="20"/>
+                <w:szCs w:val="20"/>
+              </w:rPr>
+              <w:t>i b</w:t>
+            </w:r>
+            <w:r>
+              <w:rPr>
+                <w:color w:val="000000"/>
+                <w:sz w:val="20"/>
+                <w:szCs w:val="20"/>
+              </w:rPr>
+              <w:t>ả</w:t>
+            </w:r>
+            <w:r>
+              <w:rPr>
+                <w:color w:val="000000"/>
+                <w:sz w:val="20"/>
+                <w:szCs w:val="20"/>
+              </w:rPr>
+              <w:t>ng l</w:t>
+            </w:r>
+            <w:r>
+              <w:rPr>
+                <w:color w:val="000000"/>
+                <w:sz w:val="20"/>
+                <w:szCs w:val="20"/>
+              </w:rPr>
+              <w:t>ớ</w:t>
+            </w:r>
+            <w:r>
+              <w:rPr>
+                <w:color w:val="000000"/>
+                <w:sz w:val="20"/>
+                <w:szCs w:val="20"/>
+              </w:rPr>
+              <w:t>n c</w:t>
+            </w:r>
+            <w:r>
+              <w:rPr>
+                <w:color w:val="000000"/>
+                <w:sz w:val="20"/>
+                <w:szCs w:val="20"/>
+              </w:rPr>
+              <w:t>ầ</w:t>
+            </w:r>
+            <w:r>
+              <w:rPr>
+                <w:color w:val="000000"/>
+                <w:sz w:val="20"/>
+                <w:szCs w:val="20"/>
+              </w:rPr>
+              <w:t>n backfill theo batch và t</w:t>
+            </w:r>
+            <w:r>
+              <w:rPr>
+                <w:color w:val="000000"/>
+                <w:sz w:val="20"/>
+                <w:szCs w:val="20"/>
+              </w:rPr>
+              <w:t>ạ</w:t>
+            </w:r>
+            <w:r>
+              <w:rPr>
+                <w:color w:val="000000"/>
+                <w:sz w:val="20"/>
+                <w:szCs w:val="20"/>
+              </w:rPr>
+              <w:t>o index CONCURRENTLY.</w:t>
             </w:r>
           </w:p>
         </w:tc>
@@ -2363,18 +4104,87 @@
     <w:p>
       <w:pPr>
         <w:pStyle w:val="Heading1"/>
-        <w:spacing w:after="140" w:before="320"/>
+        <w:spacing w:before="320" w:after="140"/>
       </w:pPr>
       <w:r>
         <w:rPr>
-          <w:rFonts w:ascii="Arial" w:cs="Arial" w:eastAsia="Arial" w:hAnsi="Arial"/>
           <w:b/>
           <w:bCs/>
           <w:color w:val="1F3864"/>
           <w:sz w:val="30"/>
           <w:szCs w:val="30"/>
         </w:rPr>
-        <w:t xml:space="preserve">4. Bằng chứng kiểm thử</w:t>
+        <w:t>4. B</w:t>
+      </w:r>
+      <w:r>
+        <w:rPr>
+          <w:b/>
+          <w:bCs/>
+          <w:color w:val="1F3864"/>
+          <w:sz w:val="30"/>
+          <w:szCs w:val="30"/>
+        </w:rPr>
+        <w:t>ằ</w:t>
+      </w:r>
+      <w:r>
+        <w:rPr>
+          <w:b/>
+          <w:bCs/>
+          <w:color w:val="1F3864"/>
+          <w:sz w:val="30"/>
+          <w:szCs w:val="30"/>
+        </w:rPr>
+        <w:t>ng ch</w:t>
+      </w:r>
+      <w:r>
+        <w:rPr>
+          <w:b/>
+          <w:bCs/>
+          <w:color w:val="1F3864"/>
+          <w:sz w:val="30"/>
+          <w:szCs w:val="30"/>
+        </w:rPr>
+        <w:t>ứ</w:t>
+      </w:r>
+      <w:r>
+        <w:rPr>
+          <w:b/>
+          <w:bCs/>
+          <w:color w:val="1F3864"/>
+          <w:sz w:val="30"/>
+          <w:szCs w:val="30"/>
+        </w:rPr>
+        <w:t>ng ki</w:t>
+      </w:r>
+      <w:r>
+        <w:rPr>
+          <w:b/>
+          <w:bCs/>
+          <w:color w:val="1F3864"/>
+          <w:sz w:val="30"/>
+          <w:szCs w:val="30"/>
+        </w:rPr>
+        <w:t>ể</w:t>
+      </w:r>
+      <w:r>
+        <w:rPr>
+          <w:b/>
+          <w:bCs/>
+          <w:color w:val="1F3864"/>
+          <w:sz w:val="30"/>
+          <w:szCs w:val="30"/>
+        </w:rPr>
+        <w:t>m th</w:t>
+      </w:r>
+      <w:r>
+        <w:rPr>
+          <w:b/>
+          <w:bCs/>
+          <w:color w:val="1F3864"/>
+          <w:sz w:val="30"/>
+          <w:szCs w:val="30"/>
+        </w:rPr>
+        <w:t>ử</w:t>
       </w:r>
     </w:p>
     <w:p>
@@ -2382,25 +4192,27 @@
         <w:spacing w:after="120"/>
       </w:pPr>
       <w:r>
-        <w:rPr>
-          <w:rFonts w:ascii="Arial" w:cs="Arial" w:eastAsia="Arial" w:hAnsi="Arial"/>
-          <w:sz w:val="22"/>
-          <w:szCs w:val="22"/>
-        </w:rPr>
-        <w:t xml:space="preserve">Các file nằm trong backend/docs/evidence/.</w:t>
+        <w:t>Các file n</w:t>
+      </w:r>
+      <w:r>
+        <w:t>ằ</w:t>
+      </w:r>
+      <w:r>
+        <w:t>m trong backend/docs/evidence/.</w:t>
       </w:r>
     </w:p>
     <w:tbl>
       <w:tblPr>
-        <w:tblW w:type="dxa" w:w="9026"/>
+        <w:tblW w:w="9026" w:type="dxa"/>
         <w:tblBorders>
-          <w:top w:val="single" w:color="auto" w:sz="4"/>
-          <w:left w:val="single" w:color="auto" w:sz="4"/>
-          <w:bottom w:val="single" w:color="auto" w:sz="4"/>
-          <w:right w:val="single" w:color="auto" w:sz="4"/>
-          <w:insideH w:val="single" w:color="auto" w:sz="4"/>
-          <w:insideV w:val="single" w:color="auto" w:sz="4"/>
+          <w:top w:val="single" w:sz="4" w:space="0" w:color="auto"/>
+          <w:left w:val="single" w:sz="4" w:space="0" w:color="auto"/>
+          <w:bottom w:val="single" w:sz="4" w:space="0" w:color="auto"/>
+          <w:right w:val="single" w:sz="4" w:space="0" w:color="auto"/>
+          <w:insideH w:val="single" w:sz="4" w:space="0" w:color="auto"/>
+          <w:insideV w:val="single" w:sz="4" w:space="0" w:color="auto"/>
         </w:tblBorders>
+        <w:tblLook w:val="04A0" w:firstRow="1" w:lastRow="0" w:firstColumn="1" w:lastColumn="0" w:noHBand="0" w:noVBand="1"/>
       </w:tblPr>
       <w:tblGrid>
         <w:gridCol w:w="2300"/>
@@ -2412,63 +4224,111 @@
         </w:trPr>
         <w:tc>
           <w:tcPr>
-            <w:tcW w:type="dxa" w:w="2300"/>
+            <w:tcW w:w="2300" w:type="dxa"/>
             <w:tcBorders>
-              <w:top w:val="single" w:color="BFBFBF" w:sz="4"/>
-              <w:left w:val="single" w:color="BFBFBF" w:sz="4"/>
-              <w:bottom w:val="single" w:color="BFBFBF" w:sz="4"/>
-              <w:right w:val="single" w:color="BFBFBF" w:sz="4"/>
+              <w:top w:val="single" w:sz="4" w:space="0" w:color="BFBFBF"/>
+              <w:left w:val="single" w:sz="4" w:space="0" w:color="BFBFBF"/>
+              <w:bottom w:val="single" w:sz="4" w:space="0" w:color="BFBFBF"/>
+              <w:right w:val="single" w:sz="4" w:space="0" w:color="BFBFBF"/>
             </w:tcBorders>
-            <w:shd w:fill="1F3864" w:val="clear"/>
+            <w:shd w:val="clear" w:color="auto" w:fill="1F3864"/>
             <w:tcMar>
-              <w:top w:type="dxa" w:w="70"/>
-              <w:left w:type="dxa" w:w="100"/>
-              <w:bottom w:type="dxa" w:w="70"/>
-              <w:right w:type="dxa" w:w="100"/>
+              <w:top w:w="70" w:type="dxa"/>
+              <w:left w:w="100" w:type="dxa"/>
+              <w:bottom w:w="70" w:type="dxa"/>
+              <w:right w:w="100" w:type="dxa"/>
             </w:tcMar>
           </w:tcPr>
           <w:p>
             <w:r>
               <w:rPr>
-                <w:rFonts w:ascii="Arial" w:cs="Arial" w:eastAsia="Arial" w:hAnsi="Arial"/>
                 <w:b/>
                 <w:bCs/>
                 <w:color w:val="FFFFFF"/>
                 <w:sz w:val="20"/>
                 <w:szCs w:val="20"/>
               </w:rPr>
-              <w:t xml:space="preserve">Kiểm tra</w:t>
+              <w:t>Ki</w:t>
+            </w:r>
+            <w:r>
+              <w:rPr>
+                <w:b/>
+                <w:bCs/>
+                <w:color w:val="FFFFFF"/>
+                <w:sz w:val="20"/>
+                <w:szCs w:val="20"/>
+              </w:rPr>
+              <w:t>ể</w:t>
+            </w:r>
+            <w:r>
+              <w:rPr>
+                <w:b/>
+                <w:bCs/>
+                <w:color w:val="FFFFFF"/>
+                <w:sz w:val="20"/>
+                <w:szCs w:val="20"/>
+              </w:rPr>
+              <w:t>m tra</w:t>
             </w:r>
           </w:p>
         </w:tc>
         <w:tc>
           <w:tcPr>
-            <w:tcW w:type="dxa" w:w="6726"/>
+            <w:tcW w:w="6726" w:type="dxa"/>
             <w:tcBorders>
-              <w:top w:val="single" w:color="BFBFBF" w:sz="4"/>
-              <w:left w:val="single" w:color="BFBFBF" w:sz="4"/>
-              <w:bottom w:val="single" w:color="BFBFBF" w:sz="4"/>
-              <w:right w:val="single" w:color="BFBFBF" w:sz="4"/>
+              <w:top w:val="single" w:sz="4" w:space="0" w:color="BFBFBF"/>
+              <w:left w:val="single" w:sz="4" w:space="0" w:color="BFBFBF"/>
+              <w:bottom w:val="single" w:sz="4" w:space="0" w:color="BFBFBF"/>
+              <w:right w:val="single" w:sz="4" w:space="0" w:color="BFBFBF"/>
             </w:tcBorders>
-            <w:shd w:fill="1F3864" w:val="clear"/>
+            <w:shd w:val="clear" w:color="auto" w:fill="1F3864"/>
             <w:tcMar>
-              <w:top w:type="dxa" w:w="70"/>
-              <w:left w:type="dxa" w:w="100"/>
-              <w:bottom w:type="dxa" w:w="70"/>
-              <w:right w:type="dxa" w:w="100"/>
+              <w:top w:w="70" w:type="dxa"/>
+              <w:left w:w="100" w:type="dxa"/>
+              <w:bottom w:w="70" w:type="dxa"/>
+              <w:right w:w="100" w:type="dxa"/>
             </w:tcMar>
           </w:tcPr>
           <w:p>
             <w:r>
               <w:rPr>
-                <w:rFonts w:ascii="Arial" w:cs="Arial" w:eastAsia="Arial" w:hAnsi="Arial"/>
                 <w:b/>
                 <w:bCs/>
                 <w:color w:val="FFFFFF"/>
                 <w:sz w:val="20"/>
                 <w:szCs w:val="20"/>
               </w:rPr>
-              <w:t xml:space="preserve">Kết quả</w:t>
+              <w:t>K</w:t>
+            </w:r>
+            <w:r>
+              <w:rPr>
+                <w:b/>
+                <w:bCs/>
+                <w:color w:val="FFFFFF"/>
+                <w:sz w:val="20"/>
+                <w:szCs w:val="20"/>
+              </w:rPr>
+              <w:t>ế</w:t>
+            </w:r>
+            <w:r>
+              <w:rPr>
+                <w:b/>
+                <w:bCs/>
+                <w:color w:val="FFFFFF"/>
+                <w:sz w:val="20"/>
+                <w:szCs w:val="20"/>
+              </w:rPr>
+              <w:t>t qu</w:t>
+            </w:r>
+            <w:r>
+              <w:rPr>
+                <w:b/>
+                <w:bCs/>
+                <w:color w:val="FFFFFF"/>
+                <w:sz w:val="20"/>
+                <w:szCs w:val="20"/>
+              </w:rPr>
+              <w:t>ả</w:t>
             </w:r>
           </w:p>
         </w:tc>
@@ -2476,61 +4336,167 @@
       <w:tr>
         <w:tc>
           <w:tcPr>
-            <w:tcW w:type="dxa" w:w="2300"/>
+            <w:tcW w:w="2300" w:type="dxa"/>
             <w:tcBorders>
-              <w:top w:val="single" w:color="BFBFBF" w:sz="4"/>
-              <w:left w:val="single" w:color="BFBFBF" w:sz="4"/>
-              <w:bottom w:val="single" w:color="BFBFBF" w:sz="4"/>
-              <w:right w:val="single" w:color="BFBFBF" w:sz="4"/>
+              <w:top w:val="single" w:sz="4" w:space="0" w:color="BFBFBF"/>
+              <w:left w:val="single" w:sz="4" w:space="0" w:color="BFBFBF"/>
+              <w:bottom w:val="single" w:sz="4" w:space="0" w:color="BFBFBF"/>
+              <w:right w:val="single" w:sz="4" w:space="0" w:color="BFBFBF"/>
             </w:tcBorders>
             <w:tcMar>
-              <w:top w:type="dxa" w:w="70"/>
-              <w:left w:type="dxa" w:w="100"/>
-              <w:bottom w:type="dxa" w:w="70"/>
-              <w:right w:type="dxa" w:w="100"/>
+              <w:top w:w="70" w:type="dxa"/>
+              <w:left w:w="100" w:type="dxa"/>
+              <w:bottom w:w="70" w:type="dxa"/>
+              <w:right w:w="100" w:type="dxa"/>
             </w:tcMar>
           </w:tcPr>
           <w:p>
             <w:r>
               <w:rPr>
-                <w:rFonts w:ascii="Arial" w:cs="Arial" w:eastAsia="Arial" w:hAnsi="Arial"/>
-                <w:b w:val="false"/>
-                <w:bCs w:val="false"/>
-                <w:color w:val="000000"/>
-                <w:sz w:val="20"/>
-                <w:szCs w:val="20"/>
-              </w:rPr>
-              <w:t xml:space="preserve">Upgrade trên dữ liệu có sẵn (01 đến 03)</w:t>
+                <w:color w:val="000000"/>
+                <w:sz w:val="20"/>
+                <w:szCs w:val="20"/>
+              </w:rPr>
+              <w:t>Upgrade trên d</w:t>
+            </w:r>
+            <w:r>
+              <w:rPr>
+                <w:color w:val="000000"/>
+                <w:sz w:val="20"/>
+                <w:szCs w:val="20"/>
+              </w:rPr>
+              <w:t>ữ</w:t>
+            </w:r>
+            <w:r>
+              <w:rPr>
+                <w:color w:val="000000"/>
+                <w:sz w:val="20"/>
+                <w:szCs w:val="20"/>
+              </w:rPr>
+              <w:t xml:space="preserve"> li</w:t>
+            </w:r>
+            <w:r>
+              <w:rPr>
+                <w:color w:val="000000"/>
+                <w:sz w:val="20"/>
+                <w:szCs w:val="20"/>
+              </w:rPr>
+              <w:t>ệ</w:t>
+            </w:r>
+            <w:r>
+              <w:rPr>
+                <w:color w:val="000000"/>
+                <w:sz w:val="20"/>
+                <w:szCs w:val="20"/>
+              </w:rPr>
+              <w:t>u có s</w:t>
+            </w:r>
+            <w:r>
+              <w:rPr>
+                <w:color w:val="000000"/>
+                <w:sz w:val="20"/>
+                <w:szCs w:val="20"/>
+              </w:rPr>
+              <w:t>ẵ</w:t>
+            </w:r>
+            <w:r>
+              <w:rPr>
+                <w:color w:val="000000"/>
+                <w:sz w:val="20"/>
+                <w:szCs w:val="20"/>
+              </w:rPr>
+              <w:t>n (01 đ</w:t>
+            </w:r>
+            <w:r>
+              <w:rPr>
+                <w:color w:val="000000"/>
+                <w:sz w:val="20"/>
+                <w:szCs w:val="20"/>
+              </w:rPr>
+              <w:t>ế</w:t>
+            </w:r>
+            <w:r>
+              <w:rPr>
+                <w:color w:val="000000"/>
+                <w:sz w:val="20"/>
+                <w:szCs w:val="20"/>
+              </w:rPr>
+              <w:t>n 03)</w:t>
             </w:r>
           </w:p>
         </w:tc>
         <w:tc>
           <w:tcPr>
-            <w:tcW w:type="dxa" w:w="6726"/>
+            <w:tcW w:w="6726" w:type="dxa"/>
             <w:tcBorders>
-              <w:top w:val="single" w:color="BFBFBF" w:sz="4"/>
-              <w:left w:val="single" w:color="BFBFBF" w:sz="4"/>
-              <w:bottom w:val="single" w:color="BFBFBF" w:sz="4"/>
-              <w:right w:val="single" w:color="BFBFBF" w:sz="4"/>
+              <w:top w:val="single" w:sz="4" w:space="0" w:color="BFBFBF"/>
+              <w:left w:val="single" w:sz="4" w:space="0" w:color="BFBFBF"/>
+              <w:bottom w:val="single" w:sz="4" w:space="0" w:color="BFBFBF"/>
+              <w:right w:val="single" w:sz="4" w:space="0" w:color="BFBFBF"/>
             </w:tcBorders>
             <w:tcMar>
-              <w:top w:type="dxa" w:w="70"/>
-              <w:left w:type="dxa" w:w="100"/>
-              <w:bottom w:type="dxa" w:w="70"/>
-              <w:right w:type="dxa" w:w="100"/>
+              <w:top w:w="70" w:type="dxa"/>
+              <w:left w:w="100" w:type="dxa"/>
+              <w:bottom w:w="70" w:type="dxa"/>
+              <w:right w:w="100" w:type="dxa"/>
             </w:tcMar>
           </w:tcPr>
           <w:p>
             <w:r>
               <w:rPr>
-                <w:rFonts w:ascii="Arial" w:cs="Arial" w:eastAsia="Arial" w:hAnsi="Arial"/>
-                <w:b w:val="false"/>
-                <w:bCs w:val="false"/>
-                <w:color w:val="000000"/>
-                <w:sz w:val="20"/>
-                <w:szCs w:val="20"/>
-              </w:rPr>
-              <w:t xml:space="preserve">2 task cũ được priority = Medium; due_date và assignee_id rỗng. Không mất dòng nào.</w:t>
+                <w:color w:val="000000"/>
+                <w:sz w:val="20"/>
+                <w:szCs w:val="20"/>
+              </w:rPr>
+              <w:t>2 task cũ đư</w:t>
+            </w:r>
+            <w:r>
+              <w:rPr>
+                <w:color w:val="000000"/>
+                <w:sz w:val="20"/>
+                <w:szCs w:val="20"/>
+              </w:rPr>
+              <w:t>ợ</w:t>
+            </w:r>
+            <w:r>
+              <w:rPr>
+                <w:color w:val="000000"/>
+                <w:sz w:val="20"/>
+                <w:szCs w:val="20"/>
+              </w:rPr>
+              <w:t>c priority = Medium; due_date và assignee_id r</w:t>
+            </w:r>
+            <w:r>
+              <w:rPr>
+                <w:color w:val="000000"/>
+                <w:sz w:val="20"/>
+                <w:szCs w:val="20"/>
+              </w:rPr>
+              <w:t>ỗ</w:t>
+            </w:r>
+            <w:r>
+              <w:rPr>
+                <w:color w:val="000000"/>
+                <w:sz w:val="20"/>
+                <w:szCs w:val="20"/>
+              </w:rPr>
+              <w:t>ng. Không m</w:t>
+            </w:r>
+            <w:r>
+              <w:rPr>
+                <w:color w:val="000000"/>
+                <w:sz w:val="20"/>
+                <w:szCs w:val="20"/>
+              </w:rPr>
+              <w:t>ấ</w:t>
+            </w:r>
+            <w:r>
+              <w:rPr>
+                <w:color w:val="000000"/>
+                <w:sz w:val="20"/>
+                <w:szCs w:val="20"/>
+              </w:rPr>
+              <w:t>t dòng nào.</w:t>
             </w:r>
           </w:p>
         </w:tc>
@@ -2538,61 +4504,263 @@
       <w:tr>
         <w:tc>
           <w:tcPr>
-            <w:tcW w:type="dxa" w:w="2300"/>
+            <w:tcW w:w="2300" w:type="dxa"/>
             <w:tcBorders>
-              <w:top w:val="single" w:color="BFBFBF" w:sz="4"/>
-              <w:left w:val="single" w:color="BFBFBF" w:sz="4"/>
-              <w:bottom w:val="single" w:color="BFBFBF" w:sz="4"/>
-              <w:right w:val="single" w:color="BFBFBF" w:sz="4"/>
+              <w:top w:val="single" w:sz="4" w:space="0" w:color="BFBFBF"/>
+              <w:left w:val="single" w:sz="4" w:space="0" w:color="BFBFBF"/>
+              <w:bottom w:val="single" w:sz="4" w:space="0" w:color="BFBFBF"/>
+              <w:right w:val="single" w:sz="4" w:space="0" w:color="BFBFBF"/>
             </w:tcBorders>
             <w:tcMar>
-              <w:top w:type="dxa" w:w="70"/>
-              <w:left w:type="dxa" w:w="100"/>
-              <w:bottom w:type="dxa" w:w="70"/>
-              <w:right w:type="dxa" w:w="100"/>
+              <w:top w:w="70" w:type="dxa"/>
+              <w:left w:w="100" w:type="dxa"/>
+              <w:bottom w:w="70" w:type="dxa"/>
+              <w:right w:w="100" w:type="dxa"/>
             </w:tcMar>
           </w:tcPr>
           <w:p>
             <w:r>
               <w:rPr>
-                <w:rFonts w:ascii="Arial" w:cs="Arial" w:eastAsia="Arial" w:hAnsi="Arial"/>
-                <w:b w:val="false"/>
-                <w:bCs w:val="false"/>
-                <w:color w:val="000000"/>
-                <w:sz w:val="20"/>
-                <w:szCs w:val="20"/>
-              </w:rPr>
-              <w:t xml:space="preserve">Ràng buộc (04)</w:t>
+                <w:color w:val="000000"/>
+                <w:sz w:val="20"/>
+                <w:szCs w:val="20"/>
+              </w:rPr>
+              <w:t>Ràng bu</w:t>
+            </w:r>
+            <w:r>
+              <w:rPr>
+                <w:color w:val="000000"/>
+                <w:sz w:val="20"/>
+                <w:szCs w:val="20"/>
+              </w:rPr>
+              <w:t>ộ</w:t>
+            </w:r>
+            <w:r>
+              <w:rPr>
+                <w:color w:val="000000"/>
+                <w:sz w:val="20"/>
+                <w:szCs w:val="20"/>
+              </w:rPr>
+              <w:t>c (04)</w:t>
             </w:r>
           </w:p>
         </w:tc>
         <w:tc>
           <w:tcPr>
-            <w:tcW w:type="dxa" w:w="6726"/>
+            <w:tcW w:w="6726" w:type="dxa"/>
             <w:tcBorders>
-              <w:top w:val="single" w:color="BFBFBF" w:sz="4"/>
-              <w:left w:val="single" w:color="BFBFBF" w:sz="4"/>
-              <w:bottom w:val="single" w:color="BFBFBF" w:sz="4"/>
-              <w:right w:val="single" w:color="BFBFBF" w:sz="4"/>
+              <w:top w:val="single" w:sz="4" w:space="0" w:color="BFBFBF"/>
+              <w:left w:val="single" w:sz="4" w:space="0" w:color="BFBFBF"/>
+              <w:bottom w:val="single" w:sz="4" w:space="0" w:color="BFBFBF"/>
+              <w:right w:val="single" w:sz="4" w:space="0" w:color="BFBFBF"/>
             </w:tcBorders>
             <w:tcMar>
-              <w:top w:type="dxa" w:w="70"/>
-              <w:left w:type="dxa" w:w="100"/>
-              <w:bottom w:type="dxa" w:w="70"/>
-              <w:right w:type="dxa" w:w="100"/>
+              <w:top w:w="70" w:type="dxa"/>
+              <w:left w:w="100" w:type="dxa"/>
+              <w:bottom w:w="70" w:type="dxa"/>
+              <w:right w:w="100" w:type="dxa"/>
             </w:tcMar>
           </w:tcPr>
           <w:p>
             <w:r>
               <w:rPr>
-                <w:rFonts w:ascii="Arial" w:cs="Arial" w:eastAsia="Arial" w:hAnsi="Arial"/>
-                <w:b w:val="false"/>
-                <w:bCs w:val="false"/>
-                <w:color w:val="000000"/>
-                <w:sz w:val="20"/>
-                <w:szCs w:val="20"/>
-              </w:rPr>
-              <w:t xml:space="preserve">Insert kiểu app cũ (không gửi priority) nhận Medium. Giá trị Urgent bị enum từ chối. assignee_id không tồn tại bị FK từ chối.</w:t>
+                <w:color w:val="000000"/>
+                <w:sz w:val="20"/>
+                <w:szCs w:val="20"/>
+              </w:rPr>
+              <w:t>Insert ki</w:t>
+            </w:r>
+            <w:r>
+              <w:rPr>
+                <w:color w:val="000000"/>
+                <w:sz w:val="20"/>
+                <w:szCs w:val="20"/>
+              </w:rPr>
+              <w:t>ể</w:t>
+            </w:r>
+            <w:r>
+              <w:rPr>
+                <w:color w:val="000000"/>
+                <w:sz w:val="20"/>
+                <w:szCs w:val="20"/>
+              </w:rPr>
+              <w:t>u app cũ (không g</w:t>
+            </w:r>
+            <w:r>
+              <w:rPr>
+                <w:color w:val="000000"/>
+                <w:sz w:val="20"/>
+                <w:szCs w:val="20"/>
+              </w:rPr>
+              <w:t>ử</w:t>
+            </w:r>
+            <w:r>
+              <w:rPr>
+                <w:color w:val="000000"/>
+                <w:sz w:val="20"/>
+                <w:szCs w:val="20"/>
+              </w:rPr>
+              <w:t>i priority) nh</w:t>
+            </w:r>
+            <w:r>
+              <w:rPr>
+                <w:color w:val="000000"/>
+                <w:sz w:val="20"/>
+                <w:szCs w:val="20"/>
+              </w:rPr>
+              <w:t>ậ</w:t>
+            </w:r>
+            <w:r>
+              <w:rPr>
+                <w:color w:val="000000"/>
+                <w:sz w:val="20"/>
+                <w:szCs w:val="20"/>
+              </w:rPr>
+              <w:t>n Medium. Giá tr</w:t>
+            </w:r>
+            <w:r>
+              <w:rPr>
+                <w:color w:val="000000"/>
+                <w:sz w:val="20"/>
+                <w:szCs w:val="20"/>
+              </w:rPr>
+              <w:t>ị</w:t>
+            </w:r>
+            <w:r>
+              <w:rPr>
+                <w:color w:val="000000"/>
+                <w:sz w:val="20"/>
+                <w:szCs w:val="20"/>
+              </w:rPr>
+              <w:t xml:space="preserve"> Urgent b</w:t>
+            </w:r>
+            <w:r>
+              <w:rPr>
+                <w:color w:val="000000"/>
+                <w:sz w:val="20"/>
+                <w:szCs w:val="20"/>
+              </w:rPr>
+              <w:t>ị</w:t>
+            </w:r>
+            <w:r>
+              <w:rPr>
+                <w:color w:val="000000"/>
+                <w:sz w:val="20"/>
+                <w:szCs w:val="20"/>
+              </w:rPr>
+              <w:t xml:space="preserve"> enum t</w:t>
+            </w:r>
+            <w:r>
+              <w:rPr>
+                <w:color w:val="000000"/>
+                <w:sz w:val="20"/>
+                <w:szCs w:val="20"/>
+              </w:rPr>
+              <w:t>ừ</w:t>
+            </w:r>
+            <w:r>
+              <w:rPr>
+                <w:color w:val="000000"/>
+                <w:sz w:val="20"/>
+                <w:szCs w:val="20"/>
+              </w:rPr>
+              <w:t xml:space="preserve"> ch</w:t>
+            </w:r>
+            <w:r>
+              <w:rPr>
+                <w:color w:val="000000"/>
+                <w:sz w:val="20"/>
+                <w:szCs w:val="20"/>
+              </w:rPr>
+              <w:t>ố</w:t>
+            </w:r>
+            <w:r>
+              <w:rPr>
+                <w:color w:val="000000"/>
+                <w:sz w:val="20"/>
+                <w:szCs w:val="20"/>
+              </w:rPr>
+              <w:t>i. assignee_id không t</w:t>
+            </w:r>
+            <w:r>
+              <w:rPr>
+                <w:color w:val="000000"/>
+                <w:sz w:val="20"/>
+                <w:szCs w:val="20"/>
+              </w:rPr>
+              <w:t>ồ</w:t>
+            </w:r>
+            <w:r>
+              <w:rPr>
+                <w:color w:val="000000"/>
+                <w:sz w:val="20"/>
+                <w:szCs w:val="20"/>
+              </w:rPr>
+              <w:t>n t</w:t>
+            </w:r>
+            <w:r>
+              <w:rPr>
+                <w:color w:val="000000"/>
+                <w:sz w:val="20"/>
+                <w:szCs w:val="20"/>
+              </w:rPr>
+              <w:t>ạ</w:t>
+            </w:r>
+            <w:r>
+              <w:rPr>
+                <w:color w:val="000000"/>
+                <w:sz w:val="20"/>
+                <w:szCs w:val="20"/>
+              </w:rPr>
+              <w:t>i b</w:t>
+            </w:r>
+            <w:r>
+              <w:rPr>
+                <w:color w:val="000000"/>
+                <w:sz w:val="20"/>
+                <w:szCs w:val="20"/>
+              </w:rPr>
+              <w:t>ị</w:t>
+            </w:r>
+            <w:r>
+              <w:rPr>
+                <w:color w:val="000000"/>
+                <w:sz w:val="20"/>
+                <w:szCs w:val="20"/>
+              </w:rPr>
+              <w:t xml:space="preserve"> FK t</w:t>
+            </w:r>
+            <w:r>
+              <w:rPr>
+                <w:color w:val="000000"/>
+                <w:sz w:val="20"/>
+                <w:szCs w:val="20"/>
+              </w:rPr>
+              <w:t>ừ</w:t>
+            </w:r>
+            <w:r>
+              <w:rPr>
+                <w:color w:val="000000"/>
+                <w:sz w:val="20"/>
+                <w:szCs w:val="20"/>
+              </w:rPr>
+              <w:t xml:space="preserve"> ch</w:t>
+            </w:r>
+            <w:r>
+              <w:rPr>
+                <w:color w:val="000000"/>
+                <w:sz w:val="20"/>
+                <w:szCs w:val="20"/>
+              </w:rPr>
+              <w:t>ố</w:t>
+            </w:r>
+            <w:r>
+              <w:rPr>
+                <w:color w:val="000000"/>
+                <w:sz w:val="20"/>
+                <w:szCs w:val="20"/>
+              </w:rPr>
+              <w:t>i.</w:t>
             </w:r>
           </w:p>
         </w:tc>
@@ -2600,61 +4768,135 @@
       <w:tr>
         <w:tc>
           <w:tcPr>
-            <w:tcW w:type="dxa" w:w="2300"/>
+            <w:tcW w:w="2300" w:type="dxa"/>
             <w:tcBorders>
-              <w:top w:val="single" w:color="BFBFBF" w:sz="4"/>
-              <w:left w:val="single" w:color="BFBFBF" w:sz="4"/>
-              <w:bottom w:val="single" w:color="BFBFBF" w:sz="4"/>
-              <w:right w:val="single" w:color="BFBFBF" w:sz="4"/>
+              <w:top w:val="single" w:sz="4" w:space="0" w:color="BFBFBF"/>
+              <w:left w:val="single" w:sz="4" w:space="0" w:color="BFBFBF"/>
+              <w:bottom w:val="single" w:sz="4" w:space="0" w:color="BFBFBF"/>
+              <w:right w:val="single" w:sz="4" w:space="0" w:color="BFBFBF"/>
             </w:tcBorders>
             <w:tcMar>
-              <w:top w:type="dxa" w:w="70"/>
-              <w:left w:type="dxa" w:w="100"/>
-              <w:bottom w:type="dxa" w:w="70"/>
-              <w:right w:type="dxa" w:w="100"/>
+              <w:top w:w="70" w:type="dxa"/>
+              <w:left w:w="100" w:type="dxa"/>
+              <w:bottom w:w="70" w:type="dxa"/>
+              <w:right w:w="100" w:type="dxa"/>
             </w:tcMar>
           </w:tcPr>
           <w:p>
             <w:r>
               <w:rPr>
-                <w:rFonts w:ascii="Arial" w:cs="Arial" w:eastAsia="Arial" w:hAnsi="Arial"/>
-                <w:b w:val="false"/>
-                <w:bCs w:val="false"/>
-                <w:color w:val="000000"/>
-                <w:sz w:val="20"/>
-                <w:szCs w:val="20"/>
-              </w:rPr>
-              <w:t xml:space="preserve">Downgrade (05 đến 07)</w:t>
+                <w:color w:val="000000"/>
+                <w:sz w:val="20"/>
+                <w:szCs w:val="20"/>
+              </w:rPr>
+              <w:t>Downgrade (05 đ</w:t>
+            </w:r>
+            <w:r>
+              <w:rPr>
+                <w:color w:val="000000"/>
+                <w:sz w:val="20"/>
+                <w:szCs w:val="20"/>
+              </w:rPr>
+              <w:t>ế</w:t>
+            </w:r>
+            <w:r>
+              <w:rPr>
+                <w:color w:val="000000"/>
+                <w:sz w:val="20"/>
+                <w:szCs w:val="20"/>
+              </w:rPr>
+              <w:t>n 07)</w:t>
             </w:r>
           </w:p>
         </w:tc>
         <w:tc>
           <w:tcPr>
-            <w:tcW w:type="dxa" w:w="6726"/>
+            <w:tcW w:w="6726" w:type="dxa"/>
             <w:tcBorders>
-              <w:top w:val="single" w:color="BFBFBF" w:sz="4"/>
-              <w:left w:val="single" w:color="BFBFBF" w:sz="4"/>
-              <w:bottom w:val="single" w:color="BFBFBF" w:sz="4"/>
-              <w:right w:val="single" w:color="BFBFBF" w:sz="4"/>
+              <w:top w:val="single" w:sz="4" w:space="0" w:color="BFBFBF"/>
+              <w:left w:val="single" w:sz="4" w:space="0" w:color="BFBFBF"/>
+              <w:bottom w:val="single" w:sz="4" w:space="0" w:color="BFBFBF"/>
+              <w:right w:val="single" w:sz="4" w:space="0" w:color="BFBFBF"/>
             </w:tcBorders>
             <w:tcMar>
-              <w:top w:type="dxa" w:w="70"/>
-              <w:left w:type="dxa" w:w="100"/>
-              <w:bottom w:type="dxa" w:w="70"/>
-              <w:right w:type="dxa" w:w="100"/>
+              <w:top w:w="70" w:type="dxa"/>
+              <w:left w:w="100" w:type="dxa"/>
+              <w:bottom w:w="70" w:type="dxa"/>
+              <w:right w:w="100" w:type="dxa"/>
             </w:tcMar>
           </w:tcPr>
           <w:p>
             <w:r>
               <w:rPr>
-                <w:rFonts w:ascii="Arial" w:cs="Arial" w:eastAsia="Arial" w:hAnsi="Arial"/>
-                <w:b w:val="false"/>
-                <w:bCs w:val="false"/>
-                <w:color w:val="000000"/>
-                <w:sz w:val="20"/>
-                <w:szCs w:val="20"/>
-              </w:rPr>
-              <w:t xml:space="preserve">Chạy được, cấu trúc về như cũ, 3 dòng task còn nguyên.</w:t>
+                <w:color w:val="000000"/>
+                <w:sz w:val="20"/>
+                <w:szCs w:val="20"/>
+              </w:rPr>
+              <w:t>Ch</w:t>
+            </w:r>
+            <w:r>
+              <w:rPr>
+                <w:color w:val="000000"/>
+                <w:sz w:val="20"/>
+                <w:szCs w:val="20"/>
+              </w:rPr>
+              <w:t>ạ</w:t>
+            </w:r>
+            <w:r>
+              <w:rPr>
+                <w:color w:val="000000"/>
+                <w:sz w:val="20"/>
+                <w:szCs w:val="20"/>
+              </w:rPr>
+              <w:t>y đư</w:t>
+            </w:r>
+            <w:r>
+              <w:rPr>
+                <w:color w:val="000000"/>
+                <w:sz w:val="20"/>
+                <w:szCs w:val="20"/>
+              </w:rPr>
+              <w:t>ợ</w:t>
+            </w:r>
+            <w:r>
+              <w:rPr>
+                <w:color w:val="000000"/>
+                <w:sz w:val="20"/>
+                <w:szCs w:val="20"/>
+              </w:rPr>
+              <w:t>c, c</w:t>
+            </w:r>
+            <w:r>
+              <w:rPr>
+                <w:color w:val="000000"/>
+                <w:sz w:val="20"/>
+                <w:szCs w:val="20"/>
+              </w:rPr>
+              <w:t>ấ</w:t>
+            </w:r>
+            <w:r>
+              <w:rPr>
+                <w:color w:val="000000"/>
+                <w:sz w:val="20"/>
+                <w:szCs w:val="20"/>
+              </w:rPr>
+              <w:t>u trúc v</w:t>
+            </w:r>
+            <w:r>
+              <w:rPr>
+                <w:color w:val="000000"/>
+                <w:sz w:val="20"/>
+                <w:szCs w:val="20"/>
+              </w:rPr>
+              <w:t>ề</w:t>
+            </w:r>
+            <w:r>
+              <w:rPr>
+                <w:color w:val="000000"/>
+                <w:sz w:val="20"/>
+                <w:szCs w:val="20"/>
+              </w:rPr>
+              <w:t xml:space="preserve"> như cũ, 3 dòng task còn nguyên.</w:t>
             </w:r>
           </w:p>
         </w:tc>
@@ -2662,61 +4904,135 @@
       <w:tr>
         <w:tc>
           <w:tcPr>
-            <w:tcW w:type="dxa" w:w="2300"/>
+            <w:tcW w:w="2300" w:type="dxa"/>
             <w:tcBorders>
-              <w:top w:val="single" w:color="BFBFBF" w:sz="4"/>
-              <w:left w:val="single" w:color="BFBFBF" w:sz="4"/>
-              <w:bottom w:val="single" w:color="BFBFBF" w:sz="4"/>
-              <w:right w:val="single" w:color="BFBFBF" w:sz="4"/>
+              <w:top w:val="single" w:sz="4" w:space="0" w:color="BFBFBF"/>
+              <w:left w:val="single" w:sz="4" w:space="0" w:color="BFBFBF"/>
+              <w:bottom w:val="single" w:sz="4" w:space="0" w:color="BFBFBF"/>
+              <w:right w:val="single" w:sz="4" w:space="0" w:color="BFBFBF"/>
             </w:tcBorders>
             <w:tcMar>
-              <w:top w:type="dxa" w:w="70"/>
-              <w:left w:type="dxa" w:w="100"/>
-              <w:bottom w:type="dxa" w:w="70"/>
-              <w:right w:type="dxa" w:w="100"/>
+              <w:top w:w="70" w:type="dxa"/>
+              <w:left w:w="100" w:type="dxa"/>
+              <w:bottom w:w="70" w:type="dxa"/>
+              <w:right w:w="100" w:type="dxa"/>
             </w:tcMar>
           </w:tcPr>
           <w:p>
             <w:r>
               <w:rPr>
-                <w:rFonts w:ascii="Arial" w:cs="Arial" w:eastAsia="Arial" w:hAnsi="Arial"/>
-                <w:b w:val="false"/>
-                <w:bCs w:val="false"/>
-                <w:color w:val="000000"/>
-                <w:sz w:val="20"/>
-                <w:szCs w:val="20"/>
-              </w:rPr>
-              <w:t xml:space="preserve">Re-upgrade (08, 09)</w:t>
+                <w:color w:val="000000"/>
+                <w:sz w:val="20"/>
+                <w:szCs w:val="20"/>
+              </w:rPr>
+              <w:t>Re-upgrade (08, 09)</w:t>
             </w:r>
           </w:p>
         </w:tc>
         <w:tc>
           <w:tcPr>
-            <w:tcW w:type="dxa" w:w="6726"/>
+            <w:tcW w:w="6726" w:type="dxa"/>
             <w:tcBorders>
-              <w:top w:val="single" w:color="BFBFBF" w:sz="4"/>
-              <w:left w:val="single" w:color="BFBFBF" w:sz="4"/>
-              <w:bottom w:val="single" w:color="BFBFBF" w:sz="4"/>
-              <w:right w:val="single" w:color="BFBFBF" w:sz="4"/>
+              <w:top w:val="single" w:sz="4" w:space="0" w:color="BFBFBF"/>
+              <w:left w:val="single" w:sz="4" w:space="0" w:color="BFBFBF"/>
+              <w:bottom w:val="single" w:sz="4" w:space="0" w:color="BFBFBF"/>
+              <w:right w:val="single" w:sz="4" w:space="0" w:color="BFBFBF"/>
             </w:tcBorders>
             <w:tcMar>
-              <w:top w:type="dxa" w:w="70"/>
-              <w:left w:type="dxa" w:w="100"/>
-              <w:bottom w:type="dxa" w:w="70"/>
-              <w:right w:type="dxa" w:w="100"/>
+              <w:top w:w="70" w:type="dxa"/>
+              <w:left w:w="100" w:type="dxa"/>
+              <w:bottom w:w="70" w:type="dxa"/>
+              <w:right w:w="100" w:type="dxa"/>
             </w:tcMar>
           </w:tcPr>
           <w:p>
             <w:r>
               <w:rPr>
-                <w:rFonts w:ascii="Arial" w:cs="Arial" w:eastAsia="Arial" w:hAnsi="Arial"/>
-                <w:b w:val="false"/>
-                <w:bCs w:val="false"/>
-                <w:color w:val="000000"/>
-                <w:sz w:val="20"/>
-                <w:szCs w:val="20"/>
-              </w:rPr>
-              <w:t xml:space="preserve">Chạy được, nhưng mọi priority về Medium và due_date rỗng.</w:t>
+                <w:color w:val="000000"/>
+                <w:sz w:val="20"/>
+                <w:szCs w:val="20"/>
+              </w:rPr>
+              <w:t>Ch</w:t>
+            </w:r>
+            <w:r>
+              <w:rPr>
+                <w:color w:val="000000"/>
+                <w:sz w:val="20"/>
+                <w:szCs w:val="20"/>
+              </w:rPr>
+              <w:t>ạ</w:t>
+            </w:r>
+            <w:r>
+              <w:rPr>
+                <w:color w:val="000000"/>
+                <w:sz w:val="20"/>
+                <w:szCs w:val="20"/>
+              </w:rPr>
+              <w:t>y đư</w:t>
+            </w:r>
+            <w:r>
+              <w:rPr>
+                <w:color w:val="000000"/>
+                <w:sz w:val="20"/>
+                <w:szCs w:val="20"/>
+              </w:rPr>
+              <w:t>ợ</w:t>
+            </w:r>
+            <w:r>
+              <w:rPr>
+                <w:color w:val="000000"/>
+                <w:sz w:val="20"/>
+                <w:szCs w:val="20"/>
+              </w:rPr>
+              <w:t>c, nhưng m</w:t>
+            </w:r>
+            <w:r>
+              <w:rPr>
+                <w:color w:val="000000"/>
+                <w:sz w:val="20"/>
+                <w:szCs w:val="20"/>
+              </w:rPr>
+              <w:t>ọ</w:t>
+            </w:r>
+            <w:r>
+              <w:rPr>
+                <w:color w:val="000000"/>
+                <w:sz w:val="20"/>
+                <w:szCs w:val="20"/>
+              </w:rPr>
+              <w:t>i priority v</w:t>
+            </w:r>
+            <w:r>
+              <w:rPr>
+                <w:color w:val="000000"/>
+                <w:sz w:val="20"/>
+                <w:szCs w:val="20"/>
+              </w:rPr>
+              <w:t>ề</w:t>
+            </w:r>
+            <w:r>
+              <w:rPr>
+                <w:color w:val="000000"/>
+                <w:sz w:val="20"/>
+                <w:szCs w:val="20"/>
+              </w:rPr>
+              <w:t xml:space="preserve"> Medium và due_date r</w:t>
+            </w:r>
+            <w:r>
+              <w:rPr>
+                <w:color w:val="000000"/>
+                <w:sz w:val="20"/>
+                <w:szCs w:val="20"/>
+              </w:rPr>
+              <w:t>ỗ</w:t>
+            </w:r>
+            <w:r>
+              <w:rPr>
+                <w:color w:val="000000"/>
+                <w:sz w:val="20"/>
+                <w:szCs w:val="20"/>
+              </w:rPr>
+              <w:t>ng.</w:t>
             </w:r>
           </w:p>
         </w:tc>
@@ -2724,61 +5040,135 @@
       <w:tr>
         <w:tc>
           <w:tcPr>
-            <w:tcW w:type="dxa" w:w="2300"/>
+            <w:tcW w:w="2300" w:type="dxa"/>
             <w:tcBorders>
-              <w:top w:val="single" w:color="BFBFBF" w:sz="4"/>
-              <w:left w:val="single" w:color="BFBFBF" w:sz="4"/>
-              <w:bottom w:val="single" w:color="BFBFBF" w:sz="4"/>
-              <w:right w:val="single" w:color="BFBFBF" w:sz="4"/>
+              <w:top w:val="single" w:sz="4" w:space="0" w:color="BFBFBF"/>
+              <w:left w:val="single" w:sz="4" w:space="0" w:color="BFBFBF"/>
+              <w:bottom w:val="single" w:sz="4" w:space="0" w:color="BFBFBF"/>
+              <w:right w:val="single" w:sz="4" w:space="0" w:color="BFBFBF"/>
             </w:tcBorders>
             <w:tcMar>
-              <w:top w:type="dxa" w:w="70"/>
-              <w:left w:type="dxa" w:w="100"/>
-              <w:bottom w:type="dxa" w:w="70"/>
-              <w:right w:type="dxa" w:w="100"/>
+              <w:top w:w="70" w:type="dxa"/>
+              <w:left w:w="100" w:type="dxa"/>
+              <w:bottom w:w="70" w:type="dxa"/>
+              <w:right w:w="100" w:type="dxa"/>
             </w:tcMar>
           </w:tcPr>
           <w:p>
             <w:r>
               <w:rPr>
-                <w:rFonts w:ascii="Arial" w:cs="Arial" w:eastAsia="Arial" w:hAnsi="Arial"/>
-                <w:b w:val="false"/>
-                <w:bCs w:val="false"/>
-                <w:color w:val="000000"/>
-                <w:sz w:val="20"/>
-                <w:szCs w:val="20"/>
-              </w:rPr>
-              <w:t xml:space="preserve">Chuỗi revision (10, 11)</w:t>
+                <w:color w:val="000000"/>
+                <w:sz w:val="20"/>
+                <w:szCs w:val="20"/>
+              </w:rPr>
+              <w:t>Chu</w:t>
+            </w:r>
+            <w:r>
+              <w:rPr>
+                <w:color w:val="000000"/>
+                <w:sz w:val="20"/>
+                <w:szCs w:val="20"/>
+              </w:rPr>
+              <w:t>ỗ</w:t>
+            </w:r>
+            <w:r>
+              <w:rPr>
+                <w:color w:val="000000"/>
+                <w:sz w:val="20"/>
+                <w:szCs w:val="20"/>
+              </w:rPr>
+              <w:t>i revision (10, 11)</w:t>
             </w:r>
           </w:p>
         </w:tc>
         <w:tc>
           <w:tcPr>
-            <w:tcW w:type="dxa" w:w="6726"/>
+            <w:tcW w:w="6726" w:type="dxa"/>
             <w:tcBorders>
-              <w:top w:val="single" w:color="BFBFBF" w:sz="4"/>
-              <w:left w:val="single" w:color="BFBFBF" w:sz="4"/>
-              <w:bottom w:val="single" w:color="BFBFBF" w:sz="4"/>
-              <w:right w:val="single" w:color="BFBFBF" w:sz="4"/>
+              <w:top w:val="single" w:sz="4" w:space="0" w:color="BFBFBF"/>
+              <w:left w:val="single" w:sz="4" w:space="0" w:color="BFBFBF"/>
+              <w:bottom w:val="single" w:sz="4" w:space="0" w:color="BFBFBF"/>
+              <w:right w:val="single" w:sz="4" w:space="0" w:color="BFBFBF"/>
             </w:tcBorders>
             <w:tcMar>
-              <w:top w:type="dxa" w:w="70"/>
-              <w:left w:type="dxa" w:w="100"/>
-              <w:bottom w:type="dxa" w:w="70"/>
-              <w:right w:type="dxa" w:w="100"/>
+              <w:top w:w="70" w:type="dxa"/>
+              <w:left w:w="100" w:type="dxa"/>
+              <w:bottom w:w="70" w:type="dxa"/>
+              <w:right w:w="100" w:type="dxa"/>
             </w:tcMar>
           </w:tcPr>
           <w:p>
             <w:r>
               <w:rPr>
-                <w:rFonts w:ascii="Arial" w:cs="Arial" w:eastAsia="Arial" w:hAnsi="Arial"/>
-                <w:b w:val="false"/>
-                <w:bCs w:val="false"/>
-                <w:color w:val="000000"/>
-                <w:sz w:val="20"/>
-                <w:szCs w:val="20"/>
-              </w:rPr>
-              <w:t xml:space="preserve">Một head duy nhất ce8efeadb8fe, lịch sử rõ ràng.</w:t>
+                <w:color w:val="000000"/>
+                <w:sz w:val="20"/>
+                <w:szCs w:val="20"/>
+              </w:rPr>
+              <w:t>M</w:t>
+            </w:r>
+            <w:r>
+              <w:rPr>
+                <w:color w:val="000000"/>
+                <w:sz w:val="20"/>
+                <w:szCs w:val="20"/>
+              </w:rPr>
+              <w:t>ộ</w:t>
+            </w:r>
+            <w:r>
+              <w:rPr>
+                <w:color w:val="000000"/>
+                <w:sz w:val="20"/>
+                <w:szCs w:val="20"/>
+              </w:rPr>
+              <w:t>t head duy nh</w:t>
+            </w:r>
+            <w:r>
+              <w:rPr>
+                <w:color w:val="000000"/>
+                <w:sz w:val="20"/>
+                <w:szCs w:val="20"/>
+              </w:rPr>
+              <w:t>ấ</w:t>
+            </w:r>
+            <w:r>
+              <w:rPr>
+                <w:color w:val="000000"/>
+                <w:sz w:val="20"/>
+                <w:szCs w:val="20"/>
+              </w:rPr>
+              <w:t>t ce8efeadb8fe, l</w:t>
+            </w:r>
+            <w:r>
+              <w:rPr>
+                <w:color w:val="000000"/>
+                <w:sz w:val="20"/>
+                <w:szCs w:val="20"/>
+              </w:rPr>
+              <w:t>ị</w:t>
+            </w:r>
+            <w:r>
+              <w:rPr>
+                <w:color w:val="000000"/>
+                <w:sz w:val="20"/>
+                <w:szCs w:val="20"/>
+              </w:rPr>
+              <w:t>ch s</w:t>
+            </w:r>
+            <w:r>
+              <w:rPr>
+                <w:color w:val="000000"/>
+                <w:sz w:val="20"/>
+                <w:szCs w:val="20"/>
+              </w:rPr>
+              <w:t>ử</w:t>
+            </w:r>
+            <w:r>
+              <w:rPr>
+                <w:color w:val="000000"/>
+                <w:sz w:val="20"/>
+                <w:szCs w:val="20"/>
+              </w:rPr>
+              <w:t xml:space="preserve"> rõ ràng.</w:t>
             </w:r>
           </w:p>
         </w:tc>
@@ -2787,94 +5177,236 @@
     <w:p>
       <w:pPr>
         <w:pStyle w:val="Heading1"/>
-        <w:spacing w:after="140" w:before="320"/>
+        <w:spacing w:before="320" w:after="140"/>
       </w:pPr>
       <w:r>
         <w:rPr>
-          <w:rFonts w:ascii="Arial" w:cs="Arial" w:eastAsia="Arial" w:hAnsi="Arial"/>
           <w:b/>
           <w:bCs/>
           <w:color w:val="1F3864"/>
           <w:sz w:val="30"/>
           <w:szCs w:val="30"/>
         </w:rPr>
-        <w:t xml:space="preserve">5. Rollback Note</w:t>
+        <w:t>5. Rollback Note</w:t>
       </w:r>
     </w:p>
     <w:p>
       <w:pPr>
         <w:pStyle w:val="Heading2"/>
-        <w:spacing w:after="100" w:before="200"/>
+        <w:spacing w:before="200" w:after="100"/>
       </w:pPr>
       <w:r>
         <w:rPr>
-          <w:rFonts w:ascii="Arial" w:cs="Arial" w:eastAsia="Arial" w:hAnsi="Arial"/>
           <w:b/>
           <w:bCs/>
           <w:color w:val="2E5597"/>
           <w:sz w:val="25"/>
           <w:szCs w:val="25"/>
         </w:rPr>
-        <w:t xml:space="preserve">5.1 Lệnh</w:t>
-      </w:r>
-    </w:p>
-    <w:p>
-      <w:pPr>
-        <w:shd w:fill="F2F2F2" w:val="clear"/>
-        <w:spacing w:after="60"/>
-      </w:pPr>
-      <w:r>
-        <w:rPr>
-          <w:rFonts w:ascii="Courier New" w:cs="Courier New" w:eastAsia="Courier New" w:hAnsi="Courier New"/>
-          <w:sz w:val="20"/>
-          <w:szCs w:val="20"/>
-        </w:rPr>
-        <w:t xml:space="preserve">alembic current          # xem version hiện tại</w:t>
-      </w:r>
-    </w:p>
-    <w:p>
-      <w:pPr>
-        <w:shd w:fill="F2F2F2" w:val="clear"/>
-        <w:spacing w:after="60"/>
-      </w:pPr>
-      <w:r>
-        <w:rPr>
-          <w:rFonts w:ascii="Courier New" w:cs="Courier New" w:eastAsia="Courier New" w:hAnsi="Courier New"/>
-          <w:sz w:val="20"/>
-          <w:szCs w:val="20"/>
-        </w:rPr>
-        <w:t xml:space="preserve">alembic downgrade -1     # lùi về 5bf6a0ec10c8</w:t>
-      </w:r>
-    </w:p>
-    <w:p>
-      <w:pPr>
-        <w:shd w:fill="F2F2F2" w:val="clear"/>
-        <w:spacing w:after="60"/>
-      </w:pPr>
-      <w:r>
-        <w:rPr>
-          <w:rFonts w:ascii="Courier New" w:cs="Courier New" w:eastAsia="Courier New" w:hAnsi="Courier New"/>
-          <w:sz w:val="20"/>
-          <w:szCs w:val="20"/>
-        </w:rPr>
-        <w:t xml:space="preserve">alembic upgrade head     # nâng lại</w:t>
-      </w:r>
-    </w:p>
-    <w:p>
-      <w:pPr>
-        <w:pStyle w:val="Heading2"/>
-        <w:spacing w:after="100" w:before="200"/>
-      </w:pPr>
-      <w:r>
-        <w:rPr>
-          <w:rFonts w:ascii="Arial" w:cs="Arial" w:eastAsia="Arial" w:hAnsi="Arial"/>
+        <w:t>5.1 L</w:t>
+      </w:r>
+      <w:r>
+        <w:rPr>
           <w:b/>
           <w:bCs/>
           <w:color w:val="2E5597"/>
           <w:sz w:val="25"/>
           <w:szCs w:val="25"/>
         </w:rPr>
-        <w:t xml:space="preserve">5.2 Downgrade làm gì (thứ tự ngược upgrade)</w:t>
+        <w:t>ệ</w:t>
+      </w:r>
+      <w:r>
+        <w:rPr>
+          <w:b/>
+          <w:bCs/>
+          <w:color w:val="2E5597"/>
+          <w:sz w:val="25"/>
+          <w:szCs w:val="25"/>
+        </w:rPr>
+        <w:t>nh</w:t>
+      </w:r>
+    </w:p>
+    <w:p>
+      <w:pPr>
+        <w:shd w:val="clear" w:color="auto" w:fill="F2F2F2"/>
+        <w:spacing w:after="60"/>
+      </w:pPr>
+      <w:r>
+        <w:rPr>
+          <w:rFonts w:ascii="Courier New" w:eastAsia="Courier New" w:hAnsi="Courier New" w:cs="Courier New"/>
+          <w:sz w:val="20"/>
+          <w:szCs w:val="20"/>
+        </w:rPr>
+        <w:t>alembic current          # xem version hi</w:t>
+      </w:r>
+      <w:r>
+        <w:rPr>
+          <w:rFonts w:ascii="Courier New" w:eastAsia="Courier New" w:hAnsi="Courier New" w:cs="Courier New"/>
+          <w:sz w:val="20"/>
+          <w:szCs w:val="20"/>
+        </w:rPr>
+        <w:t>ệ</w:t>
+      </w:r>
+      <w:r>
+        <w:rPr>
+          <w:rFonts w:ascii="Courier New" w:eastAsia="Courier New" w:hAnsi="Courier New" w:cs="Courier New"/>
+          <w:sz w:val="20"/>
+          <w:szCs w:val="20"/>
+        </w:rPr>
+        <w:t>n t</w:t>
+      </w:r>
+      <w:r>
+        <w:rPr>
+          <w:rFonts w:ascii="Courier New" w:eastAsia="Courier New" w:hAnsi="Courier New" w:cs="Courier New"/>
+          <w:sz w:val="20"/>
+          <w:szCs w:val="20"/>
+        </w:rPr>
+        <w:t>ạ</w:t>
+      </w:r>
+      <w:r>
+        <w:rPr>
+          <w:rFonts w:ascii="Courier New" w:eastAsia="Courier New" w:hAnsi="Courier New" w:cs="Courier New"/>
+          <w:sz w:val="20"/>
+          <w:szCs w:val="20"/>
+        </w:rPr>
+        <w:t>i</w:t>
+      </w:r>
+    </w:p>
+    <w:p>
+      <w:pPr>
+        <w:shd w:val="clear" w:color="auto" w:fill="F2F2F2"/>
+        <w:spacing w:after="60"/>
+      </w:pPr>
+      <w:r>
+        <w:rPr>
+          <w:rFonts w:ascii="Courier New" w:eastAsia="Courier New" w:hAnsi="Courier New" w:cs="Courier New"/>
+          <w:sz w:val="20"/>
+          <w:szCs w:val="20"/>
+        </w:rPr>
+        <w:t>alembic downgrade -1     # lùi v</w:t>
+      </w:r>
+      <w:r>
+        <w:rPr>
+          <w:rFonts w:ascii="Courier New" w:eastAsia="Courier New" w:hAnsi="Courier New" w:cs="Courier New"/>
+          <w:sz w:val="20"/>
+          <w:szCs w:val="20"/>
+        </w:rPr>
+        <w:t>ề</w:t>
+      </w:r>
+      <w:r>
+        <w:rPr>
+          <w:rFonts w:ascii="Courier New" w:eastAsia="Courier New" w:hAnsi="Courier New" w:cs="Courier New"/>
+          <w:sz w:val="20"/>
+          <w:szCs w:val="20"/>
+        </w:rPr>
+        <w:t xml:space="preserve"> 5bf6a0ec10c8</w:t>
+      </w:r>
+    </w:p>
+    <w:p>
+      <w:pPr>
+        <w:shd w:val="clear" w:color="auto" w:fill="F2F2F2"/>
+        <w:spacing w:after="60"/>
+      </w:pPr>
+      <w:r>
+        <w:rPr>
+          <w:rFonts w:ascii="Courier New" w:eastAsia="Courier New" w:hAnsi="Courier New" w:cs="Courier New"/>
+          <w:sz w:val="20"/>
+          <w:szCs w:val="20"/>
+        </w:rPr>
+        <w:t>alembic upgrade head     # nâng l</w:t>
+      </w:r>
+      <w:r>
+        <w:rPr>
+          <w:rFonts w:ascii="Courier New" w:eastAsia="Courier New" w:hAnsi="Courier New" w:cs="Courier New"/>
+          <w:sz w:val="20"/>
+          <w:szCs w:val="20"/>
+        </w:rPr>
+        <w:t>ạ</w:t>
+      </w:r>
+      <w:r>
+        <w:rPr>
+          <w:rFonts w:ascii="Courier New" w:eastAsia="Courier New" w:hAnsi="Courier New" w:cs="Courier New"/>
+          <w:sz w:val="20"/>
+          <w:szCs w:val="20"/>
+        </w:rPr>
+        <w:t>i</w:t>
+      </w:r>
+    </w:p>
+    <w:p>
+      <w:pPr>
+        <w:pStyle w:val="Heading2"/>
+        <w:spacing w:before="200" w:after="100"/>
+      </w:pPr>
+      <w:r>
+        <w:rPr>
+          <w:b/>
+          <w:bCs/>
+          <w:color w:val="2E5597"/>
+          <w:sz w:val="25"/>
+          <w:szCs w:val="25"/>
+        </w:rPr>
+        <w:lastRenderedPageBreak/>
+        <w:t>5.2 Downgrade làm gì (th</w:t>
+      </w:r>
+      <w:r>
+        <w:rPr>
+          <w:b/>
+          <w:bCs/>
+          <w:color w:val="2E5597"/>
+          <w:sz w:val="25"/>
+          <w:szCs w:val="25"/>
+        </w:rPr>
+        <w:t>ứ</w:t>
+      </w:r>
+      <w:r>
+        <w:rPr>
+          <w:b/>
+          <w:bCs/>
+          <w:color w:val="2E5597"/>
+          <w:sz w:val="25"/>
+          <w:szCs w:val="25"/>
+        </w:rPr>
+        <w:t xml:space="preserve"> t</w:t>
+      </w:r>
+      <w:r>
+        <w:rPr>
+          <w:b/>
+          <w:bCs/>
+          <w:color w:val="2E5597"/>
+          <w:sz w:val="25"/>
+          <w:szCs w:val="25"/>
+        </w:rPr>
+        <w:t>ự</w:t>
+      </w:r>
+      <w:r>
+        <w:rPr>
+          <w:b/>
+          <w:bCs/>
+          <w:color w:val="2E5597"/>
+          <w:sz w:val="25"/>
+          <w:szCs w:val="25"/>
+        </w:rPr>
+        <w:t xml:space="preserve"> ngư</w:t>
+      </w:r>
+      <w:r>
+        <w:rPr>
+          <w:b/>
+          <w:bCs/>
+          <w:color w:val="2E5597"/>
+          <w:sz w:val="25"/>
+          <w:szCs w:val="25"/>
+        </w:rPr>
+        <w:t>ợ</w:t>
+      </w:r>
+      <w:r>
+        <w:rPr>
+          <w:b/>
+          <w:bCs/>
+          <w:color w:val="2E5597"/>
+          <w:sz w:val="25"/>
+          <w:szCs w:val="25"/>
+        </w:rPr>
+        <w:t>c upgrade)</w:t>
       </w:r>
     </w:p>
     <w:p>
@@ -2887,12 +5419,7 @@
         <w:spacing w:after="60"/>
       </w:pPr>
       <w:r>
-        <w:rPr>
-          <w:rFonts w:ascii="Arial" w:cs="Arial" w:eastAsia="Arial" w:hAnsi="Arial"/>
-          <w:sz w:val="22"/>
-          <w:szCs w:val="22"/>
-        </w:rPr>
-        <w:t xml:space="preserve">Drop index ix_tasks_assignee_id</w:t>
+        <w:t>Drop index ix_tasks_assignee_id</w:t>
       </w:r>
     </w:p>
     <w:p>
@@ -2905,12 +5432,7 @@
         <w:spacing w:after="60"/>
       </w:pPr>
       <w:r>
-        <w:rPr>
-          <w:rFonts w:ascii="Arial" w:cs="Arial" w:eastAsia="Arial" w:hAnsi="Arial"/>
-          <w:sz w:val="22"/>
-          <w:szCs w:val="22"/>
-        </w:rPr>
-        <w:t xml:space="preserve">Drop FK tasks_assignee_id_fkey</w:t>
+        <w:t>Drop FK tasks_assignee_id_fkey</w:t>
       </w:r>
     </w:p>
     <w:p>
@@ -2923,12 +5445,13 @@
         <w:spacing w:after="60"/>
       </w:pPr>
       <w:r>
-        <w:rPr>
-          <w:rFonts w:ascii="Arial" w:cs="Arial" w:eastAsia="Arial" w:hAnsi="Arial"/>
-          <w:sz w:val="22"/>
-          <w:szCs w:val="22"/>
-        </w:rPr>
-        <w:t xml:space="preserve">Drop cột assignee_id, due_date, priority</w:t>
+        <w:t>Drop c</w:t>
+      </w:r>
+      <w:r>
+        <w:t>ộ</w:t>
+      </w:r>
+      <w:r>
+        <w:t>t assignee_id, due_date, priority</w:t>
       </w:r>
     </w:p>
     <w:p>
@@ -2941,42 +5464,107 @@
         <w:spacing w:after="60"/>
       </w:pPr>
       <w:r>
-        <w:rPr>
-          <w:rFonts w:ascii="Arial" w:cs="Arial" w:eastAsia="Arial" w:hAnsi="Arial"/>
-          <w:sz w:val="22"/>
-          <w:szCs w:val="22"/>
-        </w:rPr>
-        <w:t xml:space="preserve">Drop enum type priority_enum</w:t>
+        <w:t>Drop enum type priority_enum</w:t>
       </w:r>
     </w:p>
     <w:p>
       <w:pPr>
         <w:pStyle w:val="Heading2"/>
-        <w:spacing w:after="100" w:before="200"/>
+        <w:spacing w:before="200" w:after="100"/>
       </w:pPr>
       <w:r>
         <w:rPr>
-          <w:rFonts w:ascii="Arial" w:cs="Arial" w:eastAsia="Arial" w:hAnsi="Arial"/>
           <w:b/>
           <w:bCs/>
           <w:color w:val="2E5597"/>
           <w:sz w:val="25"/>
           <w:szCs w:val="25"/>
         </w:rPr>
-        <w:t xml:space="preserve">5.3 Dữ liệu mất và giữ</w:t>
+        <w:t>5.3 D</w:t>
+      </w:r>
+      <w:r>
+        <w:rPr>
+          <w:b/>
+          <w:bCs/>
+          <w:color w:val="2E5597"/>
+          <w:sz w:val="25"/>
+          <w:szCs w:val="25"/>
+        </w:rPr>
+        <w:t>ữ</w:t>
+      </w:r>
+      <w:r>
+        <w:rPr>
+          <w:b/>
+          <w:bCs/>
+          <w:color w:val="2E5597"/>
+          <w:sz w:val="25"/>
+          <w:szCs w:val="25"/>
+        </w:rPr>
+        <w:t xml:space="preserve"> li</w:t>
+      </w:r>
+      <w:r>
+        <w:rPr>
+          <w:b/>
+          <w:bCs/>
+          <w:color w:val="2E5597"/>
+          <w:sz w:val="25"/>
+          <w:szCs w:val="25"/>
+        </w:rPr>
+        <w:t>ệ</w:t>
+      </w:r>
+      <w:r>
+        <w:rPr>
+          <w:b/>
+          <w:bCs/>
+          <w:color w:val="2E5597"/>
+          <w:sz w:val="25"/>
+          <w:szCs w:val="25"/>
+        </w:rPr>
+        <w:t>u m</w:t>
+      </w:r>
+      <w:r>
+        <w:rPr>
+          <w:b/>
+          <w:bCs/>
+          <w:color w:val="2E5597"/>
+          <w:sz w:val="25"/>
+          <w:szCs w:val="25"/>
+        </w:rPr>
+        <w:t>ấ</w:t>
+      </w:r>
+      <w:r>
+        <w:rPr>
+          <w:b/>
+          <w:bCs/>
+          <w:color w:val="2E5597"/>
+          <w:sz w:val="25"/>
+          <w:szCs w:val="25"/>
+        </w:rPr>
+        <w:t>t và gi</w:t>
+      </w:r>
+      <w:r>
+        <w:rPr>
+          <w:b/>
+          <w:bCs/>
+          <w:color w:val="2E5597"/>
+          <w:sz w:val="25"/>
+          <w:szCs w:val="25"/>
+        </w:rPr>
+        <w:t>ữ</w:t>
       </w:r>
     </w:p>
     <w:tbl>
       <w:tblPr>
-        <w:tblW w:type="dxa" w:w="9026"/>
+        <w:tblW w:w="9026" w:type="dxa"/>
         <w:tblBorders>
-          <w:top w:val="single" w:color="auto" w:sz="4"/>
-          <w:left w:val="single" w:color="auto" w:sz="4"/>
-          <w:bottom w:val="single" w:color="auto" w:sz="4"/>
-          <w:right w:val="single" w:color="auto" w:sz="4"/>
-          <w:insideH w:val="single" w:color="auto" w:sz="4"/>
-          <w:insideV w:val="single" w:color="auto" w:sz="4"/>
+          <w:top w:val="single" w:sz="4" w:space="0" w:color="auto"/>
+          <w:left w:val="single" w:sz="4" w:space="0" w:color="auto"/>
+          <w:bottom w:val="single" w:sz="4" w:space="0" w:color="auto"/>
+          <w:right w:val="single" w:sz="4" w:space="0" w:color="auto"/>
+          <w:insideH w:val="single" w:sz="4" w:space="0" w:color="auto"/>
+          <w:insideV w:val="single" w:sz="4" w:space="0" w:color="auto"/>
         </w:tblBorders>
+        <w:tblLook w:val="04A0" w:firstRow="1" w:lastRow="0" w:firstColumn="1" w:lastColumn="0" w:noHBand="0" w:noVBand="1"/>
       </w:tblPr>
       <w:tblGrid>
         <w:gridCol w:w="4513"/>
@@ -2988,63 +5576,91 @@
         </w:trPr>
         <w:tc>
           <w:tcPr>
-            <w:tcW w:type="dxa" w:w="4513"/>
+            <w:tcW w:w="4513" w:type="dxa"/>
             <w:tcBorders>
-              <w:top w:val="single" w:color="BFBFBF" w:sz="4"/>
-              <w:left w:val="single" w:color="BFBFBF" w:sz="4"/>
-              <w:bottom w:val="single" w:color="BFBFBF" w:sz="4"/>
-              <w:right w:val="single" w:color="BFBFBF" w:sz="4"/>
+              <w:top w:val="single" w:sz="4" w:space="0" w:color="BFBFBF"/>
+              <w:left w:val="single" w:sz="4" w:space="0" w:color="BFBFBF"/>
+              <w:bottom w:val="single" w:sz="4" w:space="0" w:color="BFBFBF"/>
+              <w:right w:val="single" w:sz="4" w:space="0" w:color="BFBFBF"/>
             </w:tcBorders>
-            <w:shd w:fill="1F3864" w:val="clear"/>
+            <w:shd w:val="clear" w:color="auto" w:fill="1F3864"/>
             <w:tcMar>
-              <w:top w:type="dxa" w:w="70"/>
-              <w:left w:type="dxa" w:w="100"/>
-              <w:bottom w:type="dxa" w:w="70"/>
-              <w:right w:type="dxa" w:w="100"/>
+              <w:top w:w="70" w:type="dxa"/>
+              <w:left w:w="100" w:type="dxa"/>
+              <w:bottom w:w="70" w:type="dxa"/>
+              <w:right w:w="100" w:type="dxa"/>
             </w:tcMar>
           </w:tcPr>
           <w:p>
             <w:r>
               <w:rPr>
-                <w:rFonts w:ascii="Arial" w:cs="Arial" w:eastAsia="Arial" w:hAnsi="Arial"/>
                 <w:b/>
                 <w:bCs/>
                 <w:color w:val="FFFFFF"/>
                 <w:sz w:val="20"/>
                 <w:szCs w:val="20"/>
               </w:rPr>
-              <w:t xml:space="preserve">Mất</w:t>
+              <w:t>M</w:t>
+            </w:r>
+            <w:r>
+              <w:rPr>
+                <w:b/>
+                <w:bCs/>
+                <w:color w:val="FFFFFF"/>
+                <w:sz w:val="20"/>
+                <w:szCs w:val="20"/>
+              </w:rPr>
+              <w:t>ấ</w:t>
+            </w:r>
+            <w:r>
+              <w:rPr>
+                <w:b/>
+                <w:bCs/>
+                <w:color w:val="FFFFFF"/>
+                <w:sz w:val="20"/>
+                <w:szCs w:val="20"/>
+              </w:rPr>
+              <w:t>t</w:t>
             </w:r>
           </w:p>
         </w:tc>
         <w:tc>
           <w:tcPr>
-            <w:tcW w:type="dxa" w:w="4513"/>
+            <w:tcW w:w="4513" w:type="dxa"/>
             <w:tcBorders>
-              <w:top w:val="single" w:color="BFBFBF" w:sz="4"/>
-              <w:left w:val="single" w:color="BFBFBF" w:sz="4"/>
-              <w:bottom w:val="single" w:color="BFBFBF" w:sz="4"/>
-              <w:right w:val="single" w:color="BFBFBF" w:sz="4"/>
+              <w:top w:val="single" w:sz="4" w:space="0" w:color="BFBFBF"/>
+              <w:left w:val="single" w:sz="4" w:space="0" w:color="BFBFBF"/>
+              <w:bottom w:val="single" w:sz="4" w:space="0" w:color="BFBFBF"/>
+              <w:right w:val="single" w:sz="4" w:space="0" w:color="BFBFBF"/>
             </w:tcBorders>
-            <w:shd w:fill="1F3864" w:val="clear"/>
+            <w:shd w:val="clear" w:color="auto" w:fill="1F3864"/>
             <w:tcMar>
-              <w:top w:type="dxa" w:w="70"/>
-              <w:left w:type="dxa" w:w="100"/>
-              <w:bottom w:type="dxa" w:w="70"/>
-              <w:right w:type="dxa" w:w="100"/>
+              <w:top w:w="70" w:type="dxa"/>
+              <w:left w:w="100" w:type="dxa"/>
+              <w:bottom w:w="70" w:type="dxa"/>
+              <w:right w:w="100" w:type="dxa"/>
             </w:tcMar>
           </w:tcPr>
           <w:p>
             <w:r>
               <w:rPr>
-                <w:rFonts w:ascii="Arial" w:cs="Arial" w:eastAsia="Arial" w:hAnsi="Arial"/>
                 <w:b/>
                 <w:bCs/>
                 <w:color w:val="FFFFFF"/>
                 <w:sz w:val="20"/>
                 <w:szCs w:val="20"/>
               </w:rPr>
-              <w:t xml:space="preserve">Giữ</w:t>
+              <w:t>Gi</w:t>
+            </w:r>
+            <w:r>
+              <w:rPr>
+                <w:b/>
+                <w:bCs/>
+                <w:color w:val="FFFFFF"/>
+                <w:sz w:val="20"/>
+                <w:szCs w:val="20"/>
+              </w:rPr>
+              <w:t>ữ</w:t>
             </w:r>
           </w:p>
         </w:tc>
@@ -3052,61 +5668,103 @@
       <w:tr>
         <w:tc>
           <w:tcPr>
-            <w:tcW w:type="dxa" w:w="4513"/>
+            <w:tcW w:w="4513" w:type="dxa"/>
             <w:tcBorders>
-              <w:top w:val="single" w:color="BFBFBF" w:sz="4"/>
-              <w:left w:val="single" w:color="BFBFBF" w:sz="4"/>
-              <w:bottom w:val="single" w:color="BFBFBF" w:sz="4"/>
-              <w:right w:val="single" w:color="BFBFBF" w:sz="4"/>
+              <w:top w:val="single" w:sz="4" w:space="0" w:color="BFBFBF"/>
+              <w:left w:val="single" w:sz="4" w:space="0" w:color="BFBFBF"/>
+              <w:bottom w:val="single" w:sz="4" w:space="0" w:color="BFBFBF"/>
+              <w:right w:val="single" w:sz="4" w:space="0" w:color="BFBFBF"/>
             </w:tcBorders>
             <w:tcMar>
-              <w:top w:type="dxa" w:w="70"/>
-              <w:left w:type="dxa" w:w="100"/>
-              <w:bottom w:type="dxa" w:w="70"/>
-              <w:right w:type="dxa" w:w="100"/>
+              <w:top w:w="70" w:type="dxa"/>
+              <w:left w:w="100" w:type="dxa"/>
+              <w:bottom w:w="70" w:type="dxa"/>
+              <w:right w:w="100" w:type="dxa"/>
             </w:tcMar>
           </w:tcPr>
           <w:p>
             <w:r>
               <w:rPr>
-                <w:rFonts w:ascii="Arial" w:cs="Arial" w:eastAsia="Arial" w:hAnsi="Arial"/>
-                <w:b w:val="false"/>
-                <w:bCs w:val="false"/>
-                <w:color w:val="000000"/>
-                <w:sz w:val="20"/>
-                <w:szCs w:val="20"/>
-              </w:rPr>
-              <w:t xml:space="preserve">Toàn bộ giá trị priority, due_date, assignee_id</w:t>
+                <w:color w:val="000000"/>
+                <w:sz w:val="20"/>
+                <w:szCs w:val="20"/>
+              </w:rPr>
+              <w:t>Toàn b</w:t>
+            </w:r>
+            <w:r>
+              <w:rPr>
+                <w:color w:val="000000"/>
+                <w:sz w:val="20"/>
+                <w:szCs w:val="20"/>
+              </w:rPr>
+              <w:t>ộ</w:t>
+            </w:r>
+            <w:r>
+              <w:rPr>
+                <w:color w:val="000000"/>
+                <w:sz w:val="20"/>
+                <w:szCs w:val="20"/>
+              </w:rPr>
+              <w:t xml:space="preserve"> giá tr</w:t>
+            </w:r>
+            <w:r>
+              <w:rPr>
+                <w:color w:val="000000"/>
+                <w:sz w:val="20"/>
+                <w:szCs w:val="20"/>
+              </w:rPr>
+              <w:t>ị</w:t>
+            </w:r>
+            <w:r>
+              <w:rPr>
+                <w:color w:val="000000"/>
+                <w:sz w:val="20"/>
+                <w:szCs w:val="20"/>
+              </w:rPr>
+              <w:t xml:space="preserve"> priority, due_date, assignee_id</w:t>
             </w:r>
           </w:p>
         </w:tc>
         <w:tc>
           <w:tcPr>
-            <w:tcW w:type="dxa" w:w="4513"/>
+            <w:tcW w:w="4513" w:type="dxa"/>
             <w:tcBorders>
-              <w:top w:val="single" w:color="BFBFBF" w:sz="4"/>
-              <w:left w:val="single" w:color="BFBFBF" w:sz="4"/>
-              <w:bottom w:val="single" w:color="BFBFBF" w:sz="4"/>
-              <w:right w:val="single" w:color="BFBFBF" w:sz="4"/>
+              <w:top w:val="single" w:sz="4" w:space="0" w:color="BFBFBF"/>
+              <w:left w:val="single" w:sz="4" w:space="0" w:color="BFBFBF"/>
+              <w:bottom w:val="single" w:sz="4" w:space="0" w:color="BFBFBF"/>
+              <w:right w:val="single" w:sz="4" w:space="0" w:color="BFBFBF"/>
             </w:tcBorders>
             <w:tcMar>
-              <w:top w:type="dxa" w:w="70"/>
-              <w:left w:type="dxa" w:w="100"/>
-              <w:bottom w:type="dxa" w:w="70"/>
-              <w:right w:type="dxa" w:w="100"/>
+              <w:top w:w="70" w:type="dxa"/>
+              <w:left w:w="100" w:type="dxa"/>
+              <w:bottom w:w="70" w:type="dxa"/>
+              <w:right w:w="100" w:type="dxa"/>
             </w:tcMar>
           </w:tcPr>
           <w:p>
             <w:r>
               <w:rPr>
-                <w:rFonts w:ascii="Arial" w:cs="Arial" w:eastAsia="Arial" w:hAnsi="Arial"/>
-                <w:b w:val="false"/>
-                <w:bCs w:val="false"/>
-                <w:color w:val="000000"/>
-                <w:sz w:val="20"/>
-                <w:szCs w:val="20"/>
-              </w:rPr>
-              <w:t xml:space="preserve">Các dòng task và các cột cũ (id, title, ...)</w:t>
+                <w:color w:val="000000"/>
+                <w:sz w:val="20"/>
+                <w:szCs w:val="20"/>
+              </w:rPr>
+              <w:t>Các dòng task và các c</w:t>
+            </w:r>
+            <w:r>
+              <w:rPr>
+                <w:color w:val="000000"/>
+                <w:sz w:val="20"/>
+                <w:szCs w:val="20"/>
+              </w:rPr>
+              <w:t>ộ</w:t>
+            </w:r>
+            <w:r>
+              <w:rPr>
+                <w:color w:val="000000"/>
+                <w:sz w:val="20"/>
+                <w:szCs w:val="20"/>
+              </w:rPr>
+              <w:t>t cũ (id, title, ...)</w:t>
             </w:r>
           </w:p>
         </w:tc>
@@ -3123,51 +5781,131 @@
       </w:pPr>
       <w:r>
         <w:rPr>
-          <w:rFonts w:ascii="Arial" w:cs="Arial" w:eastAsia="Arial" w:hAnsi="Arial"/>
           <w:b/>
           <w:bCs/>
-          <w:sz w:val="22"/>
-          <w:szCs w:val="22"/>
-        </w:rPr>
-        <w:t xml:space="preserve">Bằng chứng: </w:t>
-      </w:r>
-      <w:r>
-        <w:rPr>
-          <w:rFonts w:ascii="Arial" w:cs="Arial" w:eastAsia="Arial" w:hAnsi="Arial"/>
-          <w:sz w:val="22"/>
-          <w:szCs w:val="22"/>
-        </w:rPr>
-        <w:t xml:space="preserve">task "Viết báo cáo" có High và 2026-12-31 trước downgrade. Sau downgrade rồi upgrade lại chỉ còn Medium và không có hạn. Upgrade lại không khôi phục giá trị đã nhập.</w:t>
+        </w:rPr>
+        <w:t>B</w:t>
+      </w:r>
+      <w:r>
+        <w:rPr>
+          <w:b/>
+          <w:bCs/>
+        </w:rPr>
+        <w:t>ằ</w:t>
+      </w:r>
+      <w:r>
+        <w:rPr>
+          <w:b/>
+          <w:bCs/>
+        </w:rPr>
+        <w:t>ng ch</w:t>
+      </w:r>
+      <w:r>
+        <w:rPr>
+          <w:b/>
+          <w:bCs/>
+        </w:rPr>
+        <w:t>ứ</w:t>
+      </w:r>
+      <w:r>
+        <w:rPr>
+          <w:b/>
+          <w:bCs/>
+        </w:rPr>
+        <w:t xml:space="preserve">ng: </w:t>
+      </w:r>
+      <w:r>
+        <w:t>task "Vi</w:t>
+      </w:r>
+      <w:r>
+        <w:t>ế</w:t>
+      </w:r>
+      <w:r>
+        <w:t>t báo cáo" có High và 2026-12-31 trư</w:t>
+      </w:r>
+      <w:r>
+        <w:t>ớ</w:t>
+      </w:r>
+      <w:r>
+        <w:t>c downgrade. Sau downgrade r</w:t>
+      </w:r>
+      <w:r>
+        <w:t>ồ</w:t>
+      </w:r>
+      <w:r>
+        <w:t>i upgrade l</w:t>
+      </w:r>
+      <w:r>
+        <w:t>ạ</w:t>
+      </w:r>
+      <w:r>
+        <w:t>i ch</w:t>
+      </w:r>
+      <w:r>
+        <w:t>ỉ</w:t>
+      </w:r>
+      <w:r>
+        <w:t xml:space="preserve"> còn Medium và không có h</w:t>
+      </w:r>
+      <w:r>
+        <w:t>ạ</w:t>
+      </w:r>
+      <w:r>
+        <w:t>n. Upgrade l</w:t>
+      </w:r>
+      <w:r>
+        <w:t>ạ</w:t>
+      </w:r>
+      <w:r>
+        <w:t>i không khôi ph</w:t>
+      </w:r>
+      <w:r>
+        <w:t>ụ</w:t>
+      </w:r>
+      <w:r>
+        <w:t>c giá tr</w:t>
+      </w:r>
+      <w:r>
+        <w:t>ị</w:t>
+      </w:r>
+      <w:r>
+        <w:t xml:space="preserve"> đã nh</w:t>
+      </w:r>
+      <w:r>
+        <w:t>ậ</w:t>
+      </w:r>
+      <w:r>
+        <w:t>p.</w:t>
       </w:r>
     </w:p>
     <w:p>
       <w:pPr>
         <w:pStyle w:val="Heading2"/>
-        <w:spacing w:after="100" w:before="200"/>
+        <w:spacing w:before="200" w:after="100"/>
       </w:pPr>
       <w:r>
         <w:rPr>
-          <w:rFonts w:ascii="Arial" w:cs="Arial" w:eastAsia="Arial" w:hAnsi="Arial"/>
           <w:b/>
           <w:bCs/>
           <w:color w:val="2E5597"/>
           <w:sz w:val="25"/>
           <w:szCs w:val="25"/>
         </w:rPr>
-        <w:t xml:space="preserve">5.4 Khi nào an toàn</w:t>
+        <w:t>5.4 Khi nào an toàn</w:t>
       </w:r>
     </w:p>
     <w:tbl>
       <w:tblPr>
-        <w:tblW w:type="dxa" w:w="9026"/>
+        <w:tblW w:w="9026" w:type="dxa"/>
         <w:tblBorders>
-          <w:top w:val="single" w:color="auto" w:sz="4"/>
-          <w:left w:val="single" w:color="auto" w:sz="4"/>
-          <w:bottom w:val="single" w:color="auto" w:sz="4"/>
-          <w:right w:val="single" w:color="auto" w:sz="4"/>
-          <w:insideH w:val="single" w:color="auto" w:sz="4"/>
-          <w:insideV w:val="single" w:color="auto" w:sz="4"/>
+          <w:top w:val="single" w:sz="4" w:space="0" w:color="auto"/>
+          <w:left w:val="single" w:sz="4" w:space="0" w:color="auto"/>
+          <w:bottom w:val="single" w:sz="4" w:space="0" w:color="auto"/>
+          <w:right w:val="single" w:sz="4" w:space="0" w:color="auto"/>
+          <w:insideH w:val="single" w:sz="4" w:space="0" w:color="auto"/>
+          <w:insideV w:val="single" w:sz="4" w:space="0" w:color="auto"/>
         </w:tblBorders>
+        <w:tblLook w:val="04A0" w:firstRow="1" w:lastRow="0" w:firstColumn="1" w:lastColumn="0" w:noHBand="0" w:noVBand="1"/>
       </w:tblPr>
       <w:tblGrid>
         <w:gridCol w:w="5000"/>
@@ -3179,63 +5917,81 @@
         </w:trPr>
         <w:tc>
           <w:tcPr>
-            <w:tcW w:type="dxa" w:w="5000"/>
+            <w:tcW w:w="5000" w:type="dxa"/>
             <w:tcBorders>
-              <w:top w:val="single" w:color="BFBFBF" w:sz="4"/>
-              <w:left w:val="single" w:color="BFBFBF" w:sz="4"/>
-              <w:bottom w:val="single" w:color="BFBFBF" w:sz="4"/>
-              <w:right w:val="single" w:color="BFBFBF" w:sz="4"/>
+              <w:top w:val="single" w:sz="4" w:space="0" w:color="BFBFBF"/>
+              <w:left w:val="single" w:sz="4" w:space="0" w:color="BFBFBF"/>
+              <w:bottom w:val="single" w:sz="4" w:space="0" w:color="BFBFBF"/>
+              <w:right w:val="single" w:sz="4" w:space="0" w:color="BFBFBF"/>
             </w:tcBorders>
-            <w:shd w:fill="1F3864" w:val="clear"/>
+            <w:shd w:val="clear" w:color="auto" w:fill="1F3864"/>
             <w:tcMar>
-              <w:top w:type="dxa" w:w="70"/>
-              <w:left w:type="dxa" w:w="100"/>
-              <w:bottom w:type="dxa" w:w="70"/>
-              <w:right w:type="dxa" w:w="100"/>
+              <w:top w:w="70" w:type="dxa"/>
+              <w:left w:w="100" w:type="dxa"/>
+              <w:bottom w:w="70" w:type="dxa"/>
+              <w:right w:w="100" w:type="dxa"/>
             </w:tcMar>
           </w:tcPr>
           <w:p>
             <w:r>
               <w:rPr>
-                <w:rFonts w:ascii="Arial" w:cs="Arial" w:eastAsia="Arial" w:hAnsi="Arial"/>
                 <w:b/>
                 <w:bCs/>
                 <w:color w:val="FFFFFF"/>
                 <w:sz w:val="20"/>
                 <w:szCs w:val="20"/>
               </w:rPr>
-              <w:t xml:space="preserve">Tình huống</w:t>
+              <w:t>Tình hu</w:t>
+            </w:r>
+            <w:r>
+              <w:rPr>
+                <w:b/>
+                <w:bCs/>
+                <w:color w:val="FFFFFF"/>
+                <w:sz w:val="20"/>
+                <w:szCs w:val="20"/>
+              </w:rPr>
+              <w:t>ố</w:t>
+            </w:r>
+            <w:r>
+              <w:rPr>
+                <w:b/>
+                <w:bCs/>
+                <w:color w:val="FFFFFF"/>
+                <w:sz w:val="20"/>
+                <w:szCs w:val="20"/>
+              </w:rPr>
+              <w:t>ng</w:t>
             </w:r>
           </w:p>
         </w:tc>
         <w:tc>
           <w:tcPr>
-            <w:tcW w:type="dxa" w:w="4026"/>
+            <w:tcW w:w="4026" w:type="dxa"/>
             <w:tcBorders>
-              <w:top w:val="single" w:color="BFBFBF" w:sz="4"/>
-              <w:left w:val="single" w:color="BFBFBF" w:sz="4"/>
-              <w:bottom w:val="single" w:color="BFBFBF" w:sz="4"/>
-              <w:right w:val="single" w:color="BFBFBF" w:sz="4"/>
+              <w:top w:val="single" w:sz="4" w:space="0" w:color="BFBFBF"/>
+              <w:left w:val="single" w:sz="4" w:space="0" w:color="BFBFBF"/>
+              <w:bottom w:val="single" w:sz="4" w:space="0" w:color="BFBFBF"/>
+              <w:right w:val="single" w:sz="4" w:space="0" w:color="BFBFBF"/>
             </w:tcBorders>
-            <w:shd w:fill="1F3864" w:val="clear"/>
+            <w:shd w:val="clear" w:color="auto" w:fill="1F3864"/>
             <w:tcMar>
-              <w:top w:type="dxa" w:w="70"/>
-              <w:left w:type="dxa" w:w="100"/>
-              <w:bottom w:type="dxa" w:w="70"/>
-              <w:right w:type="dxa" w:w="100"/>
+              <w:top w:w="70" w:type="dxa"/>
+              <w:left w:w="100" w:type="dxa"/>
+              <w:bottom w:w="70" w:type="dxa"/>
+              <w:right w:w="100" w:type="dxa"/>
             </w:tcMar>
           </w:tcPr>
           <w:p>
             <w:r>
               <w:rPr>
-                <w:rFonts w:ascii="Arial" w:cs="Arial" w:eastAsia="Arial" w:hAnsi="Arial"/>
                 <w:b/>
                 <w:bCs/>
                 <w:color w:val="FFFFFF"/>
                 <w:sz w:val="20"/>
                 <w:szCs w:val="20"/>
               </w:rPr>
-              <w:t xml:space="preserve">Downgrade</w:t>
+              <w:t>Downgrade</w:t>
             </w:r>
           </w:p>
         </w:tc>
@@ -3243,61 +5999,119 @@
       <w:tr>
         <w:tc>
           <w:tcPr>
-            <w:tcW w:type="dxa" w:w="5000"/>
+            <w:tcW w:w="5000" w:type="dxa"/>
             <w:tcBorders>
-              <w:top w:val="single" w:color="BFBFBF" w:sz="4"/>
-              <w:left w:val="single" w:color="BFBFBF" w:sz="4"/>
-              <w:bottom w:val="single" w:color="BFBFBF" w:sz="4"/>
-              <w:right w:val="single" w:color="BFBFBF" w:sz="4"/>
+              <w:top w:val="single" w:sz="4" w:space="0" w:color="BFBFBF"/>
+              <w:left w:val="single" w:sz="4" w:space="0" w:color="BFBFBF"/>
+              <w:bottom w:val="single" w:sz="4" w:space="0" w:color="BFBFBF"/>
+              <w:right w:val="single" w:sz="4" w:space="0" w:color="BFBFBF"/>
             </w:tcBorders>
             <w:tcMar>
-              <w:top w:type="dxa" w:w="70"/>
-              <w:left w:type="dxa" w:w="100"/>
-              <w:bottom w:type="dxa" w:w="70"/>
-              <w:right w:type="dxa" w:w="100"/>
+              <w:top w:w="70" w:type="dxa"/>
+              <w:left w:w="100" w:type="dxa"/>
+              <w:bottom w:w="70" w:type="dxa"/>
+              <w:right w:w="100" w:type="dxa"/>
             </w:tcMar>
           </w:tcPr>
           <w:p>
             <w:r>
               <w:rPr>
-                <w:rFonts w:ascii="Arial" w:cs="Arial" w:eastAsia="Arial" w:hAnsi="Arial"/>
-                <w:b w:val="false"/>
-                <w:bCs w:val="false"/>
-                <w:color w:val="000000"/>
-                <w:sz w:val="20"/>
-                <w:szCs w:val="20"/>
-              </w:rPr>
-              <w:t xml:space="preserve">Dev/test, hoặc vừa upgrade và chưa ai nhập field mới</w:t>
+                <w:color w:val="000000"/>
+                <w:sz w:val="20"/>
+                <w:szCs w:val="20"/>
+              </w:rPr>
+              <w:t>Dev/test, ho</w:t>
+            </w:r>
+            <w:r>
+              <w:rPr>
+                <w:color w:val="000000"/>
+                <w:sz w:val="20"/>
+                <w:szCs w:val="20"/>
+              </w:rPr>
+              <w:t>ặ</w:t>
+            </w:r>
+            <w:r>
+              <w:rPr>
+                <w:color w:val="000000"/>
+                <w:sz w:val="20"/>
+                <w:szCs w:val="20"/>
+              </w:rPr>
+              <w:t>c v</w:t>
+            </w:r>
+            <w:r>
+              <w:rPr>
+                <w:color w:val="000000"/>
+                <w:sz w:val="20"/>
+                <w:szCs w:val="20"/>
+              </w:rPr>
+              <w:t>ừ</w:t>
+            </w:r>
+            <w:r>
+              <w:rPr>
+                <w:color w:val="000000"/>
+                <w:sz w:val="20"/>
+                <w:szCs w:val="20"/>
+              </w:rPr>
+              <w:t>a upgrade và chưa ai nh</w:t>
+            </w:r>
+            <w:r>
+              <w:rPr>
+                <w:color w:val="000000"/>
+                <w:sz w:val="20"/>
+                <w:szCs w:val="20"/>
+              </w:rPr>
+              <w:t>ậ</w:t>
+            </w:r>
+            <w:r>
+              <w:rPr>
+                <w:color w:val="000000"/>
+                <w:sz w:val="20"/>
+                <w:szCs w:val="20"/>
+              </w:rPr>
+              <w:t>p field m</w:t>
+            </w:r>
+            <w:r>
+              <w:rPr>
+                <w:color w:val="000000"/>
+                <w:sz w:val="20"/>
+                <w:szCs w:val="20"/>
+              </w:rPr>
+              <w:t>ớ</w:t>
+            </w:r>
+            <w:r>
+              <w:rPr>
+                <w:color w:val="000000"/>
+                <w:sz w:val="20"/>
+                <w:szCs w:val="20"/>
+              </w:rPr>
+              <w:t>i</w:t>
             </w:r>
           </w:p>
         </w:tc>
         <w:tc>
           <w:tcPr>
-            <w:tcW w:type="dxa" w:w="4026"/>
+            <w:tcW w:w="4026" w:type="dxa"/>
             <w:tcBorders>
-              <w:top w:val="single" w:color="BFBFBF" w:sz="4"/>
-              <w:left w:val="single" w:color="BFBFBF" w:sz="4"/>
-              <w:bottom w:val="single" w:color="BFBFBF" w:sz="4"/>
-              <w:right w:val="single" w:color="BFBFBF" w:sz="4"/>
+              <w:top w:val="single" w:sz="4" w:space="0" w:color="BFBFBF"/>
+              <w:left w:val="single" w:sz="4" w:space="0" w:color="BFBFBF"/>
+              <w:bottom w:val="single" w:sz="4" w:space="0" w:color="BFBFBF"/>
+              <w:right w:val="single" w:sz="4" w:space="0" w:color="BFBFBF"/>
             </w:tcBorders>
             <w:tcMar>
-              <w:top w:type="dxa" w:w="70"/>
-              <w:left w:type="dxa" w:w="100"/>
-              <w:bottom w:type="dxa" w:w="70"/>
-              <w:right w:type="dxa" w:w="100"/>
+              <w:top w:w="70" w:type="dxa"/>
+              <w:left w:w="100" w:type="dxa"/>
+              <w:bottom w:w="70" w:type="dxa"/>
+              <w:right w:w="100" w:type="dxa"/>
             </w:tcMar>
           </w:tcPr>
           <w:p>
             <w:r>
               <w:rPr>
-                <w:rFonts w:ascii="Arial" w:cs="Arial" w:eastAsia="Arial" w:hAnsi="Arial"/>
-                <w:b w:val="false"/>
-                <w:bCs w:val="false"/>
-                <w:color w:val="000000"/>
-                <w:sz w:val="20"/>
-                <w:szCs w:val="20"/>
-              </w:rPr>
-              <w:t xml:space="preserve">An toàn</w:t>
+                <w:color w:val="000000"/>
+                <w:sz w:val="20"/>
+                <w:szCs w:val="20"/>
+              </w:rPr>
+              <w:t>An toàn</w:t>
             </w:r>
           </w:p>
         </w:tc>
@@ -3305,61 +6119,151 @@
       <w:tr>
         <w:tc>
           <w:tcPr>
-            <w:tcW w:type="dxa" w:w="5000"/>
+            <w:tcW w:w="5000" w:type="dxa"/>
             <w:tcBorders>
-              <w:top w:val="single" w:color="BFBFBF" w:sz="4"/>
-              <w:left w:val="single" w:color="BFBFBF" w:sz="4"/>
-              <w:bottom w:val="single" w:color="BFBFBF" w:sz="4"/>
-              <w:right w:val="single" w:color="BFBFBF" w:sz="4"/>
+              <w:top w:val="single" w:sz="4" w:space="0" w:color="BFBFBF"/>
+              <w:left w:val="single" w:sz="4" w:space="0" w:color="BFBFBF"/>
+              <w:bottom w:val="single" w:sz="4" w:space="0" w:color="BFBFBF"/>
+              <w:right w:val="single" w:sz="4" w:space="0" w:color="BFBFBF"/>
             </w:tcBorders>
             <w:tcMar>
-              <w:top w:type="dxa" w:w="70"/>
-              <w:left w:type="dxa" w:w="100"/>
-              <w:bottom w:type="dxa" w:w="70"/>
-              <w:right w:type="dxa" w:w="100"/>
+              <w:top w:w="70" w:type="dxa"/>
+              <w:left w:w="100" w:type="dxa"/>
+              <w:bottom w:w="70" w:type="dxa"/>
+              <w:right w:w="100" w:type="dxa"/>
             </w:tcMar>
           </w:tcPr>
           <w:p>
             <w:r>
               <w:rPr>
-                <w:rFonts w:ascii="Arial" w:cs="Arial" w:eastAsia="Arial" w:hAnsi="Arial"/>
-                <w:b w:val="false"/>
-                <w:bCs w:val="false"/>
-                <w:color w:val="000000"/>
-                <w:sz w:val="20"/>
-                <w:szCs w:val="20"/>
-              </w:rPr>
-              <w:t xml:space="preserve">Production, đã có người dùng field mới</w:t>
+                <w:color w:val="000000"/>
+                <w:sz w:val="20"/>
+                <w:szCs w:val="20"/>
+              </w:rPr>
+              <w:t>Production, đã có ngư</w:t>
+            </w:r>
+            <w:r>
+              <w:rPr>
+                <w:color w:val="000000"/>
+                <w:sz w:val="20"/>
+                <w:szCs w:val="20"/>
+              </w:rPr>
+              <w:t>ờ</w:t>
+            </w:r>
+            <w:r>
+              <w:rPr>
+                <w:color w:val="000000"/>
+                <w:sz w:val="20"/>
+                <w:szCs w:val="20"/>
+              </w:rPr>
+              <w:t>i dùng field m</w:t>
+            </w:r>
+            <w:r>
+              <w:rPr>
+                <w:color w:val="000000"/>
+                <w:sz w:val="20"/>
+                <w:szCs w:val="20"/>
+              </w:rPr>
+              <w:t>ớ</w:t>
+            </w:r>
+            <w:r>
+              <w:rPr>
+                <w:color w:val="000000"/>
+                <w:sz w:val="20"/>
+                <w:szCs w:val="20"/>
+              </w:rPr>
+              <w:t>i</w:t>
             </w:r>
           </w:p>
         </w:tc>
         <w:tc>
           <w:tcPr>
-            <w:tcW w:type="dxa" w:w="4026"/>
+            <w:tcW w:w="4026" w:type="dxa"/>
             <w:tcBorders>
-              <w:top w:val="single" w:color="BFBFBF" w:sz="4"/>
-              <w:left w:val="single" w:color="BFBFBF" w:sz="4"/>
-              <w:bottom w:val="single" w:color="BFBFBF" w:sz="4"/>
-              <w:right w:val="single" w:color="BFBFBF" w:sz="4"/>
+              <w:top w:val="single" w:sz="4" w:space="0" w:color="BFBFBF"/>
+              <w:left w:val="single" w:sz="4" w:space="0" w:color="BFBFBF"/>
+              <w:bottom w:val="single" w:sz="4" w:space="0" w:color="BFBFBF"/>
+              <w:right w:val="single" w:sz="4" w:space="0" w:color="BFBFBF"/>
             </w:tcBorders>
             <w:tcMar>
-              <w:top w:type="dxa" w:w="70"/>
-              <w:left w:type="dxa" w:w="100"/>
-              <w:bottom w:type="dxa" w:w="70"/>
-              <w:right w:type="dxa" w:w="100"/>
+              <w:top w:w="70" w:type="dxa"/>
+              <w:left w:w="100" w:type="dxa"/>
+              <w:bottom w:w="70" w:type="dxa"/>
+              <w:right w:w="100" w:type="dxa"/>
             </w:tcMar>
           </w:tcPr>
           <w:p>
             <w:r>
               <w:rPr>
-                <w:rFonts w:ascii="Arial" w:cs="Arial" w:eastAsia="Arial" w:hAnsi="Arial"/>
-                <w:b w:val="false"/>
-                <w:bCs w:val="false"/>
-                <w:color w:val="000000"/>
-                <w:sz w:val="20"/>
-                <w:szCs w:val="20"/>
-              </w:rPr>
-              <w:t xml:space="preserve">Không nên. Mất dữ liệu thật.</w:t>
+                <w:color w:val="000000"/>
+                <w:sz w:val="20"/>
+                <w:szCs w:val="20"/>
+              </w:rPr>
+              <w:t>Không nên. M</w:t>
+            </w:r>
+            <w:r>
+              <w:rPr>
+                <w:color w:val="000000"/>
+                <w:sz w:val="20"/>
+                <w:szCs w:val="20"/>
+              </w:rPr>
+              <w:t>ấ</w:t>
+            </w:r>
+            <w:r>
+              <w:rPr>
+                <w:color w:val="000000"/>
+                <w:sz w:val="20"/>
+                <w:szCs w:val="20"/>
+              </w:rPr>
+              <w:t>t d</w:t>
+            </w:r>
+            <w:r>
+              <w:rPr>
+                <w:color w:val="000000"/>
+                <w:sz w:val="20"/>
+                <w:szCs w:val="20"/>
+              </w:rPr>
+              <w:t>ữ</w:t>
+            </w:r>
+            <w:r>
+              <w:rPr>
+                <w:color w:val="000000"/>
+                <w:sz w:val="20"/>
+                <w:szCs w:val="20"/>
+              </w:rPr>
+              <w:t xml:space="preserve"> li</w:t>
+            </w:r>
+            <w:r>
+              <w:rPr>
+                <w:color w:val="000000"/>
+                <w:sz w:val="20"/>
+                <w:szCs w:val="20"/>
+              </w:rPr>
+              <w:t>ệ</w:t>
+            </w:r>
+            <w:r>
+              <w:rPr>
+                <w:color w:val="000000"/>
+                <w:sz w:val="20"/>
+                <w:szCs w:val="20"/>
+              </w:rPr>
+              <w:t>u th</w:t>
+            </w:r>
+            <w:r>
+              <w:rPr>
+                <w:color w:val="000000"/>
+                <w:sz w:val="20"/>
+                <w:szCs w:val="20"/>
+              </w:rPr>
+              <w:t>ậ</w:t>
+            </w:r>
+            <w:r>
+              <w:rPr>
+                <w:color w:val="000000"/>
+                <w:sz w:val="20"/>
+                <w:szCs w:val="20"/>
+              </w:rPr>
+              <w:t>t.</w:t>
             </w:r>
           </w:p>
         </w:tc>
@@ -3368,18 +6272,57 @@
     <w:p>
       <w:pPr>
         <w:pStyle w:val="Heading2"/>
-        <w:spacing w:after="100" w:before="200"/>
+        <w:spacing w:before="200" w:after="100"/>
       </w:pPr>
       <w:r>
         <w:rPr>
-          <w:rFonts w:ascii="Arial" w:cs="Arial" w:eastAsia="Arial" w:hAnsi="Arial"/>
           <w:b/>
           <w:bCs/>
           <w:color w:val="2E5597"/>
           <w:sz w:val="25"/>
           <w:szCs w:val="25"/>
         </w:rPr>
-        <w:t xml:space="preserve">5.5 Quy trình rollback trên môi trường thật</w:t>
+        <w:t>5.5 Quy trình rollback trên môi trư</w:t>
+      </w:r>
+      <w:r>
+        <w:rPr>
+          <w:b/>
+          <w:bCs/>
+          <w:color w:val="2E5597"/>
+          <w:sz w:val="25"/>
+          <w:szCs w:val="25"/>
+        </w:rPr>
+        <w:t>ờ</w:t>
+      </w:r>
+      <w:r>
+        <w:rPr>
+          <w:b/>
+          <w:bCs/>
+          <w:color w:val="2E5597"/>
+          <w:sz w:val="25"/>
+          <w:szCs w:val="25"/>
+        </w:rPr>
+        <w:t>ng th</w:t>
+      </w:r>
+      <w:r>
+        <w:rPr>
+          <w:b/>
+          <w:bCs/>
+          <w:color w:val="2E5597"/>
+          <w:sz w:val="25"/>
+          <w:szCs w:val="25"/>
+        </w:rPr>
+        <w:t>ậ</w:t>
+      </w:r>
+      <w:r>
+        <w:rPr>
+          <w:b/>
+          <w:bCs/>
+          <w:color w:val="2E5597"/>
+          <w:sz w:val="25"/>
+          <w:szCs w:val="25"/>
+        </w:rPr>
+        <w:t>t</w:t>
       </w:r>
     </w:p>
     <w:p>
@@ -3392,12 +6335,19 @@
         <w:spacing w:after="60"/>
       </w:pPr>
       <w:r>
-        <w:rPr>
-          <w:rFonts w:ascii="Arial" w:cs="Arial" w:eastAsia="Arial" w:hAnsi="Arial"/>
-          <w:sz w:val="22"/>
-          <w:szCs w:val="22"/>
-        </w:rPr>
-        <w:t xml:space="preserve">Backup trước khi upgrade (pg_dump) và giữ file backup.</w:t>
+        <w:t>Backup trư</w:t>
+      </w:r>
+      <w:r>
+        <w:t>ớ</w:t>
+      </w:r>
+      <w:r>
+        <w:t>c khi upgrade (pg_dump) và gi</w:t>
+      </w:r>
+      <w:r>
+        <w:t>ữ</w:t>
+      </w:r>
+      <w:r>
+        <w:t xml:space="preserve"> file backup.</w:t>
       </w:r>
     </w:p>
     <w:p>
@@ -3410,12 +6360,49 @@
         <w:spacing w:after="60"/>
       </w:pPr>
       <w:r>
-        <w:rPr>
-          <w:rFonts w:ascii="Arial" w:cs="Arial" w:eastAsia="Arial" w:hAnsi="Arial"/>
-          <w:sz w:val="22"/>
-          <w:szCs w:val="22"/>
-        </w:rPr>
-        <w:t xml:space="preserve">Nếu phải downgrade khi đã có dữ liệu mới, export trước 3 cột (id, priority, due_date, assignee_id) ra CSV.</w:t>
+        <w:t>N</w:t>
+      </w:r>
+      <w:r>
+        <w:t>ế</w:t>
+      </w:r>
+      <w:r>
+        <w:t>u ph</w:t>
+      </w:r>
+      <w:r>
+        <w:t>ả</w:t>
+      </w:r>
+      <w:r>
+        <w:t>i downgrade khi đã có d</w:t>
+      </w:r>
+      <w:r>
+        <w:t>ữ</w:t>
+      </w:r>
+      <w:r>
+        <w:t xml:space="preserve"> li</w:t>
+      </w:r>
+      <w:r>
+        <w:t>ệ</w:t>
+      </w:r>
+      <w:r>
+        <w:t>u m</w:t>
+      </w:r>
+      <w:r>
+        <w:t>ớ</w:t>
+      </w:r>
+      <w:r>
+        <w:t>i, export trư</w:t>
+      </w:r>
+      <w:r>
+        <w:t>ớ</w:t>
+      </w:r>
+      <w:r>
+        <w:t>c 3 c</w:t>
+      </w:r>
+      <w:r>
+        <w:t>ộ</w:t>
+      </w:r>
+      <w:r>
+        <w:t>t (id, priority, due_date, assignee_id) ra CSV.</w:t>
       </w:r>
     </w:p>
     <w:p>
@@ -3428,12 +6415,25 @@
         <w:spacing w:after="60"/>
       </w:pPr>
       <w:r>
-        <w:rPr>
-          <w:rFonts w:ascii="Arial" w:cs="Arial" w:eastAsia="Arial" w:hAnsi="Arial"/>
-          <w:sz w:val="22"/>
-          <w:szCs w:val="22"/>
-        </w:rPr>
-        <w:t xml:space="preserve">Chạy alembic downgrade -1; kiểm tra alembic current và số dòng tasks.</w:t>
+        <w:t>Ch</w:t>
+      </w:r>
+      <w:r>
+        <w:t>ạ</w:t>
+      </w:r>
+      <w:r>
+        <w:t>y alembic downgrade -1; ki</w:t>
+      </w:r>
+      <w:r>
+        <w:t>ể</w:t>
+      </w:r>
+      <w:r>
+        <w:t>m tra alembic current và s</w:t>
+      </w:r>
+      <w:r>
+        <w:t>ố</w:t>
+      </w:r>
+      <w:r>
+        <w:t xml:space="preserve"> dòng tasks.</w:t>
       </w:r>
     </w:p>
     <w:p>
@@ -3446,12 +6446,61 @@
         <w:spacing w:after="60"/>
       </w:pPr>
       <w:r>
-        <w:rPr>
-          <w:rFonts w:ascii="Arial" w:cs="Arial" w:eastAsia="Arial" w:hAnsi="Arial"/>
-          <w:sz w:val="22"/>
-          <w:szCs w:val="22"/>
-        </w:rPr>
-        <w:t xml:space="preserve">Rollback code (backend và frontend) về bản trước. Vì migration chỉ thêm cột nên code cũ chạy được cả trước và sau downgrade.</w:t>
+        <w:t>Rollback code (backend và frontend) v</w:t>
+      </w:r>
+      <w:r>
+        <w:t>ề</w:t>
+      </w:r>
+      <w:r>
+        <w:t xml:space="preserve"> b</w:t>
+      </w:r>
+      <w:r>
+        <w:t>ả</w:t>
+      </w:r>
+      <w:r>
+        <w:t>n trư</w:t>
+      </w:r>
+      <w:r>
+        <w:t>ớ</w:t>
+      </w:r>
+      <w:r>
+        <w:t>c. Vì migration ch</w:t>
+      </w:r>
+      <w:r>
+        <w:t>ỉ</w:t>
+      </w:r>
+      <w:r>
+        <w:t xml:space="preserve"> thêm c</w:t>
+      </w:r>
+      <w:r>
+        <w:t>ộ</w:t>
+      </w:r>
+      <w:r>
+        <w:t>t nên code cũ ch</w:t>
+      </w:r>
+      <w:r>
+        <w:t>ạ</w:t>
+      </w:r>
+      <w:r>
+        <w:t>y đư</w:t>
+      </w:r>
+      <w:r>
+        <w:t>ợ</w:t>
+      </w:r>
+      <w:r>
+        <w:t>c c</w:t>
+      </w:r>
+      <w:r>
+        <w:t>ả</w:t>
+      </w:r>
+      <w:r>
+        <w:t xml:space="preserve"> trư</w:t>
+      </w:r>
+      <w:r>
+        <w:t>ớ</w:t>
+      </w:r>
+      <w:r>
+        <w:t>c và sau downgrade.</w:t>
       </w:r>
     </w:p>
     <w:p>
@@ -3464,29 +6513,65 @@
         <w:spacing w:after="60"/>
       </w:pPr>
       <w:r>
-        <w:rPr>
-          <w:rFonts w:ascii="Arial" w:cs="Arial" w:eastAsia="Arial" w:hAnsi="Arial"/>
-          <w:sz w:val="22"/>
-          <w:szCs w:val="22"/>
-        </w:rPr>
-        <w:t xml:space="preserve">Sửa xong thì alembic upgrade head, rồi import lại dữ liệu đã export nếu cần.</w:t>
+        <w:t>S</w:t>
+      </w:r>
+      <w:r>
+        <w:t>ử</w:t>
+      </w:r>
+      <w:r>
+        <w:t>a xong thì alembic upgrade head, r</w:t>
+      </w:r>
+      <w:r>
+        <w:t>ồ</w:t>
+      </w:r>
+      <w:r>
+        <w:t>i import l</w:t>
+      </w:r>
+      <w:r>
+        <w:t>ạ</w:t>
+      </w:r>
+      <w:r>
+        <w:t>i d</w:t>
+      </w:r>
+      <w:r>
+        <w:t>ữ</w:t>
+      </w:r>
+      <w:r>
+        <w:t xml:space="preserve"> li</w:t>
+      </w:r>
+      <w:r>
+        <w:t>ệ</w:t>
+      </w:r>
+      <w:r>
+        <w:t>u đã export n</w:t>
+      </w:r>
+      <w:r>
+        <w:t>ế</w:t>
+      </w:r>
+      <w:r>
+        <w:t>u c</w:t>
+      </w:r>
+      <w:r>
+        <w:t>ầ</w:t>
+      </w:r>
+      <w:r>
+        <w:t>n.</w:t>
       </w:r>
     </w:p>
     <w:p>
       <w:pPr>
         <w:pStyle w:val="Heading2"/>
-        <w:spacing w:after="100" w:before="200"/>
+        <w:spacing w:before="200" w:after="100"/>
       </w:pPr>
       <w:r>
         <w:rPr>
-          <w:rFonts w:ascii="Arial" w:cs="Arial" w:eastAsia="Arial" w:hAnsi="Arial"/>
           <w:b/>
           <w:bCs/>
           <w:color w:val="2E5597"/>
           <w:sz w:val="25"/>
           <w:szCs w:val="25"/>
         </w:rPr>
-        <w:t xml:space="preserve">5.6 Ưu tiên roll-forward</w:t>
+        <w:t>5.6 Ưu tiên roll-forward</w:t>
       </w:r>
     </w:p>
     <w:p>
@@ -3494,29 +6579,151 @@
         <w:spacing w:after="120"/>
       </w:pPr>
       <w:r>
-        <w:rPr>
-          <w:rFonts w:ascii="Arial" w:cs="Arial" w:eastAsia="Arial" w:hAnsi="Arial"/>
-          <w:sz w:val="22"/>
-          <w:szCs w:val="22"/>
-        </w:rPr>
-        <w:t xml:space="preserve">Nếu lỗi nằm ở logic hoặc dữ liệu (không phải cấu trúc), nên sửa bằng migration mới thay vì downgrade, để không mất dữ liệu người dùng đã nhập.</w:t>
+        <w:t>N</w:t>
+      </w:r>
+      <w:r>
+        <w:t>ế</w:t>
+      </w:r>
+      <w:r>
+        <w:t>u l</w:t>
+      </w:r>
+      <w:r>
+        <w:t>ỗ</w:t>
+      </w:r>
+      <w:r>
+        <w:t>i n</w:t>
+      </w:r>
+      <w:r>
+        <w:t>ằ</w:t>
+      </w:r>
+      <w:r>
+        <w:t xml:space="preserve">m </w:t>
+      </w:r>
+      <w:r>
+        <w:t>ở</w:t>
+      </w:r>
+      <w:r>
+        <w:t xml:space="preserve"> logic ho</w:t>
+      </w:r>
+      <w:r>
+        <w:t>ặ</w:t>
+      </w:r>
+      <w:r>
+        <w:t>c d</w:t>
+      </w:r>
+      <w:r>
+        <w:t>ữ</w:t>
+      </w:r>
+      <w:r>
+        <w:t xml:space="preserve"> li</w:t>
+      </w:r>
+      <w:r>
+        <w:t>ệ</w:t>
+      </w:r>
+      <w:r>
+        <w:t>u (không ph</w:t>
+      </w:r>
+      <w:r>
+        <w:t>ả</w:t>
+      </w:r>
+      <w:r>
+        <w:t>i c</w:t>
+      </w:r>
+      <w:r>
+        <w:t>ấ</w:t>
+      </w:r>
+      <w:r>
+        <w:t>u trúc), nên s</w:t>
+      </w:r>
+      <w:r>
+        <w:t>ử</w:t>
+      </w:r>
+      <w:r>
+        <w:t>a b</w:t>
+      </w:r>
+      <w:r>
+        <w:t>ằ</w:t>
+      </w:r>
+      <w:r>
+        <w:t>ng migration m</w:t>
+      </w:r>
+      <w:r>
+        <w:t>ớ</w:t>
+      </w:r>
+      <w:r>
+        <w:t>i thay vì downgrade, đ</w:t>
+      </w:r>
+      <w:r>
+        <w:t>ể</w:t>
+      </w:r>
+      <w:r>
+        <w:t xml:space="preserve"> không m</w:t>
+      </w:r>
+      <w:r>
+        <w:t>ấ</w:t>
+      </w:r>
+      <w:r>
+        <w:t>t d</w:t>
+      </w:r>
+      <w:r>
+        <w:t>ữ</w:t>
+      </w:r>
+      <w:r>
+        <w:t xml:space="preserve"> li</w:t>
+      </w:r>
+      <w:r>
+        <w:t>ệ</w:t>
+      </w:r>
+      <w:r>
+        <w:t>u ngư</w:t>
+      </w:r>
+      <w:r>
+        <w:t>ờ</w:t>
+      </w:r>
+      <w:r>
+        <w:t>i dùng đã nh</w:t>
+      </w:r>
+      <w:r>
+        <w:t>ậ</w:t>
+      </w:r>
+      <w:r>
+        <w:t>p.</w:t>
       </w:r>
     </w:p>
     <w:p>
       <w:pPr>
         <w:pStyle w:val="Heading2"/>
-        <w:spacing w:after="100" w:before="200"/>
+        <w:spacing w:before="200" w:after="100"/>
       </w:pPr>
       <w:r>
         <w:rPr>
-          <w:rFonts w:ascii="Arial" w:cs="Arial" w:eastAsia="Arial" w:hAnsi="Arial"/>
           <w:b/>
           <w:bCs/>
           <w:color w:val="2E5597"/>
           <w:sz w:val="25"/>
           <w:szCs w:val="25"/>
         </w:rPr>
-        <w:t xml:space="preserve">5.7 Kiểm tra sau rollback</w:t>
+        <w:t>5.7 Ki</w:t>
+      </w:r>
+      <w:r>
+        <w:rPr>
+          <w:b/>
+          <w:bCs/>
+          <w:color w:val="2E5597"/>
+          <w:sz w:val="25"/>
+          <w:szCs w:val="25"/>
+        </w:rPr>
+        <w:t>ể</w:t>
+      </w:r>
+      <w:r>
+        <w:rPr>
+          <w:b/>
+          <w:bCs/>
+          <w:color w:val="2E5597"/>
+          <w:sz w:val="25"/>
+          <w:szCs w:val="25"/>
+        </w:rPr>
+        <w:t>m tra sau rollback</w:t>
       </w:r>
     </w:p>
     <w:p>
@@ -3529,12 +6736,7 @@
         <w:spacing w:after="60"/>
       </w:pPr>
       <w:r>
-        <w:rPr>
-          <w:rFonts w:ascii="Arial" w:cs="Arial" w:eastAsia="Arial" w:hAnsi="Arial"/>
-          <w:sz w:val="22"/>
-          <w:szCs w:val="22"/>
-        </w:rPr>
-        <w:t xml:space="preserve">alembic current ra 5bf6a0ec10c8.</w:t>
+        <w:t>alembic current ra 5bf6a0ec10c8.</w:t>
       </w:r>
     </w:p>
     <w:p>
@@ -3547,12 +6749,19 @@
         <w:spacing w:after="60"/>
       </w:pPr>
       <w:r>
-        <w:rPr>
-          <w:rFonts w:ascii="Arial" w:cs="Arial" w:eastAsia="Arial" w:hAnsi="Arial"/>
-          <w:sz w:val="22"/>
-          <w:szCs w:val="22"/>
-        </w:rPr>
-        <w:t xml:space="preserve">Số dòng tasks không đổi.</w:t>
+        <w:t>S</w:t>
+      </w:r>
+      <w:r>
+        <w:t>ố</w:t>
+      </w:r>
+      <w:r>
+        <w:t xml:space="preserve"> dòng tasks không đ</w:t>
+      </w:r>
+      <w:r>
+        <w:t>ổ</w:t>
+      </w:r>
+      <w:r>
+        <w:t>i.</w:t>
       </w:r>
     </w:p>
     <w:p>
@@ -3565,12 +6774,31 @@
         <w:spacing w:after="60"/>
       </w:pPr>
       <w:r>
-        <w:rPr>
-          <w:rFonts w:ascii="Arial" w:cs="Arial" w:eastAsia="Arial" w:hAnsi="Arial"/>
-          <w:sz w:val="22"/>
-          <w:szCs w:val="22"/>
-        </w:rPr>
-        <w:t xml:space="preserve">Bảng tasks không còn 3 cột mới; type priority_enum đã bị xóa.</w:t>
+        <w:t>B</w:t>
+      </w:r>
+      <w:r>
+        <w:t>ả</w:t>
+      </w:r>
+      <w:r>
+        <w:t>ng tasks không còn 3 c</w:t>
+      </w:r>
+      <w:r>
+        <w:t>ộ</w:t>
+      </w:r>
+      <w:r>
+        <w:t>t m</w:t>
+      </w:r>
+      <w:r>
+        <w:t>ớ</w:t>
+      </w:r>
+      <w:r>
+        <w:t>i; type priority_enum đã b</w:t>
+      </w:r>
+      <w:r>
+        <w:t>ị</w:t>
+      </w:r>
+      <w:r>
+        <w:t xml:space="preserve"> xóa.</w:t>
       </w:r>
     </w:p>
     <w:p>
@@ -3583,29 +6811,81 @@
         <w:spacing w:after="60"/>
       </w:pPr>
       <w:r>
-        <w:rPr>
-          <w:rFonts w:ascii="Arial" w:cs="Arial" w:eastAsia="Arial" w:hAnsi="Arial"/>
-          <w:sz w:val="22"/>
-          <w:szCs w:val="22"/>
-        </w:rPr>
-        <w:t xml:space="preserve">App cũ tạo, sửa, xóa task bình thường.</w:t>
+        <w:t>App cũ t</w:t>
+      </w:r>
+      <w:r>
+        <w:t>ạ</w:t>
+      </w:r>
+      <w:r>
+        <w:t>o, s</w:t>
+      </w:r>
+      <w:r>
+        <w:t>ử</w:t>
+      </w:r>
+      <w:r>
+        <w:t>a, xóa task bình thư</w:t>
+      </w:r>
+      <w:r>
+        <w:t>ờ</w:t>
+      </w:r>
+      <w:r>
+        <w:t>ng.</w:t>
       </w:r>
     </w:p>
     <w:p>
       <w:pPr>
         <w:pStyle w:val="Heading1"/>
-        <w:spacing w:after="140" w:before="320"/>
+        <w:spacing w:before="320" w:after="140"/>
       </w:pPr>
       <w:r>
         <w:rPr>
-          <w:rFonts w:ascii="Arial" w:cs="Arial" w:eastAsia="Arial" w:hAnsi="Arial"/>
           <w:b/>
           <w:bCs/>
           <w:color w:val="1F3864"/>
           <w:sz w:val="30"/>
           <w:szCs w:val="30"/>
         </w:rPr>
-        <w:t xml:space="preserve">6. Lưu ý cần xử lý</w:t>
+        <w:t>7. Đi</w:t>
+      </w:r>
+      <w:r>
+        <w:rPr>
+          <w:b/>
+          <w:bCs/>
+          <w:color w:val="1F3864"/>
+          <w:sz w:val="30"/>
+          <w:szCs w:val="30"/>
+        </w:rPr>
+        <w:t>ề</w:t>
+      </w:r>
+      <w:r>
+        <w:rPr>
+          <w:b/>
+          <w:bCs/>
+          <w:color w:val="1F3864"/>
+          <w:sz w:val="30"/>
+          <w:szCs w:val="30"/>
+        </w:rPr>
+        <w:t>u đã h</w:t>
+      </w:r>
+      <w:r>
+        <w:rPr>
+          <w:b/>
+          <w:bCs/>
+          <w:color w:val="1F3864"/>
+          <w:sz w:val="30"/>
+          <w:szCs w:val="30"/>
+        </w:rPr>
+        <w:t>ọ</w:t>
+      </w:r>
+      <w:r>
+        <w:rPr>
+          <w:b/>
+          <w:bCs/>
+          <w:color w:val="1F3864"/>
+          <w:sz w:val="30"/>
+          <w:szCs w:val="30"/>
+        </w:rPr>
+        <w:t>c</w:t>
       </w:r>
     </w:p>
     <w:p>
@@ -3618,12 +6898,67 @@
         <w:spacing w:after="60"/>
       </w:pPr>
       <w:r>
-        <w:rPr>
-          <w:rFonts w:ascii="Arial" w:cs="Arial" w:eastAsia="Arial" w:hAnsi="Arial"/>
-          <w:sz w:val="22"/>
-          <w:szCs w:val="22"/>
-        </w:rPr>
-        <w:t xml:space="preserve">DESIGN.md (mục 5) vẫn ghi dùng Base.metadata.create_all() thay vì Alembic. Cần cập nhật.</w:t>
+        <w:t>Th</w:t>
+      </w:r>
+      <w:r>
+        <w:t>ứ</w:t>
+      </w:r>
+      <w:r>
+        <w:t xml:space="preserve"> t</w:t>
+      </w:r>
+      <w:r>
+        <w:t>ự</w:t>
+      </w:r>
+      <w:r>
+        <w:t xml:space="preserve"> migration: type, r</w:t>
+      </w:r>
+      <w:r>
+        <w:t>ồ</w:t>
+      </w:r>
+      <w:r>
+        <w:t>i c</w:t>
+      </w:r>
+      <w:r>
+        <w:t>ộ</w:t>
+      </w:r>
+      <w:r>
+        <w:t>t, r</w:t>
+      </w:r>
+      <w:r>
+        <w:t>ồ</w:t>
+      </w:r>
+      <w:r>
+        <w:t>i ràng bu</w:t>
+      </w:r>
+      <w:r>
+        <w:t>ộ</w:t>
+      </w:r>
+      <w:r>
+        <w:t>c và index; downgrade theo th</w:t>
+      </w:r>
+      <w:r>
+        <w:t>ứ</w:t>
+      </w:r>
+      <w:r>
+        <w:t xml:space="preserve"> t</w:t>
+      </w:r>
+      <w:r>
+        <w:t>ự</w:t>
+      </w:r>
+      <w:r>
+        <w:t xml:space="preserve"> ngư</w:t>
+      </w:r>
+      <w:r>
+        <w:t>ợ</w:t>
+      </w:r>
+      <w:r>
+        <w:t>c l</w:t>
+      </w:r>
+      <w:r>
+        <w:t>ạ</w:t>
+      </w:r>
+      <w:r>
+        <w:t>i.</w:t>
       </w:r>
     </w:p>
     <w:p>
@@ -3636,12 +6971,37 @@
         <w:spacing w:after="60"/>
       </w:pPr>
       <w:r>
-        <w:rPr>
-          <w:rFonts w:ascii="Arial" w:cs="Arial" w:eastAsia="Arial" w:hAnsi="Arial"/>
-          <w:sz w:val="22"/>
-          <w:szCs w:val="22"/>
-        </w:rPr>
-        <w:t xml:space="preserve">Thư mục alembic/versions đang có chuỗi revision mới (b4a3576240a9 initial_schema, 61cdc7a8027f, ...), khác với chuỗi trong alembic/old_versions mà bằng chứng tuần 3 dùng (5bf6a0ec10c8, ce8efeadb8fe). Cần ghi rõ chuỗi nào là hiện hành và vì sao đã gộp lại.</w:t>
+        <w:t>Backfill: ch</w:t>
+      </w:r>
+      <w:r>
+        <w:t>ỉ</w:t>
+      </w:r>
+      <w:r>
+        <w:t xml:space="preserve"> đi</w:t>
+      </w:r>
+      <w:r>
+        <w:t>ề</w:t>
+      </w:r>
+      <w:r>
+        <w:t>n khi có giá tr</w:t>
+      </w:r>
+      <w:r>
+        <w:t>ị</w:t>
+      </w:r>
+      <w:r>
+        <w:t xml:space="preserve"> đúng; không có giá tr</w:t>
+      </w:r>
+      <w:r>
+        <w:t>ị</w:t>
+      </w:r>
+      <w:r>
+        <w:t xml:space="preserve"> đúng thì đ</w:t>
+      </w:r>
+      <w:r>
+        <w:t>ể</w:t>
+      </w:r>
+      <w:r>
+        <w:t xml:space="preserve"> NULL.</w:t>
       </w:r>
     </w:p>
     <w:p>
@@ -3654,12 +7014,25 @@
         <w:spacing w:after="60"/>
       </w:pPr>
       <w:r>
-        <w:rPr>
-          <w:rFonts w:ascii="Arial" w:cs="Arial" w:eastAsia="Arial" w:hAnsi="Arial"/>
-          <w:sz w:val="22"/>
-          <w:szCs w:val="22"/>
-        </w:rPr>
-        <w:t xml:space="preserve">Bằng chứng chỉ kiểm trên vài dòng mẫu, chưa đánh giá lock hoặc backfill theo batch với khối lượng lớn.</w:t>
+        <w:t>ON DELETE SET NULL phù h</w:t>
+      </w:r>
+      <w:r>
+        <w:t>ợ</w:t>
+      </w:r>
+      <w:r>
+        <w:t>p cho FK nullable; CASCADE s</w:t>
+      </w:r>
+      <w:r>
+        <w:t>ẽ</w:t>
+      </w:r>
+      <w:r>
+        <w:t xml:space="preserve"> xóa task theo user nên không phù h</w:t>
+      </w:r>
+      <w:r>
+        <w:t>ợ</w:t>
+      </w:r>
+      <w:r>
+        <w:t>p.</w:t>
       </w:r>
     </w:p>
     <w:p>
@@ -3672,12 +7045,62 @@
         <w:spacing w:after="60"/>
       </w:pPr>
       <w:r>
-        <w:rPr>
-          <w:rFonts w:ascii="Arial" w:cs="Arial" w:eastAsia="Arial" w:hAnsi="Arial"/>
-          <w:sz w:val="22"/>
-          <w:szCs w:val="22"/>
-        </w:rPr>
-        <w:t xml:space="preserve">Chưa có file ERD v3 riêng; cần cập nhật database.dbml cho 3 field mới và FK assignee_id.</w:t>
+        <w:lastRenderedPageBreak/>
+        <w:t>Autogenerate ch</w:t>
+      </w:r>
+      <w:r>
+        <w:t>ỉ</w:t>
+      </w:r>
+      <w:r>
+        <w:t xml:space="preserve"> là b</w:t>
+      </w:r>
+      <w:r>
+        <w:t>ả</w:t>
+      </w:r>
+      <w:r>
+        <w:t>n nháp: nó có th</w:t>
+      </w:r>
+      <w:r>
+        <w:t>ể</w:t>
+      </w:r>
+      <w:r>
+        <w:t xml:space="preserve"> sinh drop_column, không vi</w:t>
+      </w:r>
+      <w:r>
+        <w:t>ế</w:t>
+      </w:r>
+      <w:r>
+        <w:t>t backfill, và hi</w:t>
+      </w:r>
+      <w:r>
+        <w:t>ể</w:t>
+      </w:r>
+      <w:r>
+        <w:t>u rename là drop + add. Luôn đ</w:t>
+      </w:r>
+      <w:r>
+        <w:t>ọ</w:t>
+      </w:r>
+      <w:r>
+        <w:t>c l</w:t>
+      </w:r>
+      <w:r>
+        <w:t>ạ</w:t>
+      </w:r>
+      <w:r>
+        <w:t>i trư</w:t>
+      </w:r>
+      <w:r>
+        <w:t>ớ</w:t>
+      </w:r>
+      <w:r>
+        <w:t>c khi ch</w:t>
+      </w:r>
+      <w:r>
+        <w:t>ạ</w:t>
+      </w:r>
+      <w:r>
+        <w:t>y.</w:t>
       </w:r>
     </w:p>
     <w:p>
@@ -3690,29 +7113,55 @@
         <w:spacing w:after="60"/>
       </w:pPr>
       <w:r>
-        <w:rPr>
-          <w:rFonts w:ascii="Arial" w:cs="Arial" w:eastAsia="Arial" w:hAnsi="Arial"/>
-          <w:sz w:val="22"/>
-          <w:szCs w:val="22"/>
-        </w:rPr>
-        <w:t xml:space="preserve">UI: form cần gửi null (không phải chuỗi rỗng) cho due_date và assignee_id; nên hiển thị "Unassigned" và "No due date".</w:t>
-      </w:r>
-    </w:p>
-    <w:p>
-      <w:pPr>
-        <w:pStyle w:val="Heading1"/>
-        <w:spacing w:after="140" w:before="320"/>
-      </w:pPr>
-      <w:r>
-        <w:rPr>
-          <w:rFonts w:ascii="Arial" w:cs="Arial" w:eastAsia="Arial" w:hAnsi="Arial"/>
-          <w:b/>
-          <w:bCs/>
-          <w:color w:val="1F3864"/>
-          <w:sz w:val="30"/>
-          <w:szCs w:val="30"/>
-        </w:rPr>
-        <w:t xml:space="preserve">7. Điều đã học</w:t>
+        <w:t>Downgrade có th</w:t>
+      </w:r>
+      <w:r>
+        <w:t>ể</w:t>
+      </w:r>
+      <w:r>
+        <w:t xml:space="preserve"> m</w:t>
+      </w:r>
+      <w:r>
+        <w:t>ấ</w:t>
+      </w:r>
+      <w:r>
+        <w:t>t d</w:t>
+      </w:r>
+      <w:r>
+        <w:t>ữ</w:t>
+      </w:r>
+      <w:r>
+        <w:t xml:space="preserve"> li</w:t>
+      </w:r>
+      <w:r>
+        <w:t>ệ</w:t>
+      </w:r>
+      <w:r>
+        <w:t>u c</w:t>
+      </w:r>
+      <w:r>
+        <w:t>ủ</w:t>
+      </w:r>
+      <w:r>
+        <w:t>a c</w:t>
+      </w:r>
+      <w:r>
+        <w:t>ộ</w:t>
+      </w:r>
+      <w:r>
+        <w:t>t b</w:t>
+      </w:r>
+      <w:r>
+        <w:t>ị</w:t>
+      </w:r>
+      <w:r>
+        <w:t xml:space="preserve"> drop; c</w:t>
+      </w:r>
+      <w:r>
+        <w:t>ầ</w:t>
+      </w:r>
+      <w:r>
+        <w:t>n backup và rollback note.</w:t>
       </w:r>
     </w:p>
     <w:p>
@@ -3725,193 +7174,56 @@
         <w:spacing w:after="60"/>
       </w:pPr>
       <w:r>
-        <w:rPr>
-          <w:rFonts w:ascii="Arial" w:cs="Arial" w:eastAsia="Arial" w:hAnsi="Arial"/>
-          <w:sz w:val="22"/>
-          <w:szCs w:val="22"/>
-        </w:rPr>
-        <w:t xml:space="preserve">Thứ tự migration: type, rồi cột, rồi ràng buộc và index; downgrade theo thứ tự ngược lại.</w:t>
-      </w:r>
-    </w:p>
-    <w:p>
-      <w:pPr>
-        <w:pStyle w:val="ListParagraph"/>
-        <w:numPr>
-          <w:ilvl w:val="0"/>
-          <w:numId w:val="3"/>
-        </w:numPr>
-        <w:spacing w:after="60"/>
-      </w:pPr>
-      <w:r>
-        <w:rPr>
-          <w:rFonts w:ascii="Arial" w:cs="Arial" w:eastAsia="Arial" w:hAnsi="Arial"/>
-          <w:sz w:val="22"/>
-          <w:szCs w:val="22"/>
-        </w:rPr>
-        <w:t xml:space="preserve">Backfill: chỉ điền khi có giá trị đúng; không có giá trị đúng thì để NULL.</w:t>
-      </w:r>
-    </w:p>
-    <w:p>
-      <w:pPr>
-        <w:pStyle w:val="ListParagraph"/>
-        <w:numPr>
-          <w:ilvl w:val="0"/>
-          <w:numId w:val="3"/>
-        </w:numPr>
-        <w:spacing w:after="60"/>
-      </w:pPr>
-      <w:r>
-        <w:rPr>
-          <w:rFonts w:ascii="Arial" w:cs="Arial" w:eastAsia="Arial" w:hAnsi="Arial"/>
-          <w:sz w:val="22"/>
-          <w:szCs w:val="22"/>
-        </w:rPr>
-        <w:t xml:space="preserve">ON DELETE SET NULL phù hợp cho FK nullable; CASCADE sẽ xóa task theo user nên không phù hợp.</w:t>
-      </w:r>
-    </w:p>
-    <w:p>
-      <w:pPr>
-        <w:pStyle w:val="ListParagraph"/>
-        <w:numPr>
-          <w:ilvl w:val="0"/>
-          <w:numId w:val="3"/>
-        </w:numPr>
-        <w:spacing w:after="60"/>
-      </w:pPr>
-      <w:r>
-        <w:rPr>
-          <w:rFonts w:ascii="Arial" w:cs="Arial" w:eastAsia="Arial" w:hAnsi="Arial"/>
-          <w:sz w:val="22"/>
-          <w:szCs w:val="22"/>
-        </w:rPr>
-        <w:t xml:space="preserve">Autogenerate chỉ là bản nháp: nó có thể sinh drop_column, không viết backfill, và hiểu rename là drop + add. Luôn đọc lại trước khi chạy.</w:t>
-      </w:r>
-    </w:p>
-    <w:p>
-      <w:pPr>
-        <w:pStyle w:val="ListParagraph"/>
-        <w:numPr>
-          <w:ilvl w:val="0"/>
-          <w:numId w:val="3"/>
-        </w:numPr>
-        <w:spacing w:after="60"/>
-      </w:pPr>
-      <w:r>
-        <w:rPr>
-          <w:rFonts w:ascii="Arial" w:cs="Arial" w:eastAsia="Arial" w:hAnsi="Arial"/>
-          <w:sz w:val="22"/>
-          <w:szCs w:val="22"/>
-        </w:rPr>
-        <w:t xml:space="preserve">Downgrade có thể mất dữ liệu của cột bị drop; cần backup và rollback note.</w:t>
-      </w:r>
-    </w:p>
-    <w:p>
-      <w:pPr>
-        <w:pStyle w:val="ListParagraph"/>
-        <w:numPr>
-          <w:ilvl w:val="0"/>
-          <w:numId w:val="3"/>
-        </w:numPr>
-        <w:spacing w:after="60"/>
-      </w:pPr>
-      <w:r>
-        <w:rPr>
-          <w:rFonts w:ascii="Arial" w:cs="Arial" w:eastAsia="Arial" w:hAnsi="Arial"/>
-          <w:sz w:val="22"/>
-          <w:szCs w:val="22"/>
-        </w:rPr>
-        <w:t xml:space="preserve">Expand, migrate, contract: tuần 3 chỉ thực hiện bước expand.</w:t>
+        <w:t>Expand, migrate, contract: tu</w:t>
+      </w:r>
+      <w:r>
+        <w:t>ầ</w:t>
+      </w:r>
+      <w:r>
+        <w:t>n 3 ch</w:t>
+      </w:r>
+      <w:r>
+        <w:t>ỉ</w:t>
+      </w:r>
+      <w:r>
+        <w:t xml:space="preserve"> th</w:t>
+      </w:r>
+      <w:r>
+        <w:t>ự</w:t>
+      </w:r>
+      <w:r>
+        <w:t>c hi</w:t>
+      </w:r>
+      <w:r>
+        <w:t>ệ</w:t>
+      </w:r>
+      <w:r>
+        <w:t>n bư</w:t>
+      </w:r>
+      <w:r>
+        <w:t>ớ</w:t>
+      </w:r>
+      <w:r>
+        <w:t>c expand.</w:t>
       </w:r>
     </w:p>
     <w:sectPr>
-      <w:pgSz w:w="11906" w:h="16838" w:orient="portrait"/>
+      <w:pgSz w:w="11906" w:h="16838"/>
       <w:pgMar w:top="1440" w:right="1440" w:bottom="1440" w:left="1440" w:header="708" w:footer="708" w:gutter="0"/>
-      <w:pgNumType/>
+      <w:cols w:space="720"/>
       <w:docGrid w:linePitch="360"/>
     </w:sectPr>
   </w:body>
 </w:document>
 </file>
 
-<file path=word/endnotes.xml><?xml version="1.0" encoding="utf-8"?>
-<w:endnotes xmlns:wpc="http://schemas.microsoft.com/office/word/2010/wordprocessingCanvas" xmlns:mc="http://schemas.openxmlformats.org/markup-compatibility/2006" xmlns:o="urn:schemas-microsoft-com:office:office" xmlns:r="http://schemas.openxmlformats.org/officeDocument/2006/relationships" xmlns:m="http://schemas.openxmlformats.org/officeDocument/2006/math" xmlns:v="urn:schemas-microsoft-com:vml" xmlns:wp14="http://schemas.microsoft.com/office/word/2010/wordprocessingDrawing" xmlns:wp="http://schemas.openxmlformats.org/drawingml/2006/wordprocessingDrawing" xmlns:w10="urn:schemas-microsoft-com:office:word" xmlns:w="http://schemas.openxmlformats.org/wordprocessingml/2006/main" xmlns:w14="http://schemas.microsoft.com/office/word/2010/wordml" xmlns:w15="http://schemas.microsoft.com/office/word/2012/wordml" xmlns:wpg="http://schemas.microsoft.com/office/word/2010/wordprocessingGroup" xmlns:wpi="http://schemas.microsoft.com/office/word/2010/wordprocessingInk" xmlns:wne="http://schemas.microsoft.com/office/word/2006/wordml" xmlns:wps="http://schemas.microsoft.com/office/word/2010/wordprocessingShape" mc:Ignorable="w14 w15 wp14">
-  <w:endnote w:type="separator" w:id="-1">
-    <w:p>
-      <w:pPr>
-        <w:spacing w:after="0" w:line="240" w:lineRule="auto"/>
-      </w:pPr>
-      <w:r>
-        <w:rPr>
-          <w:rStyle w:val="EndnoteReference"/>
-        </w:rPr>
-        <w:endnoteRef/>
-      </w:r>
-      <w:r>
-        <w:separator/>
-      </w:r>
-    </w:p>
-  </w:endnote>
-  <w:endnote w:type="continuationSeparator" w:id="0">
-    <w:p>
-      <w:pPr>
-        <w:spacing w:after="0" w:line="240" w:lineRule="auto"/>
-      </w:pPr>
-      <w:r>
-        <w:rPr>
-          <w:rStyle w:val="EndnoteReference"/>
-        </w:rPr>
-        <w:endnoteRef/>
-      </w:r>
-      <w:r>
-        <w:continuationSeparator/>
-      </w:r>
-    </w:p>
-  </w:endnote>
-</w:endnotes>
-</file>
-
-<file path=word/footnotes.xml><?xml version="1.0" encoding="utf-8"?>
-<w:footnotes xmlns:wpc="http://schemas.microsoft.com/office/word/2010/wordprocessingCanvas" xmlns:mc="http://schemas.openxmlformats.org/markup-compatibility/2006" xmlns:o="urn:schemas-microsoft-com:office:office" xmlns:r="http://schemas.openxmlformats.org/officeDocument/2006/relationships" xmlns:m="http://schemas.openxmlformats.org/officeDocument/2006/math" xmlns:v="urn:schemas-microsoft-com:vml" xmlns:wp14="http://schemas.microsoft.com/office/word/2010/wordprocessingDrawing" xmlns:wp="http://schemas.openxmlformats.org/drawingml/2006/wordprocessingDrawing" xmlns:w10="urn:schemas-microsoft-com:office:word" xmlns:w="http://schemas.openxmlformats.org/wordprocessingml/2006/main" xmlns:w14="http://schemas.microsoft.com/office/word/2010/wordml" xmlns:w15="http://schemas.microsoft.com/office/word/2012/wordml" xmlns:wpg="http://schemas.microsoft.com/office/word/2010/wordprocessingGroup" xmlns:wpi="http://schemas.microsoft.com/office/word/2010/wordprocessingInk" xmlns:wne="http://schemas.microsoft.com/office/word/2006/wordml" xmlns:wps="http://schemas.microsoft.com/office/word/2010/wordprocessingShape" mc:Ignorable="w14 w15 wp14">
-  <w:footnote w:type="separator" w:id="-1">
-    <w:p>
-      <w:pPr>
-        <w:spacing w:after="0" w:line="240" w:lineRule="auto"/>
-      </w:pPr>
-      <w:r>
-        <w:rPr>
-          <w:rStyle w:val="FootnoteReference"/>
-        </w:rPr>
-        <w:footnoteRef/>
-      </w:r>
-      <w:r>
-        <w:separator/>
-      </w:r>
-    </w:p>
-  </w:footnote>
-  <w:footnote w:type="continuationSeparator" w:id="0">
-    <w:p>
-      <w:pPr>
-        <w:spacing w:after="0" w:line="240" w:lineRule="auto"/>
-      </w:pPr>
-      <w:r>
-        <w:rPr>
-          <w:rStyle w:val="FootnoteReference"/>
-        </w:rPr>
-        <w:footnoteRef/>
-      </w:r>
-      <w:r>
-        <w:continuationSeparator/>
-      </w:r>
-    </w:p>
-  </w:footnote>
-</w:footnotes>
-</file>
-
 <file path=word/numbering.xml><?xml version="1.0" encoding="utf-8"?>
-<w:numbering xmlns:wpc="http://schemas.microsoft.com/office/word/2010/wordprocessingCanvas" xmlns:mc="http://schemas.openxmlformats.org/markup-compatibility/2006" xmlns:o="urn:schemas-microsoft-com:office:office" xmlns:r="http://schemas.openxmlformats.org/officeDocument/2006/relationships" xmlns:m="http://schemas.openxmlformats.org/officeDocument/2006/math" xmlns:v="urn:schemas-microsoft-com:vml" xmlns:wp14="http://schemas.microsoft.com/office/word/2010/wordprocessingDrawing" xmlns:wp="http://schemas.openxmlformats.org/drawingml/2006/wordprocessingDrawing" xmlns:w10="urn:schemas-microsoft-com:office:word" xmlns:w="http://schemas.openxmlformats.org/wordprocessingml/2006/main" xmlns:w14="http://schemas.microsoft.com/office/word/2010/wordml" xmlns:w15="http://schemas.microsoft.com/office/word/2012/wordml" xmlns:wpg="http://schemas.microsoft.com/office/word/2010/wordprocessingGroup" xmlns:wpi="http://schemas.microsoft.com/office/word/2010/wordprocessingInk" xmlns:wne="http://schemas.microsoft.com/office/word/2006/wordml" xmlns:wps="http://schemas.microsoft.com/office/word/2010/wordprocessingShape" mc:Ignorable="w14 w15 wp14">
-  <w:abstractNum w:abstractNumId="1" w15:restartNumberingAfterBreak="0">
+<w:numbering xmlns:wpc="http://schemas.microsoft.com/office/word/2010/wordprocessingCanvas" xmlns:cx="http://schemas.microsoft.com/office/drawing/2014/chartex" xmlns:cx1="http://schemas.microsoft.com/office/drawing/2015/9/8/chartex" xmlns:cx2="http://schemas.microsoft.com/office/drawing/2015/10/21/chartex" xmlns:cx3="http://schemas.microsoft.com/office/drawing/2016/5/9/chartex" xmlns:cx4="http://schemas.microsoft.com/office/drawing/2016/5/10/chartex" xmlns:cx5="http://schemas.microsoft.com/office/drawing/2016/5/11/chartex" xmlns:cx6="http://schemas.microsoft.com/office/drawing/2016/5/12/chartex" xmlns:cx7="http://schemas.microsoft.com/office/drawing/2016/5/13/chartex" xmlns:cx8="http://schemas.microsoft.com/office/drawing/2016/5/14/chartex" xmlns:mc="http://schemas.openxmlformats.org/markup-compatibility/2006" xmlns:aink="http://schemas.microsoft.com/office/drawing/2016/ink" xmlns:am3d="http://schemas.microsoft.com/office/drawing/2017/model3d" xmlns:o="urn:schemas-microsoft-com:office:office" xmlns:oel="http://schemas.microsoft.com/office/2019/extlst" xmlns:r="http://schemas.openxmlformats.org/officeDocument/2006/relationships" xmlns:m="http://schemas.openxmlformats.org/officeDocument/2006/math" xmlns:v="urn:schemas-microsoft-com:vml" xmlns:wp14="http://schemas.microsoft.com/office/word/2010/wordprocessingDrawing" xmlns:wp="http://schemas.openxmlformats.org/drawingml/2006/wordprocessingDrawing" xmlns:w10="urn:schemas-microsoft-com:office:word" xmlns:w="http://schemas.openxmlformats.org/wordprocessingml/2006/main" xmlns:w14="http://schemas.microsoft.com/office/word/2010/wordml" xmlns:w15="http://schemas.microsoft.com/office/word/2012/wordml" xmlns:w16cex="http://schemas.microsoft.com/office/word/2018/wordml/cex" xmlns:w16cid="http://schemas.microsoft.com/office/word/2016/wordml/cid" xmlns:w16="http://schemas.microsoft.com/office/word/2018/wordml" xmlns:w16du="http://schemas.microsoft.com/office/word/2023/wordml/word16du" xmlns:w16sdtdh="http://schemas.microsoft.com/office/word/2020/wordml/sdtdatahash" xmlns:w16sdtfl="http://schemas.microsoft.com/office/word/2024/wordml/sdtformatlock" xmlns:w16se="http://schemas.microsoft.com/office/word/2015/wordml/symex" xmlns:wpg="http://schemas.microsoft.com/office/word/2010/wordprocessingGroup" xmlns:wpi="http://schemas.microsoft.com/office/word/2010/wordprocessingInk" xmlns:wne="http://schemas.microsoft.com/office/word/2006/wordml" xmlns:wps="http://schemas.microsoft.com/office/word/2010/wordprocessingShape" mc:Ignorable="w14 w15 w16se w16cid w16 w16cex w16sdtdh w16sdtfl w16du wp14">
+  <w:abstractNum w:abstractNumId="0" w15:restartNumberingAfterBreak="0">
+    <w:nsid w:val="2211308A"/>
     <w:multiLevelType w:val="hybridMultilevel"/>
-    <w:lvl w:ilvl="0" w:tentative="1">
+    <w:tmpl w:val="B21674A6"/>
+    <w:lvl w:ilvl="0" w:tplc="98241160" w:tentative="1">
       <w:start w:val="1"/>
       <w:numFmt w:val="bullet"/>
       <w:lvlText w:val="●"/>
@@ -3920,7 +7232,7 @@
         <w:ind w:left="720" w:hanging="360"/>
       </w:pPr>
     </w:lvl>
-    <w:lvl w:ilvl="1" w:tentative="1">
+    <w:lvl w:ilvl="1" w:tplc="EA2C4510" w:tentative="1">
       <w:start w:val="1"/>
       <w:numFmt w:val="bullet"/>
       <w:lvlText w:val="○"/>
@@ -3929,7 +7241,7 @@
         <w:ind w:left="1440" w:hanging="360"/>
       </w:pPr>
     </w:lvl>
-    <w:lvl w:ilvl="2" w:tentative="1">
+    <w:lvl w:ilvl="2" w:tplc="F568556A" w:tentative="1">
       <w:start w:val="1"/>
       <w:numFmt w:val="bullet"/>
       <w:lvlText w:val="■"/>
@@ -3938,7 +7250,7 @@
         <w:ind w:left="2160" w:hanging="360"/>
       </w:pPr>
     </w:lvl>
-    <w:lvl w:ilvl="3" w:tentative="1">
+    <w:lvl w:ilvl="3" w:tplc="48B254CE" w:tentative="1">
       <w:start w:val="1"/>
       <w:numFmt w:val="bullet"/>
       <w:lvlText w:val="●"/>
@@ -3947,7 +7259,7 @@
         <w:ind w:left="2880" w:hanging="360"/>
       </w:pPr>
     </w:lvl>
-    <w:lvl w:ilvl="4" w:tentative="1">
+    <w:lvl w:ilvl="4" w:tplc="F4BC72F6" w:tentative="1">
       <w:start w:val="1"/>
       <w:numFmt w:val="bullet"/>
       <w:lvlText w:val="○"/>
@@ -3956,7 +7268,7 @@
         <w:ind w:left="3600" w:hanging="360"/>
       </w:pPr>
     </w:lvl>
-    <w:lvl w:ilvl="5" w:tentative="1">
+    <w:lvl w:ilvl="5" w:tplc="C8504482" w:tentative="1">
       <w:start w:val="1"/>
       <w:numFmt w:val="bullet"/>
       <w:lvlText w:val="■"/>
@@ -3965,7 +7277,7 @@
         <w:ind w:left="4320" w:hanging="360"/>
       </w:pPr>
     </w:lvl>
-    <w:lvl w:ilvl="6" w:tentative="1">
+    <w:lvl w:ilvl="6" w:tplc="C1FEA33C" w:tentative="1">
       <w:start w:val="1"/>
       <w:numFmt w:val="bullet"/>
       <w:lvlText w:val="●"/>
@@ -3974,7 +7286,7 @@
         <w:ind w:left="5040" w:hanging="360"/>
       </w:pPr>
     </w:lvl>
-    <w:lvl w:ilvl="7" w:tentative="1">
+    <w:lvl w:ilvl="7" w:tplc="AF9ECF32" w:tentative="1">
       <w:start w:val="1"/>
       <w:numFmt w:val="bullet"/>
       <w:lvlText w:val="●"/>
@@ -3983,7 +7295,7 @@
         <w:ind w:left="5760" w:hanging="360"/>
       </w:pPr>
     </w:lvl>
-    <w:lvl w:ilvl="8" w:tentative="1">
+    <w:lvl w:ilvl="8" w:tplc="4824DCC8" w:tentative="1">
       <w:start w:val="1"/>
       <w:numFmt w:val="bullet"/>
       <w:lvlText w:val="●"/>
@@ -3993,9 +7305,65 @@
       </w:pPr>
     </w:lvl>
   </w:abstractNum>
+  <w:abstractNum w:abstractNumId="1" w15:restartNumberingAfterBreak="0">
+    <w:nsid w:val="27A53022"/>
+    <w:multiLevelType w:val="hybridMultilevel"/>
+    <w:tmpl w:val="9AF2A016"/>
+    <w:lvl w:ilvl="0" w:tplc="D978787C">
+      <w:start w:val="1"/>
+      <w:numFmt w:val="decimal"/>
+      <w:lvlText w:val="%1."/>
+      <w:lvlJc w:val="left"/>
+      <w:pPr>
+        <w:ind w:left="720" w:hanging="360"/>
+      </w:pPr>
+    </w:lvl>
+    <w:lvl w:ilvl="1" w:tplc="BF129C18">
+      <w:numFmt w:val="decimal"/>
+      <w:lvlText w:val=""/>
+      <w:lvlJc w:val="left"/>
+    </w:lvl>
+    <w:lvl w:ilvl="2" w:tplc="DA1AB0DC">
+      <w:numFmt w:val="decimal"/>
+      <w:lvlText w:val=""/>
+      <w:lvlJc w:val="left"/>
+    </w:lvl>
+    <w:lvl w:ilvl="3" w:tplc="88A49092">
+      <w:numFmt w:val="decimal"/>
+      <w:lvlText w:val=""/>
+      <w:lvlJc w:val="left"/>
+    </w:lvl>
+    <w:lvl w:ilvl="4" w:tplc="A60EE0F4">
+      <w:numFmt w:val="decimal"/>
+      <w:lvlText w:val=""/>
+      <w:lvlJc w:val="left"/>
+    </w:lvl>
+    <w:lvl w:ilvl="5" w:tplc="91FE567A">
+      <w:numFmt w:val="decimal"/>
+      <w:lvlText w:val=""/>
+      <w:lvlJc w:val="left"/>
+    </w:lvl>
+    <w:lvl w:ilvl="6" w:tplc="DCA4334C">
+      <w:numFmt w:val="decimal"/>
+      <w:lvlText w:val=""/>
+      <w:lvlJc w:val="left"/>
+    </w:lvl>
+    <w:lvl w:ilvl="7" w:tplc="3FF613BC">
+      <w:numFmt w:val="decimal"/>
+      <w:lvlText w:val=""/>
+      <w:lvlJc w:val="left"/>
+    </w:lvl>
+    <w:lvl w:ilvl="8" w:tplc="5A8624FE">
+      <w:numFmt w:val="decimal"/>
+      <w:lvlText w:val=""/>
+      <w:lvlJc w:val="left"/>
+    </w:lvl>
+  </w:abstractNum>
   <w:abstractNum w:abstractNumId="2" w15:restartNumberingAfterBreak="0">
+    <w:nsid w:val="3B461F6C"/>
     <w:multiLevelType w:val="hybridMultilevel"/>
-    <w:lvl w:ilvl="0" w:tentative="1">
+    <w:tmpl w:val="4AF63A6E"/>
+    <w:lvl w:ilvl="0" w:tplc="06ECE80C">
       <w:start w:val="1"/>
       <w:numFmt w:val="bullet"/>
       <w:lvlText w:val="•"/>
@@ -4004,32 +7372,60 @@
         <w:ind w:left="720" w:hanging="360"/>
       </w:pPr>
     </w:lvl>
-  </w:abstractNum>
-  <w:abstractNum w:abstractNumId="3" w15:restartNumberingAfterBreak="0">
-    <w:multiLevelType w:val="hybridMultilevel"/>
-    <w:lvl w:ilvl="0" w:tentative="1">
-      <w:start w:val="1"/>
+    <w:lvl w:ilvl="1" w:tplc="9BCC85AE">
       <w:numFmt w:val="decimal"/>
-      <w:lvlText w:val="%1."/>
+      <w:lvlText w:val=""/>
       <w:lvlJc w:val="left"/>
-      <w:pPr>
-        <w:ind w:left="720" w:hanging="360"/>
-      </w:pPr>
+    </w:lvl>
+    <w:lvl w:ilvl="2" w:tplc="E0968074">
+      <w:numFmt w:val="decimal"/>
+      <w:lvlText w:val=""/>
+      <w:lvlJc w:val="left"/>
+    </w:lvl>
+    <w:lvl w:ilvl="3" w:tplc="8326D7AE">
+      <w:numFmt w:val="decimal"/>
+      <w:lvlText w:val=""/>
+      <w:lvlJc w:val="left"/>
+    </w:lvl>
+    <w:lvl w:ilvl="4" w:tplc="CB8EBD9A">
+      <w:numFmt w:val="decimal"/>
+      <w:lvlText w:val=""/>
+      <w:lvlJc w:val="left"/>
+    </w:lvl>
+    <w:lvl w:ilvl="5" w:tplc="745081D4">
+      <w:numFmt w:val="decimal"/>
+      <w:lvlText w:val=""/>
+      <w:lvlJc w:val="left"/>
+    </w:lvl>
+    <w:lvl w:ilvl="6" w:tplc="4816DE88">
+      <w:numFmt w:val="decimal"/>
+      <w:lvlText w:val=""/>
+      <w:lvlJc w:val="left"/>
+    </w:lvl>
+    <w:lvl w:ilvl="7" w:tplc="A48E7E2C">
+      <w:numFmt w:val="decimal"/>
+      <w:lvlText w:val=""/>
+      <w:lvlJc w:val="left"/>
+    </w:lvl>
+    <w:lvl w:ilvl="8" w:tplc="DAA4639A">
+      <w:numFmt w:val="decimal"/>
+      <w:lvlText w:val=""/>
+      <w:lvlJc w:val="left"/>
     </w:lvl>
   </w:abstractNum>
-  <w:num w:numId="1">
+  <w:num w:numId="1" w16cid:durableId="158035951">
+    <w:abstractNumId w:val="0"/>
+    <w:lvlOverride w:ilvl="0">
+      <w:startOverride w:val="1"/>
+    </w:lvlOverride>
+  </w:num>
+  <w:num w:numId="2" w16cid:durableId="1761681724">
     <w:abstractNumId w:val="1"/>
     <w:lvlOverride w:ilvl="0">
       <w:startOverride w:val="1"/>
     </w:lvlOverride>
   </w:num>
-  <w:num w:numId="2">
-    <w:abstractNumId w:val="3"/>
-    <w:lvlOverride w:ilvl="0">
-      <w:startOverride w:val="1"/>
-    </w:lvlOverride>
-  </w:num>
-  <w:num w:numId="3">
+  <w:num w:numId="3" w16cid:durableId="1426418578">
     <w:abstractNumId w:val="2"/>
     <w:lvlOverride w:ilvl="0">
       <w:startOverride w:val="1"/>
@@ -4039,51 +7435,409 @@
 </file>
 
 <file path=word/styles.xml><?xml version="1.0" encoding="utf-8"?>
-<w:styles xmlns:mc="http://schemas.openxmlformats.org/markup-compatibility/2006" xmlns:r="http://schemas.openxmlformats.org/officeDocument/2006/relationships" xmlns:w="http://schemas.openxmlformats.org/wordprocessingml/2006/main" xmlns:w14="http://schemas.microsoft.com/office/word/2010/wordml" xmlns:w15="http://schemas.microsoft.com/office/word/2012/wordml" mc:Ignorable="w14 w15">
+<w:styles xmlns:mc="http://schemas.openxmlformats.org/markup-compatibility/2006" xmlns:r="http://schemas.openxmlformats.org/officeDocument/2006/relationships" xmlns:w="http://schemas.openxmlformats.org/wordprocessingml/2006/main" xmlns:w14="http://schemas.microsoft.com/office/word/2010/wordml" xmlns:w15="http://schemas.microsoft.com/office/word/2012/wordml" xmlns:w16cex="http://schemas.microsoft.com/office/word/2018/wordml/cex" xmlns:w16cid="http://schemas.microsoft.com/office/word/2016/wordml/cid" xmlns:w16="http://schemas.microsoft.com/office/word/2018/wordml" xmlns:w16du="http://schemas.microsoft.com/office/word/2023/wordml/word16du" xmlns:w16sdtdh="http://schemas.microsoft.com/office/word/2020/wordml/sdtdatahash" xmlns:w16sdtfl="http://schemas.microsoft.com/office/word/2024/wordml/sdtformatlock" xmlns:w16se="http://schemas.microsoft.com/office/word/2015/wordml/symex" mc:Ignorable="w14 w15 w16se w16cid w16 w16cex w16sdtdh w16sdtfl w16du">
   <w:docDefaults>
     <w:rPrDefault>
       <w:rPr>
-        <w:rFonts w:ascii="Arial" w:cs="Arial" w:eastAsia="Arial" w:hAnsi="Arial"/>
+        <w:rFonts w:ascii="Arial" w:eastAsia="Arial" w:hAnsi="Arial" w:cs="Arial"/>
         <w:sz w:val="22"/>
         <w:szCs w:val="22"/>
+        <w:lang w:val="en-US" w:eastAsia="en-US" w:bidi="ar-SA"/>
       </w:rPr>
     </w:rPrDefault>
     <w:pPrDefault/>
   </w:docDefaults>
-  <w:style w:type="paragraph" w:styleId="Normal" w:default="1">
+  <w:latentStyles w:defLockedState="0" w:defUIPriority="99" w:defSemiHidden="0" w:defUnhideWhenUsed="0" w:defQFormat="0" w:count="376">
+    <w:lsdException w:name="Normal" w:uiPriority="0" w:qFormat="1"/>
+    <w:lsdException w:name="heading 1" w:uiPriority="9" w:qFormat="1"/>
+    <w:lsdException w:name="heading 2" w:semiHidden="1" w:uiPriority="9" w:unhideWhenUsed="1" w:qFormat="1"/>
+    <w:lsdException w:name="heading 3" w:semiHidden="1" w:uiPriority="9" w:unhideWhenUsed="1" w:qFormat="1"/>
+    <w:lsdException w:name="heading 4" w:semiHidden="1" w:uiPriority="9" w:unhideWhenUsed="1" w:qFormat="1"/>
+    <w:lsdException w:name="heading 5" w:semiHidden="1" w:uiPriority="9" w:unhideWhenUsed="1" w:qFormat="1"/>
+    <w:lsdException w:name="heading 6" w:semiHidden="1" w:uiPriority="9" w:unhideWhenUsed="1" w:qFormat="1"/>
+    <w:lsdException w:name="heading 7" w:semiHidden="1" w:uiPriority="9" w:unhideWhenUsed="1" w:qFormat="1"/>
+    <w:lsdException w:name="heading 8" w:semiHidden="1" w:uiPriority="9" w:unhideWhenUsed="1" w:qFormat="1"/>
+    <w:lsdException w:name="heading 9" w:semiHidden="1" w:uiPriority="9" w:unhideWhenUsed="1" w:qFormat="1"/>
+    <w:lsdException w:name="index 1" w:semiHidden="1" w:unhideWhenUsed="1"/>
+    <w:lsdException w:name="index 2" w:semiHidden="1" w:unhideWhenUsed="1"/>
+    <w:lsdException w:name="index 3" w:semiHidden="1" w:unhideWhenUsed="1"/>
+    <w:lsdException w:name="index 4" w:semiHidden="1" w:unhideWhenUsed="1"/>
+    <w:lsdException w:name="index 5" w:semiHidden="1" w:unhideWhenUsed="1"/>
+    <w:lsdException w:name="index 6" w:semiHidden="1" w:unhideWhenUsed="1"/>
+    <w:lsdException w:name="index 7" w:semiHidden="1" w:unhideWhenUsed="1"/>
+    <w:lsdException w:name="index 8" w:semiHidden="1" w:unhideWhenUsed="1"/>
+    <w:lsdException w:name="index 9" w:semiHidden="1" w:unhideWhenUsed="1"/>
+    <w:lsdException w:name="toc 1" w:semiHidden="1" w:uiPriority="39" w:unhideWhenUsed="1"/>
+    <w:lsdException w:name="toc 2" w:semiHidden="1" w:uiPriority="39" w:unhideWhenUsed="1"/>
+    <w:lsdException w:name="toc 3" w:semiHidden="1" w:uiPriority="39" w:unhideWhenUsed="1"/>
+    <w:lsdException w:name="toc 4" w:semiHidden="1" w:uiPriority="39" w:unhideWhenUsed="1"/>
+    <w:lsdException w:name="toc 5" w:semiHidden="1" w:uiPriority="39" w:unhideWhenUsed="1"/>
+    <w:lsdException w:name="toc 6" w:semiHidden="1" w:uiPriority="39" w:unhideWhenUsed="1"/>
+    <w:lsdException w:name="toc 7" w:semiHidden="1" w:uiPriority="39" w:unhideWhenUsed="1"/>
+    <w:lsdException w:name="toc 8" w:semiHidden="1" w:uiPriority="39" w:unhideWhenUsed="1"/>
+    <w:lsdException w:name="toc 9" w:semiHidden="1" w:uiPriority="39" w:unhideWhenUsed="1"/>
+    <w:lsdException w:name="Normal Indent" w:semiHidden="1" w:unhideWhenUsed="1"/>
+    <w:lsdException w:name="footnote text" w:semiHidden="1" w:unhideWhenUsed="1"/>
+    <w:lsdException w:name="annotation text" w:semiHidden="1" w:unhideWhenUsed="1"/>
+    <w:lsdException w:name="header" w:semiHidden="1" w:unhideWhenUsed="1"/>
+    <w:lsdException w:name="footer" w:semiHidden="1" w:unhideWhenUsed="1"/>
+    <w:lsdException w:name="index heading" w:semiHidden="1" w:unhideWhenUsed="1"/>
+    <w:lsdException w:name="caption" w:semiHidden="1" w:uiPriority="35" w:unhideWhenUsed="1" w:qFormat="1"/>
+    <w:lsdException w:name="table of figures" w:semiHidden="1" w:unhideWhenUsed="1"/>
+    <w:lsdException w:name="envelope address" w:semiHidden="1" w:unhideWhenUsed="1"/>
+    <w:lsdException w:name="envelope return" w:semiHidden="1" w:unhideWhenUsed="1"/>
+    <w:lsdException w:name="footnote reference" w:semiHidden="1" w:unhideWhenUsed="1"/>
+    <w:lsdException w:name="annotation reference" w:semiHidden="1" w:unhideWhenUsed="1"/>
+    <w:lsdException w:name="line number" w:semiHidden="1" w:unhideWhenUsed="1"/>
+    <w:lsdException w:name="page number" w:semiHidden="1" w:unhideWhenUsed="1"/>
+    <w:lsdException w:name="endnote reference" w:semiHidden="1" w:unhideWhenUsed="1"/>
+    <w:lsdException w:name="endnote text" w:semiHidden="1" w:unhideWhenUsed="1"/>
+    <w:lsdException w:name="table of authorities" w:semiHidden="1" w:unhideWhenUsed="1"/>
+    <w:lsdException w:name="macro" w:semiHidden="1" w:unhideWhenUsed="1"/>
+    <w:lsdException w:name="toa heading" w:semiHidden="1" w:unhideWhenUsed="1"/>
+    <w:lsdException w:name="List" w:semiHidden="1" w:unhideWhenUsed="1"/>
+    <w:lsdException w:name="List Bullet" w:semiHidden="1" w:unhideWhenUsed="1"/>
+    <w:lsdException w:name="List Number" w:semiHidden="1" w:unhideWhenUsed="1"/>
+    <w:lsdException w:name="List 2" w:semiHidden="1" w:unhideWhenUsed="1"/>
+    <w:lsdException w:name="List 3" w:semiHidden="1" w:unhideWhenUsed="1"/>
+    <w:lsdException w:name="List 4" w:semiHidden="1" w:unhideWhenUsed="1"/>
+    <w:lsdException w:name="List 5" w:semiHidden="1" w:unhideWhenUsed="1"/>
+    <w:lsdException w:name="List Bullet 2" w:semiHidden="1" w:unhideWhenUsed="1"/>
+    <w:lsdException w:name="List Bullet 3" w:semiHidden="1" w:unhideWhenUsed="1"/>
+    <w:lsdException w:name="List Bullet 4" w:semiHidden="1" w:unhideWhenUsed="1"/>
+    <w:lsdException w:name="List Bullet 5" w:semiHidden="1" w:unhideWhenUsed="1"/>
+    <w:lsdException w:name="List Number 2" w:semiHidden="1" w:unhideWhenUsed="1"/>
+    <w:lsdException w:name="List Number 3" w:semiHidden="1" w:unhideWhenUsed="1"/>
+    <w:lsdException w:name="List Number 4" w:semiHidden="1" w:unhideWhenUsed="1"/>
+    <w:lsdException w:name="List Number 5" w:semiHidden="1" w:unhideWhenUsed="1"/>
+    <w:lsdException w:name="Title" w:uiPriority="10" w:qFormat="1"/>
+    <w:lsdException w:name="Closing" w:semiHidden="1" w:unhideWhenUsed="1"/>
+    <w:lsdException w:name="Signature" w:semiHidden="1" w:unhideWhenUsed="1"/>
+    <w:lsdException w:name="Default Paragraph Font" w:semiHidden="1" w:uiPriority="1" w:unhideWhenUsed="1"/>
+    <w:lsdException w:name="Body Text" w:semiHidden="1" w:unhideWhenUsed="1"/>
+    <w:lsdException w:name="Body Text Indent" w:semiHidden="1" w:unhideWhenUsed="1"/>
+    <w:lsdException w:name="List Continue" w:semiHidden="1" w:unhideWhenUsed="1"/>
+    <w:lsdException w:name="List Continue 2" w:semiHidden="1" w:unhideWhenUsed="1"/>
+    <w:lsdException w:name="List Continue 3" w:semiHidden="1" w:unhideWhenUsed="1"/>
+    <w:lsdException w:name="List Continue 4" w:semiHidden="1" w:unhideWhenUsed="1"/>
+    <w:lsdException w:name="List Continue 5" w:semiHidden="1" w:unhideWhenUsed="1"/>
+    <w:lsdException w:name="Message Header" w:semiHidden="1" w:unhideWhenUsed="1"/>
+    <w:lsdException w:name="Subtitle" w:uiPriority="11" w:qFormat="1"/>
+    <w:lsdException w:name="Salutation" w:semiHidden="1" w:unhideWhenUsed="1"/>
+    <w:lsdException w:name="Date" w:semiHidden="1" w:unhideWhenUsed="1"/>
+    <w:lsdException w:name="Body Text First Indent" w:semiHidden="1" w:unhideWhenUsed="1"/>
+    <w:lsdException w:name="Body Text First Indent 2" w:semiHidden="1" w:unhideWhenUsed="1"/>
+    <w:lsdException w:name="Note Heading" w:semiHidden="1" w:unhideWhenUsed="1"/>
+    <w:lsdException w:name="Body Text 2" w:semiHidden="1" w:unhideWhenUsed="1"/>
+    <w:lsdException w:name="Body Text 3" w:semiHidden="1" w:unhideWhenUsed="1"/>
+    <w:lsdException w:name="Body Text Indent 2" w:semiHidden="1" w:unhideWhenUsed="1"/>
+    <w:lsdException w:name="Body Text Indent 3" w:semiHidden="1" w:unhideWhenUsed="1"/>
+    <w:lsdException w:name="Block Text" w:semiHidden="1" w:unhideWhenUsed="1"/>
+    <w:lsdException w:name="Hyperlink" w:semiHidden="1" w:unhideWhenUsed="1"/>
+    <w:lsdException w:name="FollowedHyperlink" w:semiHidden="1" w:unhideWhenUsed="1"/>
+    <w:lsdException w:name="Strong" w:uiPriority="22" w:qFormat="1"/>
+    <w:lsdException w:name="Emphasis" w:uiPriority="20" w:qFormat="1"/>
+    <w:lsdException w:name="Document Map" w:semiHidden="1" w:unhideWhenUsed="1"/>
+    <w:lsdException w:name="Plain Text" w:semiHidden="1" w:unhideWhenUsed="1"/>
+    <w:lsdException w:name="E-mail Signature" w:semiHidden="1" w:unhideWhenUsed="1"/>
+    <w:lsdException w:name="HTML Top of Form" w:semiHidden="1" w:unhideWhenUsed="1"/>
+    <w:lsdException w:name="HTML Bottom of Form" w:semiHidden="1" w:unhideWhenUsed="1"/>
+    <w:lsdException w:name="Normal (Web)" w:semiHidden="1" w:unhideWhenUsed="1"/>
+    <w:lsdException w:name="HTML Acronym" w:semiHidden="1" w:unhideWhenUsed="1"/>
+    <w:lsdException w:name="HTML Address" w:semiHidden="1" w:unhideWhenUsed="1"/>
+    <w:lsdException w:name="HTML Cite" w:semiHidden="1" w:unhideWhenUsed="1"/>
+    <w:lsdException w:name="HTML Code" w:semiHidden="1" w:unhideWhenUsed="1"/>
+    <w:lsdException w:name="HTML Definition" w:semiHidden="1" w:unhideWhenUsed="1"/>
+    <w:lsdException w:name="HTML Keyboard" w:semiHidden="1" w:unhideWhenUsed="1"/>
+    <w:lsdException w:name="HTML Preformatted" w:semiHidden="1" w:unhideWhenUsed="1"/>
+    <w:lsdException w:name="HTML Sample" w:semiHidden="1" w:unhideWhenUsed="1"/>
+    <w:lsdException w:name="HTML Typewriter" w:semiHidden="1" w:unhideWhenUsed="1"/>
+    <w:lsdException w:name="HTML Variable" w:semiHidden="1" w:unhideWhenUsed="1"/>
+    <w:lsdException w:name="Normal Table" w:semiHidden="1" w:unhideWhenUsed="1"/>
+    <w:lsdException w:name="annotation subject" w:semiHidden="1" w:unhideWhenUsed="1"/>
+    <w:lsdException w:name="No List" w:semiHidden="1" w:unhideWhenUsed="1"/>
+    <w:lsdException w:name="Outline List 1" w:semiHidden="1" w:unhideWhenUsed="1"/>
+    <w:lsdException w:name="Outline List 2" w:semiHidden="1" w:unhideWhenUsed="1"/>
+    <w:lsdException w:name="Outline List 3" w:semiHidden="1" w:unhideWhenUsed="1"/>
+    <w:lsdException w:name="Table Simple 1" w:semiHidden="1" w:unhideWhenUsed="1"/>
+    <w:lsdException w:name="Table Simple 2" w:semiHidden="1" w:unhideWhenUsed="1"/>
+    <w:lsdException w:name="Table Simple 3" w:semiHidden="1" w:unhideWhenUsed="1"/>
+    <w:lsdException w:name="Table Classic 1" w:semiHidden="1" w:unhideWhenUsed="1"/>
+    <w:lsdException w:name="Table Classic 2" w:semiHidden="1" w:unhideWhenUsed="1"/>
+    <w:lsdException w:name="Table Classic 3" w:semiHidden="1" w:unhideWhenUsed="1"/>
+    <w:lsdException w:name="Table Classic 4" w:semiHidden="1" w:unhideWhenUsed="1"/>
+    <w:lsdException w:name="Table Colorful 1" w:semiHidden="1" w:unhideWhenUsed="1"/>
+    <w:lsdException w:name="Table Colorful 2" w:semiHidden="1" w:unhideWhenUsed="1"/>
+    <w:lsdException w:name="Table Colorful 3" w:semiHidden="1" w:unhideWhenUsed="1"/>
+    <w:lsdException w:name="Table Columns 1" w:semiHidden="1" w:unhideWhenUsed="1"/>
+    <w:lsdException w:name="Table Columns 2" w:semiHidden="1" w:unhideWhenUsed="1"/>
+    <w:lsdException w:name="Table Columns 3" w:semiHidden="1" w:unhideWhenUsed="1"/>
+    <w:lsdException w:name="Table Columns 4" w:semiHidden="1" w:unhideWhenUsed="1"/>
+    <w:lsdException w:name="Table Columns 5" w:semiHidden="1" w:unhideWhenUsed="1"/>
+    <w:lsdException w:name="Table Grid 1" w:semiHidden="1" w:unhideWhenUsed="1"/>
+    <w:lsdException w:name="Table Grid 2" w:semiHidden="1" w:unhideWhenUsed="1"/>
+    <w:lsdException w:name="Table Grid 3" w:semiHidden="1" w:unhideWhenUsed="1"/>
+    <w:lsdException w:name="Table Grid 4" w:semiHidden="1" w:unhideWhenUsed="1"/>
+    <w:lsdException w:name="Table Grid 5" w:semiHidden="1" w:unhideWhenUsed="1"/>
+    <w:lsdException w:name="Table Grid 6" w:semiHidden="1" w:unhideWhenUsed="1"/>
+    <w:lsdException w:name="Table Grid 7" w:semiHidden="1" w:unhideWhenUsed="1"/>
+    <w:lsdException w:name="Table Grid 8" w:semiHidden="1" w:unhideWhenUsed="1"/>
+    <w:lsdException w:name="Table List 1" w:semiHidden="1" w:unhideWhenUsed="1"/>
+    <w:lsdException w:name="Table List 2" w:semiHidden="1" w:unhideWhenUsed="1"/>
+    <w:lsdException w:name="Table List 3" w:semiHidden="1" w:unhideWhenUsed="1"/>
+    <w:lsdException w:name="Table List 4" w:semiHidden="1" w:unhideWhenUsed="1"/>
+    <w:lsdException w:name="Table List 5" w:semiHidden="1" w:unhideWhenUsed="1"/>
+    <w:lsdException w:name="Table List 6" w:semiHidden="1" w:unhideWhenUsed="1"/>
+    <w:lsdException w:name="Table List 7" w:semiHidden="1" w:unhideWhenUsed="1"/>
+    <w:lsdException w:name="Table List 8" w:semiHidden="1" w:unhideWhenUsed="1"/>
+    <w:lsdException w:name="Table 3D effects 1" w:semiHidden="1" w:unhideWhenUsed="1"/>
+    <w:lsdException w:name="Table 3D effects 2" w:semiHidden="1" w:unhideWhenUsed="1"/>
+    <w:lsdException w:name="Table 3D effects 3" w:semiHidden="1" w:unhideWhenUsed="1"/>
+    <w:lsdException w:name="Table Contemporary" w:semiHidden="1" w:unhideWhenUsed="1"/>
+    <w:lsdException w:name="Table Elegant" w:semiHidden="1" w:unhideWhenUsed="1"/>
+    <w:lsdException w:name="Table Professional" w:semiHidden="1" w:unhideWhenUsed="1"/>
+    <w:lsdException w:name="Table Subtle 1" w:semiHidden="1" w:unhideWhenUsed="1"/>
+    <w:lsdException w:name="Table Subtle 2" w:semiHidden="1" w:unhideWhenUsed="1"/>
+    <w:lsdException w:name="Table Web 1" w:semiHidden="1" w:unhideWhenUsed="1"/>
+    <w:lsdException w:name="Table Web 2" w:semiHidden="1" w:unhideWhenUsed="1"/>
+    <w:lsdException w:name="Table Web 3" w:semiHidden="1" w:unhideWhenUsed="1"/>
+    <w:lsdException w:name="Balloon Text" w:semiHidden="1" w:unhideWhenUsed="1"/>
+    <w:lsdException w:name="Table Grid" w:uiPriority="39"/>
+    <w:lsdException w:name="Table Theme" w:semiHidden="1" w:unhideWhenUsed="1"/>
+    <w:lsdException w:name="Placeholder Text" w:semiHidden="1"/>
+    <w:lsdException w:name="No Spacing" w:uiPriority="1" w:qFormat="1"/>
+    <w:lsdException w:name="Light Shading" w:uiPriority="60"/>
+    <w:lsdException w:name="Light List" w:uiPriority="61"/>
+    <w:lsdException w:name="Light Grid" w:uiPriority="62"/>
+    <w:lsdException w:name="Medium Shading 1" w:uiPriority="63"/>
+    <w:lsdException w:name="Medium Shading 2" w:uiPriority="64"/>
+    <w:lsdException w:name="Medium List 1" w:uiPriority="65"/>
+    <w:lsdException w:name="Medium List 2" w:uiPriority="66"/>
+    <w:lsdException w:name="Medium Grid 1" w:uiPriority="67"/>
+    <w:lsdException w:name="Medium Grid 2" w:uiPriority="68"/>
+    <w:lsdException w:name="Medium Grid 3" w:uiPriority="69"/>
+    <w:lsdException w:name="Dark List" w:uiPriority="70"/>
+    <w:lsdException w:name="Colorful Shading" w:uiPriority="71"/>
+    <w:lsdException w:name="Colorful List" w:uiPriority="72"/>
+    <w:lsdException w:name="Colorful Grid" w:uiPriority="73"/>
+    <w:lsdException w:name="Light Shading Accent 1" w:uiPriority="60"/>
+    <w:lsdException w:name="Light List Accent 1" w:uiPriority="61"/>
+    <w:lsdException w:name="Light Grid Accent 1" w:uiPriority="62"/>
+    <w:lsdException w:name="Medium Shading 1 Accent 1" w:uiPriority="63"/>
+    <w:lsdException w:name="Medium Shading 2 Accent 1" w:uiPriority="64"/>
+    <w:lsdException w:name="Medium List 1 Accent 1" w:uiPriority="65"/>
+    <w:lsdException w:name="Revision" w:semiHidden="1"/>
+    <w:lsdException w:name="List Paragraph" w:uiPriority="34" w:qFormat="1"/>
+    <w:lsdException w:name="Quote" w:uiPriority="29" w:qFormat="1"/>
+    <w:lsdException w:name="Intense Quote" w:uiPriority="30" w:qFormat="1"/>
+    <w:lsdException w:name="Medium List 2 Accent 1" w:uiPriority="66"/>
+    <w:lsdException w:name="Medium Grid 1 Accent 1" w:uiPriority="67"/>
+    <w:lsdException w:name="Medium Grid 2 Accent 1" w:uiPriority="68"/>
+    <w:lsdException w:name="Medium Grid 3 Accent 1" w:uiPriority="69"/>
+    <w:lsdException w:name="Dark List Accent 1" w:uiPriority="70"/>
+    <w:lsdException w:name="Colorful Shading Accent 1" w:uiPriority="71"/>
+    <w:lsdException w:name="Colorful List Accent 1" w:uiPriority="72"/>
+    <w:lsdException w:name="Colorful Grid Accent 1" w:uiPriority="73"/>
+    <w:lsdException w:name="Light Shading Accent 2" w:uiPriority="60"/>
+    <w:lsdException w:name="Light List Accent 2" w:uiPriority="61"/>
+    <w:lsdException w:name="Light Grid Accent 2" w:uiPriority="62"/>
+    <w:lsdException w:name="Medium Shading 1 Accent 2" w:uiPriority="63"/>
+    <w:lsdException w:name="Medium Shading 2 Accent 2" w:uiPriority="64"/>
+    <w:lsdException w:name="Medium List 1 Accent 2" w:uiPriority="65"/>
+    <w:lsdException w:name="Medium List 2 Accent 2" w:uiPriority="66"/>
+    <w:lsdException w:name="Medium Grid 1 Accent 2" w:uiPriority="67"/>
+    <w:lsdException w:name="Medium Grid 2 Accent 2" w:uiPriority="68"/>
+    <w:lsdException w:name="Medium Grid 3 Accent 2" w:uiPriority="69"/>
+    <w:lsdException w:name="Dark List Accent 2" w:uiPriority="70"/>
+    <w:lsdException w:name="Colorful Shading Accent 2" w:uiPriority="71"/>
+    <w:lsdException w:name="Colorful List Accent 2" w:uiPriority="72"/>
+    <w:lsdException w:name="Colorful Grid Accent 2" w:uiPriority="73"/>
+    <w:lsdException w:name="Light Shading Accent 3" w:uiPriority="60"/>
+    <w:lsdException w:name="Light List Accent 3" w:uiPriority="61"/>
+    <w:lsdException w:name="Light Grid Accent 3" w:uiPriority="62"/>
+    <w:lsdException w:name="Medium Shading 1 Accent 3" w:uiPriority="63"/>
+    <w:lsdException w:name="Medium Shading 2 Accent 3" w:uiPriority="64"/>
+    <w:lsdException w:name="Medium List 1 Accent 3" w:uiPriority="65"/>
+    <w:lsdException w:name="Medium List 2 Accent 3" w:uiPriority="66"/>
+    <w:lsdException w:name="Medium Grid 1 Accent 3" w:uiPriority="67"/>
+    <w:lsdException w:name="Medium Grid 2 Accent 3" w:uiPriority="68"/>
+    <w:lsdException w:name="Medium Grid 3 Accent 3" w:uiPriority="69"/>
+    <w:lsdException w:name="Dark List Accent 3" w:uiPriority="70"/>
+    <w:lsdException w:name="Colorful Shading Accent 3" w:uiPriority="71"/>
+    <w:lsdException w:name="Colorful List Accent 3" w:uiPriority="72"/>
+    <w:lsdException w:name="Colorful Grid Accent 3" w:uiPriority="73"/>
+    <w:lsdException w:name="Light Shading Accent 4" w:uiPriority="60"/>
+    <w:lsdException w:name="Light List Accent 4" w:uiPriority="61"/>
+    <w:lsdException w:name="Light Grid Accent 4" w:uiPriority="62"/>
+    <w:lsdException w:name="Medium Shading 1 Accent 4" w:uiPriority="63"/>
+    <w:lsdException w:name="Medium Shading 2 Accent 4" w:uiPriority="64"/>
+    <w:lsdException w:name="Medium List 1 Accent 4" w:uiPriority="65"/>
+    <w:lsdException w:name="Medium List 2 Accent 4" w:uiPriority="66"/>
+    <w:lsdException w:name="Medium Grid 1 Accent 4" w:uiPriority="67"/>
+    <w:lsdException w:name="Medium Grid 2 Accent 4" w:uiPriority="68"/>
+    <w:lsdException w:name="Medium Grid 3 Accent 4" w:uiPriority="69"/>
+    <w:lsdException w:name="Dark List Accent 4" w:uiPriority="70"/>
+    <w:lsdException w:name="Colorful Shading Accent 4" w:uiPriority="71"/>
+    <w:lsdException w:name="Colorful List Accent 4" w:uiPriority="72"/>
+    <w:lsdException w:name="Colorful Grid Accent 4" w:uiPriority="73"/>
+    <w:lsdException w:name="Light Shading Accent 5" w:uiPriority="60"/>
+    <w:lsdException w:name="Light List Accent 5" w:uiPriority="61"/>
+    <w:lsdException w:name="Light Grid Accent 5" w:uiPriority="62"/>
+    <w:lsdException w:name="Medium Shading 1 Accent 5" w:uiPriority="63"/>
+    <w:lsdException w:name="Medium Shading 2 Accent 5" w:uiPriority="64"/>
+    <w:lsdException w:name="Medium List 1 Accent 5" w:uiPriority="65"/>
+    <w:lsdException w:name="Medium List 2 Accent 5" w:uiPriority="66"/>
+    <w:lsdException w:name="Medium Grid 1 Accent 5" w:uiPriority="67"/>
+    <w:lsdException w:name="Medium Grid 2 Accent 5" w:uiPriority="68"/>
+    <w:lsdException w:name="Medium Grid 3 Accent 5" w:uiPriority="69"/>
+    <w:lsdException w:name="Dark List Accent 5" w:uiPriority="70"/>
+    <w:lsdException w:name="Colorful Shading Accent 5" w:uiPriority="71"/>
+    <w:lsdException w:name="Colorful List Accent 5" w:uiPriority="72"/>
+    <w:lsdException w:name="Colorful Grid Accent 5" w:uiPriority="73"/>
+    <w:lsdException w:name="Light Shading Accent 6" w:uiPriority="60"/>
+    <w:lsdException w:name="Light List Accent 6" w:uiPriority="61"/>
+    <w:lsdException w:name="Light Grid Accent 6" w:uiPriority="62"/>
+    <w:lsdException w:name="Medium Shading 1 Accent 6" w:uiPriority="63"/>
+    <w:lsdException w:name="Medium Shading 2 Accent 6" w:uiPriority="64"/>
+    <w:lsdException w:name="Medium List 1 Accent 6" w:uiPriority="65"/>
+    <w:lsdException w:name="Medium List 2 Accent 6" w:uiPriority="66"/>
+    <w:lsdException w:name="Medium Grid 1 Accent 6" w:uiPriority="67"/>
+    <w:lsdException w:name="Medium Grid 2 Accent 6" w:uiPriority="68"/>
+    <w:lsdException w:name="Medium Grid 3 Accent 6" w:uiPriority="69"/>
+    <w:lsdException w:name="Dark List Accent 6" w:uiPriority="70"/>
+    <w:lsdException w:name="Colorful Shading Accent 6" w:uiPriority="71"/>
+    <w:lsdException w:name="Colorful List Accent 6" w:uiPriority="72"/>
+    <w:lsdException w:name="Colorful Grid Accent 6" w:uiPriority="73"/>
+    <w:lsdException w:name="Subtle Emphasis" w:uiPriority="19" w:qFormat="1"/>
+    <w:lsdException w:name="Intense Emphasis" w:uiPriority="21" w:qFormat="1"/>
+    <w:lsdException w:name="Subtle Reference" w:uiPriority="31" w:qFormat="1"/>
+    <w:lsdException w:name="Intense Reference" w:uiPriority="32" w:qFormat="1"/>
+    <w:lsdException w:name="Book Title" w:uiPriority="33" w:qFormat="1"/>
+    <w:lsdException w:name="Bibliography" w:semiHidden="1" w:uiPriority="37" w:unhideWhenUsed="1"/>
+    <w:lsdException w:name="TOC Heading" w:semiHidden="1" w:uiPriority="39" w:unhideWhenUsed="1" w:qFormat="1"/>
+    <w:lsdException w:name="Plain Table 1" w:uiPriority="41"/>
+    <w:lsdException w:name="Plain Table 2" w:uiPriority="42"/>
+    <w:lsdException w:name="Plain Table 3" w:uiPriority="43"/>
+    <w:lsdException w:name="Plain Table 4" w:uiPriority="44"/>
+    <w:lsdException w:name="Plain Table 5" w:uiPriority="45"/>
+    <w:lsdException w:name="Grid Table Light" w:uiPriority="40"/>
+    <w:lsdException w:name="Grid Table 1 Light" w:uiPriority="46"/>
+    <w:lsdException w:name="Grid Table 2" w:uiPriority="47"/>
+    <w:lsdException w:name="Grid Table 3" w:uiPriority="48"/>
+    <w:lsdException w:name="Grid Table 4" w:uiPriority="49"/>
+    <w:lsdException w:name="Grid Table 5 Dark" w:uiPriority="50"/>
+    <w:lsdException w:name="Grid Table 6 Colorful" w:uiPriority="51"/>
+    <w:lsdException w:name="Grid Table 7 Colorful" w:uiPriority="52"/>
+    <w:lsdException w:name="Grid Table 1 Light Accent 1" w:uiPriority="46"/>
+    <w:lsdException w:name="Grid Table 2 Accent 1" w:uiPriority="47"/>
+    <w:lsdException w:name="Grid Table 3 Accent 1" w:uiPriority="48"/>
+    <w:lsdException w:name="Grid Table 4 Accent 1" w:uiPriority="49"/>
+    <w:lsdException w:name="Grid Table 5 Dark Accent 1" w:uiPriority="50"/>
+    <w:lsdException w:name="Grid Table 6 Colorful Accent 1" w:uiPriority="51"/>
+    <w:lsdException w:name="Grid Table 7 Colorful Accent 1" w:uiPriority="52"/>
+    <w:lsdException w:name="Grid Table 1 Light Accent 2" w:uiPriority="46"/>
+    <w:lsdException w:name="Grid Table 2 Accent 2" w:uiPriority="47"/>
+    <w:lsdException w:name="Grid Table 3 Accent 2" w:uiPriority="48"/>
+    <w:lsdException w:name="Grid Table 4 Accent 2" w:uiPriority="49"/>
+    <w:lsdException w:name="Grid Table 5 Dark Accent 2" w:uiPriority="50"/>
+    <w:lsdException w:name="Grid Table 6 Colorful Accent 2" w:uiPriority="51"/>
+    <w:lsdException w:name="Grid Table 7 Colorful Accent 2" w:uiPriority="52"/>
+    <w:lsdException w:name="Grid Table 1 Light Accent 3" w:uiPriority="46"/>
+    <w:lsdException w:name="Grid Table 2 Accent 3" w:uiPriority="47"/>
+    <w:lsdException w:name="Grid Table 3 Accent 3" w:uiPriority="48"/>
+    <w:lsdException w:name="Grid Table 4 Accent 3" w:uiPriority="49"/>
+    <w:lsdException w:name="Grid Table 5 Dark Accent 3" w:uiPriority="50"/>
+    <w:lsdException w:name="Grid Table 6 Colorful Accent 3" w:uiPriority="51"/>
+    <w:lsdException w:name="Grid Table 7 Colorful Accent 3" w:uiPriority="52"/>
+    <w:lsdException w:name="Grid Table 1 Light Accent 4" w:uiPriority="46"/>
+    <w:lsdException w:name="Grid Table 2 Accent 4" w:uiPriority="47"/>
+    <w:lsdException w:name="Grid Table 3 Accent 4" w:uiPriority="48"/>
+    <w:lsdException w:name="Grid Table 4 Accent 4" w:uiPriority="49"/>
+    <w:lsdException w:name="Grid Table 5 Dark Accent 4" w:uiPriority="50"/>
+    <w:lsdException w:name="Grid Table 6 Colorful Accent 4" w:uiPriority="51"/>
+    <w:lsdException w:name="Grid Table 7 Colorful Accent 4" w:uiPriority="52"/>
+    <w:lsdException w:name="Grid Table 1 Light Accent 5" w:uiPriority="46"/>
+    <w:lsdException w:name="Grid Table 2 Accent 5" w:uiPriority="47"/>
+    <w:lsdException w:name="Grid Table 3 Accent 5" w:uiPriority="48"/>
+    <w:lsdException w:name="Grid Table 4 Accent 5" w:uiPriority="49"/>
+    <w:lsdException w:name="Grid Table 5 Dark Accent 5" w:uiPriority="50"/>
+    <w:lsdException w:name="Grid Table 6 Colorful Accent 5" w:uiPriority="51"/>
+    <w:lsdException w:name="Grid Table 7 Colorful Accent 5" w:uiPriority="52"/>
+    <w:lsdException w:name="Grid Table 1 Light Accent 6" w:uiPriority="46"/>
+    <w:lsdException w:name="Grid Table 2 Accent 6" w:uiPriority="47"/>
+    <w:lsdException w:name="Grid Table 3 Accent 6" w:uiPriority="48"/>
+    <w:lsdException w:name="Grid Table 4 Accent 6" w:uiPriority="49"/>
+    <w:lsdException w:name="Grid Table 5 Dark Accent 6" w:uiPriority="50"/>
+    <w:lsdException w:name="Grid Table 6 Colorful Accent 6" w:uiPriority="51"/>
+    <w:lsdException w:name="Grid Table 7 Colorful Accent 6" w:uiPriority="52"/>
+    <w:lsdException w:name="List Table 1 Light" w:uiPriority="46"/>
+    <w:lsdException w:name="List Table 2" w:uiPriority="47"/>
+    <w:lsdException w:name="List Table 3" w:uiPriority="48"/>
+    <w:lsdException w:name="List Table 4" w:uiPriority="49"/>
+    <w:lsdException w:name="List Table 5 Dark" w:uiPriority="50"/>
+    <w:lsdException w:name="List Table 6 Colorful" w:uiPriority="51"/>
+    <w:lsdException w:name="List Table 7 Colorful" w:uiPriority="52"/>
+    <w:lsdException w:name="List Table 1 Light Accent 1" w:uiPriority="46"/>
+    <w:lsdException w:name="List Table 2 Accent 1" w:uiPriority="47"/>
+    <w:lsdException w:name="List Table 3 Accent 1" w:uiPriority="48"/>
+    <w:lsdException w:name="List Table 4 Accent 1" w:uiPriority="49"/>
+    <w:lsdException w:name="List Table 5 Dark Accent 1" w:uiPriority="50"/>
+    <w:lsdException w:name="List Table 6 Colorful Accent 1" w:uiPriority="51"/>
+    <w:lsdException w:name="List Table 7 Colorful Accent 1" w:uiPriority="52"/>
+    <w:lsdException w:name="List Table 1 Light Accent 2" w:uiPriority="46"/>
+    <w:lsdException w:name="List Table 2 Accent 2" w:uiPriority="47"/>
+    <w:lsdException w:name="List Table 3 Accent 2" w:uiPriority="48"/>
+    <w:lsdException w:name="List Table 4 Accent 2" w:uiPriority="49"/>
+    <w:lsdException w:name="List Table 5 Dark Accent 2" w:uiPriority="50"/>
+    <w:lsdException w:name="List Table 6 Colorful Accent 2" w:uiPriority="51"/>
+    <w:lsdException w:name="List Table 7 Colorful Accent 2" w:uiPriority="52"/>
+    <w:lsdException w:name="List Table 1 Light Accent 3" w:uiPriority="46"/>
+    <w:lsdException w:name="List Table 2 Accent 3" w:uiPriority="47"/>
+    <w:lsdException w:name="List Table 3 Accent 3" w:uiPriority="48"/>
+    <w:lsdException w:name="List Table 4 Accent 3" w:uiPriority="49"/>
+    <w:lsdException w:name="List Table 5 Dark Accent 3" w:uiPriority="50"/>
+    <w:lsdException w:name="List Table 6 Colorful Accent 3" w:uiPriority="51"/>
+    <w:lsdException w:name="List Table 7 Colorful Accent 3" w:uiPriority="52"/>
+    <w:lsdException w:name="List Table 1 Light Accent 4" w:uiPriority="46"/>
+    <w:lsdException w:name="List Table 2 Accent 4" w:uiPriority="47"/>
+    <w:lsdException w:name="List Table 3 Accent 4" w:uiPriority="48"/>
+    <w:lsdException w:name="List Table 4 Accent 4" w:uiPriority="49"/>
+    <w:lsdException w:name="List Table 5 Dark Accent 4" w:uiPriority="50"/>
+    <w:lsdException w:name="List Table 6 Colorful Accent 4" w:uiPriority="51"/>
+    <w:lsdException w:name="List Table 7 Colorful Accent 4" w:uiPriority="52"/>
+    <w:lsdException w:name="List Table 1 Light Accent 5" w:uiPriority="46"/>
+    <w:lsdException w:name="List Table 2 Accent 5" w:uiPriority="47"/>
+    <w:lsdException w:name="List Table 3 Accent 5" w:uiPriority="48"/>
+    <w:lsdException w:name="List Table 4 Accent 5" w:uiPriority="49"/>
+    <w:lsdException w:name="List Table 5 Dark Accent 5" w:uiPriority="50"/>
+    <w:lsdException w:name="List Table 6 Colorful Accent 5" w:uiPriority="51"/>
+    <w:lsdException w:name="List Table 7 Colorful Accent 5" w:uiPriority="52"/>
+    <w:lsdException w:name="List Table 1 Light Accent 6" w:uiPriority="46"/>
+    <w:lsdException w:name="List Table 2 Accent 6" w:uiPriority="47"/>
+    <w:lsdException w:name="List Table 3 Accent 6" w:uiPriority="48"/>
+    <w:lsdException w:name="List Table 4 Accent 6" w:uiPriority="49"/>
+    <w:lsdException w:name="List Table 5 Dark Accent 6" w:uiPriority="50"/>
+    <w:lsdException w:name="List Table 6 Colorful Accent 6" w:uiPriority="51"/>
+    <w:lsdException w:name="List Table 7 Colorful Accent 6" w:uiPriority="52"/>
+    <w:lsdException w:name="Mention" w:semiHidden="1" w:unhideWhenUsed="1"/>
+    <w:lsdException w:name="Smart Hyperlink" w:semiHidden="1" w:unhideWhenUsed="1"/>
+    <w:lsdException w:name="Hashtag" w:semiHidden="1" w:unhideWhenUsed="1"/>
+    <w:lsdException w:name="Unresolved Mention" w:semiHidden="1" w:unhideWhenUsed="1"/>
+    <w:lsdException w:name="Smart Link" w:semiHidden="1" w:unhideWhenUsed="1"/>
+  </w:latentStyles>
+  <w:style w:type="paragraph" w:default="1" w:styleId="Normal">
     <w:name w:val="Normal"/>
     <w:qFormat/>
   </w:style>
-  <w:style w:type="table" w:styleId="TableNormal" w:default="true">
-    <w:name w:val="Normal Table"/>
-    <w:uiPriority w:val="99"/>
-    <w:semiHidden/>
-    <w:unhideWhenUsed/>
-    <w:tblPr>
-      <w:tblInd w:type="dxa" w:w="0"/>
-      <w:tblCellMar>
-        <w:top w:type="dxa" w:w="0"/>
-        <w:left w:type="dxa" w:w="108"/>
-        <w:bottom w:type="dxa" w:w="0"/>
-        <w:right w:type="dxa" w:w="108"/>
-      </w:tblCellMar>
-    </w:tblPr>
-  </w:style>
-  <w:style w:type="paragraph" w:styleId="Title">
-    <w:name w:val="Title"/>
+  <w:style w:type="paragraph" w:styleId="Heading1">
+    <w:name w:val="heading 1"/>
     <w:basedOn w:val="Normal"/>
     <w:next w:val="Normal"/>
+    <w:uiPriority w:val="9"/>
     <w:qFormat/>
-    <w:rPr>
-      <w:sz w:val="56"/>
-      <w:szCs w:val="56"/>
-    </w:rPr>
-  </w:style>
-  <w:style w:type="paragraph" w:styleId="Heading1">
-    <w:name w:val="Heading 1"/>
-    <w:basedOn w:val="Normal"/>
-    <w:next w:val="Normal"/>
-    <w:qFormat/>
+    <w:pPr>
+      <w:outlineLvl w:val="0"/>
+    </w:pPr>
     <w:rPr>
       <w:color w:val="2E74B5"/>
       <w:sz w:val="32"/>
@@ -4091,10 +7845,15 @@
     </w:rPr>
   </w:style>
   <w:style w:type="paragraph" w:styleId="Heading2">
-    <w:name w:val="Heading 2"/>
+    <w:name w:val="heading 2"/>
     <w:basedOn w:val="Normal"/>
     <w:next w:val="Normal"/>
+    <w:uiPriority w:val="9"/>
+    <w:unhideWhenUsed/>
     <w:qFormat/>
+    <w:pPr>
+      <w:outlineLvl w:val="1"/>
+    </w:pPr>
     <w:rPr>
       <w:color w:val="2E74B5"/>
       <w:sz w:val="26"/>
@@ -4102,10 +7861,16 @@
     </w:rPr>
   </w:style>
   <w:style w:type="paragraph" w:styleId="Heading3">
-    <w:name w:val="Heading 3"/>
+    <w:name w:val="heading 3"/>
     <w:basedOn w:val="Normal"/>
     <w:next w:val="Normal"/>
+    <w:uiPriority w:val="9"/>
+    <w:semiHidden/>
+    <w:unhideWhenUsed/>
     <w:qFormat/>
+    <w:pPr>
+      <w:outlineLvl w:val="2"/>
+    </w:pPr>
     <w:rPr>
       <w:color w:val="1F4D78"/>
       <w:sz w:val="24"/>
@@ -4113,10 +7878,16 @@
     </w:rPr>
   </w:style>
   <w:style w:type="paragraph" w:styleId="Heading4">
-    <w:name w:val="Heading 4"/>
+    <w:name w:val="heading 4"/>
     <w:basedOn w:val="Normal"/>
     <w:next w:val="Normal"/>
+    <w:uiPriority w:val="9"/>
+    <w:semiHidden/>
+    <w:unhideWhenUsed/>
     <w:qFormat/>
+    <w:pPr>
+      <w:outlineLvl w:val="3"/>
+    </w:pPr>
     <w:rPr>
       <w:i/>
       <w:iCs/>
@@ -4124,25 +7895,75 @@
     </w:rPr>
   </w:style>
   <w:style w:type="paragraph" w:styleId="Heading5">
-    <w:name w:val="Heading 5"/>
+    <w:name w:val="heading 5"/>
     <w:basedOn w:val="Normal"/>
     <w:next w:val="Normal"/>
+    <w:uiPriority w:val="9"/>
+    <w:semiHidden/>
+    <w:unhideWhenUsed/>
     <w:qFormat/>
+    <w:pPr>
+      <w:outlineLvl w:val="4"/>
+    </w:pPr>
     <w:rPr>
       <w:color w:val="2E74B5"/>
     </w:rPr>
   </w:style>
   <w:style w:type="paragraph" w:styleId="Heading6">
-    <w:name w:val="Heading 6"/>
+    <w:name w:val="heading 6"/>
     <w:basedOn w:val="Normal"/>
     <w:next w:val="Normal"/>
+    <w:uiPriority w:val="9"/>
+    <w:semiHidden/>
+    <w:unhideWhenUsed/>
     <w:qFormat/>
+    <w:pPr>
+      <w:outlineLvl w:val="5"/>
+    </w:pPr>
     <w:rPr>
       <w:color w:val="1F4D78"/>
     </w:rPr>
   </w:style>
-  <w:style w:type="paragraph" w:styleId="Strong">
-    <w:name w:val="Strong"/>
+  <w:style w:type="character" w:default="1" w:styleId="DefaultParagraphFont">
+    <w:name w:val="Default Paragraph Font"/>
+    <w:uiPriority w:val="1"/>
+    <w:semiHidden/>
+    <w:unhideWhenUsed/>
+  </w:style>
+  <w:style w:type="table" w:default="1" w:styleId="TableNormal">
+    <w:name w:val="Normal Table"/>
+    <w:uiPriority w:val="99"/>
+    <w:semiHidden/>
+    <w:unhideWhenUsed/>
+    <w:tblPr>
+      <w:tblInd w:w="0" w:type="dxa"/>
+      <w:tblCellMar>
+        <w:top w:w="0" w:type="dxa"/>
+        <w:left w:w="108" w:type="dxa"/>
+        <w:bottom w:w="0" w:type="dxa"/>
+        <w:right w:w="108" w:type="dxa"/>
+      </w:tblCellMar>
+    </w:tblPr>
+  </w:style>
+  <w:style w:type="numbering" w:default="1" w:styleId="NoList">
+    <w:name w:val="No List"/>
+    <w:uiPriority w:val="99"/>
+    <w:semiHidden/>
+    <w:unhideWhenUsed/>
+  </w:style>
+  <w:style w:type="paragraph" w:styleId="Title">
+    <w:name w:val="Title"/>
+    <w:basedOn w:val="Normal"/>
+    <w:next w:val="Normal"/>
+    <w:uiPriority w:val="10"/>
+    <w:qFormat/>
+    <w:rPr>
+      <w:sz w:val="56"/>
+      <w:szCs w:val="56"/>
+    </w:rPr>
+  </w:style>
+  <w:style w:type="paragraph" w:customStyle="1" w:styleId="Strong1">
+    <w:name w:val="Strong1"/>
     <w:basedOn w:val="Normal"/>
     <w:next w:val="Normal"/>
     <w:qFormat/>
@@ -4158,7 +7979,6 @@
   </w:style>
   <w:style w:type="character" w:styleId="Hyperlink">
     <w:name w:val="Hyperlink"/>
-    <w:basedOn w:val="DefaultParagraphFont"/>
     <w:uiPriority w:val="99"/>
     <w:unhideWhenUsed/>
     <w:rPr>
@@ -4168,7 +7988,6 @@
   </w:style>
   <w:style w:type="character" w:styleId="FootnoteReference">
     <w:name w:val="footnote reference"/>
-    <w:basedOn w:val="DefaultParagraphFont"/>
     <w:uiPriority w:val="99"/>
     <w:semiHidden/>
     <w:unhideWhenUsed/>
@@ -4183,17 +8002,13 @@
     <w:uiPriority w:val="99"/>
     <w:semiHidden/>
     <w:unhideWhenUsed/>
-    <w:pPr>
-      <w:spacing w:after="0" w:line="240" w:lineRule="auto"/>
-    </w:pPr>
     <w:rPr>
       <w:sz w:val="20"/>
       <w:szCs w:val="20"/>
     </w:rPr>
   </w:style>
-  <w:style w:type="character" w:styleId="FootnoteTextChar">
+  <w:style w:type="character" w:customStyle="1" w:styleId="FootnoteTextChar">
     <w:name w:val="Footnote Text Char"/>
-    <w:basedOn w:val="DefaultParagraphFont"/>
     <w:link w:val="FootnoteText"/>
     <w:uiPriority w:val="99"/>
     <w:semiHidden/>
@@ -4205,7 +8020,6 @@
   </w:style>
   <w:style w:type="character" w:styleId="EndnoteReference">
     <w:name w:val="endnote reference"/>
-    <w:basedOn w:val="DefaultParagraphFont"/>
     <w:uiPriority w:val="99"/>
     <w:semiHidden/>
     <w:unhideWhenUsed/>
@@ -4220,17 +8034,13 @@
     <w:uiPriority w:val="99"/>
     <w:semiHidden/>
     <w:unhideWhenUsed/>
-    <w:pPr>
-      <w:spacing w:after="0" w:line="240" w:lineRule="auto"/>
-    </w:pPr>
     <w:rPr>
       <w:sz w:val="20"/>
       <w:szCs w:val="20"/>
     </w:rPr>
   </w:style>
-  <w:style w:type="character" w:styleId="EndnoteTextChar">
+  <w:style w:type="character" w:customStyle="1" w:styleId="EndnoteTextChar">
     <w:name w:val="Endnote Text Char"/>
-    <w:basedOn w:val="DefaultParagraphFont"/>
     <w:link w:val="EndnoteText"/>
     <w:uiPriority w:val="99"/>
     <w:semiHidden/>
@@ -4395,7 +8205,7 @@
         <a:solidFill>
           <a:schemeClr val="phClr"/>
         </a:solidFill>
-        <a:gradFill rotWithShape="true">
+        <a:gradFill rotWithShape="1">
           <a:gsLst>
             <a:gs pos="0">
               <a:schemeClr val="phClr">
@@ -4419,9 +8229,9 @@
               </a:schemeClr>
             </a:gs>
           </a:gsLst>
-          <a:lin ang="5400000" scaled="false"/>
+          <a:lin ang="5400000" scaled="0"/>
         </a:gradFill>
-        <a:gradFill rotWithShape="true">
+        <a:gradFill rotWithShape="1">
           <a:gsLst>
             <a:gs pos="0">
               <a:schemeClr val="phClr">
@@ -4445,7 +8255,7 @@
               </a:schemeClr>
             </a:gs>
           </a:gsLst>
-          <a:lin ang="5400000" scaled="false"/>
+          <a:lin ang="5400000" scaled="0"/>
         </a:gradFill>
       </a:fillStyleLst>
       <a:lnStyleLst>
@@ -4480,7 +8290,7 @@
         </a:effectStyle>
         <a:effectStyle>
           <a:effectLst>
-            <a:outerShdw blurRad="57150" dist="19050" dir="5400000" algn="ctr" rotWithShape="false">
+            <a:outerShdw blurRad="57150" dist="19050" dir="5400000" algn="ctr" rotWithShape="0">
               <a:srgbClr val="000000">
                 <a:alpha val="63000"/>
               </a:srgbClr>
@@ -4498,7 +8308,7 @@
             <a:satMod val="170000"/>
           </a:schemeClr>
         </a:solidFill>
-        <a:gradFill rotWithShape="true">
+        <a:gradFill rotWithShape="1">
           <a:gsLst>
             <a:gs pos="0">
               <a:schemeClr val="phClr">
@@ -4523,7 +8333,7 @@
               </a:schemeClr>
             </a:gs>
           </a:gsLst>
-          <a:lin ang="5400000" scaled="false"/>
+          <a:lin ang="5400000" scaled="0"/>
         </a:gradFill>
       </a:bgFillStyleLst>
     </a:fmtScheme>
